--- a/dokumentacja.docx
+++ b/dokumentacja.docx
@@ -85,7 +85,27 @@
           <w:sz w:val="44"/>
           <w:szCs w:val="44"/>
         </w:rPr>
-        <w:t>, ich zmienne, i klucze</w:t>
+        <w:t xml:space="preserve">, ich </w:t>
+      </w:r>
+      <w:proofErr w:type="gramStart"/>
+      <w:r>
+        <w:rPr>
+          <w:b/>
+          <w:bCs/>
+          <w:sz w:val="44"/>
+          <w:szCs w:val="44"/>
+        </w:rPr>
+        <w:t>zmienne,</w:t>
+      </w:r>
+      <w:proofErr w:type="gramEnd"/>
+      <w:r>
+        <w:rPr>
+          <w:b/>
+          <w:bCs/>
+          <w:sz w:val="44"/>
+          <w:szCs w:val="44"/>
+        </w:rPr>
+        <w:t xml:space="preserve"> i klucze</w:t>
       </w:r>
     </w:p>
     <w:p>
@@ -105,7 +125,7 @@
     </w:p>
     <w:p>
       <w:pPr>
-        <w:pStyle w:val="ListParagraph"/>
+        <w:pStyle w:val="Akapitzlist"/>
         <w:numPr>
           <w:ilvl w:val="0"/>
           <w:numId w:val="2"/>
@@ -139,7 +159,7 @@
     </w:p>
     <w:p>
       <w:pPr>
-        <w:pStyle w:val="ListParagraph"/>
+        <w:pStyle w:val="Akapitzlist"/>
         <w:numPr>
           <w:ilvl w:val="0"/>
           <w:numId w:val="2"/>
@@ -166,12 +186,30 @@
           <w:szCs w:val="26"/>
           <w:lang w:val="en-US"/>
         </w:rPr>
-        <w:t xml:space="preserve"> varchar(100) NOT NULL</w:t>
+        <w:t xml:space="preserve"> </w:t>
+      </w:r>
+      <w:proofErr w:type="gramStart"/>
+      <w:r>
+        <w:rPr>
+          <w:sz w:val="26"/>
+          <w:szCs w:val="26"/>
+          <w:lang w:val="en-US"/>
+        </w:rPr>
+        <w:t>varchar(</w:t>
+      </w:r>
+      <w:proofErr w:type="gramEnd"/>
+      <w:r>
+        <w:rPr>
+          <w:sz w:val="26"/>
+          <w:szCs w:val="26"/>
+          <w:lang w:val="en-US"/>
+        </w:rPr>
+        <w:t>100) NOT NULL</w:t>
       </w:r>
     </w:p>
     <w:p>
       <w:pPr>
-        <w:pStyle w:val="ListParagraph"/>
+        <w:pStyle w:val="Akapitzlist"/>
         <w:numPr>
           <w:ilvl w:val="0"/>
           <w:numId w:val="2"/>
@@ -211,7 +249,7 @@
     </w:p>
     <w:p>
       <w:pPr>
-        <w:pStyle w:val="ListParagraph"/>
+        <w:pStyle w:val="Akapitzlist"/>
         <w:numPr>
           <w:ilvl w:val="0"/>
           <w:numId w:val="2"/>
@@ -246,12 +284,30 @@
           <w:szCs w:val="26"/>
           <w:lang w:val="en-US"/>
         </w:rPr>
-        <w:t xml:space="preserve"> varchar(6) NOT NULL</w:t>
+        <w:t xml:space="preserve"> </w:t>
+      </w:r>
+      <w:proofErr w:type="gramStart"/>
+      <w:r>
+        <w:rPr>
+          <w:sz w:val="26"/>
+          <w:szCs w:val="26"/>
+          <w:lang w:val="en-US"/>
+        </w:rPr>
+        <w:t>varchar(</w:t>
+      </w:r>
+      <w:proofErr w:type="gramEnd"/>
+      <w:r>
+        <w:rPr>
+          <w:sz w:val="26"/>
+          <w:szCs w:val="26"/>
+          <w:lang w:val="en-US"/>
+        </w:rPr>
+        <w:t>6) NOT NULL</w:t>
       </w:r>
     </w:p>
     <w:p>
       <w:pPr>
-        <w:pStyle w:val="ListParagraph"/>
+        <w:pStyle w:val="Akapitzlist"/>
         <w:numPr>
           <w:ilvl w:val="0"/>
           <w:numId w:val="2"/>
@@ -286,12 +342,30 @@
           <w:szCs w:val="26"/>
           <w:lang w:val="en-US"/>
         </w:rPr>
-        <w:t xml:space="preserve"> varchar(100) NOT NULL</w:t>
+        <w:t xml:space="preserve"> </w:t>
+      </w:r>
+      <w:proofErr w:type="gramStart"/>
+      <w:r>
+        <w:rPr>
+          <w:sz w:val="26"/>
+          <w:szCs w:val="26"/>
+          <w:lang w:val="en-US"/>
+        </w:rPr>
+        <w:t>varchar(</w:t>
+      </w:r>
+      <w:proofErr w:type="gramEnd"/>
+      <w:r>
+        <w:rPr>
+          <w:sz w:val="26"/>
+          <w:szCs w:val="26"/>
+          <w:lang w:val="en-US"/>
+        </w:rPr>
+        <w:t>100) NOT NULL</w:t>
       </w:r>
     </w:p>
     <w:p>
       <w:pPr>
-        <w:pStyle w:val="ListParagraph"/>
+        <w:pStyle w:val="Akapitzlist"/>
         <w:numPr>
           <w:ilvl w:val="0"/>
           <w:numId w:val="2"/>
@@ -326,7 +400,25 @@
           <w:szCs w:val="26"/>
           <w:lang w:val="en-US"/>
         </w:rPr>
-        <w:t xml:space="preserve"> varchar(100) NOT NULL</w:t>
+        <w:t xml:space="preserve"> </w:t>
+      </w:r>
+      <w:proofErr w:type="gramStart"/>
+      <w:r>
+        <w:rPr>
+          <w:sz w:val="26"/>
+          <w:szCs w:val="26"/>
+          <w:lang w:val="en-US"/>
+        </w:rPr>
+        <w:t>varchar(</w:t>
+      </w:r>
+      <w:proofErr w:type="gramEnd"/>
+      <w:r>
+        <w:rPr>
+          <w:sz w:val="26"/>
+          <w:szCs w:val="26"/>
+          <w:lang w:val="en-US"/>
+        </w:rPr>
+        <w:t>100) NOT NULL</w:t>
       </w:r>
     </w:p>
     <w:p>
@@ -365,7 +457,39 @@
           <w:sz w:val="26"/>
           <w:szCs w:val="26"/>
         </w:rPr>
-        <w:t xml:space="preserve"> ~'^[0-9]{2}\-[0-9]{3}'</w:t>
+        <w:t xml:space="preserve"> ~'</w:t>
+      </w:r>
+      <w:proofErr w:type="gramStart"/>
+      <w:r>
+        <w:rPr>
+          <w:sz w:val="26"/>
+          <w:szCs w:val="26"/>
+        </w:rPr>
+        <w:t>^[</w:t>
+      </w:r>
+      <w:proofErr w:type="gramEnd"/>
+      <w:r>
+        <w:rPr>
+          <w:sz w:val="26"/>
+          <w:szCs w:val="26"/>
+        </w:rPr>
+        <w:t>0-9]{</w:t>
+      </w:r>
+      <w:proofErr w:type="gramStart"/>
+      <w:r>
+        <w:rPr>
+          <w:sz w:val="26"/>
+          <w:szCs w:val="26"/>
+        </w:rPr>
+        <w:t>2}\-[</w:t>
+      </w:r>
+      <w:proofErr w:type="gramEnd"/>
+      <w:r>
+        <w:rPr>
+          <w:sz w:val="26"/>
+          <w:szCs w:val="26"/>
+        </w:rPr>
+        <w:t>0-9]{3}'</w:t>
       </w:r>
     </w:p>
     <w:p>
@@ -385,7 +509,7 @@
     </w:p>
     <w:p>
       <w:pPr>
-        <w:pStyle w:val="ListParagraph"/>
+        <w:pStyle w:val="Akapitzlist"/>
         <w:numPr>
           <w:ilvl w:val="0"/>
           <w:numId w:val="3"/>
@@ -419,7 +543,7 @@
     </w:p>
     <w:p>
       <w:pPr>
-        <w:pStyle w:val="ListParagraph"/>
+        <w:pStyle w:val="Akapitzlist"/>
         <w:numPr>
           <w:ilvl w:val="0"/>
           <w:numId w:val="3"/>
@@ -454,12 +578,30 @@
           <w:szCs w:val="26"/>
           <w:lang w:val="en-US"/>
         </w:rPr>
-        <w:t xml:space="preserve"> VARCHAR(50) NOT NULL</w:t>
+        <w:t xml:space="preserve"> </w:t>
+      </w:r>
+      <w:proofErr w:type="gramStart"/>
+      <w:r>
+        <w:rPr>
+          <w:sz w:val="26"/>
+          <w:szCs w:val="26"/>
+          <w:lang w:val="en-US"/>
+        </w:rPr>
+        <w:t>VARCHAR(</w:t>
+      </w:r>
+      <w:proofErr w:type="gramEnd"/>
+      <w:r>
+        <w:rPr>
+          <w:sz w:val="26"/>
+          <w:szCs w:val="26"/>
+          <w:lang w:val="en-US"/>
+        </w:rPr>
+        <w:t>50) NOT NULL</w:t>
       </w:r>
     </w:p>
     <w:p>
       <w:pPr>
-        <w:pStyle w:val="ListParagraph"/>
+        <w:pStyle w:val="Akapitzlist"/>
         <w:numPr>
           <w:ilvl w:val="0"/>
           <w:numId w:val="3"/>
@@ -494,12 +636,30 @@
           <w:szCs w:val="26"/>
           <w:lang w:val="en-US"/>
         </w:rPr>
-        <w:t xml:space="preserve"> VARCHAR(50) NOT NULL</w:t>
+        <w:t xml:space="preserve"> </w:t>
+      </w:r>
+      <w:proofErr w:type="gramStart"/>
+      <w:r>
+        <w:rPr>
+          <w:sz w:val="26"/>
+          <w:szCs w:val="26"/>
+          <w:lang w:val="en-US"/>
+        </w:rPr>
+        <w:t>VARCHAR(</w:t>
+      </w:r>
+      <w:proofErr w:type="gramEnd"/>
+      <w:r>
+        <w:rPr>
+          <w:sz w:val="26"/>
+          <w:szCs w:val="26"/>
+          <w:lang w:val="en-US"/>
+        </w:rPr>
+        <w:t>50) NOT NULL</w:t>
       </w:r>
     </w:p>
     <w:p>
       <w:pPr>
-        <w:pStyle w:val="ListParagraph"/>
+        <w:pStyle w:val="Akapitzlist"/>
         <w:numPr>
           <w:ilvl w:val="0"/>
           <w:numId w:val="3"/>
@@ -557,7 +717,7 @@
     </w:p>
     <w:p>
       <w:pPr>
-        <w:pStyle w:val="ListParagraph"/>
+        <w:pStyle w:val="Akapitzlist"/>
         <w:numPr>
           <w:ilvl w:val="0"/>
           <w:numId w:val="3"/>
@@ -597,7 +757,7 @@
     </w:p>
     <w:p>
       <w:pPr>
-        <w:pStyle w:val="ListParagraph"/>
+        <w:pStyle w:val="Akapitzlist"/>
         <w:numPr>
           <w:ilvl w:val="0"/>
           <w:numId w:val="3"/>
@@ -614,12 +774,30 @@
           <w:szCs w:val="26"/>
           <w:lang w:val="en-US"/>
         </w:rPr>
-        <w:t xml:space="preserve"> email VARCHAR(100)</w:t>
+        <w:t xml:space="preserve"> email </w:t>
+      </w:r>
+      <w:proofErr w:type="gramStart"/>
+      <w:r>
+        <w:rPr>
+          <w:sz w:val="26"/>
+          <w:szCs w:val="26"/>
+          <w:lang w:val="en-US"/>
+        </w:rPr>
+        <w:t>VARCHAR(</w:t>
+      </w:r>
+      <w:proofErr w:type="gramEnd"/>
+      <w:r>
+        <w:rPr>
+          <w:sz w:val="26"/>
+          <w:szCs w:val="26"/>
+          <w:lang w:val="en-US"/>
+        </w:rPr>
+        <w:t>100)</w:t>
       </w:r>
     </w:p>
     <w:p>
       <w:pPr>
-        <w:pStyle w:val="ListParagraph"/>
+        <w:pStyle w:val="Akapitzlist"/>
         <w:numPr>
           <w:ilvl w:val="0"/>
           <w:numId w:val="3"/>
@@ -654,12 +832,30 @@
           <w:szCs w:val="26"/>
           <w:lang w:val="en-US"/>
         </w:rPr>
-        <w:t xml:space="preserve"> varchar(12) UNIQUE NOT NULL</w:t>
+        <w:t xml:space="preserve"> </w:t>
+      </w:r>
+      <w:proofErr w:type="gramStart"/>
+      <w:r>
+        <w:rPr>
+          <w:sz w:val="26"/>
+          <w:szCs w:val="26"/>
+          <w:lang w:val="en-US"/>
+        </w:rPr>
+        <w:t>varchar(</w:t>
+      </w:r>
+      <w:proofErr w:type="gramEnd"/>
+      <w:r>
+        <w:rPr>
+          <w:sz w:val="26"/>
+          <w:szCs w:val="26"/>
+          <w:lang w:val="en-US"/>
+        </w:rPr>
+        <w:t>12) UNIQUE NOT NULL</w:t>
       </w:r>
     </w:p>
     <w:p>
       <w:pPr>
-        <w:pStyle w:val="ListParagraph"/>
+        <w:pStyle w:val="Akapitzlist"/>
         <w:numPr>
           <w:ilvl w:val="0"/>
           <w:numId w:val="3"/>
@@ -699,7 +895,7 @@
     </w:p>
     <w:p>
       <w:pPr>
-        <w:pStyle w:val="ListParagraph"/>
+        <w:pStyle w:val="Akapitzlist"/>
         <w:numPr>
           <w:ilvl w:val="0"/>
           <w:numId w:val="3"/>
@@ -771,7 +967,55 @@
           <w:sz w:val="26"/>
           <w:szCs w:val="26"/>
         </w:rPr>
-        <w:t>CHECK (email ~ '.*@{1}.*\.{1}.*')</w:t>
+        <w:t xml:space="preserve">CHECK (email ~ </w:t>
+      </w:r>
+      <w:proofErr w:type="gramStart"/>
+      <w:r>
+        <w:rPr>
+          <w:sz w:val="26"/>
+          <w:szCs w:val="26"/>
+        </w:rPr>
+        <w:t>'.*@{</w:t>
+      </w:r>
+      <w:proofErr w:type="gramEnd"/>
+      <w:r>
+        <w:rPr>
+          <w:sz w:val="26"/>
+          <w:szCs w:val="26"/>
+        </w:rPr>
+        <w:t>1</w:t>
+      </w:r>
+      <w:proofErr w:type="gramStart"/>
+      <w:r>
+        <w:rPr>
+          <w:sz w:val="26"/>
+          <w:szCs w:val="26"/>
+        </w:rPr>
+        <w:t>}.*</w:t>
+      </w:r>
+      <w:proofErr w:type="gramEnd"/>
+      <w:r>
+        <w:rPr>
+          <w:sz w:val="26"/>
+          <w:szCs w:val="26"/>
+        </w:rPr>
+        <w:t>\.{1</w:t>
+      </w:r>
+      <w:proofErr w:type="gramStart"/>
+      <w:r>
+        <w:rPr>
+          <w:sz w:val="26"/>
+          <w:szCs w:val="26"/>
+        </w:rPr>
+        <w:t>}.*</w:t>
+      </w:r>
+      <w:proofErr w:type="gramEnd"/>
+      <w:r>
+        <w:rPr>
+          <w:sz w:val="26"/>
+          <w:szCs w:val="26"/>
+        </w:rPr>
+        <w:t>')</w:t>
       </w:r>
       <w:r>
         <w:rPr>
@@ -786,7 +1030,55 @@
           <w:sz w:val="26"/>
           <w:szCs w:val="26"/>
         </w:rPr>
-        <w:t>CHECK (email ~ '.*@{1}.*\.{1}.*')</w:t>
+        <w:t xml:space="preserve">CHECK (email ~ </w:t>
+      </w:r>
+      <w:proofErr w:type="gramStart"/>
+      <w:r>
+        <w:rPr>
+          <w:sz w:val="26"/>
+          <w:szCs w:val="26"/>
+        </w:rPr>
+        <w:t>'.*@{</w:t>
+      </w:r>
+      <w:proofErr w:type="gramEnd"/>
+      <w:r>
+        <w:rPr>
+          <w:sz w:val="26"/>
+          <w:szCs w:val="26"/>
+        </w:rPr>
+        <w:t>1</w:t>
+      </w:r>
+      <w:proofErr w:type="gramStart"/>
+      <w:r>
+        <w:rPr>
+          <w:sz w:val="26"/>
+          <w:szCs w:val="26"/>
+        </w:rPr>
+        <w:t>}.*</w:t>
+      </w:r>
+      <w:proofErr w:type="gramEnd"/>
+      <w:r>
+        <w:rPr>
+          <w:sz w:val="26"/>
+          <w:szCs w:val="26"/>
+        </w:rPr>
+        <w:t>\.{1</w:t>
+      </w:r>
+      <w:proofErr w:type="gramStart"/>
+      <w:r>
+        <w:rPr>
+          <w:sz w:val="26"/>
+          <w:szCs w:val="26"/>
+        </w:rPr>
+        <w:t>}.*</w:t>
+      </w:r>
+      <w:proofErr w:type="gramEnd"/>
+      <w:r>
+        <w:rPr>
+          <w:sz w:val="26"/>
+          <w:szCs w:val="26"/>
+        </w:rPr>
+        <w:t>')</w:t>
       </w:r>
       <w:r>
         <w:rPr>
@@ -801,7 +1093,55 @@
           <w:sz w:val="26"/>
           <w:szCs w:val="26"/>
         </w:rPr>
-        <w:t>CHECK (telefon ~'^\+[0-9]{10,12}$')</w:t>
+        <w:t>CHECK (telefon ~'^\</w:t>
+      </w:r>
+      <w:proofErr w:type="gramStart"/>
+      <w:r>
+        <w:rPr>
+          <w:sz w:val="26"/>
+          <w:szCs w:val="26"/>
+        </w:rPr>
+        <w:t>+[</w:t>
+      </w:r>
+      <w:proofErr w:type="gramEnd"/>
+      <w:r>
+        <w:rPr>
+          <w:sz w:val="26"/>
+          <w:szCs w:val="26"/>
+        </w:rPr>
+        <w:t>0-</w:t>
+      </w:r>
+      <w:proofErr w:type="gramStart"/>
+      <w:r>
+        <w:rPr>
+          <w:sz w:val="26"/>
+          <w:szCs w:val="26"/>
+        </w:rPr>
+        <w:t>9]{</w:t>
+      </w:r>
+      <w:proofErr w:type="gramEnd"/>
+      <w:r>
+        <w:rPr>
+          <w:sz w:val="26"/>
+          <w:szCs w:val="26"/>
+        </w:rPr>
+        <w:t>10,</w:t>
+      </w:r>
+      <w:proofErr w:type="gramStart"/>
+      <w:r>
+        <w:rPr>
+          <w:sz w:val="26"/>
+          <w:szCs w:val="26"/>
+        </w:rPr>
+        <w:t>12}$</w:t>
+      </w:r>
+      <w:proofErr w:type="gramEnd"/>
+      <w:r>
+        <w:rPr>
+          <w:sz w:val="26"/>
+          <w:szCs w:val="26"/>
+        </w:rPr>
+        <w:t>')</w:t>
       </w:r>
     </w:p>
     <w:p>
@@ -835,7 +1175,7 @@
     </w:p>
     <w:p>
       <w:pPr>
-        <w:pStyle w:val="ListParagraph"/>
+        <w:pStyle w:val="Akapitzlist"/>
         <w:numPr>
           <w:ilvl w:val="0"/>
           <w:numId w:val="4"/>
@@ -870,7 +1210,7 @@
     </w:p>
     <w:p>
       <w:pPr>
-        <w:pStyle w:val="ListParagraph"/>
+        <w:pStyle w:val="Akapitzlist"/>
         <w:numPr>
           <w:ilvl w:val="0"/>
           <w:numId w:val="4"/>
@@ -905,7 +1245,25 @@
           <w:szCs w:val="26"/>
           <w:lang w:val="en-US"/>
         </w:rPr>
-        <w:t xml:space="preserve"> varchar(50) DEFAULT '</w:t>
+        <w:t xml:space="preserve"> </w:t>
+      </w:r>
+      <w:proofErr w:type="gramStart"/>
+      <w:r>
+        <w:rPr>
+          <w:sz w:val="26"/>
+          <w:szCs w:val="26"/>
+          <w:lang w:val="en-US"/>
+        </w:rPr>
+        <w:t>varchar(</w:t>
+      </w:r>
+      <w:proofErr w:type="gramEnd"/>
+      <w:r>
+        <w:rPr>
+          <w:sz w:val="26"/>
+          <w:szCs w:val="26"/>
+          <w:lang w:val="en-US"/>
+        </w:rPr>
+        <w:t>50) DEFAULT '</w:t>
       </w:r>
       <w:proofErr w:type="spellStart"/>
       <w:r>
@@ -928,7 +1286,7 @@
     </w:p>
     <w:p>
       <w:pPr>
-        <w:pStyle w:val="ListParagraph"/>
+        <w:pStyle w:val="Akapitzlist"/>
         <w:numPr>
           <w:ilvl w:val="0"/>
           <w:numId w:val="4"/>
@@ -963,12 +1321,30 @@
           <w:szCs w:val="26"/>
           <w:lang w:val="en-US"/>
         </w:rPr>
-        <w:t xml:space="preserve"> decimal(100,2) NOT NULL</w:t>
+        <w:t xml:space="preserve"> </w:t>
+      </w:r>
+      <w:proofErr w:type="gramStart"/>
+      <w:r>
+        <w:rPr>
+          <w:sz w:val="26"/>
+          <w:szCs w:val="26"/>
+          <w:lang w:val="en-US"/>
+        </w:rPr>
+        <w:t>decimal(</w:t>
+      </w:r>
+      <w:proofErr w:type="gramEnd"/>
+      <w:r>
+        <w:rPr>
+          <w:sz w:val="26"/>
+          <w:szCs w:val="26"/>
+          <w:lang w:val="en-US"/>
+        </w:rPr>
+        <w:t>100,2) NOT NULL</w:t>
       </w:r>
     </w:p>
     <w:p>
       <w:pPr>
-        <w:pStyle w:val="ListParagraph"/>
+        <w:pStyle w:val="Akapitzlist"/>
         <w:numPr>
           <w:ilvl w:val="0"/>
           <w:numId w:val="4"/>
@@ -1003,12 +1379,30 @@
           <w:szCs w:val="26"/>
           <w:lang w:val="en-US"/>
         </w:rPr>
-        <w:t xml:space="preserve"> varchar(4) NOT NULL DEFAULT 'ZŁ'</w:t>
+        <w:t xml:space="preserve"> </w:t>
+      </w:r>
+      <w:proofErr w:type="gramStart"/>
+      <w:r>
+        <w:rPr>
+          <w:sz w:val="26"/>
+          <w:szCs w:val="26"/>
+          <w:lang w:val="en-US"/>
+        </w:rPr>
+        <w:t>varchar(</w:t>
+      </w:r>
+      <w:proofErr w:type="gramEnd"/>
+      <w:r>
+        <w:rPr>
+          <w:sz w:val="26"/>
+          <w:szCs w:val="26"/>
+          <w:lang w:val="en-US"/>
+        </w:rPr>
+        <w:t>4) NOT NULL DEFAULT 'ZŁ'</w:t>
       </w:r>
     </w:p>
     <w:p>
       <w:pPr>
-        <w:pStyle w:val="ListParagraph"/>
+        <w:pStyle w:val="Akapitzlist"/>
         <w:numPr>
           <w:ilvl w:val="0"/>
           <w:numId w:val="4"/>
@@ -1048,7 +1442,7 @@
     </w:p>
     <w:p>
       <w:pPr>
-        <w:pStyle w:val="ListParagraph"/>
+        <w:pStyle w:val="Akapitzlist"/>
         <w:numPr>
           <w:ilvl w:val="0"/>
           <w:numId w:val="4"/>
@@ -1123,7 +1517,7 @@
     </w:p>
     <w:p>
       <w:pPr>
-        <w:pStyle w:val="ListParagraph"/>
+        <w:pStyle w:val="Akapitzlist"/>
         <w:numPr>
           <w:ilvl w:val="0"/>
           <w:numId w:val="5"/>
@@ -1157,7 +1551,7 @@
     </w:p>
     <w:p>
       <w:pPr>
-        <w:pStyle w:val="ListParagraph"/>
+        <w:pStyle w:val="Akapitzlist"/>
         <w:numPr>
           <w:ilvl w:val="0"/>
           <w:numId w:val="5"/>
@@ -1215,7 +1609,7 @@
     </w:p>
     <w:p>
       <w:pPr>
-        <w:pStyle w:val="ListParagraph"/>
+        <w:pStyle w:val="Akapitzlist"/>
         <w:numPr>
           <w:ilvl w:val="0"/>
           <w:numId w:val="5"/>
@@ -1255,7 +1649,7 @@
     </w:p>
     <w:p>
       <w:pPr>
-        <w:pStyle w:val="ListParagraph"/>
+        <w:pStyle w:val="Akapitzlist"/>
         <w:numPr>
           <w:ilvl w:val="0"/>
           <w:numId w:val="5"/>
@@ -1295,7 +1689,7 @@
     </w:p>
     <w:p>
       <w:pPr>
-        <w:pStyle w:val="ListParagraph"/>
+        <w:pStyle w:val="Akapitzlist"/>
         <w:numPr>
           <w:ilvl w:val="0"/>
           <w:numId w:val="5"/>
@@ -1340,7 +1734,7 @@
     </w:p>
     <w:p>
       <w:pPr>
-        <w:pStyle w:val="ListParagraph"/>
+        <w:pStyle w:val="Akapitzlist"/>
         <w:numPr>
           <w:ilvl w:val="0"/>
           <w:numId w:val="5"/>
@@ -1469,6 +1863,7 @@
         </w:rPr>
         <w:t xml:space="preserve">: </w:t>
       </w:r>
+      <w:proofErr w:type="gramStart"/>
       <w:r>
         <w:rPr>
           <w:sz w:val="26"/>
@@ -1477,6 +1872,7 @@
         <w:t>CHECK(</w:t>
       </w:r>
       <w:proofErr w:type="spellStart"/>
+      <w:proofErr w:type="gramEnd"/>
       <w:r>
         <w:rPr>
           <w:sz w:val="26"/>
@@ -1510,7 +1906,7 @@
     </w:p>
     <w:p>
       <w:pPr>
-        <w:pStyle w:val="ListParagraph"/>
+        <w:pStyle w:val="Akapitzlist"/>
         <w:numPr>
           <w:ilvl w:val="0"/>
           <w:numId w:val="6"/>
@@ -1544,7 +1940,7 @@
     </w:p>
     <w:p>
       <w:pPr>
-        <w:pStyle w:val="ListParagraph"/>
+        <w:pStyle w:val="Akapitzlist"/>
         <w:numPr>
           <w:ilvl w:val="0"/>
           <w:numId w:val="6"/>
@@ -1579,6 +1975,7 @@
         <w:t xml:space="preserve"> </w:t>
       </w:r>
       <w:proofErr w:type="spellStart"/>
+      <w:proofErr w:type="gramStart"/>
       <w:r>
         <w:rPr>
           <w:sz w:val="26"/>
@@ -1592,12 +1989,20 @@
           <w:sz w:val="26"/>
           <w:szCs w:val="26"/>
         </w:rPr>
-        <w:t>(12,2)</w:t>
+        <w:t>(</w:t>
+      </w:r>
+      <w:proofErr w:type="gramEnd"/>
+      <w:r>
+        <w:rPr>
+          <w:sz w:val="26"/>
+          <w:szCs w:val="26"/>
+        </w:rPr>
+        <w:t>12,2)</w:t>
       </w:r>
     </w:p>
     <w:p>
       <w:pPr>
-        <w:pStyle w:val="ListParagraph"/>
+        <w:pStyle w:val="Akapitzlist"/>
         <w:numPr>
           <w:ilvl w:val="0"/>
           <w:numId w:val="6"/>
@@ -1631,6 +2036,7 @@
         <w:t xml:space="preserve"> </w:t>
       </w:r>
       <w:proofErr w:type="spellStart"/>
+      <w:proofErr w:type="gramStart"/>
       <w:r>
         <w:rPr>
           <w:sz w:val="26"/>
@@ -1644,12 +2050,20 @@
           <w:sz w:val="26"/>
           <w:szCs w:val="26"/>
         </w:rPr>
-        <w:t>(12,2) DEFAULT 0</w:t>
+        <w:t>(</w:t>
+      </w:r>
+      <w:proofErr w:type="gramEnd"/>
+      <w:r>
+        <w:rPr>
+          <w:sz w:val="26"/>
+          <w:szCs w:val="26"/>
+        </w:rPr>
+        <w:t>12,2) DEFAULT 0</w:t>
       </w:r>
     </w:p>
     <w:p>
       <w:pPr>
-        <w:pStyle w:val="ListParagraph"/>
+        <w:pStyle w:val="Akapitzlist"/>
         <w:numPr>
           <w:ilvl w:val="0"/>
           <w:numId w:val="6"/>
@@ -1667,6 +2081,7 @@
         <w:t xml:space="preserve"> oprocentowanie </w:t>
       </w:r>
       <w:proofErr w:type="spellStart"/>
+      <w:proofErr w:type="gramStart"/>
       <w:r>
         <w:rPr>
           <w:sz w:val="26"/>
@@ -1680,12 +2095,20 @@
           <w:sz w:val="26"/>
           <w:szCs w:val="26"/>
         </w:rPr>
-        <w:t>(6,4) NOT NULL</w:t>
+        <w:t>(</w:t>
+      </w:r>
+      <w:proofErr w:type="gramEnd"/>
+      <w:r>
+        <w:rPr>
+          <w:sz w:val="26"/>
+          <w:szCs w:val="26"/>
+        </w:rPr>
+        <w:t>6,4) NOT NULL</w:t>
       </w:r>
     </w:p>
     <w:p>
       <w:pPr>
-        <w:pStyle w:val="ListParagraph"/>
+        <w:pStyle w:val="Akapitzlist"/>
         <w:numPr>
           <w:ilvl w:val="0"/>
           <w:numId w:val="6"/>
@@ -1725,7 +2148,7 @@
     </w:p>
     <w:p>
       <w:pPr>
-        <w:pStyle w:val="ListParagraph"/>
+        <w:pStyle w:val="Akapitzlist"/>
         <w:numPr>
           <w:ilvl w:val="0"/>
           <w:numId w:val="6"/>
@@ -1810,7 +2233,7 @@
     </w:p>
     <w:p>
       <w:pPr>
-        <w:pStyle w:val="ListParagraph"/>
+        <w:pStyle w:val="Akapitzlist"/>
         <w:numPr>
           <w:ilvl w:val="0"/>
           <w:numId w:val="7"/>
@@ -1842,7 +2265,7 @@
     </w:p>
     <w:p>
       <w:pPr>
-        <w:pStyle w:val="ListParagraph"/>
+        <w:pStyle w:val="Akapitzlist"/>
         <w:numPr>
           <w:ilvl w:val="0"/>
           <w:numId w:val="7"/>
@@ -1874,7 +2297,7 @@
     </w:p>
     <w:p>
       <w:pPr>
-        <w:pStyle w:val="ListParagraph"/>
+        <w:pStyle w:val="Akapitzlist"/>
         <w:numPr>
           <w:ilvl w:val="0"/>
           <w:numId w:val="7"/>
@@ -1906,7 +2329,7 @@
     </w:p>
     <w:p>
       <w:pPr>
-        <w:pStyle w:val="ListParagraph"/>
+        <w:pStyle w:val="Akapitzlist"/>
         <w:numPr>
           <w:ilvl w:val="0"/>
           <w:numId w:val="7"/>
@@ -1933,12 +2356,30 @@
           <w:szCs w:val="26"/>
           <w:lang w:val="en-US"/>
         </w:rPr>
-        <w:t xml:space="preserve"> decimal(100,2) NOT NULL</w:t>
+        <w:t xml:space="preserve"> </w:t>
+      </w:r>
+      <w:proofErr w:type="gramStart"/>
+      <w:r>
+        <w:rPr>
+          <w:sz w:val="26"/>
+          <w:szCs w:val="26"/>
+          <w:lang w:val="en-US"/>
+        </w:rPr>
+        <w:t>decimal(</w:t>
+      </w:r>
+      <w:proofErr w:type="gramEnd"/>
+      <w:r>
+        <w:rPr>
+          <w:sz w:val="26"/>
+          <w:szCs w:val="26"/>
+          <w:lang w:val="en-US"/>
+        </w:rPr>
+        <w:t>100,2) NOT NULL</w:t>
       </w:r>
     </w:p>
     <w:p>
       <w:pPr>
-        <w:pStyle w:val="ListParagraph"/>
+        <w:pStyle w:val="Akapitzlist"/>
         <w:numPr>
           <w:ilvl w:val="0"/>
           <w:numId w:val="7"/>
@@ -1978,7 +2419,7 @@
     </w:p>
     <w:p>
       <w:pPr>
-        <w:pStyle w:val="ListParagraph"/>
+        <w:pStyle w:val="Akapitzlist"/>
         <w:numPr>
           <w:ilvl w:val="0"/>
           <w:numId w:val="7"/>
@@ -2072,7 +2513,7 @@
     </w:p>
     <w:p>
       <w:pPr>
-        <w:pStyle w:val="ListParagraph"/>
+        <w:pStyle w:val="Akapitzlist"/>
         <w:numPr>
           <w:ilvl w:val="0"/>
           <w:numId w:val="8"/>
@@ -2107,7 +2548,7 @@
     </w:p>
     <w:p>
       <w:pPr>
-        <w:pStyle w:val="ListParagraph"/>
+        <w:pStyle w:val="Akapitzlist"/>
         <w:numPr>
           <w:ilvl w:val="0"/>
           <w:numId w:val="8"/>
@@ -2138,12 +2579,28 @@
           <w:sz w:val="26"/>
           <w:szCs w:val="26"/>
         </w:rPr>
-        <w:t xml:space="preserve"> DECIMAL(12,2) NOT NULL</w:t>
+        <w:t xml:space="preserve"> </w:t>
+      </w:r>
+      <w:proofErr w:type="gramStart"/>
+      <w:r>
+        <w:rPr>
+          <w:sz w:val="26"/>
+          <w:szCs w:val="26"/>
+        </w:rPr>
+        <w:t>DECIMAL(</w:t>
+      </w:r>
+      <w:proofErr w:type="gramEnd"/>
+      <w:r>
+        <w:rPr>
+          <w:sz w:val="26"/>
+          <w:szCs w:val="26"/>
+        </w:rPr>
+        <w:t>12,2) NOT NULL</w:t>
       </w:r>
     </w:p>
     <w:p>
       <w:pPr>
-        <w:pStyle w:val="ListParagraph"/>
+        <w:pStyle w:val="Akapitzlist"/>
         <w:numPr>
           <w:ilvl w:val="0"/>
           <w:numId w:val="8"/>
@@ -2158,12 +2615,28 @@
           <w:sz w:val="26"/>
           <w:szCs w:val="26"/>
         </w:rPr>
-        <w:t xml:space="preserve"> oprocentowanie DECIMAL(5,4) NOT NULL</w:t>
+        <w:t xml:space="preserve"> oprocentowanie </w:t>
+      </w:r>
+      <w:proofErr w:type="gramStart"/>
+      <w:r>
+        <w:rPr>
+          <w:sz w:val="26"/>
+          <w:szCs w:val="26"/>
+        </w:rPr>
+        <w:t>DECIMAL(</w:t>
+      </w:r>
+      <w:proofErr w:type="gramEnd"/>
+      <w:r>
+        <w:rPr>
+          <w:sz w:val="26"/>
+          <w:szCs w:val="26"/>
+        </w:rPr>
+        <w:t>5,4) NOT NULL</w:t>
       </w:r>
     </w:p>
     <w:p>
       <w:pPr>
-        <w:pStyle w:val="ListParagraph"/>
+        <w:pStyle w:val="Akapitzlist"/>
         <w:numPr>
           <w:ilvl w:val="0"/>
           <w:numId w:val="8"/>
@@ -2203,7 +2676,7 @@
     </w:p>
     <w:p>
       <w:pPr>
-        <w:pStyle w:val="ListParagraph"/>
+        <w:pStyle w:val="Akapitzlist"/>
         <w:numPr>
           <w:ilvl w:val="0"/>
           <w:numId w:val="8"/>
@@ -2240,7 +2713,7 @@
     </w:p>
     <w:p>
       <w:pPr>
-        <w:pStyle w:val="ListParagraph"/>
+        <w:pStyle w:val="Akapitzlist"/>
         <w:numPr>
           <w:ilvl w:val="0"/>
           <w:numId w:val="8"/>
@@ -2280,7 +2753,7 @@
     </w:p>
     <w:p>
       <w:pPr>
-        <w:pStyle w:val="ListParagraph"/>
+        <w:pStyle w:val="Akapitzlist"/>
         <w:numPr>
           <w:ilvl w:val="0"/>
           <w:numId w:val="8"/>
@@ -2312,7 +2785,23 @@
           <w:sz w:val="26"/>
           <w:szCs w:val="26"/>
         </w:rPr>
-        <w:t xml:space="preserve"> DECIMAL(12,2)</w:t>
+        <w:t xml:space="preserve"> </w:t>
+      </w:r>
+      <w:proofErr w:type="gramStart"/>
+      <w:r>
+        <w:rPr>
+          <w:sz w:val="26"/>
+          <w:szCs w:val="26"/>
+        </w:rPr>
+        <w:t>DECIMAL(</w:t>
+      </w:r>
+      <w:proofErr w:type="gramEnd"/>
+      <w:r>
+        <w:rPr>
+          <w:sz w:val="26"/>
+          <w:szCs w:val="26"/>
+        </w:rPr>
+        <w:t>12,2)</w:t>
       </w:r>
     </w:p>
     <w:p>
@@ -2332,7 +2821,7 @@
     </w:p>
     <w:p>
       <w:pPr>
-        <w:pStyle w:val="ListParagraph"/>
+        <w:pStyle w:val="Akapitzlist"/>
         <w:numPr>
           <w:ilvl w:val="0"/>
           <w:numId w:val="9"/>
@@ -2366,7 +2855,7 @@
     </w:p>
     <w:p>
       <w:pPr>
-        <w:pStyle w:val="ListParagraph"/>
+        <w:pStyle w:val="Akapitzlist"/>
         <w:numPr>
           <w:ilvl w:val="0"/>
           <w:numId w:val="9"/>
@@ -2401,12 +2890,30 @@
           <w:szCs w:val="26"/>
           <w:lang w:val="en-US"/>
         </w:rPr>
-        <w:t xml:space="preserve"> decimal(100,2) NOT NULL</w:t>
+        <w:t xml:space="preserve"> </w:t>
+      </w:r>
+      <w:proofErr w:type="gramStart"/>
+      <w:r>
+        <w:rPr>
+          <w:sz w:val="26"/>
+          <w:szCs w:val="26"/>
+          <w:lang w:val="en-US"/>
+        </w:rPr>
+        <w:t>decimal(</w:t>
+      </w:r>
+      <w:proofErr w:type="gramEnd"/>
+      <w:r>
+        <w:rPr>
+          <w:sz w:val="26"/>
+          <w:szCs w:val="26"/>
+          <w:lang w:val="en-US"/>
+        </w:rPr>
+        <w:t>100,2) NOT NULL</w:t>
       </w:r>
     </w:p>
     <w:p>
       <w:pPr>
-        <w:pStyle w:val="ListParagraph"/>
+        <w:pStyle w:val="Akapitzlist"/>
         <w:numPr>
           <w:ilvl w:val="0"/>
           <w:numId w:val="9"/>
@@ -2446,7 +2953,7 @@
     </w:p>
     <w:p>
       <w:pPr>
-        <w:pStyle w:val="ListParagraph"/>
+        <w:pStyle w:val="Akapitzlist"/>
         <w:numPr>
           <w:ilvl w:val="0"/>
           <w:numId w:val="9"/>
@@ -2481,12 +2988,30 @@
           <w:szCs w:val="26"/>
           <w:lang w:val="en-US"/>
         </w:rPr>
-        <w:t xml:space="preserve"> varchar(100) NOT NULL</w:t>
+        <w:t xml:space="preserve"> </w:t>
+      </w:r>
+      <w:proofErr w:type="gramStart"/>
+      <w:r>
+        <w:rPr>
+          <w:sz w:val="26"/>
+          <w:szCs w:val="26"/>
+          <w:lang w:val="en-US"/>
+        </w:rPr>
+        <w:t>varchar(</w:t>
+      </w:r>
+      <w:proofErr w:type="gramEnd"/>
+      <w:r>
+        <w:rPr>
+          <w:sz w:val="26"/>
+          <w:szCs w:val="26"/>
+          <w:lang w:val="en-US"/>
+        </w:rPr>
+        <w:t>100) NOT NULL</w:t>
       </w:r>
     </w:p>
     <w:p>
       <w:pPr>
-        <w:pStyle w:val="ListParagraph"/>
+        <w:pStyle w:val="Akapitzlist"/>
         <w:numPr>
           <w:ilvl w:val="0"/>
           <w:numId w:val="9"/>
@@ -2522,7 +3047,7 @@
     </w:p>
     <w:p>
       <w:pPr>
-        <w:pStyle w:val="ListParagraph"/>
+        <w:pStyle w:val="Akapitzlist"/>
         <w:numPr>
           <w:ilvl w:val="0"/>
           <w:numId w:val="9"/>
@@ -2558,7 +3083,7 @@
     </w:p>
     <w:p>
       <w:pPr>
-        <w:pStyle w:val="ListParagraph"/>
+        <w:pStyle w:val="Akapitzlist"/>
         <w:numPr>
           <w:ilvl w:val="0"/>
           <w:numId w:val="9"/>
@@ -2592,7 +3117,25 @@
           <w:szCs w:val="26"/>
           <w:lang w:val="en-US"/>
         </w:rPr>
-        <w:t xml:space="preserve"> varchar(30) NOT NULL</w:t>
+        <w:t xml:space="preserve"> </w:t>
+      </w:r>
+      <w:proofErr w:type="gramStart"/>
+      <w:r>
+        <w:rPr>
+          <w:sz w:val="26"/>
+          <w:szCs w:val="26"/>
+          <w:lang w:val="en-US"/>
+        </w:rPr>
+        <w:t>varchar(</w:t>
+      </w:r>
+      <w:proofErr w:type="gramEnd"/>
+      <w:r>
+        <w:rPr>
+          <w:sz w:val="26"/>
+          <w:szCs w:val="26"/>
+          <w:lang w:val="en-US"/>
+        </w:rPr>
+        <w:t>30) NOT NULL</w:t>
       </w:r>
     </w:p>
     <w:p>
@@ -2621,7 +3164,7 @@
     </w:p>
     <w:p>
       <w:pPr>
-        <w:pStyle w:val="ListParagraph"/>
+        <w:pStyle w:val="Akapitzlist"/>
         <w:numPr>
           <w:ilvl w:val="0"/>
           <w:numId w:val="10"/>
@@ -2647,12 +3190,28 @@
           <w:sz w:val="26"/>
           <w:szCs w:val="26"/>
         </w:rPr>
-        <w:t xml:space="preserve"> VARCHAR(10) PRIMARY KEY</w:t>
+        <w:t xml:space="preserve"> </w:t>
+      </w:r>
+      <w:proofErr w:type="gramStart"/>
+      <w:r>
+        <w:rPr>
+          <w:sz w:val="26"/>
+          <w:szCs w:val="26"/>
+        </w:rPr>
+        <w:t>VARCHAR(</w:t>
+      </w:r>
+      <w:proofErr w:type="gramEnd"/>
+      <w:r>
+        <w:rPr>
+          <w:sz w:val="26"/>
+          <w:szCs w:val="26"/>
+        </w:rPr>
+        <w:t>10) PRIMARY KEY</w:t>
       </w:r>
     </w:p>
     <w:p>
       <w:pPr>
-        <w:pStyle w:val="ListParagraph"/>
+        <w:pStyle w:val="Akapitzlist"/>
         <w:numPr>
           <w:ilvl w:val="0"/>
           <w:numId w:val="10"/>
@@ -2687,7 +3246,25 @@
           <w:szCs w:val="26"/>
           <w:lang w:val="en-US"/>
         </w:rPr>
-        <w:t xml:space="preserve"> VARCHAR(50) NOT NULL</w:t>
+        <w:t xml:space="preserve"> </w:t>
+      </w:r>
+      <w:proofErr w:type="gramStart"/>
+      <w:r>
+        <w:rPr>
+          <w:sz w:val="26"/>
+          <w:szCs w:val="26"/>
+          <w:lang w:val="en-US"/>
+        </w:rPr>
+        <w:t>VARCHAR(</w:t>
+      </w:r>
+      <w:proofErr w:type="gramEnd"/>
+      <w:r>
+        <w:rPr>
+          <w:sz w:val="26"/>
+          <w:szCs w:val="26"/>
+          <w:lang w:val="en-US"/>
+        </w:rPr>
+        <w:t>50) NOT NULL</w:t>
       </w:r>
     </w:p>
     <w:p>
@@ -2745,7 +3322,7 @@
     </w:p>
     <w:p>
       <w:pPr>
-        <w:pStyle w:val="ListParagraph"/>
+        <w:pStyle w:val="Akapitzlist"/>
         <w:numPr>
           <w:ilvl w:val="0"/>
           <w:numId w:val="11"/>
@@ -2779,7 +3356,7 @@
     </w:p>
     <w:p>
       <w:pPr>
-        <w:pStyle w:val="ListParagraph"/>
+        <w:pStyle w:val="Akapitzlist"/>
         <w:numPr>
           <w:ilvl w:val="0"/>
           <w:numId w:val="11"/>
@@ -2819,7 +3396,7 @@
     </w:p>
     <w:p>
       <w:pPr>
-        <w:pStyle w:val="ListParagraph"/>
+        <w:pStyle w:val="Akapitzlist"/>
         <w:numPr>
           <w:ilvl w:val="0"/>
           <w:numId w:val="11"/>
@@ -2854,12 +3431,30 @@
           <w:szCs w:val="26"/>
           <w:lang w:val="en-US"/>
         </w:rPr>
-        <w:t xml:space="preserve"> VARCHAR(50)</w:t>
+        <w:t xml:space="preserve"> </w:t>
+      </w:r>
+      <w:proofErr w:type="gramStart"/>
+      <w:r>
+        <w:rPr>
+          <w:sz w:val="26"/>
+          <w:szCs w:val="26"/>
+          <w:lang w:val="en-US"/>
+        </w:rPr>
+        <w:t>VARCHAR(</w:t>
+      </w:r>
+      <w:proofErr w:type="gramEnd"/>
+      <w:r>
+        <w:rPr>
+          <w:sz w:val="26"/>
+          <w:szCs w:val="26"/>
+          <w:lang w:val="en-US"/>
+        </w:rPr>
+        <w:t>50)</w:t>
       </w:r>
     </w:p>
     <w:p>
       <w:pPr>
-        <w:pStyle w:val="ListParagraph"/>
+        <w:pStyle w:val="Akapitzlist"/>
         <w:numPr>
           <w:ilvl w:val="0"/>
           <w:numId w:val="11"/>
@@ -2894,7 +3489,25 @@
           <w:szCs w:val="26"/>
           <w:lang w:val="en-US"/>
         </w:rPr>
-        <w:t xml:space="preserve"> VARCHAR(50</w:t>
+        <w:t xml:space="preserve"> </w:t>
+      </w:r>
+      <w:proofErr w:type="gramStart"/>
+      <w:r>
+        <w:rPr>
+          <w:sz w:val="26"/>
+          <w:szCs w:val="26"/>
+          <w:lang w:val="en-US"/>
+        </w:rPr>
+        <w:t>VARCHAR(</w:t>
+      </w:r>
+      <w:proofErr w:type="gramEnd"/>
+      <w:r>
+        <w:rPr>
+          <w:sz w:val="26"/>
+          <w:szCs w:val="26"/>
+          <w:lang w:val="en-US"/>
+        </w:rPr>
+        <w:t>50</w:t>
       </w:r>
       <w:r>
         <w:rPr>
@@ -2907,7 +3520,7 @@
     </w:p>
     <w:p>
       <w:pPr>
-        <w:pStyle w:val="ListParagraph"/>
+        <w:pStyle w:val="Akapitzlist"/>
         <w:numPr>
           <w:ilvl w:val="0"/>
           <w:numId w:val="11"/>
@@ -2947,7 +3560,7 @@
     </w:p>
     <w:p>
       <w:pPr>
-        <w:pStyle w:val="ListParagraph"/>
+        <w:pStyle w:val="Akapitzlist"/>
         <w:numPr>
           <w:ilvl w:val="0"/>
           <w:numId w:val="11"/>
@@ -3040,7 +3653,7 @@
     </w:p>
     <w:p>
       <w:pPr>
-        <w:pStyle w:val="ListParagraph"/>
+        <w:pStyle w:val="Akapitzlist"/>
         <w:numPr>
           <w:ilvl w:val="0"/>
           <w:numId w:val="12"/>
@@ -3074,7 +3687,7 @@
     </w:p>
     <w:p>
       <w:pPr>
-        <w:pStyle w:val="ListParagraph"/>
+        <w:pStyle w:val="Akapitzlist"/>
         <w:numPr>
           <w:ilvl w:val="0"/>
           <w:numId w:val="12"/>
@@ -3126,7 +3739,7 @@
     </w:p>
     <w:p>
       <w:pPr>
-        <w:pStyle w:val="ListParagraph"/>
+        <w:pStyle w:val="Akapitzlist"/>
         <w:numPr>
           <w:ilvl w:val="0"/>
           <w:numId w:val="12"/>
@@ -3160,12 +3773,30 @@
           <w:szCs w:val="26"/>
           <w:lang w:val="en-US"/>
         </w:rPr>
-        <w:t xml:space="preserve"> DECIMAL(15,2)</w:t>
+        <w:t xml:space="preserve"> </w:t>
+      </w:r>
+      <w:proofErr w:type="gramStart"/>
+      <w:r>
+        <w:rPr>
+          <w:sz w:val="26"/>
+          <w:szCs w:val="26"/>
+          <w:lang w:val="en-US"/>
+        </w:rPr>
+        <w:t>DECIMAL(</w:t>
+      </w:r>
+      <w:proofErr w:type="gramEnd"/>
+      <w:r>
+        <w:rPr>
+          <w:sz w:val="26"/>
+          <w:szCs w:val="26"/>
+          <w:lang w:val="en-US"/>
+        </w:rPr>
+        <w:t>15,2)</w:t>
       </w:r>
     </w:p>
     <w:p>
       <w:pPr>
-        <w:pStyle w:val="ListParagraph"/>
+        <w:pStyle w:val="Akapitzlist"/>
         <w:numPr>
           <w:ilvl w:val="0"/>
           <w:numId w:val="12"/>
@@ -3200,12 +3831,30 @@
           <w:szCs w:val="26"/>
           <w:lang w:val="en-US"/>
         </w:rPr>
-        <w:t xml:space="preserve"> DECIMAL(15,2)</w:t>
+        <w:t xml:space="preserve"> </w:t>
+      </w:r>
+      <w:proofErr w:type="gramStart"/>
+      <w:r>
+        <w:rPr>
+          <w:sz w:val="26"/>
+          <w:szCs w:val="26"/>
+          <w:lang w:val="en-US"/>
+        </w:rPr>
+        <w:t>DECIMAL(</w:t>
+      </w:r>
+      <w:proofErr w:type="gramEnd"/>
+      <w:r>
+        <w:rPr>
+          <w:sz w:val="26"/>
+          <w:szCs w:val="26"/>
+          <w:lang w:val="en-US"/>
+        </w:rPr>
+        <w:t>15,2)</w:t>
       </w:r>
     </w:p>
     <w:p>
       <w:pPr>
-        <w:pStyle w:val="ListParagraph"/>
+        <w:pStyle w:val="Akapitzlist"/>
         <w:numPr>
           <w:ilvl w:val="0"/>
           <w:numId w:val="12"/>
@@ -3240,12 +3889,30 @@
           <w:szCs w:val="26"/>
           <w:lang w:val="en-US"/>
         </w:rPr>
-        <w:t xml:space="preserve"> DECIMAL(15,2)</w:t>
+        <w:t xml:space="preserve"> </w:t>
+      </w:r>
+      <w:proofErr w:type="gramStart"/>
+      <w:r>
+        <w:rPr>
+          <w:sz w:val="26"/>
+          <w:szCs w:val="26"/>
+          <w:lang w:val="en-US"/>
+        </w:rPr>
+        <w:t>DECIMAL(</w:t>
+      </w:r>
+      <w:proofErr w:type="gramEnd"/>
+      <w:r>
+        <w:rPr>
+          <w:sz w:val="26"/>
+          <w:szCs w:val="26"/>
+          <w:lang w:val="en-US"/>
+        </w:rPr>
+        <w:t>15,2)</w:t>
       </w:r>
     </w:p>
     <w:p>
       <w:pPr>
-        <w:pStyle w:val="ListParagraph"/>
+        <w:pStyle w:val="Akapitzlist"/>
         <w:numPr>
           <w:ilvl w:val="0"/>
           <w:numId w:val="12"/>
@@ -3285,7 +3952,7 @@
     </w:p>
     <w:p>
       <w:pPr>
-        <w:pStyle w:val="ListParagraph"/>
+        <w:pStyle w:val="Akapitzlist"/>
         <w:numPr>
           <w:ilvl w:val="0"/>
           <w:numId w:val="12"/>
@@ -3320,7 +3987,25 @@
           <w:szCs w:val="26"/>
           <w:lang w:val="en-US"/>
         </w:rPr>
-        <w:t xml:space="preserve"> VARCHAR(50</w:t>
+        <w:t xml:space="preserve"> </w:t>
+      </w:r>
+      <w:proofErr w:type="gramStart"/>
+      <w:r>
+        <w:rPr>
+          <w:sz w:val="26"/>
+          <w:szCs w:val="26"/>
+          <w:lang w:val="en-US"/>
+        </w:rPr>
+        <w:t>VARCHAR(</w:t>
+      </w:r>
+      <w:proofErr w:type="gramEnd"/>
+      <w:r>
+        <w:rPr>
+          <w:sz w:val="26"/>
+          <w:szCs w:val="26"/>
+          <w:lang w:val="en-US"/>
+        </w:rPr>
+        <w:t>50</w:t>
       </w:r>
       <w:r>
         <w:rPr>
@@ -3446,7 +4131,23 @@
           <w:sz w:val="26"/>
           <w:szCs w:val="26"/>
         </w:rPr>
-        <w:t>konta: każde konto musi mieć przypisanego klienta który jest jego właścicielem</w:t>
+        <w:t xml:space="preserve">konta: każde konto musi mieć przypisanego </w:t>
+      </w:r>
+      <w:proofErr w:type="gramStart"/>
+      <w:r>
+        <w:rPr>
+          <w:sz w:val="26"/>
+          <w:szCs w:val="26"/>
+        </w:rPr>
+        <w:t>klienta</w:t>
+      </w:r>
+      <w:proofErr w:type="gramEnd"/>
+      <w:r>
+        <w:rPr>
+          <w:sz w:val="26"/>
+          <w:szCs w:val="26"/>
+        </w:rPr>
+        <w:t xml:space="preserve"> który jest jego właścicielem</w:t>
       </w:r>
     </w:p>
     <w:p>
@@ -3492,7 +4193,23 @@
           <w:sz w:val="26"/>
           <w:szCs w:val="26"/>
         </w:rPr>
-        <w:t>Karty: każda karta musi mieć konto z którego będzie pobierać pieniądze</w:t>
+        <w:t xml:space="preserve">Karty: każda karta musi mieć </w:t>
+      </w:r>
+      <w:proofErr w:type="gramStart"/>
+      <w:r>
+        <w:rPr>
+          <w:sz w:val="26"/>
+          <w:szCs w:val="26"/>
+        </w:rPr>
+        <w:t>konto</w:t>
+      </w:r>
+      <w:proofErr w:type="gramEnd"/>
+      <w:r>
+        <w:rPr>
+          <w:sz w:val="26"/>
+          <w:szCs w:val="26"/>
+        </w:rPr>
+        <w:t xml:space="preserve"> z którego będzie pobierać pieniądze</w:t>
       </w:r>
     </w:p>
     <w:p>
@@ -3569,7 +4286,23 @@
           <w:sz w:val="26"/>
           <w:szCs w:val="26"/>
         </w:rPr>
-        <w:t xml:space="preserve"> (musimy wiedzieć z którego konta przekazać na które). Obydwa id muszą wskazywać konkretne konto z którego otrzyma/odejmie się środki.</w:t>
+        <w:t xml:space="preserve"> (musimy wiedzieć z którego konta przekazać na które). Obydwa id muszą wskazywać konkretne </w:t>
+      </w:r>
+      <w:proofErr w:type="gramStart"/>
+      <w:r>
+        <w:rPr>
+          <w:sz w:val="26"/>
+          <w:szCs w:val="26"/>
+        </w:rPr>
+        <w:t>konto</w:t>
+      </w:r>
+      <w:proofErr w:type="gramEnd"/>
+      <w:r>
+        <w:rPr>
+          <w:sz w:val="26"/>
+          <w:szCs w:val="26"/>
+        </w:rPr>
+        <w:t xml:space="preserve"> z którego otrzyma/odejmie się środki.</w:t>
       </w:r>
     </w:p>
     <w:p>
@@ -3593,7 +4326,23 @@
           <w:sz w:val="26"/>
           <w:szCs w:val="26"/>
         </w:rPr>
-        <w:t>: każdy audyt musi posiadać konto którego dotyczy</w:t>
+        <w:t xml:space="preserve">: każdy audyt musi posiadać </w:t>
+      </w:r>
+      <w:proofErr w:type="gramStart"/>
+      <w:r>
+        <w:rPr>
+          <w:sz w:val="26"/>
+          <w:szCs w:val="26"/>
+        </w:rPr>
+        <w:t>konto</w:t>
+      </w:r>
+      <w:proofErr w:type="gramEnd"/>
+      <w:r>
+        <w:rPr>
+          <w:sz w:val="26"/>
+          <w:szCs w:val="26"/>
+        </w:rPr>
+        <w:t xml:space="preserve"> którego dotyczy</w:t>
       </w:r>
     </w:p>
     <w:p>
@@ -5836,6 +6585,7 @@
         <w:t xml:space="preserve">CREATE TABLE </w:t>
       </w:r>
       <w:proofErr w:type="spellStart"/>
+      <w:proofErr w:type="gramStart"/>
       <w:r>
         <w:rPr>
           <w:rFonts w:ascii="Courier New" w:eastAsia="Times New Roman" w:hAnsi="Courier New" w:cs="Courier New"/>
@@ -5861,6 +6611,7 @@
         </w:rPr>
         <w:t>(</w:t>
       </w:r>
+      <w:proofErr w:type="gramEnd"/>
       <w:r>
         <w:rPr>
           <w:rFonts w:ascii="Courier New" w:eastAsia="Times New Roman" w:hAnsi="Courier New" w:cs="Courier New"/>
@@ -5963,6 +6714,7 @@
         </w:rPr>
         <w:t xml:space="preserve"> </w:t>
       </w:r>
+      <w:proofErr w:type="gramStart"/>
       <w:r>
         <w:rPr>
           <w:rFonts w:ascii="Courier New" w:eastAsia="Times New Roman" w:hAnsi="Courier New" w:cs="Courier New"/>
@@ -5987,6 +6739,7 @@
         </w:rPr>
         <w:t>(</w:t>
       </w:r>
+      <w:proofErr w:type="gramEnd"/>
       <w:r>
         <w:rPr>
           <w:rFonts w:ascii="Courier New" w:eastAsia="Times New Roman" w:hAnsi="Courier New" w:cs="Courier New"/>
@@ -6112,6 +6865,7 @@
         </w:rPr>
         <w:t xml:space="preserve"> </w:t>
       </w:r>
+      <w:proofErr w:type="gramStart"/>
       <w:r>
         <w:rPr>
           <w:rFonts w:ascii="Courier New" w:eastAsia="Times New Roman" w:hAnsi="Courier New" w:cs="Courier New"/>
@@ -6136,6 +6890,7 @@
         </w:rPr>
         <w:t>(</w:t>
       </w:r>
+      <w:proofErr w:type="gramEnd"/>
       <w:r>
         <w:rPr>
           <w:rFonts w:ascii="Courier New" w:eastAsia="Times New Roman" w:hAnsi="Courier New" w:cs="Courier New"/>
@@ -6247,6 +7002,7 @@
         </w:rPr>
         <w:t xml:space="preserve"> </w:t>
       </w:r>
+      <w:proofErr w:type="gramStart"/>
       <w:r>
         <w:rPr>
           <w:rFonts w:ascii="Courier New" w:eastAsia="Times New Roman" w:hAnsi="Courier New" w:cs="Courier New"/>
@@ -6271,6 +7027,7 @@
         </w:rPr>
         <w:t>(</w:t>
       </w:r>
+      <w:proofErr w:type="gramEnd"/>
       <w:r>
         <w:rPr>
           <w:rFonts w:ascii="Courier New" w:eastAsia="Times New Roman" w:hAnsi="Courier New" w:cs="Courier New"/>
@@ -6595,8 +7352,21 @@
           <w14:ligatures w14:val="none"/>
         </w:rPr>
         <w:br/>
+      </w:r>
+      <w:proofErr w:type="gramStart"/>
+      <w:r>
+        <w:rPr>
+          <w:rFonts w:ascii="Courier New" w:eastAsia="Times New Roman" w:hAnsi="Courier New" w:cs="Courier New"/>
+          <w:color w:val="BCBEC4"/>
+          <w:kern w:val="0"/>
+          <w:sz w:val="20"/>
+          <w:szCs w:val="20"/>
+          <w:lang w:val="en-US" w:eastAsia="pl-PL"/>
+          <w14:ligatures w14:val="none"/>
+        </w:rPr>
         <w:t>);</w:t>
       </w:r>
+      <w:proofErr w:type="gramEnd"/>
     </w:p>
     <w:p>
       <w:pPr>
@@ -6652,6 +7422,7 @@
         <w:t xml:space="preserve">CREATE TABLE </w:t>
       </w:r>
       <w:proofErr w:type="spellStart"/>
+      <w:proofErr w:type="gramStart"/>
       <w:r>
         <w:rPr>
           <w:rFonts w:ascii="Courier New" w:eastAsia="Times New Roman" w:hAnsi="Courier New" w:cs="Courier New"/>
@@ -6677,6 +7448,7 @@
         </w:rPr>
         <w:t>(</w:t>
       </w:r>
+      <w:proofErr w:type="gramEnd"/>
       <w:r>
         <w:rPr>
           <w:rFonts w:ascii="Courier New" w:eastAsia="Times New Roman" w:hAnsi="Courier New" w:cs="Courier New"/>
@@ -7332,6 +8104,7 @@
         <w:br/>
         <w:t xml:space="preserve">    </w:t>
       </w:r>
+      <w:proofErr w:type="gramStart"/>
       <w:r>
         <w:rPr>
           <w:rFonts w:ascii="Courier New" w:eastAsia="Times New Roman" w:hAnsi="Courier New" w:cs="Courier New"/>
@@ -7357,6 +8130,7 @@
         <w:t>(</w:t>
       </w:r>
       <w:proofErr w:type="spellStart"/>
+      <w:proofErr w:type="gramEnd"/>
       <w:r>
         <w:rPr>
           <w:rFonts w:ascii="Courier New" w:eastAsia="Times New Roman" w:hAnsi="Courier New" w:cs="Courier New"/>
@@ -7510,6 +8284,7 @@
         <w:t xml:space="preserve">CREATE TABLE </w:t>
       </w:r>
       <w:proofErr w:type="spellStart"/>
+      <w:proofErr w:type="gramStart"/>
       <w:r>
         <w:rPr>
           <w:rFonts w:ascii="Courier New" w:eastAsia="Times New Roman" w:hAnsi="Courier New" w:cs="Courier New"/>
@@ -7535,6 +8310,7 @@
         </w:rPr>
         <w:t>(</w:t>
       </w:r>
+      <w:proofErr w:type="gramEnd"/>
       <w:r>
         <w:rPr>
           <w:rFonts w:ascii="Courier New" w:eastAsia="Times New Roman" w:hAnsi="Courier New" w:cs="Courier New"/>
@@ -7637,6 +8413,7 @@
         </w:rPr>
         <w:t xml:space="preserve"> </w:t>
       </w:r>
+      <w:proofErr w:type="gramStart"/>
       <w:r>
         <w:rPr>
           <w:rFonts w:ascii="Courier New" w:eastAsia="Times New Roman" w:hAnsi="Courier New" w:cs="Courier New"/>
@@ -7661,6 +8438,7 @@
         </w:rPr>
         <w:t>(</w:t>
       </w:r>
+      <w:proofErr w:type="gramEnd"/>
       <w:r>
         <w:rPr>
           <w:rFonts w:ascii="Courier New" w:eastAsia="Times New Roman" w:hAnsi="Courier New" w:cs="Courier New"/>
@@ -7748,6 +8526,7 @@
         </w:rPr>
         <w:t xml:space="preserve"> </w:t>
       </w:r>
+      <w:proofErr w:type="gramStart"/>
       <w:r>
         <w:rPr>
           <w:rFonts w:ascii="Courier New" w:eastAsia="Times New Roman" w:hAnsi="Courier New" w:cs="Courier New"/>
@@ -7772,6 +8551,7 @@
         </w:rPr>
         <w:t>(</w:t>
       </w:r>
+      <w:proofErr w:type="gramEnd"/>
       <w:r>
         <w:rPr>
           <w:rFonts w:ascii="Courier New" w:eastAsia="Times New Roman" w:hAnsi="Courier New" w:cs="Courier New"/>
@@ -7895,6 +8675,7 @@
         </w:rPr>
         <w:t xml:space="preserve"> </w:t>
       </w:r>
+      <w:proofErr w:type="gramStart"/>
       <w:r>
         <w:rPr>
           <w:rFonts w:ascii="Courier New" w:eastAsia="Times New Roman" w:hAnsi="Courier New" w:cs="Courier New"/>
@@ -7919,6 +8700,7 @@
         </w:rPr>
         <w:t>(</w:t>
       </w:r>
+      <w:proofErr w:type="gramEnd"/>
       <w:r>
         <w:rPr>
           <w:rFonts w:ascii="Courier New" w:eastAsia="Times New Roman" w:hAnsi="Courier New" w:cs="Courier New"/>
@@ -8269,8 +9051,21 @@
           <w14:ligatures w14:val="none"/>
         </w:rPr>
         <w:br/>
+      </w:r>
+      <w:proofErr w:type="gramStart"/>
+      <w:r>
+        <w:rPr>
+          <w:rFonts w:ascii="Courier New" w:eastAsia="Times New Roman" w:hAnsi="Courier New" w:cs="Courier New"/>
+          <w:color w:val="BCBEC4"/>
+          <w:kern w:val="0"/>
+          <w:sz w:val="20"/>
+          <w:szCs w:val="20"/>
+          <w:lang w:val="en-US" w:eastAsia="pl-PL"/>
+          <w14:ligatures w14:val="none"/>
+        </w:rPr>
         <w:t>);</w:t>
       </w:r>
+      <w:proofErr w:type="gramEnd"/>
     </w:p>
     <w:p>
       <w:pPr>
@@ -8354,6 +9149,7 @@
         <w:t xml:space="preserve">CREATE TABLE </w:t>
       </w:r>
       <w:proofErr w:type="spellStart"/>
+      <w:proofErr w:type="gramStart"/>
       <w:r>
         <w:rPr>
           <w:rFonts w:ascii="Courier New" w:eastAsia="Times New Roman" w:hAnsi="Courier New" w:cs="Courier New"/>
@@ -8379,6 +9175,7 @@
         </w:rPr>
         <w:t>(</w:t>
       </w:r>
+      <w:proofErr w:type="gramEnd"/>
       <w:r>
         <w:rPr>
           <w:rFonts w:ascii="Courier New" w:eastAsia="Times New Roman" w:hAnsi="Courier New" w:cs="Courier New"/>
@@ -8607,6 +9404,7 @@
         </w:rPr>
         <w:t xml:space="preserve"> </w:t>
       </w:r>
+      <w:proofErr w:type="gramStart"/>
       <w:r>
         <w:rPr>
           <w:rFonts w:ascii="Courier New" w:eastAsia="Times New Roman" w:hAnsi="Courier New" w:cs="Courier New"/>
@@ -8631,6 +9429,7 @@
         </w:rPr>
         <w:t>(</w:t>
       </w:r>
+      <w:proofErr w:type="gramEnd"/>
       <w:r>
         <w:rPr>
           <w:rFonts w:ascii="Courier New" w:eastAsia="Times New Roman" w:hAnsi="Courier New" w:cs="Courier New"/>
@@ -8967,8 +9766,21 @@
           <w14:ligatures w14:val="none"/>
         </w:rPr>
         <w:br/>
+      </w:r>
+      <w:proofErr w:type="gramStart"/>
+      <w:r>
+        <w:rPr>
+          <w:rFonts w:ascii="Courier New" w:eastAsia="Times New Roman" w:hAnsi="Courier New" w:cs="Courier New"/>
+          <w:color w:val="BCBEC4"/>
+          <w:kern w:val="0"/>
+          <w:sz w:val="20"/>
+          <w:szCs w:val="20"/>
+          <w:lang w:val="en-US" w:eastAsia="pl-PL"/>
+          <w14:ligatures w14:val="none"/>
+        </w:rPr>
         <w:t>);</w:t>
       </w:r>
+      <w:proofErr w:type="gramEnd"/>
     </w:p>
     <w:p>
       <w:pPr>
@@ -9151,6 +9963,7 @@
         </w:rPr>
         <w:t xml:space="preserve"> </w:t>
       </w:r>
+      <w:proofErr w:type="gramStart"/>
       <w:r>
         <w:rPr>
           <w:rFonts w:ascii="Courier New" w:eastAsia="Times New Roman" w:hAnsi="Courier New" w:cs="Courier New"/>
@@ -9175,6 +9988,7 @@
         </w:rPr>
         <w:t>(</w:t>
       </w:r>
+      <w:proofErr w:type="gramEnd"/>
       <w:r>
         <w:rPr>
           <w:rFonts w:ascii="Courier New" w:eastAsia="Times New Roman" w:hAnsi="Courier New" w:cs="Courier New"/>
@@ -9286,6 +10100,7 @@
         </w:rPr>
         <w:t xml:space="preserve"> </w:t>
       </w:r>
+      <w:proofErr w:type="gramStart"/>
       <w:r>
         <w:rPr>
           <w:rFonts w:ascii="Courier New" w:eastAsia="Times New Roman" w:hAnsi="Courier New" w:cs="Courier New"/>
@@ -9310,6 +10125,7 @@
         </w:rPr>
         <w:t>(</w:t>
       </w:r>
+      <w:proofErr w:type="gramEnd"/>
       <w:r>
         <w:rPr>
           <w:rFonts w:ascii="Courier New" w:eastAsia="Times New Roman" w:hAnsi="Courier New" w:cs="Courier New"/>
@@ -9624,6 +10440,7 @@
         </w:rPr>
         <w:t xml:space="preserve"> </w:t>
       </w:r>
+      <w:proofErr w:type="gramStart"/>
       <w:r>
         <w:rPr>
           <w:rFonts w:ascii="Courier New" w:eastAsia="Times New Roman" w:hAnsi="Courier New" w:cs="Courier New"/>
@@ -9648,6 +10465,7 @@
         </w:rPr>
         <w:t>(</w:t>
       </w:r>
+      <w:proofErr w:type="gramEnd"/>
       <w:r>
         <w:rPr>
           <w:rFonts w:ascii="Courier New" w:eastAsia="Times New Roman" w:hAnsi="Courier New" w:cs="Courier New"/>
@@ -9834,8 +10652,21 @@
           <w14:ligatures w14:val="none"/>
         </w:rPr>
         <w:br/>
+      </w:r>
+      <w:proofErr w:type="gramStart"/>
+      <w:r>
+        <w:rPr>
+          <w:rFonts w:ascii="Courier New" w:eastAsia="Times New Roman" w:hAnsi="Courier New" w:cs="Courier New"/>
+          <w:color w:val="BCBEC4"/>
+          <w:kern w:val="0"/>
+          <w:sz w:val="20"/>
+          <w:szCs w:val="20"/>
+          <w:lang w:val="en-US" w:eastAsia="pl-PL"/>
+          <w14:ligatures w14:val="none"/>
+        </w:rPr>
         <w:t>);</w:t>
       </w:r>
+      <w:proofErr w:type="gramEnd"/>
     </w:p>
     <w:p>
       <w:pPr>
@@ -10925,6 +11756,7 @@
         </w:rPr>
         <w:t xml:space="preserve"> </w:t>
       </w:r>
+      <w:proofErr w:type="gramStart"/>
       <w:r>
         <w:rPr>
           <w:rFonts w:ascii="Courier New" w:eastAsia="Times New Roman" w:hAnsi="Courier New" w:cs="Courier New"/>
@@ -10949,6 +11781,7 @@
         </w:rPr>
         <w:t>(</w:t>
       </w:r>
+      <w:proofErr w:type="gramEnd"/>
       <w:r>
         <w:rPr>
           <w:rFonts w:ascii="Courier New" w:eastAsia="Times New Roman" w:hAnsi="Courier New" w:cs="Courier New"/>
@@ -11036,6 +11869,7 @@
         </w:rPr>
         <w:t xml:space="preserve"> </w:t>
       </w:r>
+      <w:proofErr w:type="gramStart"/>
       <w:r>
         <w:rPr>
           <w:rFonts w:ascii="Courier New" w:eastAsia="Times New Roman" w:hAnsi="Courier New" w:cs="Courier New"/>
@@ -11060,6 +11894,7 @@
         </w:rPr>
         <w:t>(</w:t>
       </w:r>
+      <w:proofErr w:type="gramEnd"/>
       <w:r>
         <w:rPr>
           <w:rFonts w:ascii="Courier New" w:eastAsia="Times New Roman" w:hAnsi="Courier New" w:cs="Courier New"/>
@@ -11108,6 +11943,7 @@
         </w:rPr>
         <w:br/>
       </w:r>
+      <w:proofErr w:type="gramStart"/>
       <w:r>
         <w:rPr>
           <w:rFonts w:ascii="Courier New" w:eastAsia="Times New Roman" w:hAnsi="Courier New" w:cs="Courier New"/>
@@ -11120,6 +11956,7 @@
         </w:rPr>
         <w:t>);</w:t>
       </w:r>
+      <w:proofErr w:type="gramEnd"/>
     </w:p>
     <w:p>
       <w:pPr>
@@ -11379,6 +12216,7 @@
         </w:rPr>
         <w:t xml:space="preserve"> </w:t>
       </w:r>
+      <w:proofErr w:type="gramStart"/>
       <w:r>
         <w:rPr>
           <w:rFonts w:ascii="Courier New" w:eastAsia="Times New Roman" w:hAnsi="Courier New" w:cs="Courier New"/>
@@ -11403,6 +12241,7 @@
         </w:rPr>
         <w:t>(</w:t>
       </w:r>
+      <w:proofErr w:type="gramEnd"/>
       <w:r>
         <w:rPr>
           <w:rFonts w:ascii="Courier New" w:eastAsia="Times New Roman" w:hAnsi="Courier New" w:cs="Courier New"/>
@@ -11466,6 +12305,7 @@
         </w:rPr>
         <w:t xml:space="preserve"> </w:t>
       </w:r>
+      <w:proofErr w:type="gramStart"/>
       <w:r>
         <w:rPr>
           <w:rFonts w:ascii="Courier New" w:eastAsia="Times New Roman" w:hAnsi="Courier New" w:cs="Courier New"/>
@@ -11490,6 +12330,7 @@
         </w:rPr>
         <w:t>(</w:t>
       </w:r>
+      <w:proofErr w:type="gramEnd"/>
       <w:r>
         <w:rPr>
           <w:rFonts w:ascii="Courier New" w:eastAsia="Times New Roman" w:hAnsi="Courier New" w:cs="Courier New"/>
@@ -11626,6 +12467,7 @@
         </w:rPr>
         <w:br/>
       </w:r>
+      <w:proofErr w:type="gramStart"/>
       <w:r>
         <w:rPr>
           <w:rFonts w:ascii="Courier New" w:eastAsia="Times New Roman" w:hAnsi="Courier New" w:cs="Courier New"/>
@@ -11638,6 +12480,7 @@
         </w:rPr>
         <w:t>);</w:t>
       </w:r>
+      <w:proofErr w:type="gramEnd"/>
     </w:p>
     <w:p>
       <w:pPr>
@@ -11951,6 +12794,7 @@
         </w:rPr>
         <w:t xml:space="preserve"> </w:t>
       </w:r>
+      <w:proofErr w:type="gramStart"/>
       <w:r>
         <w:rPr>
           <w:rFonts w:ascii="Courier New" w:eastAsia="Times New Roman" w:hAnsi="Courier New" w:cs="Courier New"/>
@@ -11975,6 +12819,7 @@
         </w:rPr>
         <w:t>(</w:t>
       </w:r>
+      <w:proofErr w:type="gramEnd"/>
       <w:r>
         <w:rPr>
           <w:rFonts w:ascii="Courier New" w:eastAsia="Times New Roman" w:hAnsi="Courier New" w:cs="Courier New"/>
@@ -12062,6 +12907,7 @@
         </w:rPr>
         <w:t xml:space="preserve"> </w:t>
       </w:r>
+      <w:proofErr w:type="gramStart"/>
       <w:r>
         <w:rPr>
           <w:rFonts w:ascii="Courier New" w:eastAsia="Times New Roman" w:hAnsi="Courier New" w:cs="Courier New"/>
@@ -12086,6 +12932,7 @@
         </w:rPr>
         <w:t>(</w:t>
       </w:r>
+      <w:proofErr w:type="gramEnd"/>
       <w:r>
         <w:rPr>
           <w:rFonts w:ascii="Courier New" w:eastAsia="Times New Roman" w:hAnsi="Courier New" w:cs="Courier New"/>
@@ -12173,6 +13020,7 @@
         </w:rPr>
         <w:t xml:space="preserve"> </w:t>
       </w:r>
+      <w:proofErr w:type="gramStart"/>
       <w:r>
         <w:rPr>
           <w:rFonts w:ascii="Courier New" w:eastAsia="Times New Roman" w:hAnsi="Courier New" w:cs="Courier New"/>
@@ -12197,6 +13045,7 @@
         </w:rPr>
         <w:t>(</w:t>
       </w:r>
+      <w:proofErr w:type="gramEnd"/>
       <w:r>
         <w:rPr>
           <w:rFonts w:ascii="Courier New" w:eastAsia="Times New Roman" w:hAnsi="Courier New" w:cs="Courier New"/>
@@ -12361,6 +13210,7 @@
         </w:rPr>
         <w:t xml:space="preserve"> </w:t>
       </w:r>
+      <w:proofErr w:type="gramStart"/>
       <w:r>
         <w:rPr>
           <w:rFonts w:ascii="Courier New" w:eastAsia="Times New Roman" w:hAnsi="Courier New" w:cs="Courier New"/>
@@ -12385,6 +13235,7 @@
         </w:rPr>
         <w:t>(</w:t>
       </w:r>
+      <w:proofErr w:type="gramEnd"/>
       <w:r>
         <w:rPr>
           <w:rFonts w:ascii="Courier New" w:eastAsia="Times New Roman" w:hAnsi="Courier New" w:cs="Courier New"/>
@@ -12420,8 +13271,21 @@
           <w14:ligatures w14:val="none"/>
         </w:rPr>
         <w:br/>
+      </w:r>
+      <w:proofErr w:type="gramStart"/>
+      <w:r>
+        <w:rPr>
+          <w:rFonts w:ascii="Courier New" w:eastAsia="Times New Roman" w:hAnsi="Courier New" w:cs="Courier New"/>
+          <w:color w:val="BCBEC4"/>
+          <w:kern w:val="0"/>
+          <w:sz w:val="20"/>
+          <w:szCs w:val="20"/>
+          <w:lang w:val="en-US" w:eastAsia="pl-PL"/>
+          <w14:ligatures w14:val="none"/>
+        </w:rPr>
         <w:t>);</w:t>
       </w:r>
+      <w:proofErr w:type="gramEnd"/>
     </w:p>
     <w:p>
       <w:pPr>
@@ -12441,11 +13305,51 @@
       </w:pPr>
       <w:r>
         <w:rPr>
-          <w:sz w:val="26"/>
-          <w:szCs w:val="26"/>
-          <w:highlight w:val="yellow"/>
-        </w:rPr>
-        <w:t>Tutaj będzie obraz z relacjami tabel, ale to jak skończymy wszystko</w:t>
+          <w:noProof/>
+          <w:sz w:val="26"/>
+          <w:szCs w:val="26"/>
+        </w:rPr>
+        <w:drawing>
+          <wp:inline distT="0" distB="0" distL="0" distR="0" wp14:anchorId="446D1039" wp14:editId="2213DF7D">
+            <wp:extent cx="5760720" cy="4763770"/>
+            <wp:effectExtent l="0" t="0" r="5080" b="0"/>
+            <wp:docPr id="1029326253" name="Obraz 1" descr="Obraz zawierający tekst, diagram, linia, zrzut ekranu&#10;&#10;Zawartość wygenerowana przez AI może być niepoprawna."/>
+            <wp:cNvGraphicFramePr>
+              <a:graphicFrameLocks xmlns:a="http://schemas.openxmlformats.org/drawingml/2006/main" noChangeAspect="1"/>
+            </wp:cNvGraphicFramePr>
+            <a:graphic xmlns:a="http://schemas.openxmlformats.org/drawingml/2006/main">
+              <a:graphicData uri="http://schemas.openxmlformats.org/drawingml/2006/picture">
+                <pic:pic xmlns:pic="http://schemas.openxmlformats.org/drawingml/2006/picture">
+                  <pic:nvPicPr>
+                    <pic:cNvPr id="1029326253" name="Obraz 1" descr="Obraz zawierający tekst, diagram, linia, zrzut ekranu&#10;&#10;Zawartość wygenerowana przez AI może być niepoprawna."/>
+                    <pic:cNvPicPr/>
+                  </pic:nvPicPr>
+                  <pic:blipFill>
+                    <a:blip r:embed="rId5" cstate="print">
+                      <a:extLst>
+                        <a:ext uri="{28A0092B-C50C-407E-A947-70E740481C1C}">
+                          <a14:useLocalDpi xmlns:a14="http://schemas.microsoft.com/office/drawing/2010/main" val="0"/>
+                        </a:ext>
+                      </a:extLst>
+                    </a:blip>
+                    <a:stretch>
+                      <a:fillRect/>
+                    </a:stretch>
+                  </pic:blipFill>
+                  <pic:spPr>
+                    <a:xfrm>
+                      <a:off x="0" y="0"/>
+                      <a:ext cx="5760720" cy="4763770"/>
+                    </a:xfrm>
+                    <a:prstGeom prst="rect">
+                      <a:avLst/>
+                    </a:prstGeom>
+                  </pic:spPr>
+                </pic:pic>
+              </a:graphicData>
+            </a:graphic>
+          </wp:inline>
+        </w:drawing>
       </w:r>
     </w:p>
     <w:p>
@@ -12477,74 +13381,753 @@
     </w:p>
     <w:p>
       <w:pPr>
-        <w:rPr>
+        <w:pStyle w:val="NormalnyWeb"/>
+        <w:spacing w:before="0" w:beforeAutospacing="0" w:after="0" w:afterAutospacing="0"/>
+        <w:rPr>
+          <w:rFonts w:asciiTheme="minorHAnsi" w:hAnsiTheme="minorHAnsi"/>
+          <w:color w:val="000000"/>
           <w:sz w:val="26"/>
           <w:szCs w:val="26"/>
         </w:rPr>
       </w:pPr>
       <w:r>
         <w:rPr>
-          <w:sz w:val="26"/>
-          <w:szCs w:val="26"/>
-        </w:rPr>
-        <w:t>1.Kierownik (Audytor):</w:t>
+          <w:rFonts w:asciiTheme="minorHAnsi" w:hAnsiTheme="minorHAnsi"/>
+          <w:b/>
+          <w:bCs/>
+          <w:color w:val="000000"/>
+          <w:sz w:val="26"/>
+          <w:szCs w:val="26"/>
+        </w:rPr>
+        <w:t>Opis zaimplementowanego modelu bezpieczeństwa:</w:t>
+      </w:r>
+      <w:r>
+        <w:rPr>
+          <w:rStyle w:val="apple-converted-space"/>
+          <w:rFonts w:asciiTheme="minorHAnsi" w:eastAsiaTheme="majorEastAsia" w:hAnsiTheme="minorHAnsi"/>
+          <w:color w:val="000000"/>
+          <w:sz w:val="26"/>
+          <w:szCs w:val="26"/>
+        </w:rPr>
+        <w:t> </w:t>
+      </w:r>
+      <w:r>
+        <w:rPr>
+          <w:rFonts w:asciiTheme="minorHAnsi" w:hAnsiTheme="minorHAnsi"/>
+          <w:color w:val="000000"/>
+          <w:sz w:val="26"/>
+          <w:szCs w:val="26"/>
+        </w:rPr>
+        <w:t xml:space="preserve">W systemie zastosowano trójwarstwowy model uprawnień, wykorzystujący standardowe role </w:t>
+      </w:r>
+      <w:proofErr w:type="spellStart"/>
+      <w:r>
+        <w:rPr>
+          <w:rFonts w:asciiTheme="minorHAnsi" w:hAnsiTheme="minorHAnsi"/>
+          <w:color w:val="000000"/>
+          <w:sz w:val="26"/>
+          <w:szCs w:val="26"/>
+        </w:rPr>
+        <w:t>PostgreSQL</w:t>
+      </w:r>
+      <w:proofErr w:type="spellEnd"/>
+      <w:r>
+        <w:rPr>
+          <w:rFonts w:asciiTheme="minorHAnsi" w:hAnsiTheme="minorHAnsi"/>
+          <w:color w:val="000000"/>
+          <w:sz w:val="26"/>
+          <w:szCs w:val="26"/>
+        </w:rPr>
+        <w:t xml:space="preserve"> oraz mechanizm</w:t>
+      </w:r>
+      <w:r>
+        <w:rPr>
+          <w:rStyle w:val="apple-converted-space"/>
+          <w:rFonts w:asciiTheme="minorHAnsi" w:eastAsiaTheme="majorEastAsia" w:hAnsiTheme="minorHAnsi"/>
+          <w:color w:val="000000"/>
+          <w:sz w:val="26"/>
+          <w:szCs w:val="26"/>
+        </w:rPr>
+        <w:t> </w:t>
+      </w:r>
+      <w:proofErr w:type="spellStart"/>
+      <w:r>
+        <w:rPr>
+          <w:rFonts w:asciiTheme="minorHAnsi" w:hAnsiTheme="minorHAnsi"/>
+          <w:b/>
+          <w:bCs/>
+          <w:color w:val="000000"/>
+          <w:sz w:val="26"/>
+          <w:szCs w:val="26"/>
+        </w:rPr>
+        <w:t>Row</w:t>
+      </w:r>
+      <w:proofErr w:type="spellEnd"/>
+      <w:r>
+        <w:rPr>
+          <w:rFonts w:asciiTheme="minorHAnsi" w:hAnsiTheme="minorHAnsi"/>
+          <w:b/>
+          <w:bCs/>
+          <w:color w:val="000000"/>
+          <w:sz w:val="26"/>
+          <w:szCs w:val="26"/>
+        </w:rPr>
+        <w:t xml:space="preserve"> Level Security (RLS)</w:t>
+      </w:r>
+      <w:r>
+        <w:rPr>
+          <w:rFonts w:asciiTheme="minorHAnsi" w:hAnsiTheme="minorHAnsi"/>
+          <w:color w:val="000000"/>
+          <w:sz w:val="26"/>
+          <w:szCs w:val="26"/>
+        </w:rPr>
+        <w:t>, aby zapewnić izolację danych na poziomie wierszy.</w:t>
       </w:r>
     </w:p>
     <w:p>
       <w:pPr>
-        <w:rPr>
-          <w:sz w:val="26"/>
-          <w:szCs w:val="26"/>
-        </w:rPr>
-      </w:pPr>
-      <w:r>
-        <w:rPr>
-          <w:sz w:val="26"/>
-          <w:szCs w:val="26"/>
-        </w:rPr>
-        <w:t>2.Pracownik:</w:t>
-      </w:r>
-    </w:p>
-    <w:p>
-      <w:pPr>
-        <w:pStyle w:val="ListParagraph"/>
+        <w:pStyle w:val="NormalnyWeb"/>
         <w:numPr>
           <w:ilvl w:val="0"/>
           <w:numId w:val="13"/>
         </w:numPr>
-        <w:rPr>
+        <w:spacing w:before="0" w:beforeAutospacing="0" w:after="0" w:afterAutospacing="0"/>
+        <w:rPr>
+          <w:rFonts w:asciiTheme="minorHAnsi" w:hAnsiTheme="minorHAnsi"/>
+          <w:color w:val="000000"/>
           <w:sz w:val="26"/>
           <w:szCs w:val="26"/>
         </w:rPr>
       </w:pPr>
+      <w:r>
+        <w:rPr>
+          <w:rFonts w:asciiTheme="minorHAnsi" w:hAnsiTheme="minorHAnsi"/>
+          <w:b/>
+          <w:bCs/>
+          <w:color w:val="000000"/>
+          <w:sz w:val="26"/>
+          <w:szCs w:val="26"/>
+        </w:rPr>
+        <w:t>1. Kierownik (Role:</w:t>
+      </w:r>
+      <w:r>
+        <w:rPr>
+          <w:rStyle w:val="apple-converted-space"/>
+          <w:rFonts w:asciiTheme="minorHAnsi" w:eastAsiaTheme="majorEastAsia" w:hAnsiTheme="minorHAnsi"/>
+          <w:b/>
+          <w:bCs/>
+          <w:color w:val="000000"/>
+          <w:sz w:val="26"/>
+          <w:szCs w:val="26"/>
+        </w:rPr>
+        <w:t> </w:t>
+      </w:r>
+      <w:proofErr w:type="spellStart"/>
+      <w:r>
+        <w:rPr>
+          <w:rStyle w:val="HTML-kod"/>
+          <w:rFonts w:asciiTheme="minorHAnsi" w:eastAsiaTheme="majorEastAsia" w:hAnsiTheme="minorHAnsi"/>
+          <w:b/>
+          <w:bCs/>
+          <w:color w:val="000000"/>
+          <w:sz w:val="26"/>
+          <w:szCs w:val="26"/>
+        </w:rPr>
+        <w:t>role_kierownik</w:t>
+      </w:r>
+      <w:proofErr w:type="spellEnd"/>
+      <w:r>
+        <w:rPr>
+          <w:rFonts w:asciiTheme="minorHAnsi" w:hAnsiTheme="minorHAnsi"/>
+          <w:b/>
+          <w:bCs/>
+          <w:color w:val="000000"/>
+          <w:sz w:val="26"/>
+          <w:szCs w:val="26"/>
+        </w:rPr>
+        <w:t>):</w:t>
+      </w:r>
     </w:p>
     <w:p>
       <w:pPr>
-        <w:rPr>
+        <w:pStyle w:val="NormalnyWeb"/>
+        <w:spacing w:before="0" w:beforeAutospacing="0" w:after="0" w:afterAutospacing="0"/>
+        <w:ind w:left="1440"/>
+        <w:rPr>
+          <w:rFonts w:asciiTheme="minorHAnsi" w:hAnsiTheme="minorHAnsi"/>
+          <w:color w:val="000000"/>
           <w:sz w:val="26"/>
           <w:szCs w:val="26"/>
         </w:rPr>
       </w:pPr>
       <w:r>
         <w:rPr>
-          <w:sz w:val="26"/>
-          <w:szCs w:val="26"/>
-        </w:rPr>
-        <w:t>3.Klient:</w:t>
+          <w:rFonts w:asciiTheme="minorHAnsi" w:hAnsiTheme="minorHAnsi"/>
+          <w:color w:val="000000"/>
+          <w:sz w:val="26"/>
+          <w:szCs w:val="26"/>
+        </w:rPr>
+        <w:t>Pełny dostęp do wszystkich tabel operacyjnych i słownikowych.</w:t>
       </w:r>
     </w:p>
     <w:p>
       <w:pPr>
-        <w:pStyle w:val="ListParagraph"/>
+        <w:pStyle w:val="NormalnyWeb"/>
+        <w:spacing w:before="0" w:beforeAutospacing="0" w:after="0" w:afterAutospacing="0"/>
+        <w:ind w:left="1440"/>
+        <w:rPr>
+          <w:rFonts w:asciiTheme="minorHAnsi" w:hAnsiTheme="minorHAnsi"/>
+          <w:color w:val="000000"/>
+          <w:sz w:val="26"/>
+          <w:szCs w:val="26"/>
+        </w:rPr>
+      </w:pPr>
+      <w:r>
+        <w:rPr>
+          <w:rFonts w:asciiTheme="minorHAnsi" w:hAnsiTheme="minorHAnsi"/>
+          <w:color w:val="000000"/>
+          <w:sz w:val="26"/>
+          <w:szCs w:val="26"/>
+        </w:rPr>
+        <w:lastRenderedPageBreak/>
+        <w:t>Jako jedyny posiada wgląd do tabel audytowych:</w:t>
+      </w:r>
+      <w:r>
+        <w:rPr>
+          <w:rStyle w:val="apple-converted-space"/>
+          <w:rFonts w:asciiTheme="minorHAnsi" w:eastAsiaTheme="majorEastAsia" w:hAnsiTheme="minorHAnsi"/>
+          <w:color w:val="000000"/>
+          <w:sz w:val="26"/>
+          <w:szCs w:val="26"/>
+        </w:rPr>
+        <w:t> </w:t>
+      </w:r>
+      <w:proofErr w:type="spellStart"/>
+      <w:r>
+        <w:rPr>
+          <w:rStyle w:val="HTML-kod"/>
+          <w:rFonts w:asciiTheme="minorHAnsi" w:eastAsiaTheme="majorEastAsia" w:hAnsiTheme="minorHAnsi"/>
+          <w:color w:val="000000"/>
+          <w:sz w:val="26"/>
+          <w:szCs w:val="26"/>
+        </w:rPr>
+        <w:t>audyt_sald</w:t>
+      </w:r>
+      <w:proofErr w:type="spellEnd"/>
+      <w:r>
+        <w:rPr>
+          <w:rStyle w:val="apple-converted-space"/>
+          <w:rFonts w:asciiTheme="minorHAnsi" w:eastAsiaTheme="majorEastAsia" w:hAnsiTheme="minorHAnsi"/>
+          <w:color w:val="000000"/>
+          <w:sz w:val="26"/>
+          <w:szCs w:val="26"/>
+        </w:rPr>
+        <w:t> </w:t>
+      </w:r>
+      <w:r>
+        <w:rPr>
+          <w:rFonts w:asciiTheme="minorHAnsi" w:hAnsiTheme="minorHAnsi"/>
+          <w:color w:val="000000"/>
+          <w:sz w:val="26"/>
+          <w:szCs w:val="26"/>
+        </w:rPr>
+        <w:t>oraz</w:t>
+      </w:r>
+      <w:r>
+        <w:rPr>
+          <w:rStyle w:val="apple-converted-space"/>
+          <w:rFonts w:asciiTheme="minorHAnsi" w:eastAsiaTheme="majorEastAsia" w:hAnsiTheme="minorHAnsi"/>
+          <w:color w:val="000000"/>
+          <w:sz w:val="26"/>
+          <w:szCs w:val="26"/>
+        </w:rPr>
+        <w:t> </w:t>
+      </w:r>
+      <w:proofErr w:type="spellStart"/>
+      <w:r>
+        <w:rPr>
+          <w:rStyle w:val="HTML-kod"/>
+          <w:rFonts w:asciiTheme="minorHAnsi" w:eastAsiaTheme="majorEastAsia" w:hAnsiTheme="minorHAnsi"/>
+          <w:color w:val="000000"/>
+          <w:sz w:val="26"/>
+          <w:szCs w:val="26"/>
+        </w:rPr>
+        <w:t>logi_bezpieczenstwa</w:t>
+      </w:r>
+      <w:proofErr w:type="spellEnd"/>
+      <w:r>
+        <w:rPr>
+          <w:rFonts w:asciiTheme="minorHAnsi" w:hAnsiTheme="minorHAnsi"/>
+          <w:color w:val="000000"/>
+          <w:sz w:val="26"/>
+          <w:szCs w:val="26"/>
+        </w:rPr>
+        <w:t>.</w:t>
+      </w:r>
+    </w:p>
+    <w:p>
+      <w:pPr>
+        <w:pStyle w:val="NormalnyWeb"/>
+        <w:spacing w:before="0" w:beforeAutospacing="0" w:after="0" w:afterAutospacing="0"/>
+        <w:ind w:left="1440"/>
+        <w:rPr>
+          <w:rFonts w:asciiTheme="minorHAnsi" w:hAnsiTheme="minorHAnsi"/>
+          <w:color w:val="000000"/>
+          <w:sz w:val="26"/>
+          <w:szCs w:val="26"/>
+        </w:rPr>
+      </w:pPr>
+      <w:r>
+        <w:rPr>
+          <w:rFonts w:asciiTheme="minorHAnsi" w:hAnsiTheme="minorHAnsi"/>
+          <w:color w:val="000000"/>
+          <w:sz w:val="26"/>
+          <w:szCs w:val="26"/>
+        </w:rPr>
+        <w:t>Dostęp do zmaterializowanych widoków analitycznych.</w:t>
+      </w:r>
+    </w:p>
+    <w:p>
+      <w:pPr>
+        <w:pStyle w:val="NormalnyWeb"/>
         <w:numPr>
           <w:ilvl w:val="0"/>
           <w:numId w:val="13"/>
         </w:numPr>
-        <w:rPr>
+        <w:spacing w:before="0" w:beforeAutospacing="0" w:after="0" w:afterAutospacing="0"/>
+        <w:rPr>
+          <w:rFonts w:asciiTheme="minorHAnsi" w:hAnsiTheme="minorHAnsi"/>
+          <w:color w:val="000000"/>
           <w:sz w:val="26"/>
           <w:szCs w:val="26"/>
         </w:rPr>
       </w:pPr>
+      <w:r>
+        <w:rPr>
+          <w:rFonts w:asciiTheme="minorHAnsi" w:hAnsiTheme="minorHAnsi"/>
+          <w:b/>
+          <w:bCs/>
+          <w:color w:val="000000"/>
+          <w:sz w:val="26"/>
+          <w:szCs w:val="26"/>
+        </w:rPr>
+        <w:t>2. Pracownik (Role:</w:t>
+      </w:r>
+      <w:r>
+        <w:rPr>
+          <w:rStyle w:val="apple-converted-space"/>
+          <w:rFonts w:asciiTheme="minorHAnsi" w:eastAsiaTheme="majorEastAsia" w:hAnsiTheme="minorHAnsi"/>
+          <w:b/>
+          <w:bCs/>
+          <w:color w:val="000000"/>
+          <w:sz w:val="26"/>
+          <w:szCs w:val="26"/>
+        </w:rPr>
+        <w:t> </w:t>
+      </w:r>
+      <w:proofErr w:type="spellStart"/>
+      <w:r>
+        <w:rPr>
+          <w:rStyle w:val="HTML-kod"/>
+          <w:rFonts w:asciiTheme="minorHAnsi" w:eastAsiaTheme="majorEastAsia" w:hAnsiTheme="minorHAnsi"/>
+          <w:b/>
+          <w:bCs/>
+          <w:color w:val="000000"/>
+          <w:sz w:val="26"/>
+          <w:szCs w:val="26"/>
+        </w:rPr>
+        <w:t>role_pracownik</w:t>
+      </w:r>
+      <w:proofErr w:type="spellEnd"/>
+      <w:r>
+        <w:rPr>
+          <w:rFonts w:asciiTheme="minorHAnsi" w:hAnsiTheme="minorHAnsi"/>
+          <w:b/>
+          <w:bCs/>
+          <w:color w:val="000000"/>
+          <w:sz w:val="26"/>
+          <w:szCs w:val="26"/>
+        </w:rPr>
+        <w:t>):</w:t>
+      </w:r>
+    </w:p>
+    <w:p>
+      <w:pPr>
+        <w:pStyle w:val="NormalnyWeb"/>
+        <w:spacing w:before="0" w:beforeAutospacing="0" w:after="0" w:afterAutospacing="0"/>
+        <w:ind w:left="1440"/>
+        <w:rPr>
+          <w:rFonts w:asciiTheme="minorHAnsi" w:hAnsiTheme="minorHAnsi"/>
+          <w:color w:val="000000"/>
+          <w:sz w:val="26"/>
+          <w:szCs w:val="26"/>
+        </w:rPr>
+      </w:pPr>
+      <w:r>
+        <w:rPr>
+          <w:rFonts w:asciiTheme="minorHAnsi" w:hAnsiTheme="minorHAnsi"/>
+          <w:color w:val="000000"/>
+          <w:sz w:val="26"/>
+          <w:szCs w:val="26"/>
+        </w:rPr>
+        <w:t>Dostęp do danych klientów odbywa się wyłącznie przez widok</w:t>
+      </w:r>
+      <w:r>
+        <w:rPr>
+          <w:rStyle w:val="apple-converted-space"/>
+          <w:rFonts w:asciiTheme="minorHAnsi" w:eastAsiaTheme="majorEastAsia" w:hAnsiTheme="minorHAnsi"/>
+          <w:color w:val="000000"/>
+          <w:sz w:val="26"/>
+          <w:szCs w:val="26"/>
+        </w:rPr>
+        <w:t> </w:t>
+      </w:r>
+      <w:proofErr w:type="spellStart"/>
+      <w:r>
+        <w:rPr>
+          <w:rStyle w:val="HTML-kod"/>
+          <w:rFonts w:asciiTheme="minorHAnsi" w:eastAsiaTheme="majorEastAsia" w:hAnsiTheme="minorHAnsi"/>
+          <w:color w:val="000000"/>
+          <w:sz w:val="26"/>
+          <w:szCs w:val="26"/>
+        </w:rPr>
+        <w:t>v_klienci_rodo</w:t>
+      </w:r>
+      <w:proofErr w:type="spellEnd"/>
+      <w:r>
+        <w:rPr>
+          <w:rFonts w:asciiTheme="minorHAnsi" w:hAnsiTheme="minorHAnsi"/>
+          <w:color w:val="000000"/>
+          <w:sz w:val="26"/>
+          <w:szCs w:val="26"/>
+        </w:rPr>
+        <w:t>, który dynamicznie maskuje numer PESEL (zostawia tylko pierwsze i ostatnie 2 cyfry).</w:t>
+      </w:r>
+    </w:p>
+    <w:p>
+      <w:pPr>
+        <w:pStyle w:val="NormalnyWeb"/>
+        <w:spacing w:before="0" w:beforeAutospacing="0" w:after="0" w:afterAutospacing="0"/>
+        <w:ind w:left="1440"/>
+        <w:rPr>
+          <w:rFonts w:asciiTheme="minorHAnsi" w:hAnsiTheme="minorHAnsi"/>
+          <w:color w:val="000000"/>
+          <w:sz w:val="26"/>
+          <w:szCs w:val="26"/>
+        </w:rPr>
+      </w:pPr>
+      <w:r>
+        <w:rPr>
+          <w:rFonts w:asciiTheme="minorHAnsi" w:hAnsiTheme="minorHAnsi"/>
+          <w:color w:val="000000"/>
+          <w:sz w:val="26"/>
+          <w:szCs w:val="26"/>
+        </w:rPr>
+        <w:t>Prawo do zakładania kont i wprowadzania transakcji, ale brak możliwości usuwania historii operacji.</w:t>
+      </w:r>
+    </w:p>
+    <w:p>
+      <w:pPr>
+        <w:pStyle w:val="NormalnyWeb"/>
+        <w:numPr>
+          <w:ilvl w:val="0"/>
+          <w:numId w:val="13"/>
+        </w:numPr>
+        <w:spacing w:before="0" w:beforeAutospacing="0" w:after="0" w:afterAutospacing="0"/>
+        <w:rPr>
+          <w:rFonts w:asciiTheme="minorHAnsi" w:hAnsiTheme="minorHAnsi"/>
+          <w:color w:val="000000"/>
+          <w:sz w:val="26"/>
+          <w:szCs w:val="26"/>
+        </w:rPr>
+      </w:pPr>
+      <w:r>
+        <w:rPr>
+          <w:rFonts w:asciiTheme="minorHAnsi" w:hAnsiTheme="minorHAnsi"/>
+          <w:b/>
+          <w:bCs/>
+          <w:color w:val="000000"/>
+          <w:sz w:val="26"/>
+          <w:szCs w:val="26"/>
+        </w:rPr>
+        <w:t>3. Klient (Role:</w:t>
+      </w:r>
+      <w:r>
+        <w:rPr>
+          <w:rStyle w:val="apple-converted-space"/>
+          <w:rFonts w:asciiTheme="minorHAnsi" w:eastAsiaTheme="majorEastAsia" w:hAnsiTheme="minorHAnsi"/>
+          <w:b/>
+          <w:bCs/>
+          <w:color w:val="000000"/>
+          <w:sz w:val="26"/>
+          <w:szCs w:val="26"/>
+        </w:rPr>
+        <w:t> </w:t>
+      </w:r>
+      <w:proofErr w:type="spellStart"/>
+      <w:r>
+        <w:rPr>
+          <w:rStyle w:val="HTML-kod"/>
+          <w:rFonts w:asciiTheme="minorHAnsi" w:eastAsiaTheme="majorEastAsia" w:hAnsiTheme="minorHAnsi"/>
+          <w:b/>
+          <w:bCs/>
+          <w:color w:val="000000"/>
+          <w:sz w:val="26"/>
+          <w:szCs w:val="26"/>
+        </w:rPr>
+        <w:t>role_klient</w:t>
+      </w:r>
+      <w:proofErr w:type="spellEnd"/>
+      <w:r>
+        <w:rPr>
+          <w:rFonts w:asciiTheme="minorHAnsi" w:hAnsiTheme="minorHAnsi"/>
+          <w:b/>
+          <w:bCs/>
+          <w:color w:val="000000"/>
+          <w:sz w:val="26"/>
+          <w:szCs w:val="26"/>
+        </w:rPr>
+        <w:t>):</w:t>
+      </w:r>
+    </w:p>
+    <w:p>
+      <w:pPr>
+        <w:pStyle w:val="NormalnyWeb"/>
+        <w:spacing w:before="0" w:beforeAutospacing="0" w:after="0" w:afterAutospacing="0"/>
+        <w:ind w:left="1440"/>
+        <w:rPr>
+          <w:rFonts w:asciiTheme="minorHAnsi" w:hAnsiTheme="minorHAnsi"/>
+          <w:color w:val="000000"/>
+          <w:sz w:val="26"/>
+          <w:szCs w:val="26"/>
+        </w:rPr>
+      </w:pPr>
+      <w:r>
+        <w:rPr>
+          <w:rFonts w:asciiTheme="minorHAnsi" w:hAnsiTheme="minorHAnsi"/>
+          <w:color w:val="000000"/>
+          <w:sz w:val="26"/>
+          <w:szCs w:val="26"/>
+        </w:rPr>
+        <w:t>Zastosowano polityki bezpieczeństwa</w:t>
+      </w:r>
+      <w:r>
+        <w:rPr>
+          <w:rStyle w:val="apple-converted-space"/>
+          <w:rFonts w:asciiTheme="minorHAnsi" w:eastAsiaTheme="majorEastAsia" w:hAnsiTheme="minorHAnsi"/>
+          <w:color w:val="000000"/>
+          <w:sz w:val="26"/>
+          <w:szCs w:val="26"/>
+        </w:rPr>
+        <w:t> </w:t>
+      </w:r>
+      <w:r>
+        <w:rPr>
+          <w:rFonts w:asciiTheme="minorHAnsi" w:hAnsiTheme="minorHAnsi"/>
+          <w:b/>
+          <w:bCs/>
+          <w:color w:val="000000"/>
+          <w:sz w:val="26"/>
+          <w:szCs w:val="26"/>
+        </w:rPr>
+        <w:t>RLS (</w:t>
+      </w:r>
+      <w:proofErr w:type="spellStart"/>
+      <w:r>
+        <w:rPr>
+          <w:rFonts w:asciiTheme="minorHAnsi" w:hAnsiTheme="minorHAnsi"/>
+          <w:b/>
+          <w:bCs/>
+          <w:color w:val="000000"/>
+          <w:sz w:val="26"/>
+          <w:szCs w:val="26"/>
+        </w:rPr>
+        <w:t>Row</w:t>
+      </w:r>
+      <w:proofErr w:type="spellEnd"/>
+      <w:r>
+        <w:rPr>
+          <w:rFonts w:asciiTheme="minorHAnsi" w:hAnsiTheme="minorHAnsi"/>
+          <w:b/>
+          <w:bCs/>
+          <w:color w:val="000000"/>
+          <w:sz w:val="26"/>
+          <w:szCs w:val="26"/>
+        </w:rPr>
+        <w:t xml:space="preserve"> Level Security)</w:t>
+      </w:r>
+      <w:r>
+        <w:rPr>
+          <w:rFonts w:asciiTheme="minorHAnsi" w:hAnsiTheme="minorHAnsi"/>
+          <w:color w:val="000000"/>
+          <w:sz w:val="26"/>
+          <w:szCs w:val="26"/>
+        </w:rPr>
+        <w:t>.</w:t>
+      </w:r>
+    </w:p>
+    <w:p>
+      <w:pPr>
+        <w:pStyle w:val="NormalnyWeb"/>
+        <w:spacing w:before="0" w:beforeAutospacing="0" w:after="0" w:afterAutospacing="0"/>
+        <w:ind w:left="1440"/>
+        <w:rPr>
+          <w:rFonts w:asciiTheme="minorHAnsi" w:hAnsiTheme="minorHAnsi"/>
+          <w:color w:val="000000"/>
+          <w:sz w:val="26"/>
+          <w:szCs w:val="26"/>
+        </w:rPr>
+      </w:pPr>
+      <w:r>
+        <w:rPr>
+          <w:rFonts w:asciiTheme="minorHAnsi" w:hAnsiTheme="minorHAnsi"/>
+          <w:color w:val="000000"/>
+          <w:sz w:val="26"/>
+          <w:szCs w:val="26"/>
+        </w:rPr>
+        <w:t>Klient po zalogowaniu do bazy danych fizycznie "widzi" tylko te rekordy, które należą do niego (klucz</w:t>
+      </w:r>
+      <w:r>
+        <w:rPr>
+          <w:rStyle w:val="apple-converted-space"/>
+          <w:rFonts w:asciiTheme="minorHAnsi" w:eastAsiaTheme="majorEastAsia" w:hAnsiTheme="minorHAnsi"/>
+          <w:color w:val="000000"/>
+          <w:sz w:val="26"/>
+          <w:szCs w:val="26"/>
+        </w:rPr>
+        <w:t> </w:t>
+      </w:r>
+      <w:proofErr w:type="spellStart"/>
+      <w:r>
+        <w:rPr>
+          <w:rStyle w:val="HTML-kod"/>
+          <w:rFonts w:asciiTheme="minorHAnsi" w:eastAsiaTheme="majorEastAsia" w:hAnsiTheme="minorHAnsi"/>
+          <w:color w:val="000000"/>
+          <w:sz w:val="26"/>
+          <w:szCs w:val="26"/>
+        </w:rPr>
+        <w:t>login_db</w:t>
+      </w:r>
+      <w:proofErr w:type="spellEnd"/>
+      <w:r>
+        <w:rPr>
+          <w:rStyle w:val="apple-converted-space"/>
+          <w:rFonts w:asciiTheme="minorHAnsi" w:eastAsiaTheme="majorEastAsia" w:hAnsiTheme="minorHAnsi"/>
+          <w:color w:val="000000"/>
+          <w:sz w:val="26"/>
+          <w:szCs w:val="26"/>
+        </w:rPr>
+        <w:t> </w:t>
+      </w:r>
+      <w:r>
+        <w:rPr>
+          <w:rFonts w:asciiTheme="minorHAnsi" w:hAnsiTheme="minorHAnsi"/>
+          <w:color w:val="000000"/>
+          <w:sz w:val="26"/>
+          <w:szCs w:val="26"/>
+        </w:rPr>
+        <w:t>w tabeli</w:t>
+      </w:r>
+      <w:r>
+        <w:rPr>
+          <w:rStyle w:val="apple-converted-space"/>
+          <w:rFonts w:asciiTheme="minorHAnsi" w:eastAsiaTheme="majorEastAsia" w:hAnsiTheme="minorHAnsi"/>
+          <w:color w:val="000000"/>
+          <w:sz w:val="26"/>
+          <w:szCs w:val="26"/>
+        </w:rPr>
+        <w:t> </w:t>
+      </w:r>
+      <w:r>
+        <w:rPr>
+          <w:rStyle w:val="HTML-kod"/>
+          <w:rFonts w:asciiTheme="minorHAnsi" w:eastAsiaTheme="majorEastAsia" w:hAnsiTheme="minorHAnsi"/>
+          <w:color w:val="000000"/>
+          <w:sz w:val="26"/>
+          <w:szCs w:val="26"/>
+        </w:rPr>
+        <w:t>klienci</w:t>
+      </w:r>
+      <w:r>
+        <w:rPr>
+          <w:rStyle w:val="apple-converted-space"/>
+          <w:rFonts w:asciiTheme="minorHAnsi" w:eastAsiaTheme="majorEastAsia" w:hAnsiTheme="minorHAnsi"/>
+          <w:color w:val="000000"/>
+          <w:sz w:val="26"/>
+          <w:szCs w:val="26"/>
+        </w:rPr>
+        <w:t> </w:t>
+      </w:r>
+      <w:r>
+        <w:rPr>
+          <w:rFonts w:asciiTheme="minorHAnsi" w:hAnsiTheme="minorHAnsi"/>
+          <w:color w:val="000000"/>
+          <w:sz w:val="26"/>
+          <w:szCs w:val="26"/>
+        </w:rPr>
+        <w:t>musi być zgodny z nazwą użytkownika sesji).</w:t>
+      </w:r>
+    </w:p>
+    <w:p>
+      <w:pPr>
+        <w:pStyle w:val="NormalnyWeb"/>
+        <w:spacing w:before="0" w:beforeAutospacing="0" w:after="0" w:afterAutospacing="0"/>
+        <w:ind w:left="1440"/>
+        <w:rPr>
+          <w:rFonts w:asciiTheme="minorHAnsi" w:hAnsiTheme="minorHAnsi"/>
+          <w:color w:val="000000"/>
+          <w:sz w:val="26"/>
+          <w:szCs w:val="26"/>
+        </w:rPr>
+      </w:pPr>
+      <w:r>
+        <w:rPr>
+          <w:rFonts w:asciiTheme="minorHAnsi" w:hAnsiTheme="minorHAnsi"/>
+          <w:color w:val="000000"/>
+          <w:sz w:val="26"/>
+          <w:szCs w:val="26"/>
+        </w:rPr>
+        <w:t>Próba wykonania</w:t>
+      </w:r>
+      <w:r>
+        <w:rPr>
+          <w:rStyle w:val="apple-converted-space"/>
+          <w:rFonts w:asciiTheme="minorHAnsi" w:eastAsiaTheme="majorEastAsia" w:hAnsiTheme="minorHAnsi"/>
+          <w:color w:val="000000"/>
+          <w:sz w:val="26"/>
+          <w:szCs w:val="26"/>
+        </w:rPr>
+        <w:t> </w:t>
+      </w:r>
+      <w:r>
+        <w:rPr>
+          <w:rStyle w:val="HTML-kod"/>
+          <w:rFonts w:asciiTheme="minorHAnsi" w:eastAsiaTheme="majorEastAsia" w:hAnsiTheme="minorHAnsi"/>
+          <w:color w:val="000000"/>
+          <w:sz w:val="26"/>
+          <w:szCs w:val="26"/>
+        </w:rPr>
+        <w:t>SELECT * FROM transakcje</w:t>
+      </w:r>
+      <w:r>
+        <w:rPr>
+          <w:rStyle w:val="apple-converted-space"/>
+          <w:rFonts w:asciiTheme="minorHAnsi" w:eastAsiaTheme="majorEastAsia" w:hAnsiTheme="minorHAnsi"/>
+          <w:color w:val="000000"/>
+          <w:sz w:val="26"/>
+          <w:szCs w:val="26"/>
+        </w:rPr>
+        <w:t> </w:t>
+      </w:r>
+      <w:r>
+        <w:rPr>
+          <w:rFonts w:asciiTheme="minorHAnsi" w:hAnsiTheme="minorHAnsi"/>
+          <w:color w:val="000000"/>
+          <w:sz w:val="26"/>
+          <w:szCs w:val="26"/>
+        </w:rPr>
+        <w:t>zwróci tylko transakcje tego konkretnego klienta, chroniąc dane innych osób przed wyciekiem.</w:t>
+      </w:r>
     </w:p>
     <w:p>
       <w:pPr>
@@ -13412,6 +14995,295 @@
           <w14:ligatures w14:val="none"/>
         </w:rPr>
         <w:br/>
+        <w:t xml:space="preserve">    </w:t>
+      </w:r>
+      <w:r>
+        <w:rPr>
+          <w:rFonts w:ascii="Courier New" w:eastAsia="Times New Roman" w:hAnsi="Courier New" w:cs="Courier New"/>
+          <w:color w:val="CF8E6D"/>
+          <w:kern w:val="0"/>
+          <w:sz w:val="20"/>
+          <w:szCs w:val="20"/>
+          <w:lang w:eastAsia="pl-PL"/>
+          <w14:ligatures w14:val="none"/>
+        </w:rPr>
+        <w:t>END IF</w:t>
+      </w:r>
+      <w:r>
+        <w:rPr>
+          <w:rFonts w:ascii="Courier New" w:eastAsia="Times New Roman" w:hAnsi="Courier New" w:cs="Courier New"/>
+          <w:color w:val="BCBEC4"/>
+          <w:kern w:val="0"/>
+          <w:sz w:val="20"/>
+          <w:szCs w:val="20"/>
+          <w:lang w:eastAsia="pl-PL"/>
+          <w14:ligatures w14:val="none"/>
+        </w:rPr>
+        <w:t>;</w:t>
+      </w:r>
+      <w:r>
+        <w:rPr>
+          <w:rFonts w:ascii="Courier New" w:eastAsia="Times New Roman" w:hAnsi="Courier New" w:cs="Courier New"/>
+          <w:color w:val="BCBEC4"/>
+          <w:kern w:val="0"/>
+          <w:sz w:val="20"/>
+          <w:szCs w:val="20"/>
+          <w:lang w:eastAsia="pl-PL"/>
+          <w14:ligatures w14:val="none"/>
+        </w:rPr>
+        <w:br/>
+      </w:r>
+      <w:r>
+        <w:rPr>
+          <w:rFonts w:ascii="Courier New" w:eastAsia="Times New Roman" w:hAnsi="Courier New" w:cs="Courier New"/>
+          <w:color w:val="BCBEC4"/>
+          <w:kern w:val="0"/>
+          <w:sz w:val="20"/>
+          <w:szCs w:val="20"/>
+          <w:lang w:eastAsia="pl-PL"/>
+          <w14:ligatures w14:val="none"/>
+        </w:rPr>
+        <w:br/>
+        <w:t xml:space="preserve">    </w:t>
+      </w:r>
+      <w:r>
+        <w:rPr>
+          <w:rFonts w:ascii="Courier New" w:eastAsia="Times New Roman" w:hAnsi="Courier New" w:cs="Courier New"/>
+          <w:color w:val="CF8E6D"/>
+          <w:kern w:val="0"/>
+          <w:sz w:val="20"/>
+          <w:szCs w:val="20"/>
+          <w:lang w:eastAsia="pl-PL"/>
+          <w14:ligatures w14:val="none"/>
+        </w:rPr>
+        <w:t xml:space="preserve">SELECT </w:t>
+      </w:r>
+      <w:proofErr w:type="spellStart"/>
+      <w:r>
+        <w:rPr>
+          <w:rFonts w:ascii="Courier New" w:eastAsia="Times New Roman" w:hAnsi="Courier New" w:cs="Courier New"/>
+          <w:color w:val="C77DBB"/>
+          <w:kern w:val="0"/>
+          <w:sz w:val="20"/>
+          <w:szCs w:val="20"/>
+          <w:lang w:eastAsia="pl-PL"/>
+          <w14:ligatures w14:val="none"/>
+        </w:rPr>
+        <w:t>saldo_bieżące</w:t>
+      </w:r>
+      <w:proofErr w:type="spellEnd"/>
+      <w:r>
+        <w:rPr>
+          <w:rFonts w:ascii="Courier New" w:eastAsia="Times New Roman" w:hAnsi="Courier New" w:cs="Courier New"/>
+          <w:color w:val="C77DBB"/>
+          <w:kern w:val="0"/>
+          <w:sz w:val="20"/>
+          <w:szCs w:val="20"/>
+          <w:lang w:eastAsia="pl-PL"/>
+          <w14:ligatures w14:val="none"/>
+        </w:rPr>
+        <w:t xml:space="preserve"> </w:t>
+      </w:r>
+      <w:r>
+        <w:rPr>
+          <w:rFonts w:ascii="Courier New" w:eastAsia="Times New Roman" w:hAnsi="Courier New" w:cs="Courier New"/>
+          <w:color w:val="CF8E6D"/>
+          <w:kern w:val="0"/>
+          <w:sz w:val="20"/>
+          <w:szCs w:val="20"/>
+          <w:lang w:eastAsia="pl-PL"/>
+          <w14:ligatures w14:val="none"/>
+        </w:rPr>
+        <w:t xml:space="preserve">INTO </w:t>
+      </w:r>
+      <w:proofErr w:type="spellStart"/>
+      <w:r>
+        <w:rPr>
+          <w:rFonts w:ascii="Courier New" w:eastAsia="Times New Roman" w:hAnsi="Courier New" w:cs="Courier New"/>
+          <w:color w:val="BCBEC4"/>
+          <w:kern w:val="0"/>
+          <w:sz w:val="20"/>
+          <w:szCs w:val="20"/>
+          <w:lang w:eastAsia="pl-PL"/>
+          <w14:ligatures w14:val="none"/>
+        </w:rPr>
+        <w:t>v_saldo_nadawcy</w:t>
+      </w:r>
+      <w:proofErr w:type="spellEnd"/>
+      <w:r>
+        <w:rPr>
+          <w:rFonts w:ascii="Courier New" w:eastAsia="Times New Roman" w:hAnsi="Courier New" w:cs="Courier New"/>
+          <w:color w:val="BCBEC4"/>
+          <w:kern w:val="0"/>
+          <w:sz w:val="20"/>
+          <w:szCs w:val="20"/>
+          <w:lang w:eastAsia="pl-PL"/>
+          <w14:ligatures w14:val="none"/>
+        </w:rPr>
+        <w:br/>
+        <w:t xml:space="preserve">    </w:t>
+      </w:r>
+      <w:r>
+        <w:rPr>
+          <w:rFonts w:ascii="Courier New" w:eastAsia="Times New Roman" w:hAnsi="Courier New" w:cs="Courier New"/>
+          <w:color w:val="CF8E6D"/>
+          <w:kern w:val="0"/>
+          <w:sz w:val="20"/>
+          <w:szCs w:val="20"/>
+          <w:lang w:eastAsia="pl-PL"/>
+          <w14:ligatures w14:val="none"/>
+        </w:rPr>
+        <w:t xml:space="preserve">FROM </w:t>
+      </w:r>
+      <w:r>
+        <w:rPr>
+          <w:rFonts w:ascii="Courier New" w:eastAsia="Times New Roman" w:hAnsi="Courier New" w:cs="Courier New"/>
+          <w:color w:val="BCBEC4"/>
+          <w:kern w:val="0"/>
+          <w:sz w:val="20"/>
+          <w:szCs w:val="20"/>
+          <w:lang w:eastAsia="pl-PL"/>
+          <w14:ligatures w14:val="none"/>
+        </w:rPr>
+        <w:t>konta</w:t>
+      </w:r>
+      <w:r>
+        <w:rPr>
+          <w:rFonts w:ascii="Courier New" w:eastAsia="Times New Roman" w:hAnsi="Courier New" w:cs="Courier New"/>
+          <w:color w:val="BCBEC4"/>
+          <w:kern w:val="0"/>
+          <w:sz w:val="20"/>
+          <w:szCs w:val="20"/>
+          <w:lang w:eastAsia="pl-PL"/>
+          <w14:ligatures w14:val="none"/>
+        </w:rPr>
+        <w:br/>
+        <w:t xml:space="preserve">    </w:t>
+      </w:r>
+      <w:r>
+        <w:rPr>
+          <w:rFonts w:ascii="Courier New" w:eastAsia="Times New Roman" w:hAnsi="Courier New" w:cs="Courier New"/>
+          <w:color w:val="CF8E6D"/>
+          <w:kern w:val="0"/>
+          <w:sz w:val="20"/>
+          <w:szCs w:val="20"/>
+          <w:lang w:eastAsia="pl-PL"/>
+          <w14:ligatures w14:val="none"/>
+        </w:rPr>
+        <w:t xml:space="preserve">WHERE </w:t>
+      </w:r>
+      <w:proofErr w:type="spellStart"/>
+      <w:r>
+        <w:rPr>
+          <w:rFonts w:ascii="Courier New" w:eastAsia="Times New Roman" w:hAnsi="Courier New" w:cs="Courier New"/>
+          <w:color w:val="C77DBB"/>
+          <w:kern w:val="0"/>
+          <w:sz w:val="20"/>
+          <w:szCs w:val="20"/>
+          <w:lang w:eastAsia="pl-PL"/>
+          <w14:ligatures w14:val="none"/>
+        </w:rPr>
+        <w:t>id_konta</w:t>
+      </w:r>
+      <w:proofErr w:type="spellEnd"/>
+      <w:r>
+        <w:rPr>
+          <w:rFonts w:ascii="Courier New" w:eastAsia="Times New Roman" w:hAnsi="Courier New" w:cs="Courier New"/>
+          <w:color w:val="C77DBB"/>
+          <w:kern w:val="0"/>
+          <w:sz w:val="20"/>
+          <w:szCs w:val="20"/>
+          <w:lang w:eastAsia="pl-PL"/>
+          <w14:ligatures w14:val="none"/>
+        </w:rPr>
+        <w:t xml:space="preserve"> </w:t>
+      </w:r>
+      <w:r>
+        <w:rPr>
+          <w:rFonts w:ascii="Courier New" w:eastAsia="Times New Roman" w:hAnsi="Courier New" w:cs="Courier New"/>
+          <w:color w:val="BCBEC4"/>
+          <w:kern w:val="0"/>
+          <w:sz w:val="20"/>
+          <w:szCs w:val="20"/>
+          <w:lang w:eastAsia="pl-PL"/>
+          <w14:ligatures w14:val="none"/>
+        </w:rPr>
+        <w:t xml:space="preserve">= </w:t>
+      </w:r>
+      <w:proofErr w:type="spellStart"/>
+      <w:r>
+        <w:rPr>
+          <w:rFonts w:ascii="Courier New" w:eastAsia="Times New Roman" w:hAnsi="Courier New" w:cs="Courier New"/>
+          <w:color w:val="BCBEC4"/>
+          <w:kern w:val="0"/>
+          <w:sz w:val="20"/>
+          <w:szCs w:val="20"/>
+          <w:lang w:eastAsia="pl-PL"/>
+          <w14:ligatures w14:val="none"/>
+        </w:rPr>
+        <w:t>p_nadawca_id</w:t>
+      </w:r>
+      <w:proofErr w:type="spellEnd"/>
+      <w:r>
+        <w:rPr>
+          <w:rFonts w:ascii="Courier New" w:eastAsia="Times New Roman" w:hAnsi="Courier New" w:cs="Courier New"/>
+          <w:color w:val="BCBEC4"/>
+          <w:kern w:val="0"/>
+          <w:sz w:val="20"/>
+          <w:szCs w:val="20"/>
+          <w:lang w:eastAsia="pl-PL"/>
+          <w14:ligatures w14:val="none"/>
+        </w:rPr>
+        <w:br/>
+        <w:t xml:space="preserve">        </w:t>
+      </w:r>
+      <w:r>
+        <w:rPr>
+          <w:rFonts w:ascii="Courier New" w:eastAsia="Times New Roman" w:hAnsi="Courier New" w:cs="Courier New"/>
+          <w:color w:val="CF8E6D"/>
+          <w:kern w:val="0"/>
+          <w:sz w:val="20"/>
+          <w:szCs w:val="20"/>
+          <w:lang w:eastAsia="pl-PL"/>
+          <w14:ligatures w14:val="none"/>
+        </w:rPr>
+        <w:t>FOR UPDATE</w:t>
+      </w:r>
+      <w:r>
+        <w:rPr>
+          <w:rFonts w:ascii="Courier New" w:eastAsia="Times New Roman" w:hAnsi="Courier New" w:cs="Courier New"/>
+          <w:color w:val="BCBEC4"/>
+          <w:kern w:val="0"/>
+          <w:sz w:val="20"/>
+          <w:szCs w:val="20"/>
+          <w:lang w:eastAsia="pl-PL"/>
+          <w14:ligatures w14:val="none"/>
+        </w:rPr>
+        <w:t>;</w:t>
+      </w:r>
+      <w:r>
+        <w:rPr>
+          <w:rFonts w:ascii="Courier New" w:eastAsia="Times New Roman" w:hAnsi="Courier New" w:cs="Courier New"/>
+          <w:color w:val="BCBEC4"/>
+          <w:kern w:val="0"/>
+          <w:sz w:val="20"/>
+          <w:szCs w:val="20"/>
+          <w:lang w:eastAsia="pl-PL"/>
+          <w14:ligatures w14:val="none"/>
+        </w:rPr>
+        <w:br/>
+      </w:r>
+      <w:r>
+        <w:rPr>
+          <w:rFonts w:ascii="Courier New" w:eastAsia="Times New Roman" w:hAnsi="Courier New" w:cs="Courier New"/>
+          <w:color w:val="BCBEC4"/>
+          <w:kern w:val="0"/>
+          <w:sz w:val="20"/>
+          <w:szCs w:val="20"/>
+          <w:lang w:eastAsia="pl-PL"/>
+          <w14:ligatures w14:val="none"/>
+        </w:rPr>
+        <w:br/>
       </w:r>
       <w:r>
         <w:rPr>
@@ -13424,295 +15296,6 @@
           <w14:ligatures w14:val="none"/>
         </w:rPr>
         <w:lastRenderedPageBreak/>
-        <w:t xml:space="preserve">    </w:t>
-      </w:r>
-      <w:r>
-        <w:rPr>
-          <w:rFonts w:ascii="Courier New" w:eastAsia="Times New Roman" w:hAnsi="Courier New" w:cs="Courier New"/>
-          <w:color w:val="CF8E6D"/>
-          <w:kern w:val="0"/>
-          <w:sz w:val="20"/>
-          <w:szCs w:val="20"/>
-          <w:lang w:eastAsia="pl-PL"/>
-          <w14:ligatures w14:val="none"/>
-        </w:rPr>
-        <w:t>END IF</w:t>
-      </w:r>
-      <w:r>
-        <w:rPr>
-          <w:rFonts w:ascii="Courier New" w:eastAsia="Times New Roman" w:hAnsi="Courier New" w:cs="Courier New"/>
-          <w:color w:val="BCBEC4"/>
-          <w:kern w:val="0"/>
-          <w:sz w:val="20"/>
-          <w:szCs w:val="20"/>
-          <w:lang w:eastAsia="pl-PL"/>
-          <w14:ligatures w14:val="none"/>
-        </w:rPr>
-        <w:t>;</w:t>
-      </w:r>
-      <w:r>
-        <w:rPr>
-          <w:rFonts w:ascii="Courier New" w:eastAsia="Times New Roman" w:hAnsi="Courier New" w:cs="Courier New"/>
-          <w:color w:val="BCBEC4"/>
-          <w:kern w:val="0"/>
-          <w:sz w:val="20"/>
-          <w:szCs w:val="20"/>
-          <w:lang w:eastAsia="pl-PL"/>
-          <w14:ligatures w14:val="none"/>
-        </w:rPr>
-        <w:br/>
-      </w:r>
-      <w:r>
-        <w:rPr>
-          <w:rFonts w:ascii="Courier New" w:eastAsia="Times New Roman" w:hAnsi="Courier New" w:cs="Courier New"/>
-          <w:color w:val="BCBEC4"/>
-          <w:kern w:val="0"/>
-          <w:sz w:val="20"/>
-          <w:szCs w:val="20"/>
-          <w:lang w:eastAsia="pl-PL"/>
-          <w14:ligatures w14:val="none"/>
-        </w:rPr>
-        <w:br/>
-        <w:t xml:space="preserve">    </w:t>
-      </w:r>
-      <w:r>
-        <w:rPr>
-          <w:rFonts w:ascii="Courier New" w:eastAsia="Times New Roman" w:hAnsi="Courier New" w:cs="Courier New"/>
-          <w:color w:val="CF8E6D"/>
-          <w:kern w:val="0"/>
-          <w:sz w:val="20"/>
-          <w:szCs w:val="20"/>
-          <w:lang w:eastAsia="pl-PL"/>
-          <w14:ligatures w14:val="none"/>
-        </w:rPr>
-        <w:t xml:space="preserve">SELECT </w:t>
-      </w:r>
-      <w:proofErr w:type="spellStart"/>
-      <w:r>
-        <w:rPr>
-          <w:rFonts w:ascii="Courier New" w:eastAsia="Times New Roman" w:hAnsi="Courier New" w:cs="Courier New"/>
-          <w:color w:val="C77DBB"/>
-          <w:kern w:val="0"/>
-          <w:sz w:val="20"/>
-          <w:szCs w:val="20"/>
-          <w:lang w:eastAsia="pl-PL"/>
-          <w14:ligatures w14:val="none"/>
-        </w:rPr>
-        <w:t>saldo_bieżące</w:t>
-      </w:r>
-      <w:proofErr w:type="spellEnd"/>
-      <w:r>
-        <w:rPr>
-          <w:rFonts w:ascii="Courier New" w:eastAsia="Times New Roman" w:hAnsi="Courier New" w:cs="Courier New"/>
-          <w:color w:val="C77DBB"/>
-          <w:kern w:val="0"/>
-          <w:sz w:val="20"/>
-          <w:szCs w:val="20"/>
-          <w:lang w:eastAsia="pl-PL"/>
-          <w14:ligatures w14:val="none"/>
-        </w:rPr>
-        <w:t xml:space="preserve"> </w:t>
-      </w:r>
-      <w:r>
-        <w:rPr>
-          <w:rFonts w:ascii="Courier New" w:eastAsia="Times New Roman" w:hAnsi="Courier New" w:cs="Courier New"/>
-          <w:color w:val="CF8E6D"/>
-          <w:kern w:val="0"/>
-          <w:sz w:val="20"/>
-          <w:szCs w:val="20"/>
-          <w:lang w:eastAsia="pl-PL"/>
-          <w14:ligatures w14:val="none"/>
-        </w:rPr>
-        <w:t xml:space="preserve">INTO </w:t>
-      </w:r>
-      <w:proofErr w:type="spellStart"/>
-      <w:r>
-        <w:rPr>
-          <w:rFonts w:ascii="Courier New" w:eastAsia="Times New Roman" w:hAnsi="Courier New" w:cs="Courier New"/>
-          <w:color w:val="BCBEC4"/>
-          <w:kern w:val="0"/>
-          <w:sz w:val="20"/>
-          <w:szCs w:val="20"/>
-          <w:lang w:eastAsia="pl-PL"/>
-          <w14:ligatures w14:val="none"/>
-        </w:rPr>
-        <w:t>v_saldo_nadawcy</w:t>
-      </w:r>
-      <w:proofErr w:type="spellEnd"/>
-      <w:r>
-        <w:rPr>
-          <w:rFonts w:ascii="Courier New" w:eastAsia="Times New Roman" w:hAnsi="Courier New" w:cs="Courier New"/>
-          <w:color w:val="BCBEC4"/>
-          <w:kern w:val="0"/>
-          <w:sz w:val="20"/>
-          <w:szCs w:val="20"/>
-          <w:lang w:eastAsia="pl-PL"/>
-          <w14:ligatures w14:val="none"/>
-        </w:rPr>
-        <w:br/>
-        <w:t xml:space="preserve">    </w:t>
-      </w:r>
-      <w:r>
-        <w:rPr>
-          <w:rFonts w:ascii="Courier New" w:eastAsia="Times New Roman" w:hAnsi="Courier New" w:cs="Courier New"/>
-          <w:color w:val="CF8E6D"/>
-          <w:kern w:val="0"/>
-          <w:sz w:val="20"/>
-          <w:szCs w:val="20"/>
-          <w:lang w:eastAsia="pl-PL"/>
-          <w14:ligatures w14:val="none"/>
-        </w:rPr>
-        <w:t xml:space="preserve">FROM </w:t>
-      </w:r>
-      <w:r>
-        <w:rPr>
-          <w:rFonts w:ascii="Courier New" w:eastAsia="Times New Roman" w:hAnsi="Courier New" w:cs="Courier New"/>
-          <w:color w:val="BCBEC4"/>
-          <w:kern w:val="0"/>
-          <w:sz w:val="20"/>
-          <w:szCs w:val="20"/>
-          <w:lang w:eastAsia="pl-PL"/>
-          <w14:ligatures w14:val="none"/>
-        </w:rPr>
-        <w:t>konta</w:t>
-      </w:r>
-      <w:r>
-        <w:rPr>
-          <w:rFonts w:ascii="Courier New" w:eastAsia="Times New Roman" w:hAnsi="Courier New" w:cs="Courier New"/>
-          <w:color w:val="BCBEC4"/>
-          <w:kern w:val="0"/>
-          <w:sz w:val="20"/>
-          <w:szCs w:val="20"/>
-          <w:lang w:eastAsia="pl-PL"/>
-          <w14:ligatures w14:val="none"/>
-        </w:rPr>
-        <w:br/>
-        <w:t xml:space="preserve">    </w:t>
-      </w:r>
-      <w:r>
-        <w:rPr>
-          <w:rFonts w:ascii="Courier New" w:eastAsia="Times New Roman" w:hAnsi="Courier New" w:cs="Courier New"/>
-          <w:color w:val="CF8E6D"/>
-          <w:kern w:val="0"/>
-          <w:sz w:val="20"/>
-          <w:szCs w:val="20"/>
-          <w:lang w:eastAsia="pl-PL"/>
-          <w14:ligatures w14:val="none"/>
-        </w:rPr>
-        <w:t xml:space="preserve">WHERE </w:t>
-      </w:r>
-      <w:proofErr w:type="spellStart"/>
-      <w:r>
-        <w:rPr>
-          <w:rFonts w:ascii="Courier New" w:eastAsia="Times New Roman" w:hAnsi="Courier New" w:cs="Courier New"/>
-          <w:color w:val="C77DBB"/>
-          <w:kern w:val="0"/>
-          <w:sz w:val="20"/>
-          <w:szCs w:val="20"/>
-          <w:lang w:eastAsia="pl-PL"/>
-          <w14:ligatures w14:val="none"/>
-        </w:rPr>
-        <w:t>id_konta</w:t>
-      </w:r>
-      <w:proofErr w:type="spellEnd"/>
-      <w:r>
-        <w:rPr>
-          <w:rFonts w:ascii="Courier New" w:eastAsia="Times New Roman" w:hAnsi="Courier New" w:cs="Courier New"/>
-          <w:color w:val="C77DBB"/>
-          <w:kern w:val="0"/>
-          <w:sz w:val="20"/>
-          <w:szCs w:val="20"/>
-          <w:lang w:eastAsia="pl-PL"/>
-          <w14:ligatures w14:val="none"/>
-        </w:rPr>
-        <w:t xml:space="preserve"> </w:t>
-      </w:r>
-      <w:r>
-        <w:rPr>
-          <w:rFonts w:ascii="Courier New" w:eastAsia="Times New Roman" w:hAnsi="Courier New" w:cs="Courier New"/>
-          <w:color w:val="BCBEC4"/>
-          <w:kern w:val="0"/>
-          <w:sz w:val="20"/>
-          <w:szCs w:val="20"/>
-          <w:lang w:eastAsia="pl-PL"/>
-          <w14:ligatures w14:val="none"/>
-        </w:rPr>
-        <w:t xml:space="preserve">= </w:t>
-      </w:r>
-      <w:proofErr w:type="spellStart"/>
-      <w:r>
-        <w:rPr>
-          <w:rFonts w:ascii="Courier New" w:eastAsia="Times New Roman" w:hAnsi="Courier New" w:cs="Courier New"/>
-          <w:color w:val="BCBEC4"/>
-          <w:kern w:val="0"/>
-          <w:sz w:val="20"/>
-          <w:szCs w:val="20"/>
-          <w:lang w:eastAsia="pl-PL"/>
-          <w14:ligatures w14:val="none"/>
-        </w:rPr>
-        <w:t>p_nadawca_id</w:t>
-      </w:r>
-      <w:proofErr w:type="spellEnd"/>
-      <w:r>
-        <w:rPr>
-          <w:rFonts w:ascii="Courier New" w:eastAsia="Times New Roman" w:hAnsi="Courier New" w:cs="Courier New"/>
-          <w:color w:val="BCBEC4"/>
-          <w:kern w:val="0"/>
-          <w:sz w:val="20"/>
-          <w:szCs w:val="20"/>
-          <w:lang w:eastAsia="pl-PL"/>
-          <w14:ligatures w14:val="none"/>
-        </w:rPr>
-        <w:br/>
-        <w:t xml:space="preserve">        </w:t>
-      </w:r>
-      <w:r>
-        <w:rPr>
-          <w:rFonts w:ascii="Courier New" w:eastAsia="Times New Roman" w:hAnsi="Courier New" w:cs="Courier New"/>
-          <w:color w:val="CF8E6D"/>
-          <w:kern w:val="0"/>
-          <w:sz w:val="20"/>
-          <w:szCs w:val="20"/>
-          <w:lang w:eastAsia="pl-PL"/>
-          <w14:ligatures w14:val="none"/>
-        </w:rPr>
-        <w:t>FOR UPDATE</w:t>
-      </w:r>
-      <w:r>
-        <w:rPr>
-          <w:rFonts w:ascii="Courier New" w:eastAsia="Times New Roman" w:hAnsi="Courier New" w:cs="Courier New"/>
-          <w:color w:val="BCBEC4"/>
-          <w:kern w:val="0"/>
-          <w:sz w:val="20"/>
-          <w:szCs w:val="20"/>
-          <w:lang w:eastAsia="pl-PL"/>
-          <w14:ligatures w14:val="none"/>
-        </w:rPr>
-        <w:t>;</w:t>
-      </w:r>
-      <w:r>
-        <w:rPr>
-          <w:rFonts w:ascii="Courier New" w:eastAsia="Times New Roman" w:hAnsi="Courier New" w:cs="Courier New"/>
-          <w:color w:val="BCBEC4"/>
-          <w:kern w:val="0"/>
-          <w:sz w:val="20"/>
-          <w:szCs w:val="20"/>
-          <w:lang w:eastAsia="pl-PL"/>
-          <w14:ligatures w14:val="none"/>
-        </w:rPr>
-        <w:br/>
-      </w:r>
-      <w:r>
-        <w:rPr>
-          <w:rFonts w:ascii="Courier New" w:eastAsia="Times New Roman" w:hAnsi="Courier New" w:cs="Courier New"/>
-          <w:color w:val="BCBEC4"/>
-          <w:kern w:val="0"/>
-          <w:sz w:val="20"/>
-          <w:szCs w:val="20"/>
-          <w:lang w:eastAsia="pl-PL"/>
-          <w14:ligatures w14:val="none"/>
-        </w:rPr>
-        <w:br/>
         <w:t xml:space="preserve">    </w:t>
       </w:r>
       <w:r>
@@ -15047,7 +16630,7 @@
     </w:p>
     <w:p>
       <w:pPr>
-        <w:pStyle w:val="ListParagraph"/>
+        <w:pStyle w:val="Akapitzlist"/>
         <w:numPr>
           <w:ilvl w:val="0"/>
           <w:numId w:val="13"/>
@@ -16613,11 +18196,700 @@
           <w14:ligatures w14:val="none"/>
         </w:rPr>
         <w:br/>
-      </w:r>
-      <w:r>
-        <w:rPr>
-          <w:rFonts w:ascii="Courier New" w:eastAsia="Times New Roman" w:hAnsi="Courier New" w:cs="Courier New"/>
-          <w:color w:val="BCBEC4"/>
+        <w:t xml:space="preserve">        </w:t>
+      </w:r>
+      <w:proofErr w:type="spellStart"/>
+      <w:r>
+        <w:rPr>
+          <w:rFonts w:ascii="Courier New" w:eastAsia="Times New Roman" w:hAnsi="Courier New" w:cs="Courier New"/>
+          <w:color w:val="BCBEC4"/>
+          <w:kern w:val="0"/>
+          <w:sz w:val="20"/>
+          <w:szCs w:val="20"/>
+          <w:lang w:eastAsia="pl-PL"/>
+          <w14:ligatures w14:val="none"/>
+        </w:rPr>
+        <w:t>v_nazwiska</w:t>
+      </w:r>
+      <w:proofErr w:type="spellEnd"/>
+      <w:r>
+        <w:rPr>
+          <w:rFonts w:ascii="Courier New" w:eastAsia="Times New Roman" w:hAnsi="Courier New" w:cs="Courier New"/>
+          <w:color w:val="BCBEC4"/>
+          <w:kern w:val="0"/>
+          <w:sz w:val="20"/>
+          <w:szCs w:val="20"/>
+          <w:lang w:eastAsia="pl-PL"/>
+          <w14:ligatures w14:val="none"/>
+        </w:rPr>
+        <w:t xml:space="preserve"> </w:t>
+      </w:r>
+      <w:r>
+        <w:rPr>
+          <w:rFonts w:ascii="Courier New" w:eastAsia="Times New Roman" w:hAnsi="Courier New" w:cs="Courier New"/>
+          <w:color w:val="CF8E6D"/>
+          <w:kern w:val="0"/>
+          <w:sz w:val="20"/>
+          <w:szCs w:val="20"/>
+          <w:lang w:eastAsia="pl-PL"/>
+          <w14:ligatures w14:val="none"/>
+        </w:rPr>
+        <w:t>TEXT</w:t>
+      </w:r>
+      <w:r>
+        <w:rPr>
+          <w:rFonts w:ascii="Courier New" w:eastAsia="Times New Roman" w:hAnsi="Courier New" w:cs="Courier New"/>
+          <w:color w:val="BCBEC4"/>
+          <w:kern w:val="0"/>
+          <w:sz w:val="20"/>
+          <w:szCs w:val="20"/>
+          <w:lang w:eastAsia="pl-PL"/>
+          <w14:ligatures w14:val="none"/>
+        </w:rPr>
+        <w:t xml:space="preserve">[] := </w:t>
+      </w:r>
+      <w:r>
+        <w:rPr>
+          <w:rFonts w:ascii="Courier New" w:eastAsia="Times New Roman" w:hAnsi="Courier New" w:cs="Courier New"/>
+          <w:color w:val="CF8E6D"/>
+          <w:kern w:val="0"/>
+          <w:sz w:val="20"/>
+          <w:szCs w:val="20"/>
+          <w:lang w:eastAsia="pl-PL"/>
+          <w14:ligatures w14:val="none"/>
+        </w:rPr>
+        <w:t>ARRAY</w:t>
+      </w:r>
+      <w:r>
+        <w:rPr>
+          <w:rFonts w:ascii="Courier New" w:eastAsia="Times New Roman" w:hAnsi="Courier New" w:cs="Courier New"/>
+          <w:color w:val="BCBEC4"/>
+          <w:kern w:val="0"/>
+          <w:sz w:val="20"/>
+          <w:szCs w:val="20"/>
+          <w:lang w:eastAsia="pl-PL"/>
+          <w14:ligatures w14:val="none"/>
+        </w:rPr>
+        <w:t>[</w:t>
+      </w:r>
+      <w:r>
+        <w:rPr>
+          <w:rFonts w:ascii="Courier New" w:eastAsia="Times New Roman" w:hAnsi="Courier New" w:cs="Courier New"/>
+          <w:color w:val="6AAB73"/>
+          <w:kern w:val="0"/>
+          <w:sz w:val="20"/>
+          <w:szCs w:val="20"/>
+          <w:lang w:eastAsia="pl-PL"/>
+          <w14:ligatures w14:val="none"/>
+        </w:rPr>
+        <w:t>'Nowak'</w:t>
+      </w:r>
+      <w:r>
+        <w:rPr>
+          <w:rFonts w:ascii="Courier New" w:eastAsia="Times New Roman" w:hAnsi="Courier New" w:cs="Courier New"/>
+          <w:color w:val="BCBEC4"/>
+          <w:kern w:val="0"/>
+          <w:sz w:val="20"/>
+          <w:szCs w:val="20"/>
+          <w:lang w:eastAsia="pl-PL"/>
+          <w14:ligatures w14:val="none"/>
+        </w:rPr>
+        <w:t xml:space="preserve">, </w:t>
+      </w:r>
+      <w:r>
+        <w:rPr>
+          <w:rFonts w:ascii="Courier New" w:eastAsia="Times New Roman" w:hAnsi="Courier New" w:cs="Courier New"/>
+          <w:color w:val="6AAB73"/>
+          <w:kern w:val="0"/>
+          <w:sz w:val="20"/>
+          <w:szCs w:val="20"/>
+          <w:lang w:eastAsia="pl-PL"/>
+          <w14:ligatures w14:val="none"/>
+        </w:rPr>
+        <w:t>'Kowalski'</w:t>
+      </w:r>
+      <w:r>
+        <w:rPr>
+          <w:rFonts w:ascii="Courier New" w:eastAsia="Times New Roman" w:hAnsi="Courier New" w:cs="Courier New"/>
+          <w:color w:val="BCBEC4"/>
+          <w:kern w:val="0"/>
+          <w:sz w:val="20"/>
+          <w:szCs w:val="20"/>
+          <w:lang w:eastAsia="pl-PL"/>
+          <w14:ligatures w14:val="none"/>
+        </w:rPr>
+        <w:t xml:space="preserve">, </w:t>
+      </w:r>
+      <w:r>
+        <w:rPr>
+          <w:rFonts w:ascii="Courier New" w:eastAsia="Times New Roman" w:hAnsi="Courier New" w:cs="Courier New"/>
+          <w:color w:val="6AAB73"/>
+          <w:kern w:val="0"/>
+          <w:sz w:val="20"/>
+          <w:szCs w:val="20"/>
+          <w:lang w:eastAsia="pl-PL"/>
+          <w14:ligatures w14:val="none"/>
+        </w:rPr>
+        <w:t>'Wiśniewski'</w:t>
+      </w:r>
+      <w:r>
+        <w:rPr>
+          <w:rFonts w:ascii="Courier New" w:eastAsia="Times New Roman" w:hAnsi="Courier New" w:cs="Courier New"/>
+          <w:color w:val="BCBEC4"/>
+          <w:kern w:val="0"/>
+          <w:sz w:val="20"/>
+          <w:szCs w:val="20"/>
+          <w:lang w:eastAsia="pl-PL"/>
+          <w14:ligatures w14:val="none"/>
+        </w:rPr>
+        <w:t xml:space="preserve">, </w:t>
+      </w:r>
+      <w:r>
+        <w:rPr>
+          <w:rFonts w:ascii="Courier New" w:eastAsia="Times New Roman" w:hAnsi="Courier New" w:cs="Courier New"/>
+          <w:color w:val="6AAB73"/>
+          <w:kern w:val="0"/>
+          <w:sz w:val="20"/>
+          <w:szCs w:val="20"/>
+          <w:lang w:eastAsia="pl-PL"/>
+          <w14:ligatures w14:val="none"/>
+        </w:rPr>
+        <w:t>'Wójcik'</w:t>
+      </w:r>
+      <w:r>
+        <w:rPr>
+          <w:rFonts w:ascii="Courier New" w:eastAsia="Times New Roman" w:hAnsi="Courier New" w:cs="Courier New"/>
+          <w:color w:val="BCBEC4"/>
+          <w:kern w:val="0"/>
+          <w:sz w:val="20"/>
+          <w:szCs w:val="20"/>
+          <w:lang w:eastAsia="pl-PL"/>
+          <w14:ligatures w14:val="none"/>
+        </w:rPr>
+        <w:t xml:space="preserve">, </w:t>
+      </w:r>
+      <w:r>
+        <w:rPr>
+          <w:rFonts w:ascii="Courier New" w:eastAsia="Times New Roman" w:hAnsi="Courier New" w:cs="Courier New"/>
+          <w:color w:val="6AAB73"/>
+          <w:kern w:val="0"/>
+          <w:sz w:val="20"/>
+          <w:szCs w:val="20"/>
+          <w:lang w:eastAsia="pl-PL"/>
+          <w14:ligatures w14:val="none"/>
+        </w:rPr>
+        <w:t>'Kowalczyk'</w:t>
+      </w:r>
+      <w:r>
+        <w:rPr>
+          <w:rFonts w:ascii="Courier New" w:eastAsia="Times New Roman" w:hAnsi="Courier New" w:cs="Courier New"/>
+          <w:color w:val="BCBEC4"/>
+          <w:kern w:val="0"/>
+          <w:sz w:val="20"/>
+          <w:szCs w:val="20"/>
+          <w:lang w:eastAsia="pl-PL"/>
+          <w14:ligatures w14:val="none"/>
+        </w:rPr>
+        <w:t xml:space="preserve">, </w:t>
+      </w:r>
+      <w:r>
+        <w:rPr>
+          <w:rFonts w:ascii="Courier New" w:eastAsia="Times New Roman" w:hAnsi="Courier New" w:cs="Courier New"/>
+          <w:color w:val="6AAB73"/>
+          <w:kern w:val="0"/>
+          <w:sz w:val="20"/>
+          <w:szCs w:val="20"/>
+          <w:lang w:eastAsia="pl-PL"/>
+          <w14:ligatures w14:val="none"/>
+        </w:rPr>
+        <w:t>'Kamiński'</w:t>
+      </w:r>
+      <w:r>
+        <w:rPr>
+          <w:rFonts w:ascii="Courier New" w:eastAsia="Times New Roman" w:hAnsi="Courier New" w:cs="Courier New"/>
+          <w:color w:val="BCBEC4"/>
+          <w:kern w:val="0"/>
+          <w:sz w:val="20"/>
+          <w:szCs w:val="20"/>
+          <w:lang w:eastAsia="pl-PL"/>
+          <w14:ligatures w14:val="none"/>
+        </w:rPr>
+        <w:t xml:space="preserve">, </w:t>
+      </w:r>
+      <w:r>
+        <w:rPr>
+          <w:rFonts w:ascii="Courier New" w:eastAsia="Times New Roman" w:hAnsi="Courier New" w:cs="Courier New"/>
+          <w:color w:val="6AAB73"/>
+          <w:kern w:val="0"/>
+          <w:sz w:val="20"/>
+          <w:szCs w:val="20"/>
+          <w:lang w:eastAsia="pl-PL"/>
+          <w14:ligatures w14:val="none"/>
+        </w:rPr>
+        <w:t>'Lewandowski'</w:t>
+      </w:r>
+      <w:r>
+        <w:rPr>
+          <w:rFonts w:ascii="Courier New" w:eastAsia="Times New Roman" w:hAnsi="Courier New" w:cs="Courier New"/>
+          <w:color w:val="BCBEC4"/>
+          <w:kern w:val="0"/>
+          <w:sz w:val="20"/>
+          <w:szCs w:val="20"/>
+          <w:lang w:eastAsia="pl-PL"/>
+          <w14:ligatures w14:val="none"/>
+        </w:rPr>
+        <w:t xml:space="preserve">, </w:t>
+      </w:r>
+      <w:r>
+        <w:rPr>
+          <w:rFonts w:ascii="Courier New" w:eastAsia="Times New Roman" w:hAnsi="Courier New" w:cs="Courier New"/>
+          <w:color w:val="6AAB73"/>
+          <w:kern w:val="0"/>
+          <w:sz w:val="20"/>
+          <w:szCs w:val="20"/>
+          <w:lang w:eastAsia="pl-PL"/>
+          <w14:ligatures w14:val="none"/>
+        </w:rPr>
+        <w:t>'Zieliński'</w:t>
+      </w:r>
+      <w:r>
+        <w:rPr>
+          <w:rFonts w:ascii="Courier New" w:eastAsia="Times New Roman" w:hAnsi="Courier New" w:cs="Courier New"/>
+          <w:color w:val="BCBEC4"/>
+          <w:kern w:val="0"/>
+          <w:sz w:val="20"/>
+          <w:szCs w:val="20"/>
+          <w:lang w:eastAsia="pl-PL"/>
+          <w14:ligatures w14:val="none"/>
+        </w:rPr>
+        <w:t xml:space="preserve">, </w:t>
+      </w:r>
+      <w:r>
+        <w:rPr>
+          <w:rFonts w:ascii="Courier New" w:eastAsia="Times New Roman" w:hAnsi="Courier New" w:cs="Courier New"/>
+          <w:color w:val="6AAB73"/>
+          <w:kern w:val="0"/>
+          <w:sz w:val="20"/>
+          <w:szCs w:val="20"/>
+          <w:lang w:eastAsia="pl-PL"/>
+          <w14:ligatures w14:val="none"/>
+        </w:rPr>
+        <w:t>'Szymański'</w:t>
+      </w:r>
+      <w:r>
+        <w:rPr>
+          <w:rFonts w:ascii="Courier New" w:eastAsia="Times New Roman" w:hAnsi="Courier New" w:cs="Courier New"/>
+          <w:color w:val="BCBEC4"/>
+          <w:kern w:val="0"/>
+          <w:sz w:val="20"/>
+          <w:szCs w:val="20"/>
+          <w:lang w:eastAsia="pl-PL"/>
+          <w14:ligatures w14:val="none"/>
+        </w:rPr>
+        <w:t xml:space="preserve">, </w:t>
+      </w:r>
+      <w:r>
+        <w:rPr>
+          <w:rFonts w:ascii="Courier New" w:eastAsia="Times New Roman" w:hAnsi="Courier New" w:cs="Courier New"/>
+          <w:color w:val="6AAB73"/>
+          <w:kern w:val="0"/>
+          <w:sz w:val="20"/>
+          <w:szCs w:val="20"/>
+          <w:lang w:eastAsia="pl-PL"/>
+          <w14:ligatures w14:val="none"/>
+        </w:rPr>
+        <w:t>'Woźniak'</w:t>
+      </w:r>
+      <w:r>
+        <w:rPr>
+          <w:rFonts w:ascii="Courier New" w:eastAsia="Times New Roman" w:hAnsi="Courier New" w:cs="Courier New"/>
+          <w:color w:val="BCBEC4"/>
+          <w:kern w:val="0"/>
+          <w:sz w:val="20"/>
+          <w:szCs w:val="20"/>
+          <w:lang w:eastAsia="pl-PL"/>
+          <w14:ligatures w14:val="none"/>
+        </w:rPr>
+        <w:t xml:space="preserve">, </w:t>
+      </w:r>
+      <w:r>
+        <w:rPr>
+          <w:rFonts w:ascii="Courier New" w:eastAsia="Times New Roman" w:hAnsi="Courier New" w:cs="Courier New"/>
+          <w:color w:val="6AAB73"/>
+          <w:kern w:val="0"/>
+          <w:sz w:val="20"/>
+          <w:szCs w:val="20"/>
+          <w:lang w:eastAsia="pl-PL"/>
+          <w14:ligatures w14:val="none"/>
+        </w:rPr>
+        <w:t>'Dąbrowski'</w:t>
+      </w:r>
+      <w:r>
+        <w:rPr>
+          <w:rFonts w:ascii="Courier New" w:eastAsia="Times New Roman" w:hAnsi="Courier New" w:cs="Courier New"/>
+          <w:color w:val="BCBEC4"/>
+          <w:kern w:val="0"/>
+          <w:sz w:val="20"/>
+          <w:szCs w:val="20"/>
+          <w:lang w:eastAsia="pl-PL"/>
+          <w14:ligatures w14:val="none"/>
+        </w:rPr>
+        <w:t xml:space="preserve">, </w:t>
+      </w:r>
+      <w:r>
+        <w:rPr>
+          <w:rFonts w:ascii="Courier New" w:eastAsia="Times New Roman" w:hAnsi="Courier New" w:cs="Courier New"/>
+          <w:color w:val="6AAB73"/>
+          <w:kern w:val="0"/>
+          <w:sz w:val="20"/>
+          <w:szCs w:val="20"/>
+          <w:lang w:eastAsia="pl-PL"/>
+          <w14:ligatures w14:val="none"/>
+        </w:rPr>
+        <w:t>'Kozłowski'</w:t>
+      </w:r>
+      <w:r>
+        <w:rPr>
+          <w:rFonts w:ascii="Courier New" w:eastAsia="Times New Roman" w:hAnsi="Courier New" w:cs="Courier New"/>
+          <w:color w:val="BCBEC4"/>
+          <w:kern w:val="0"/>
+          <w:sz w:val="20"/>
+          <w:szCs w:val="20"/>
+          <w:lang w:eastAsia="pl-PL"/>
+          <w14:ligatures w14:val="none"/>
+        </w:rPr>
+        <w:t xml:space="preserve">, </w:t>
+      </w:r>
+      <w:r>
+        <w:rPr>
+          <w:rFonts w:ascii="Courier New" w:eastAsia="Times New Roman" w:hAnsi="Courier New" w:cs="Courier New"/>
+          <w:color w:val="6AAB73"/>
+          <w:kern w:val="0"/>
+          <w:sz w:val="20"/>
+          <w:szCs w:val="20"/>
+          <w:lang w:eastAsia="pl-PL"/>
+          <w14:ligatures w14:val="none"/>
+        </w:rPr>
+        <w:t>'Jankowski'</w:t>
+      </w:r>
+      <w:r>
+        <w:rPr>
+          <w:rFonts w:ascii="Courier New" w:eastAsia="Times New Roman" w:hAnsi="Courier New" w:cs="Courier New"/>
+          <w:color w:val="BCBEC4"/>
+          <w:kern w:val="0"/>
+          <w:sz w:val="20"/>
+          <w:szCs w:val="20"/>
+          <w:lang w:eastAsia="pl-PL"/>
+          <w14:ligatures w14:val="none"/>
+        </w:rPr>
+        <w:t xml:space="preserve">, </w:t>
+      </w:r>
+      <w:r>
+        <w:rPr>
+          <w:rFonts w:ascii="Courier New" w:eastAsia="Times New Roman" w:hAnsi="Courier New" w:cs="Courier New"/>
+          <w:color w:val="6AAB73"/>
+          <w:kern w:val="0"/>
+          <w:sz w:val="20"/>
+          <w:szCs w:val="20"/>
+          <w:lang w:eastAsia="pl-PL"/>
+          <w14:ligatures w14:val="none"/>
+        </w:rPr>
+        <w:t>'Mazur'</w:t>
+      </w:r>
+      <w:r>
+        <w:rPr>
+          <w:rFonts w:ascii="Courier New" w:eastAsia="Times New Roman" w:hAnsi="Courier New" w:cs="Courier New"/>
+          <w:color w:val="BCBEC4"/>
+          <w:kern w:val="0"/>
+          <w:sz w:val="20"/>
+          <w:szCs w:val="20"/>
+          <w:lang w:eastAsia="pl-PL"/>
+          <w14:ligatures w14:val="none"/>
+        </w:rPr>
+        <w:t xml:space="preserve">, </w:t>
+      </w:r>
+      <w:r>
+        <w:rPr>
+          <w:rFonts w:ascii="Courier New" w:eastAsia="Times New Roman" w:hAnsi="Courier New" w:cs="Courier New"/>
+          <w:color w:val="6AAB73"/>
+          <w:kern w:val="0"/>
+          <w:sz w:val="20"/>
+          <w:szCs w:val="20"/>
+          <w:lang w:eastAsia="pl-PL"/>
+          <w14:ligatures w14:val="none"/>
+        </w:rPr>
+        <w:t>'Kwiatkowski'</w:t>
+      </w:r>
+      <w:r>
+        <w:rPr>
+          <w:rFonts w:ascii="Courier New" w:eastAsia="Times New Roman" w:hAnsi="Courier New" w:cs="Courier New"/>
+          <w:color w:val="BCBEC4"/>
+          <w:kern w:val="0"/>
+          <w:sz w:val="20"/>
+          <w:szCs w:val="20"/>
+          <w:lang w:eastAsia="pl-PL"/>
+          <w14:ligatures w14:val="none"/>
+        </w:rPr>
+        <w:t xml:space="preserve">, </w:t>
+      </w:r>
+      <w:r>
+        <w:rPr>
+          <w:rFonts w:ascii="Courier New" w:eastAsia="Times New Roman" w:hAnsi="Courier New" w:cs="Courier New"/>
+          <w:color w:val="6AAB73"/>
+          <w:kern w:val="0"/>
+          <w:sz w:val="20"/>
+          <w:szCs w:val="20"/>
+          <w:lang w:eastAsia="pl-PL"/>
+          <w14:ligatures w14:val="none"/>
+        </w:rPr>
+        <w:t>'Krawczyk'</w:t>
+      </w:r>
+      <w:r>
+        <w:rPr>
+          <w:rFonts w:ascii="Courier New" w:eastAsia="Times New Roman" w:hAnsi="Courier New" w:cs="Courier New"/>
+          <w:color w:val="BCBEC4"/>
+          <w:kern w:val="0"/>
+          <w:sz w:val="20"/>
+          <w:szCs w:val="20"/>
+          <w:lang w:eastAsia="pl-PL"/>
+          <w14:ligatures w14:val="none"/>
+        </w:rPr>
+        <w:t xml:space="preserve">, </w:t>
+      </w:r>
+      <w:r>
+        <w:rPr>
+          <w:rFonts w:ascii="Courier New" w:eastAsia="Times New Roman" w:hAnsi="Courier New" w:cs="Courier New"/>
+          <w:color w:val="6AAB73"/>
+          <w:kern w:val="0"/>
+          <w:sz w:val="20"/>
+          <w:szCs w:val="20"/>
+          <w:lang w:eastAsia="pl-PL"/>
+          <w14:ligatures w14:val="none"/>
+        </w:rPr>
+        <w:t>'Kaczmarek'</w:t>
+      </w:r>
+      <w:r>
+        <w:rPr>
+          <w:rFonts w:ascii="Courier New" w:eastAsia="Times New Roman" w:hAnsi="Courier New" w:cs="Courier New"/>
+          <w:color w:val="BCBEC4"/>
+          <w:kern w:val="0"/>
+          <w:sz w:val="20"/>
+          <w:szCs w:val="20"/>
+          <w:lang w:eastAsia="pl-PL"/>
+          <w14:ligatures w14:val="none"/>
+        </w:rPr>
+        <w:t xml:space="preserve">, </w:t>
+      </w:r>
+      <w:r>
+        <w:rPr>
+          <w:rFonts w:ascii="Courier New" w:eastAsia="Times New Roman" w:hAnsi="Courier New" w:cs="Courier New"/>
+          <w:color w:val="6AAB73"/>
+          <w:kern w:val="0"/>
+          <w:sz w:val="20"/>
+          <w:szCs w:val="20"/>
+          <w:lang w:eastAsia="pl-PL"/>
+          <w14:ligatures w14:val="none"/>
+        </w:rPr>
+        <w:t>'Grabowski'</w:t>
+      </w:r>
+      <w:r>
+        <w:rPr>
+          <w:rFonts w:ascii="Courier New" w:eastAsia="Times New Roman" w:hAnsi="Courier New" w:cs="Courier New"/>
+          <w:color w:val="BCBEC4"/>
+          <w:kern w:val="0"/>
+          <w:sz w:val="20"/>
+          <w:szCs w:val="20"/>
+          <w:lang w:eastAsia="pl-PL"/>
+          <w14:ligatures w14:val="none"/>
+        </w:rPr>
+        <w:t xml:space="preserve">, </w:t>
+      </w:r>
+      <w:r>
+        <w:rPr>
+          <w:rFonts w:ascii="Courier New" w:eastAsia="Times New Roman" w:hAnsi="Courier New" w:cs="Courier New"/>
+          <w:color w:val="6AAB73"/>
+          <w:kern w:val="0"/>
+          <w:sz w:val="20"/>
+          <w:szCs w:val="20"/>
+          <w:lang w:eastAsia="pl-PL"/>
+          <w14:ligatures w14:val="none"/>
+        </w:rPr>
+        <w:t>'Zając'</w:t>
+      </w:r>
+      <w:r>
+        <w:rPr>
+          <w:rFonts w:ascii="Courier New" w:eastAsia="Times New Roman" w:hAnsi="Courier New" w:cs="Courier New"/>
+          <w:color w:val="BCBEC4"/>
+          <w:kern w:val="0"/>
+          <w:sz w:val="20"/>
+          <w:szCs w:val="20"/>
+          <w:lang w:eastAsia="pl-PL"/>
+          <w14:ligatures w14:val="none"/>
+        </w:rPr>
+        <w:t xml:space="preserve">, </w:t>
+      </w:r>
+      <w:r>
+        <w:rPr>
+          <w:rFonts w:ascii="Courier New" w:eastAsia="Times New Roman" w:hAnsi="Courier New" w:cs="Courier New"/>
+          <w:color w:val="6AAB73"/>
+          <w:kern w:val="0"/>
+          <w:sz w:val="20"/>
+          <w:szCs w:val="20"/>
+          <w:lang w:eastAsia="pl-PL"/>
+          <w14:ligatures w14:val="none"/>
+        </w:rPr>
+        <w:t>'Pawłowski'</w:t>
+      </w:r>
+      <w:r>
+        <w:rPr>
+          <w:rFonts w:ascii="Courier New" w:eastAsia="Times New Roman" w:hAnsi="Courier New" w:cs="Courier New"/>
+          <w:color w:val="BCBEC4"/>
+          <w:kern w:val="0"/>
+          <w:sz w:val="20"/>
+          <w:szCs w:val="20"/>
+          <w:lang w:eastAsia="pl-PL"/>
+          <w14:ligatures w14:val="none"/>
+        </w:rPr>
+        <w:t>];</w:t>
+      </w:r>
+      <w:r>
+        <w:rPr>
+          <w:rFonts w:ascii="Courier New" w:eastAsia="Times New Roman" w:hAnsi="Courier New" w:cs="Courier New"/>
+          <w:color w:val="BCBEC4"/>
+          <w:kern w:val="0"/>
+          <w:sz w:val="20"/>
+          <w:szCs w:val="20"/>
+          <w:lang w:eastAsia="pl-PL"/>
+          <w14:ligatures w14:val="none"/>
+        </w:rPr>
+        <w:br/>
+        <w:t xml:space="preserve">    </w:t>
+      </w:r>
+      <w:r>
+        <w:rPr>
+          <w:rFonts w:ascii="Courier New" w:eastAsia="Times New Roman" w:hAnsi="Courier New" w:cs="Courier New"/>
+          <w:color w:val="CF8E6D"/>
+          <w:kern w:val="0"/>
+          <w:sz w:val="20"/>
+          <w:szCs w:val="20"/>
+          <w:lang w:eastAsia="pl-PL"/>
+          <w14:ligatures w14:val="none"/>
+        </w:rPr>
+        <w:t>BEGIN</w:t>
+      </w:r>
+      <w:r>
+        <w:rPr>
+          <w:rFonts w:ascii="Courier New" w:eastAsia="Times New Roman" w:hAnsi="Courier New" w:cs="Courier New"/>
+          <w:color w:val="CF8E6D"/>
+          <w:kern w:val="0"/>
+          <w:sz w:val="20"/>
+          <w:szCs w:val="20"/>
+          <w:lang w:eastAsia="pl-PL"/>
+          <w14:ligatures w14:val="none"/>
+        </w:rPr>
+        <w:br/>
+        <w:t xml:space="preserve">        FOR </w:t>
+      </w:r>
+      <w:r>
+        <w:rPr>
+          <w:rFonts w:ascii="Courier New" w:eastAsia="Times New Roman" w:hAnsi="Courier New" w:cs="Courier New"/>
+          <w:color w:val="BCBEC4"/>
+          <w:kern w:val="0"/>
+          <w:sz w:val="20"/>
+          <w:szCs w:val="20"/>
+          <w:lang w:eastAsia="pl-PL"/>
+          <w14:ligatures w14:val="none"/>
+        </w:rPr>
+        <w:t xml:space="preserve">i </w:t>
+      </w:r>
+      <w:r>
+        <w:rPr>
+          <w:rFonts w:ascii="Courier New" w:eastAsia="Times New Roman" w:hAnsi="Courier New" w:cs="Courier New"/>
+          <w:color w:val="CF8E6D"/>
+          <w:kern w:val="0"/>
+          <w:sz w:val="20"/>
+          <w:szCs w:val="20"/>
+          <w:lang w:eastAsia="pl-PL"/>
+          <w14:ligatures w14:val="none"/>
+        </w:rPr>
+        <w:t xml:space="preserve">IN </w:t>
+      </w:r>
+      <w:r>
+        <w:rPr>
+          <w:rFonts w:ascii="Courier New" w:eastAsia="Times New Roman" w:hAnsi="Courier New" w:cs="Courier New"/>
+          <w:color w:val="2AACB8"/>
+          <w:kern w:val="0"/>
+          <w:sz w:val="20"/>
+          <w:szCs w:val="20"/>
+          <w:lang w:eastAsia="pl-PL"/>
+          <w14:ligatures w14:val="none"/>
+        </w:rPr>
+        <w:t>1</w:t>
+      </w:r>
+      <w:r>
+        <w:rPr>
+          <w:rFonts w:ascii="Courier New" w:eastAsia="Times New Roman" w:hAnsi="Courier New" w:cs="Courier New"/>
+          <w:color w:val="BCBEC4"/>
+          <w:kern w:val="0"/>
+          <w:sz w:val="20"/>
+          <w:szCs w:val="20"/>
+          <w:lang w:eastAsia="pl-PL"/>
+          <w14:ligatures w14:val="none"/>
+        </w:rPr>
+        <w:t>..</w:t>
+      </w:r>
+      <w:r>
+        <w:rPr>
+          <w:rFonts w:ascii="Courier New" w:eastAsia="Times New Roman" w:hAnsi="Courier New" w:cs="Courier New"/>
+          <w:color w:val="2AACB8"/>
+          <w:kern w:val="0"/>
+          <w:sz w:val="20"/>
+          <w:szCs w:val="20"/>
+          <w:lang w:eastAsia="pl-PL"/>
+          <w14:ligatures w14:val="none"/>
+        </w:rPr>
+        <w:t xml:space="preserve">50 </w:t>
+      </w:r>
+      <w:r>
+        <w:rPr>
+          <w:rFonts w:ascii="Courier New" w:eastAsia="Times New Roman" w:hAnsi="Courier New" w:cs="Courier New"/>
+          <w:color w:val="CF8E6D"/>
+          <w:kern w:val="0"/>
+          <w:sz w:val="20"/>
+          <w:szCs w:val="20"/>
+          <w:lang w:eastAsia="pl-PL"/>
+          <w14:ligatures w14:val="none"/>
+        </w:rPr>
+        <w:t>LOOP</w:t>
+      </w:r>
+      <w:r>
+        <w:rPr>
+          <w:rFonts w:ascii="Courier New" w:eastAsia="Times New Roman" w:hAnsi="Courier New" w:cs="Courier New"/>
+          <w:color w:val="CF8E6D"/>
+          <w:kern w:val="0"/>
+          <w:sz w:val="20"/>
+          <w:szCs w:val="20"/>
+          <w:lang w:eastAsia="pl-PL"/>
+          <w14:ligatures w14:val="none"/>
+        </w:rPr>
+        <w:br/>
+      </w:r>
+      <w:r>
+        <w:rPr>
+          <w:rFonts w:ascii="Courier New" w:eastAsia="Times New Roman" w:hAnsi="Courier New" w:cs="Courier New"/>
+          <w:color w:val="CF8E6D"/>
+          <w:kern w:val="0"/>
+          <w:sz w:val="20"/>
+          <w:szCs w:val="20"/>
+          <w:lang w:eastAsia="pl-PL"/>
+          <w14:ligatures w14:val="none"/>
+        </w:rPr>
+        <w:br/>
+      </w:r>
+      <w:r>
+        <w:rPr>
+          <w:rFonts w:ascii="Courier New" w:eastAsia="Times New Roman" w:hAnsi="Courier New" w:cs="Courier New"/>
+          <w:color w:val="CF8E6D"/>
           <w:kern w:val="0"/>
           <w:sz w:val="20"/>
           <w:szCs w:val="20"/>
@@ -16625,695 +18897,6 @@
           <w14:ligatures w14:val="none"/>
         </w:rPr>
         <w:lastRenderedPageBreak/>
-        <w:t xml:space="preserve">        </w:t>
-      </w:r>
-      <w:proofErr w:type="spellStart"/>
-      <w:r>
-        <w:rPr>
-          <w:rFonts w:ascii="Courier New" w:eastAsia="Times New Roman" w:hAnsi="Courier New" w:cs="Courier New"/>
-          <w:color w:val="BCBEC4"/>
-          <w:kern w:val="0"/>
-          <w:sz w:val="20"/>
-          <w:szCs w:val="20"/>
-          <w:lang w:eastAsia="pl-PL"/>
-          <w14:ligatures w14:val="none"/>
-        </w:rPr>
-        <w:t>v_nazwiska</w:t>
-      </w:r>
-      <w:proofErr w:type="spellEnd"/>
-      <w:r>
-        <w:rPr>
-          <w:rFonts w:ascii="Courier New" w:eastAsia="Times New Roman" w:hAnsi="Courier New" w:cs="Courier New"/>
-          <w:color w:val="BCBEC4"/>
-          <w:kern w:val="0"/>
-          <w:sz w:val="20"/>
-          <w:szCs w:val="20"/>
-          <w:lang w:eastAsia="pl-PL"/>
-          <w14:ligatures w14:val="none"/>
-        </w:rPr>
-        <w:t xml:space="preserve"> </w:t>
-      </w:r>
-      <w:r>
-        <w:rPr>
-          <w:rFonts w:ascii="Courier New" w:eastAsia="Times New Roman" w:hAnsi="Courier New" w:cs="Courier New"/>
-          <w:color w:val="CF8E6D"/>
-          <w:kern w:val="0"/>
-          <w:sz w:val="20"/>
-          <w:szCs w:val="20"/>
-          <w:lang w:eastAsia="pl-PL"/>
-          <w14:ligatures w14:val="none"/>
-        </w:rPr>
-        <w:t>TEXT</w:t>
-      </w:r>
-      <w:r>
-        <w:rPr>
-          <w:rFonts w:ascii="Courier New" w:eastAsia="Times New Roman" w:hAnsi="Courier New" w:cs="Courier New"/>
-          <w:color w:val="BCBEC4"/>
-          <w:kern w:val="0"/>
-          <w:sz w:val="20"/>
-          <w:szCs w:val="20"/>
-          <w:lang w:eastAsia="pl-PL"/>
-          <w14:ligatures w14:val="none"/>
-        </w:rPr>
-        <w:t xml:space="preserve">[] := </w:t>
-      </w:r>
-      <w:r>
-        <w:rPr>
-          <w:rFonts w:ascii="Courier New" w:eastAsia="Times New Roman" w:hAnsi="Courier New" w:cs="Courier New"/>
-          <w:color w:val="CF8E6D"/>
-          <w:kern w:val="0"/>
-          <w:sz w:val="20"/>
-          <w:szCs w:val="20"/>
-          <w:lang w:eastAsia="pl-PL"/>
-          <w14:ligatures w14:val="none"/>
-        </w:rPr>
-        <w:t>ARRAY</w:t>
-      </w:r>
-      <w:r>
-        <w:rPr>
-          <w:rFonts w:ascii="Courier New" w:eastAsia="Times New Roman" w:hAnsi="Courier New" w:cs="Courier New"/>
-          <w:color w:val="BCBEC4"/>
-          <w:kern w:val="0"/>
-          <w:sz w:val="20"/>
-          <w:szCs w:val="20"/>
-          <w:lang w:eastAsia="pl-PL"/>
-          <w14:ligatures w14:val="none"/>
-        </w:rPr>
-        <w:t>[</w:t>
-      </w:r>
-      <w:r>
-        <w:rPr>
-          <w:rFonts w:ascii="Courier New" w:eastAsia="Times New Roman" w:hAnsi="Courier New" w:cs="Courier New"/>
-          <w:color w:val="6AAB73"/>
-          <w:kern w:val="0"/>
-          <w:sz w:val="20"/>
-          <w:szCs w:val="20"/>
-          <w:lang w:eastAsia="pl-PL"/>
-          <w14:ligatures w14:val="none"/>
-        </w:rPr>
-        <w:t>'Nowak'</w:t>
-      </w:r>
-      <w:r>
-        <w:rPr>
-          <w:rFonts w:ascii="Courier New" w:eastAsia="Times New Roman" w:hAnsi="Courier New" w:cs="Courier New"/>
-          <w:color w:val="BCBEC4"/>
-          <w:kern w:val="0"/>
-          <w:sz w:val="20"/>
-          <w:szCs w:val="20"/>
-          <w:lang w:eastAsia="pl-PL"/>
-          <w14:ligatures w14:val="none"/>
-        </w:rPr>
-        <w:t xml:space="preserve">, </w:t>
-      </w:r>
-      <w:r>
-        <w:rPr>
-          <w:rFonts w:ascii="Courier New" w:eastAsia="Times New Roman" w:hAnsi="Courier New" w:cs="Courier New"/>
-          <w:color w:val="6AAB73"/>
-          <w:kern w:val="0"/>
-          <w:sz w:val="20"/>
-          <w:szCs w:val="20"/>
-          <w:lang w:eastAsia="pl-PL"/>
-          <w14:ligatures w14:val="none"/>
-        </w:rPr>
-        <w:t>'Kowalski'</w:t>
-      </w:r>
-      <w:r>
-        <w:rPr>
-          <w:rFonts w:ascii="Courier New" w:eastAsia="Times New Roman" w:hAnsi="Courier New" w:cs="Courier New"/>
-          <w:color w:val="BCBEC4"/>
-          <w:kern w:val="0"/>
-          <w:sz w:val="20"/>
-          <w:szCs w:val="20"/>
-          <w:lang w:eastAsia="pl-PL"/>
-          <w14:ligatures w14:val="none"/>
-        </w:rPr>
-        <w:t xml:space="preserve">, </w:t>
-      </w:r>
-      <w:r>
-        <w:rPr>
-          <w:rFonts w:ascii="Courier New" w:eastAsia="Times New Roman" w:hAnsi="Courier New" w:cs="Courier New"/>
-          <w:color w:val="6AAB73"/>
-          <w:kern w:val="0"/>
-          <w:sz w:val="20"/>
-          <w:szCs w:val="20"/>
-          <w:lang w:eastAsia="pl-PL"/>
-          <w14:ligatures w14:val="none"/>
-        </w:rPr>
-        <w:t>'Wiśniewski'</w:t>
-      </w:r>
-      <w:r>
-        <w:rPr>
-          <w:rFonts w:ascii="Courier New" w:eastAsia="Times New Roman" w:hAnsi="Courier New" w:cs="Courier New"/>
-          <w:color w:val="BCBEC4"/>
-          <w:kern w:val="0"/>
-          <w:sz w:val="20"/>
-          <w:szCs w:val="20"/>
-          <w:lang w:eastAsia="pl-PL"/>
-          <w14:ligatures w14:val="none"/>
-        </w:rPr>
-        <w:t xml:space="preserve">, </w:t>
-      </w:r>
-      <w:r>
-        <w:rPr>
-          <w:rFonts w:ascii="Courier New" w:eastAsia="Times New Roman" w:hAnsi="Courier New" w:cs="Courier New"/>
-          <w:color w:val="6AAB73"/>
-          <w:kern w:val="0"/>
-          <w:sz w:val="20"/>
-          <w:szCs w:val="20"/>
-          <w:lang w:eastAsia="pl-PL"/>
-          <w14:ligatures w14:val="none"/>
-        </w:rPr>
-        <w:t>'Wójcik'</w:t>
-      </w:r>
-      <w:r>
-        <w:rPr>
-          <w:rFonts w:ascii="Courier New" w:eastAsia="Times New Roman" w:hAnsi="Courier New" w:cs="Courier New"/>
-          <w:color w:val="BCBEC4"/>
-          <w:kern w:val="0"/>
-          <w:sz w:val="20"/>
-          <w:szCs w:val="20"/>
-          <w:lang w:eastAsia="pl-PL"/>
-          <w14:ligatures w14:val="none"/>
-        </w:rPr>
-        <w:t xml:space="preserve">, </w:t>
-      </w:r>
-      <w:r>
-        <w:rPr>
-          <w:rFonts w:ascii="Courier New" w:eastAsia="Times New Roman" w:hAnsi="Courier New" w:cs="Courier New"/>
-          <w:color w:val="6AAB73"/>
-          <w:kern w:val="0"/>
-          <w:sz w:val="20"/>
-          <w:szCs w:val="20"/>
-          <w:lang w:eastAsia="pl-PL"/>
-          <w14:ligatures w14:val="none"/>
-        </w:rPr>
-        <w:t>'Kowalczyk'</w:t>
-      </w:r>
-      <w:r>
-        <w:rPr>
-          <w:rFonts w:ascii="Courier New" w:eastAsia="Times New Roman" w:hAnsi="Courier New" w:cs="Courier New"/>
-          <w:color w:val="BCBEC4"/>
-          <w:kern w:val="0"/>
-          <w:sz w:val="20"/>
-          <w:szCs w:val="20"/>
-          <w:lang w:eastAsia="pl-PL"/>
-          <w14:ligatures w14:val="none"/>
-        </w:rPr>
-        <w:t xml:space="preserve">, </w:t>
-      </w:r>
-      <w:r>
-        <w:rPr>
-          <w:rFonts w:ascii="Courier New" w:eastAsia="Times New Roman" w:hAnsi="Courier New" w:cs="Courier New"/>
-          <w:color w:val="6AAB73"/>
-          <w:kern w:val="0"/>
-          <w:sz w:val="20"/>
-          <w:szCs w:val="20"/>
-          <w:lang w:eastAsia="pl-PL"/>
-          <w14:ligatures w14:val="none"/>
-        </w:rPr>
-        <w:t>'Kamiński'</w:t>
-      </w:r>
-      <w:r>
-        <w:rPr>
-          <w:rFonts w:ascii="Courier New" w:eastAsia="Times New Roman" w:hAnsi="Courier New" w:cs="Courier New"/>
-          <w:color w:val="BCBEC4"/>
-          <w:kern w:val="0"/>
-          <w:sz w:val="20"/>
-          <w:szCs w:val="20"/>
-          <w:lang w:eastAsia="pl-PL"/>
-          <w14:ligatures w14:val="none"/>
-        </w:rPr>
-        <w:t xml:space="preserve">, </w:t>
-      </w:r>
-      <w:r>
-        <w:rPr>
-          <w:rFonts w:ascii="Courier New" w:eastAsia="Times New Roman" w:hAnsi="Courier New" w:cs="Courier New"/>
-          <w:color w:val="6AAB73"/>
-          <w:kern w:val="0"/>
-          <w:sz w:val="20"/>
-          <w:szCs w:val="20"/>
-          <w:lang w:eastAsia="pl-PL"/>
-          <w14:ligatures w14:val="none"/>
-        </w:rPr>
-        <w:t>'Lewandowski'</w:t>
-      </w:r>
-      <w:r>
-        <w:rPr>
-          <w:rFonts w:ascii="Courier New" w:eastAsia="Times New Roman" w:hAnsi="Courier New" w:cs="Courier New"/>
-          <w:color w:val="BCBEC4"/>
-          <w:kern w:val="0"/>
-          <w:sz w:val="20"/>
-          <w:szCs w:val="20"/>
-          <w:lang w:eastAsia="pl-PL"/>
-          <w14:ligatures w14:val="none"/>
-        </w:rPr>
-        <w:t xml:space="preserve">, </w:t>
-      </w:r>
-      <w:r>
-        <w:rPr>
-          <w:rFonts w:ascii="Courier New" w:eastAsia="Times New Roman" w:hAnsi="Courier New" w:cs="Courier New"/>
-          <w:color w:val="6AAB73"/>
-          <w:kern w:val="0"/>
-          <w:sz w:val="20"/>
-          <w:szCs w:val="20"/>
-          <w:lang w:eastAsia="pl-PL"/>
-          <w14:ligatures w14:val="none"/>
-        </w:rPr>
-        <w:t>'Zieliński'</w:t>
-      </w:r>
-      <w:r>
-        <w:rPr>
-          <w:rFonts w:ascii="Courier New" w:eastAsia="Times New Roman" w:hAnsi="Courier New" w:cs="Courier New"/>
-          <w:color w:val="BCBEC4"/>
-          <w:kern w:val="0"/>
-          <w:sz w:val="20"/>
-          <w:szCs w:val="20"/>
-          <w:lang w:eastAsia="pl-PL"/>
-          <w14:ligatures w14:val="none"/>
-        </w:rPr>
-        <w:t xml:space="preserve">, </w:t>
-      </w:r>
-      <w:r>
-        <w:rPr>
-          <w:rFonts w:ascii="Courier New" w:eastAsia="Times New Roman" w:hAnsi="Courier New" w:cs="Courier New"/>
-          <w:color w:val="6AAB73"/>
-          <w:kern w:val="0"/>
-          <w:sz w:val="20"/>
-          <w:szCs w:val="20"/>
-          <w:lang w:eastAsia="pl-PL"/>
-          <w14:ligatures w14:val="none"/>
-        </w:rPr>
-        <w:t>'Szymański'</w:t>
-      </w:r>
-      <w:r>
-        <w:rPr>
-          <w:rFonts w:ascii="Courier New" w:eastAsia="Times New Roman" w:hAnsi="Courier New" w:cs="Courier New"/>
-          <w:color w:val="BCBEC4"/>
-          <w:kern w:val="0"/>
-          <w:sz w:val="20"/>
-          <w:szCs w:val="20"/>
-          <w:lang w:eastAsia="pl-PL"/>
-          <w14:ligatures w14:val="none"/>
-        </w:rPr>
-        <w:t xml:space="preserve">, </w:t>
-      </w:r>
-      <w:r>
-        <w:rPr>
-          <w:rFonts w:ascii="Courier New" w:eastAsia="Times New Roman" w:hAnsi="Courier New" w:cs="Courier New"/>
-          <w:color w:val="6AAB73"/>
-          <w:kern w:val="0"/>
-          <w:sz w:val="20"/>
-          <w:szCs w:val="20"/>
-          <w:lang w:eastAsia="pl-PL"/>
-          <w14:ligatures w14:val="none"/>
-        </w:rPr>
-        <w:t>'Woźniak'</w:t>
-      </w:r>
-      <w:r>
-        <w:rPr>
-          <w:rFonts w:ascii="Courier New" w:eastAsia="Times New Roman" w:hAnsi="Courier New" w:cs="Courier New"/>
-          <w:color w:val="BCBEC4"/>
-          <w:kern w:val="0"/>
-          <w:sz w:val="20"/>
-          <w:szCs w:val="20"/>
-          <w:lang w:eastAsia="pl-PL"/>
-          <w14:ligatures w14:val="none"/>
-        </w:rPr>
-        <w:t xml:space="preserve">, </w:t>
-      </w:r>
-      <w:r>
-        <w:rPr>
-          <w:rFonts w:ascii="Courier New" w:eastAsia="Times New Roman" w:hAnsi="Courier New" w:cs="Courier New"/>
-          <w:color w:val="6AAB73"/>
-          <w:kern w:val="0"/>
-          <w:sz w:val="20"/>
-          <w:szCs w:val="20"/>
-          <w:lang w:eastAsia="pl-PL"/>
-          <w14:ligatures w14:val="none"/>
-        </w:rPr>
-        <w:t>'Dąbrowski'</w:t>
-      </w:r>
-      <w:r>
-        <w:rPr>
-          <w:rFonts w:ascii="Courier New" w:eastAsia="Times New Roman" w:hAnsi="Courier New" w:cs="Courier New"/>
-          <w:color w:val="BCBEC4"/>
-          <w:kern w:val="0"/>
-          <w:sz w:val="20"/>
-          <w:szCs w:val="20"/>
-          <w:lang w:eastAsia="pl-PL"/>
-          <w14:ligatures w14:val="none"/>
-        </w:rPr>
-        <w:t xml:space="preserve">, </w:t>
-      </w:r>
-      <w:r>
-        <w:rPr>
-          <w:rFonts w:ascii="Courier New" w:eastAsia="Times New Roman" w:hAnsi="Courier New" w:cs="Courier New"/>
-          <w:color w:val="6AAB73"/>
-          <w:kern w:val="0"/>
-          <w:sz w:val="20"/>
-          <w:szCs w:val="20"/>
-          <w:lang w:eastAsia="pl-PL"/>
-          <w14:ligatures w14:val="none"/>
-        </w:rPr>
-        <w:t>'Kozłowski'</w:t>
-      </w:r>
-      <w:r>
-        <w:rPr>
-          <w:rFonts w:ascii="Courier New" w:eastAsia="Times New Roman" w:hAnsi="Courier New" w:cs="Courier New"/>
-          <w:color w:val="BCBEC4"/>
-          <w:kern w:val="0"/>
-          <w:sz w:val="20"/>
-          <w:szCs w:val="20"/>
-          <w:lang w:eastAsia="pl-PL"/>
-          <w14:ligatures w14:val="none"/>
-        </w:rPr>
-        <w:t xml:space="preserve">, </w:t>
-      </w:r>
-      <w:r>
-        <w:rPr>
-          <w:rFonts w:ascii="Courier New" w:eastAsia="Times New Roman" w:hAnsi="Courier New" w:cs="Courier New"/>
-          <w:color w:val="6AAB73"/>
-          <w:kern w:val="0"/>
-          <w:sz w:val="20"/>
-          <w:szCs w:val="20"/>
-          <w:lang w:eastAsia="pl-PL"/>
-          <w14:ligatures w14:val="none"/>
-        </w:rPr>
-        <w:t>'Jankowski'</w:t>
-      </w:r>
-      <w:r>
-        <w:rPr>
-          <w:rFonts w:ascii="Courier New" w:eastAsia="Times New Roman" w:hAnsi="Courier New" w:cs="Courier New"/>
-          <w:color w:val="BCBEC4"/>
-          <w:kern w:val="0"/>
-          <w:sz w:val="20"/>
-          <w:szCs w:val="20"/>
-          <w:lang w:eastAsia="pl-PL"/>
-          <w14:ligatures w14:val="none"/>
-        </w:rPr>
-        <w:t xml:space="preserve">, </w:t>
-      </w:r>
-      <w:r>
-        <w:rPr>
-          <w:rFonts w:ascii="Courier New" w:eastAsia="Times New Roman" w:hAnsi="Courier New" w:cs="Courier New"/>
-          <w:color w:val="6AAB73"/>
-          <w:kern w:val="0"/>
-          <w:sz w:val="20"/>
-          <w:szCs w:val="20"/>
-          <w:lang w:eastAsia="pl-PL"/>
-          <w14:ligatures w14:val="none"/>
-        </w:rPr>
-        <w:t>'Mazur'</w:t>
-      </w:r>
-      <w:r>
-        <w:rPr>
-          <w:rFonts w:ascii="Courier New" w:eastAsia="Times New Roman" w:hAnsi="Courier New" w:cs="Courier New"/>
-          <w:color w:val="BCBEC4"/>
-          <w:kern w:val="0"/>
-          <w:sz w:val="20"/>
-          <w:szCs w:val="20"/>
-          <w:lang w:eastAsia="pl-PL"/>
-          <w14:ligatures w14:val="none"/>
-        </w:rPr>
-        <w:t xml:space="preserve">, </w:t>
-      </w:r>
-      <w:r>
-        <w:rPr>
-          <w:rFonts w:ascii="Courier New" w:eastAsia="Times New Roman" w:hAnsi="Courier New" w:cs="Courier New"/>
-          <w:color w:val="6AAB73"/>
-          <w:kern w:val="0"/>
-          <w:sz w:val="20"/>
-          <w:szCs w:val="20"/>
-          <w:lang w:eastAsia="pl-PL"/>
-          <w14:ligatures w14:val="none"/>
-        </w:rPr>
-        <w:t>'Kwiatkowski'</w:t>
-      </w:r>
-      <w:r>
-        <w:rPr>
-          <w:rFonts w:ascii="Courier New" w:eastAsia="Times New Roman" w:hAnsi="Courier New" w:cs="Courier New"/>
-          <w:color w:val="BCBEC4"/>
-          <w:kern w:val="0"/>
-          <w:sz w:val="20"/>
-          <w:szCs w:val="20"/>
-          <w:lang w:eastAsia="pl-PL"/>
-          <w14:ligatures w14:val="none"/>
-        </w:rPr>
-        <w:t xml:space="preserve">, </w:t>
-      </w:r>
-      <w:r>
-        <w:rPr>
-          <w:rFonts w:ascii="Courier New" w:eastAsia="Times New Roman" w:hAnsi="Courier New" w:cs="Courier New"/>
-          <w:color w:val="6AAB73"/>
-          <w:kern w:val="0"/>
-          <w:sz w:val="20"/>
-          <w:szCs w:val="20"/>
-          <w:lang w:eastAsia="pl-PL"/>
-          <w14:ligatures w14:val="none"/>
-        </w:rPr>
-        <w:t>'Krawczyk'</w:t>
-      </w:r>
-      <w:r>
-        <w:rPr>
-          <w:rFonts w:ascii="Courier New" w:eastAsia="Times New Roman" w:hAnsi="Courier New" w:cs="Courier New"/>
-          <w:color w:val="BCBEC4"/>
-          <w:kern w:val="0"/>
-          <w:sz w:val="20"/>
-          <w:szCs w:val="20"/>
-          <w:lang w:eastAsia="pl-PL"/>
-          <w14:ligatures w14:val="none"/>
-        </w:rPr>
-        <w:t xml:space="preserve">, </w:t>
-      </w:r>
-      <w:r>
-        <w:rPr>
-          <w:rFonts w:ascii="Courier New" w:eastAsia="Times New Roman" w:hAnsi="Courier New" w:cs="Courier New"/>
-          <w:color w:val="6AAB73"/>
-          <w:kern w:val="0"/>
-          <w:sz w:val="20"/>
-          <w:szCs w:val="20"/>
-          <w:lang w:eastAsia="pl-PL"/>
-          <w14:ligatures w14:val="none"/>
-        </w:rPr>
-        <w:t>'Kaczmarek'</w:t>
-      </w:r>
-      <w:r>
-        <w:rPr>
-          <w:rFonts w:ascii="Courier New" w:eastAsia="Times New Roman" w:hAnsi="Courier New" w:cs="Courier New"/>
-          <w:color w:val="BCBEC4"/>
-          <w:kern w:val="0"/>
-          <w:sz w:val="20"/>
-          <w:szCs w:val="20"/>
-          <w:lang w:eastAsia="pl-PL"/>
-          <w14:ligatures w14:val="none"/>
-        </w:rPr>
-        <w:t xml:space="preserve">, </w:t>
-      </w:r>
-      <w:r>
-        <w:rPr>
-          <w:rFonts w:ascii="Courier New" w:eastAsia="Times New Roman" w:hAnsi="Courier New" w:cs="Courier New"/>
-          <w:color w:val="6AAB73"/>
-          <w:kern w:val="0"/>
-          <w:sz w:val="20"/>
-          <w:szCs w:val="20"/>
-          <w:lang w:eastAsia="pl-PL"/>
-          <w14:ligatures w14:val="none"/>
-        </w:rPr>
-        <w:t>'Grabowski'</w:t>
-      </w:r>
-      <w:r>
-        <w:rPr>
-          <w:rFonts w:ascii="Courier New" w:eastAsia="Times New Roman" w:hAnsi="Courier New" w:cs="Courier New"/>
-          <w:color w:val="BCBEC4"/>
-          <w:kern w:val="0"/>
-          <w:sz w:val="20"/>
-          <w:szCs w:val="20"/>
-          <w:lang w:eastAsia="pl-PL"/>
-          <w14:ligatures w14:val="none"/>
-        </w:rPr>
-        <w:t xml:space="preserve">, </w:t>
-      </w:r>
-      <w:r>
-        <w:rPr>
-          <w:rFonts w:ascii="Courier New" w:eastAsia="Times New Roman" w:hAnsi="Courier New" w:cs="Courier New"/>
-          <w:color w:val="6AAB73"/>
-          <w:kern w:val="0"/>
-          <w:sz w:val="20"/>
-          <w:szCs w:val="20"/>
-          <w:lang w:eastAsia="pl-PL"/>
-          <w14:ligatures w14:val="none"/>
-        </w:rPr>
-        <w:t>'Zając'</w:t>
-      </w:r>
-      <w:r>
-        <w:rPr>
-          <w:rFonts w:ascii="Courier New" w:eastAsia="Times New Roman" w:hAnsi="Courier New" w:cs="Courier New"/>
-          <w:color w:val="BCBEC4"/>
-          <w:kern w:val="0"/>
-          <w:sz w:val="20"/>
-          <w:szCs w:val="20"/>
-          <w:lang w:eastAsia="pl-PL"/>
-          <w14:ligatures w14:val="none"/>
-        </w:rPr>
-        <w:t xml:space="preserve">, </w:t>
-      </w:r>
-      <w:r>
-        <w:rPr>
-          <w:rFonts w:ascii="Courier New" w:eastAsia="Times New Roman" w:hAnsi="Courier New" w:cs="Courier New"/>
-          <w:color w:val="6AAB73"/>
-          <w:kern w:val="0"/>
-          <w:sz w:val="20"/>
-          <w:szCs w:val="20"/>
-          <w:lang w:eastAsia="pl-PL"/>
-          <w14:ligatures w14:val="none"/>
-        </w:rPr>
-        <w:t>'Pawłowski'</w:t>
-      </w:r>
-      <w:r>
-        <w:rPr>
-          <w:rFonts w:ascii="Courier New" w:eastAsia="Times New Roman" w:hAnsi="Courier New" w:cs="Courier New"/>
-          <w:color w:val="BCBEC4"/>
-          <w:kern w:val="0"/>
-          <w:sz w:val="20"/>
-          <w:szCs w:val="20"/>
-          <w:lang w:eastAsia="pl-PL"/>
-          <w14:ligatures w14:val="none"/>
-        </w:rPr>
-        <w:t>];</w:t>
-      </w:r>
-      <w:r>
-        <w:rPr>
-          <w:rFonts w:ascii="Courier New" w:eastAsia="Times New Roman" w:hAnsi="Courier New" w:cs="Courier New"/>
-          <w:color w:val="BCBEC4"/>
-          <w:kern w:val="0"/>
-          <w:sz w:val="20"/>
-          <w:szCs w:val="20"/>
-          <w:lang w:eastAsia="pl-PL"/>
-          <w14:ligatures w14:val="none"/>
-        </w:rPr>
-        <w:br/>
-        <w:t xml:space="preserve">    </w:t>
-      </w:r>
-      <w:r>
-        <w:rPr>
-          <w:rFonts w:ascii="Courier New" w:eastAsia="Times New Roman" w:hAnsi="Courier New" w:cs="Courier New"/>
-          <w:color w:val="CF8E6D"/>
-          <w:kern w:val="0"/>
-          <w:sz w:val="20"/>
-          <w:szCs w:val="20"/>
-          <w:lang w:eastAsia="pl-PL"/>
-          <w14:ligatures w14:val="none"/>
-        </w:rPr>
-        <w:t>BEGIN</w:t>
-      </w:r>
-      <w:r>
-        <w:rPr>
-          <w:rFonts w:ascii="Courier New" w:eastAsia="Times New Roman" w:hAnsi="Courier New" w:cs="Courier New"/>
-          <w:color w:val="CF8E6D"/>
-          <w:kern w:val="0"/>
-          <w:sz w:val="20"/>
-          <w:szCs w:val="20"/>
-          <w:lang w:eastAsia="pl-PL"/>
-          <w14:ligatures w14:val="none"/>
-        </w:rPr>
-        <w:br/>
-        <w:t xml:space="preserve">        FOR </w:t>
-      </w:r>
-      <w:r>
-        <w:rPr>
-          <w:rFonts w:ascii="Courier New" w:eastAsia="Times New Roman" w:hAnsi="Courier New" w:cs="Courier New"/>
-          <w:color w:val="BCBEC4"/>
-          <w:kern w:val="0"/>
-          <w:sz w:val="20"/>
-          <w:szCs w:val="20"/>
-          <w:lang w:eastAsia="pl-PL"/>
-          <w14:ligatures w14:val="none"/>
-        </w:rPr>
-        <w:t xml:space="preserve">i </w:t>
-      </w:r>
-      <w:r>
-        <w:rPr>
-          <w:rFonts w:ascii="Courier New" w:eastAsia="Times New Roman" w:hAnsi="Courier New" w:cs="Courier New"/>
-          <w:color w:val="CF8E6D"/>
-          <w:kern w:val="0"/>
-          <w:sz w:val="20"/>
-          <w:szCs w:val="20"/>
-          <w:lang w:eastAsia="pl-PL"/>
-          <w14:ligatures w14:val="none"/>
-        </w:rPr>
-        <w:t xml:space="preserve">IN </w:t>
-      </w:r>
-      <w:r>
-        <w:rPr>
-          <w:rFonts w:ascii="Courier New" w:eastAsia="Times New Roman" w:hAnsi="Courier New" w:cs="Courier New"/>
-          <w:color w:val="2AACB8"/>
-          <w:kern w:val="0"/>
-          <w:sz w:val="20"/>
-          <w:szCs w:val="20"/>
-          <w:lang w:eastAsia="pl-PL"/>
-          <w14:ligatures w14:val="none"/>
-        </w:rPr>
-        <w:t>1</w:t>
-      </w:r>
-      <w:r>
-        <w:rPr>
-          <w:rFonts w:ascii="Courier New" w:eastAsia="Times New Roman" w:hAnsi="Courier New" w:cs="Courier New"/>
-          <w:color w:val="BCBEC4"/>
-          <w:kern w:val="0"/>
-          <w:sz w:val="20"/>
-          <w:szCs w:val="20"/>
-          <w:lang w:eastAsia="pl-PL"/>
-          <w14:ligatures w14:val="none"/>
-        </w:rPr>
-        <w:t>..</w:t>
-      </w:r>
-      <w:r>
-        <w:rPr>
-          <w:rFonts w:ascii="Courier New" w:eastAsia="Times New Roman" w:hAnsi="Courier New" w:cs="Courier New"/>
-          <w:color w:val="2AACB8"/>
-          <w:kern w:val="0"/>
-          <w:sz w:val="20"/>
-          <w:szCs w:val="20"/>
-          <w:lang w:eastAsia="pl-PL"/>
-          <w14:ligatures w14:val="none"/>
-        </w:rPr>
-        <w:t xml:space="preserve">50 </w:t>
-      </w:r>
-      <w:r>
-        <w:rPr>
-          <w:rFonts w:ascii="Courier New" w:eastAsia="Times New Roman" w:hAnsi="Courier New" w:cs="Courier New"/>
-          <w:color w:val="CF8E6D"/>
-          <w:kern w:val="0"/>
-          <w:sz w:val="20"/>
-          <w:szCs w:val="20"/>
-          <w:lang w:eastAsia="pl-PL"/>
-          <w14:ligatures w14:val="none"/>
-        </w:rPr>
-        <w:t>LOOP</w:t>
-      </w:r>
-      <w:r>
-        <w:rPr>
-          <w:rFonts w:ascii="Courier New" w:eastAsia="Times New Roman" w:hAnsi="Courier New" w:cs="Courier New"/>
-          <w:color w:val="CF8E6D"/>
-          <w:kern w:val="0"/>
-          <w:sz w:val="20"/>
-          <w:szCs w:val="20"/>
-          <w:lang w:eastAsia="pl-PL"/>
-          <w14:ligatures w14:val="none"/>
-        </w:rPr>
-        <w:br/>
-      </w:r>
-      <w:r>
-        <w:rPr>
-          <w:rFonts w:ascii="Courier New" w:eastAsia="Times New Roman" w:hAnsi="Courier New" w:cs="Courier New"/>
-          <w:color w:val="CF8E6D"/>
-          <w:kern w:val="0"/>
-          <w:sz w:val="20"/>
-          <w:szCs w:val="20"/>
-          <w:lang w:eastAsia="pl-PL"/>
-          <w14:ligatures w14:val="none"/>
-        </w:rPr>
-        <w:br/>
         <w:t xml:space="preserve">                </w:t>
       </w:r>
       <w:r>
@@ -20661,7 +22244,7 @@
     </w:p>
     <w:p>
       <w:pPr>
-        <w:pStyle w:val="ListParagraph"/>
+        <w:pStyle w:val="Akapitzlist"/>
         <w:numPr>
           <w:ilvl w:val="0"/>
           <w:numId w:val="13"/>
@@ -21151,331 +22734,342 @@
           <w:lang w:eastAsia="pl-PL"/>
           <w14:ligatures w14:val="none"/>
         </w:rPr>
+        <w:t xml:space="preserve">FROM </w:t>
+      </w:r>
+      <w:r>
+        <w:rPr>
+          <w:rFonts w:ascii="Courier New" w:eastAsia="Times New Roman" w:hAnsi="Courier New" w:cs="Courier New"/>
+          <w:color w:val="BCBEC4"/>
+          <w:kern w:val="0"/>
+          <w:sz w:val="20"/>
+          <w:szCs w:val="20"/>
+          <w:lang w:eastAsia="pl-PL"/>
+          <w14:ligatures w14:val="none"/>
+        </w:rPr>
+        <w:t>konta;</w:t>
+      </w:r>
+      <w:r>
+        <w:rPr>
+          <w:rFonts w:ascii="Courier New" w:eastAsia="Times New Roman" w:hAnsi="Courier New" w:cs="Courier New"/>
+          <w:color w:val="BCBEC4"/>
+          <w:kern w:val="0"/>
+          <w:sz w:val="20"/>
+          <w:szCs w:val="20"/>
+          <w:lang w:eastAsia="pl-PL"/>
+          <w14:ligatures w14:val="none"/>
+        </w:rPr>
+        <w:br/>
+      </w:r>
+      <w:r>
+        <w:rPr>
+          <w:rFonts w:ascii="Courier New" w:eastAsia="Times New Roman" w:hAnsi="Courier New" w:cs="Courier New"/>
+          <w:color w:val="BCBEC4"/>
+          <w:kern w:val="0"/>
+          <w:sz w:val="20"/>
+          <w:szCs w:val="20"/>
+          <w:lang w:eastAsia="pl-PL"/>
+          <w14:ligatures w14:val="none"/>
+        </w:rPr>
+        <w:br/>
+        <w:t xml:space="preserve">        </w:t>
+      </w:r>
+      <w:r>
+        <w:rPr>
+          <w:rFonts w:ascii="Courier New" w:eastAsia="Times New Roman" w:hAnsi="Courier New" w:cs="Courier New"/>
+          <w:color w:val="CF8E6D"/>
+          <w:kern w:val="0"/>
+          <w:sz w:val="20"/>
+          <w:szCs w:val="20"/>
+          <w:lang w:eastAsia="pl-PL"/>
+          <w14:ligatures w14:val="none"/>
+        </w:rPr>
+        <w:t xml:space="preserve">IF </w:t>
+      </w:r>
+      <w:proofErr w:type="spellStart"/>
+      <w:r>
+        <w:rPr>
+          <w:rFonts w:ascii="Courier New" w:eastAsia="Times New Roman" w:hAnsi="Courier New" w:cs="Courier New"/>
+          <w:color w:val="BCBEC4"/>
+          <w:kern w:val="0"/>
+          <w:sz w:val="20"/>
+          <w:szCs w:val="20"/>
+          <w:lang w:eastAsia="pl-PL"/>
+          <w14:ligatures w14:val="none"/>
+        </w:rPr>
+        <w:t>v_min_konto</w:t>
+      </w:r>
+      <w:proofErr w:type="spellEnd"/>
+      <w:r>
+        <w:rPr>
+          <w:rFonts w:ascii="Courier New" w:eastAsia="Times New Roman" w:hAnsi="Courier New" w:cs="Courier New"/>
+          <w:color w:val="BCBEC4"/>
+          <w:kern w:val="0"/>
+          <w:sz w:val="20"/>
+          <w:szCs w:val="20"/>
+          <w:lang w:eastAsia="pl-PL"/>
+          <w14:ligatures w14:val="none"/>
+        </w:rPr>
+        <w:t xml:space="preserve"> </w:t>
+      </w:r>
+      <w:r>
+        <w:rPr>
+          <w:rFonts w:ascii="Courier New" w:eastAsia="Times New Roman" w:hAnsi="Courier New" w:cs="Courier New"/>
+          <w:color w:val="CF8E6D"/>
+          <w:kern w:val="0"/>
+          <w:sz w:val="20"/>
+          <w:szCs w:val="20"/>
+          <w:lang w:eastAsia="pl-PL"/>
+          <w14:ligatures w14:val="none"/>
+        </w:rPr>
+        <w:t xml:space="preserve">IS NOT NULL AND </w:t>
+      </w:r>
+      <w:proofErr w:type="spellStart"/>
+      <w:r>
+        <w:rPr>
+          <w:rFonts w:ascii="Courier New" w:eastAsia="Times New Roman" w:hAnsi="Courier New" w:cs="Courier New"/>
+          <w:color w:val="BCBEC4"/>
+          <w:kern w:val="0"/>
+          <w:sz w:val="20"/>
+          <w:szCs w:val="20"/>
+          <w:lang w:eastAsia="pl-PL"/>
+          <w14:ligatures w14:val="none"/>
+        </w:rPr>
+        <w:t>v_max_konto</w:t>
+      </w:r>
+      <w:proofErr w:type="spellEnd"/>
+      <w:r>
+        <w:rPr>
+          <w:rFonts w:ascii="Courier New" w:eastAsia="Times New Roman" w:hAnsi="Courier New" w:cs="Courier New"/>
+          <w:color w:val="BCBEC4"/>
+          <w:kern w:val="0"/>
+          <w:sz w:val="20"/>
+          <w:szCs w:val="20"/>
+          <w:lang w:eastAsia="pl-PL"/>
+          <w14:ligatures w14:val="none"/>
+        </w:rPr>
+        <w:t xml:space="preserve"> </w:t>
+      </w:r>
+      <w:r>
+        <w:rPr>
+          <w:rFonts w:ascii="Courier New" w:eastAsia="Times New Roman" w:hAnsi="Courier New" w:cs="Courier New"/>
+          <w:color w:val="CF8E6D"/>
+          <w:kern w:val="0"/>
+          <w:sz w:val="20"/>
+          <w:szCs w:val="20"/>
+          <w:lang w:eastAsia="pl-PL"/>
+          <w14:ligatures w14:val="none"/>
+        </w:rPr>
+        <w:t>IS NOT NULL THEN</w:t>
+      </w:r>
+      <w:r>
+        <w:rPr>
+          <w:rFonts w:ascii="Courier New" w:eastAsia="Times New Roman" w:hAnsi="Courier New" w:cs="Courier New"/>
+          <w:color w:val="CF8E6D"/>
+          <w:kern w:val="0"/>
+          <w:sz w:val="20"/>
+          <w:szCs w:val="20"/>
+          <w:lang w:eastAsia="pl-PL"/>
+          <w14:ligatures w14:val="none"/>
+        </w:rPr>
+        <w:br/>
+        <w:t xml:space="preserve">            FOR </w:t>
+      </w:r>
+      <w:r>
+        <w:rPr>
+          <w:rFonts w:ascii="Courier New" w:eastAsia="Times New Roman" w:hAnsi="Courier New" w:cs="Courier New"/>
+          <w:color w:val="BCBEC4"/>
+          <w:kern w:val="0"/>
+          <w:sz w:val="20"/>
+          <w:szCs w:val="20"/>
+          <w:lang w:eastAsia="pl-PL"/>
+          <w14:ligatures w14:val="none"/>
+        </w:rPr>
+        <w:t xml:space="preserve">i </w:t>
+      </w:r>
+      <w:r>
+        <w:rPr>
+          <w:rFonts w:ascii="Courier New" w:eastAsia="Times New Roman" w:hAnsi="Courier New" w:cs="Courier New"/>
+          <w:color w:val="CF8E6D"/>
+          <w:kern w:val="0"/>
+          <w:sz w:val="20"/>
+          <w:szCs w:val="20"/>
+          <w:lang w:eastAsia="pl-PL"/>
+          <w14:ligatures w14:val="none"/>
+        </w:rPr>
+        <w:t xml:space="preserve">IN </w:t>
+      </w:r>
+      <w:r>
+        <w:rPr>
+          <w:rFonts w:ascii="Courier New" w:eastAsia="Times New Roman" w:hAnsi="Courier New" w:cs="Courier New"/>
+          <w:color w:val="2AACB8"/>
+          <w:kern w:val="0"/>
+          <w:sz w:val="20"/>
+          <w:szCs w:val="20"/>
+          <w:lang w:eastAsia="pl-PL"/>
+          <w14:ligatures w14:val="none"/>
+        </w:rPr>
+        <w:t>1</w:t>
+      </w:r>
+      <w:r>
+        <w:rPr>
+          <w:rFonts w:ascii="Courier New" w:eastAsia="Times New Roman" w:hAnsi="Courier New" w:cs="Courier New"/>
+          <w:color w:val="BCBEC4"/>
+          <w:kern w:val="0"/>
+          <w:sz w:val="20"/>
+          <w:szCs w:val="20"/>
+          <w:lang w:eastAsia="pl-PL"/>
+          <w14:ligatures w14:val="none"/>
+        </w:rPr>
+        <w:t>..</w:t>
+      </w:r>
+      <w:r>
+        <w:rPr>
+          <w:rFonts w:ascii="Courier New" w:eastAsia="Times New Roman" w:hAnsi="Courier New" w:cs="Courier New"/>
+          <w:color w:val="2AACB8"/>
+          <w:kern w:val="0"/>
+          <w:sz w:val="20"/>
+          <w:szCs w:val="20"/>
+          <w:lang w:eastAsia="pl-PL"/>
+          <w14:ligatures w14:val="none"/>
+        </w:rPr>
+        <w:t xml:space="preserve">100000 </w:t>
+      </w:r>
+      <w:r>
+        <w:rPr>
+          <w:rFonts w:ascii="Courier New" w:eastAsia="Times New Roman" w:hAnsi="Courier New" w:cs="Courier New"/>
+          <w:color w:val="CF8E6D"/>
+          <w:kern w:val="0"/>
+          <w:sz w:val="20"/>
+          <w:szCs w:val="20"/>
+          <w:lang w:eastAsia="pl-PL"/>
+          <w14:ligatures w14:val="none"/>
+        </w:rPr>
+        <w:t>LOOP</w:t>
+      </w:r>
+      <w:r>
+        <w:rPr>
+          <w:rFonts w:ascii="Courier New" w:eastAsia="Times New Roman" w:hAnsi="Courier New" w:cs="Courier New"/>
+          <w:color w:val="CF8E6D"/>
+          <w:kern w:val="0"/>
+          <w:sz w:val="20"/>
+          <w:szCs w:val="20"/>
+          <w:lang w:eastAsia="pl-PL"/>
+          <w14:ligatures w14:val="none"/>
+        </w:rPr>
+        <w:br/>
+        <w:t xml:space="preserve">                    INSERT INTO </w:t>
+      </w:r>
+      <w:r>
+        <w:rPr>
+          <w:rFonts w:ascii="Courier New" w:eastAsia="Times New Roman" w:hAnsi="Courier New" w:cs="Courier New"/>
+          <w:color w:val="BCBEC4"/>
+          <w:kern w:val="0"/>
+          <w:sz w:val="20"/>
+          <w:szCs w:val="20"/>
+          <w:lang w:eastAsia="pl-PL"/>
+          <w14:ligatures w14:val="none"/>
+        </w:rPr>
+        <w:t>transakcje (</w:t>
+      </w:r>
+      <w:r>
+        <w:rPr>
+          <w:rFonts w:ascii="Courier New" w:eastAsia="Times New Roman" w:hAnsi="Courier New" w:cs="Courier New"/>
+          <w:color w:val="BCBEC4"/>
+          <w:kern w:val="0"/>
+          <w:sz w:val="20"/>
+          <w:szCs w:val="20"/>
+          <w:lang w:eastAsia="pl-PL"/>
+          <w14:ligatures w14:val="none"/>
+        </w:rPr>
+        <w:br/>
+        <w:t xml:space="preserve">                        </w:t>
+      </w:r>
+      <w:r>
+        <w:rPr>
+          <w:rFonts w:ascii="Courier New" w:eastAsia="Times New Roman" w:hAnsi="Courier New" w:cs="Courier New"/>
+          <w:color w:val="C77DBB"/>
+          <w:kern w:val="0"/>
+          <w:sz w:val="20"/>
+          <w:szCs w:val="20"/>
+          <w:lang w:eastAsia="pl-PL"/>
+          <w14:ligatures w14:val="none"/>
+        </w:rPr>
+        <w:t>kwota</w:t>
+      </w:r>
+      <w:r>
+        <w:rPr>
+          <w:rFonts w:ascii="Courier New" w:eastAsia="Times New Roman" w:hAnsi="Courier New" w:cs="Courier New"/>
+          <w:color w:val="BCBEC4"/>
+          <w:kern w:val="0"/>
+          <w:sz w:val="20"/>
+          <w:szCs w:val="20"/>
+          <w:lang w:eastAsia="pl-PL"/>
+          <w14:ligatures w14:val="none"/>
+        </w:rPr>
+        <w:t>,</w:t>
+      </w:r>
+      <w:r>
+        <w:rPr>
+          <w:rFonts w:ascii="Courier New" w:eastAsia="Times New Roman" w:hAnsi="Courier New" w:cs="Courier New"/>
+          <w:color w:val="BCBEC4"/>
+          <w:kern w:val="0"/>
+          <w:sz w:val="20"/>
+          <w:szCs w:val="20"/>
+          <w:lang w:eastAsia="pl-PL"/>
+          <w14:ligatures w14:val="none"/>
+        </w:rPr>
+        <w:br/>
+        <w:t xml:space="preserve">                        </w:t>
+      </w:r>
+      <w:proofErr w:type="spellStart"/>
+      <w:r>
+        <w:rPr>
+          <w:rFonts w:ascii="Courier New" w:eastAsia="Times New Roman" w:hAnsi="Courier New" w:cs="Courier New"/>
+          <w:color w:val="C77DBB"/>
+          <w:kern w:val="0"/>
+          <w:sz w:val="20"/>
+          <w:szCs w:val="20"/>
+          <w:lang w:eastAsia="pl-PL"/>
+          <w14:ligatures w14:val="none"/>
+        </w:rPr>
+        <w:t>tytul</w:t>
+      </w:r>
+      <w:proofErr w:type="spellEnd"/>
+      <w:r>
+        <w:rPr>
+          <w:rFonts w:ascii="Courier New" w:eastAsia="Times New Roman" w:hAnsi="Courier New" w:cs="Courier New"/>
+          <w:color w:val="BCBEC4"/>
+          <w:kern w:val="0"/>
+          <w:sz w:val="20"/>
+          <w:szCs w:val="20"/>
+          <w:lang w:eastAsia="pl-PL"/>
+          <w14:ligatures w14:val="none"/>
+        </w:rPr>
+        <w:t>,</w:t>
+      </w:r>
+      <w:r>
+        <w:rPr>
+          <w:rFonts w:ascii="Courier New" w:eastAsia="Times New Roman" w:hAnsi="Courier New" w:cs="Courier New"/>
+          <w:color w:val="BCBEC4"/>
+          <w:kern w:val="0"/>
+          <w:sz w:val="20"/>
+          <w:szCs w:val="20"/>
+          <w:lang w:eastAsia="pl-PL"/>
+          <w14:ligatures w14:val="none"/>
+        </w:rPr>
+        <w:br/>
+      </w:r>
+      <w:r>
+        <w:rPr>
+          <w:rFonts w:ascii="Courier New" w:eastAsia="Times New Roman" w:hAnsi="Courier New" w:cs="Courier New"/>
+          <w:color w:val="BCBEC4"/>
+          <w:kern w:val="0"/>
+          <w:sz w:val="20"/>
+          <w:szCs w:val="20"/>
+          <w:lang w:eastAsia="pl-PL"/>
+          <w14:ligatures w14:val="none"/>
+        </w:rPr>
         <w:lastRenderedPageBreak/>
-        <w:t xml:space="preserve">FROM </w:t>
-      </w:r>
-      <w:r>
-        <w:rPr>
-          <w:rFonts w:ascii="Courier New" w:eastAsia="Times New Roman" w:hAnsi="Courier New" w:cs="Courier New"/>
-          <w:color w:val="BCBEC4"/>
-          <w:kern w:val="0"/>
-          <w:sz w:val="20"/>
-          <w:szCs w:val="20"/>
-          <w:lang w:eastAsia="pl-PL"/>
-          <w14:ligatures w14:val="none"/>
-        </w:rPr>
-        <w:t>konta;</w:t>
-      </w:r>
-      <w:r>
-        <w:rPr>
-          <w:rFonts w:ascii="Courier New" w:eastAsia="Times New Roman" w:hAnsi="Courier New" w:cs="Courier New"/>
-          <w:color w:val="BCBEC4"/>
-          <w:kern w:val="0"/>
-          <w:sz w:val="20"/>
-          <w:szCs w:val="20"/>
-          <w:lang w:eastAsia="pl-PL"/>
-          <w14:ligatures w14:val="none"/>
-        </w:rPr>
-        <w:br/>
-      </w:r>
-      <w:r>
-        <w:rPr>
-          <w:rFonts w:ascii="Courier New" w:eastAsia="Times New Roman" w:hAnsi="Courier New" w:cs="Courier New"/>
-          <w:color w:val="BCBEC4"/>
-          <w:kern w:val="0"/>
-          <w:sz w:val="20"/>
-          <w:szCs w:val="20"/>
-          <w:lang w:eastAsia="pl-PL"/>
-          <w14:ligatures w14:val="none"/>
-        </w:rPr>
-        <w:br/>
-        <w:t xml:space="preserve">        </w:t>
-      </w:r>
-      <w:r>
-        <w:rPr>
-          <w:rFonts w:ascii="Courier New" w:eastAsia="Times New Roman" w:hAnsi="Courier New" w:cs="Courier New"/>
-          <w:color w:val="CF8E6D"/>
-          <w:kern w:val="0"/>
-          <w:sz w:val="20"/>
-          <w:szCs w:val="20"/>
-          <w:lang w:eastAsia="pl-PL"/>
-          <w14:ligatures w14:val="none"/>
-        </w:rPr>
-        <w:t xml:space="preserve">IF </w:t>
-      </w:r>
-      <w:proofErr w:type="spellStart"/>
-      <w:r>
-        <w:rPr>
-          <w:rFonts w:ascii="Courier New" w:eastAsia="Times New Roman" w:hAnsi="Courier New" w:cs="Courier New"/>
-          <w:color w:val="BCBEC4"/>
-          <w:kern w:val="0"/>
-          <w:sz w:val="20"/>
-          <w:szCs w:val="20"/>
-          <w:lang w:eastAsia="pl-PL"/>
-          <w14:ligatures w14:val="none"/>
-        </w:rPr>
-        <w:t>v_min_konto</w:t>
-      </w:r>
-      <w:proofErr w:type="spellEnd"/>
-      <w:r>
-        <w:rPr>
-          <w:rFonts w:ascii="Courier New" w:eastAsia="Times New Roman" w:hAnsi="Courier New" w:cs="Courier New"/>
-          <w:color w:val="BCBEC4"/>
-          <w:kern w:val="0"/>
-          <w:sz w:val="20"/>
-          <w:szCs w:val="20"/>
-          <w:lang w:eastAsia="pl-PL"/>
-          <w14:ligatures w14:val="none"/>
-        </w:rPr>
-        <w:t xml:space="preserve"> </w:t>
-      </w:r>
-      <w:r>
-        <w:rPr>
-          <w:rFonts w:ascii="Courier New" w:eastAsia="Times New Roman" w:hAnsi="Courier New" w:cs="Courier New"/>
-          <w:color w:val="CF8E6D"/>
-          <w:kern w:val="0"/>
-          <w:sz w:val="20"/>
-          <w:szCs w:val="20"/>
-          <w:lang w:eastAsia="pl-PL"/>
-          <w14:ligatures w14:val="none"/>
-        </w:rPr>
-        <w:t xml:space="preserve">IS NOT NULL AND </w:t>
-      </w:r>
-      <w:proofErr w:type="spellStart"/>
-      <w:r>
-        <w:rPr>
-          <w:rFonts w:ascii="Courier New" w:eastAsia="Times New Roman" w:hAnsi="Courier New" w:cs="Courier New"/>
-          <w:color w:val="BCBEC4"/>
-          <w:kern w:val="0"/>
-          <w:sz w:val="20"/>
-          <w:szCs w:val="20"/>
-          <w:lang w:eastAsia="pl-PL"/>
-          <w14:ligatures w14:val="none"/>
-        </w:rPr>
-        <w:t>v_max_konto</w:t>
-      </w:r>
-      <w:proofErr w:type="spellEnd"/>
-      <w:r>
-        <w:rPr>
-          <w:rFonts w:ascii="Courier New" w:eastAsia="Times New Roman" w:hAnsi="Courier New" w:cs="Courier New"/>
-          <w:color w:val="BCBEC4"/>
-          <w:kern w:val="0"/>
-          <w:sz w:val="20"/>
-          <w:szCs w:val="20"/>
-          <w:lang w:eastAsia="pl-PL"/>
-          <w14:ligatures w14:val="none"/>
-        </w:rPr>
-        <w:t xml:space="preserve"> </w:t>
-      </w:r>
-      <w:r>
-        <w:rPr>
-          <w:rFonts w:ascii="Courier New" w:eastAsia="Times New Roman" w:hAnsi="Courier New" w:cs="Courier New"/>
-          <w:color w:val="CF8E6D"/>
-          <w:kern w:val="0"/>
-          <w:sz w:val="20"/>
-          <w:szCs w:val="20"/>
-          <w:lang w:eastAsia="pl-PL"/>
-          <w14:ligatures w14:val="none"/>
-        </w:rPr>
-        <w:t>IS NOT NULL THEN</w:t>
-      </w:r>
-      <w:r>
-        <w:rPr>
-          <w:rFonts w:ascii="Courier New" w:eastAsia="Times New Roman" w:hAnsi="Courier New" w:cs="Courier New"/>
-          <w:color w:val="CF8E6D"/>
-          <w:kern w:val="0"/>
-          <w:sz w:val="20"/>
-          <w:szCs w:val="20"/>
-          <w:lang w:eastAsia="pl-PL"/>
-          <w14:ligatures w14:val="none"/>
-        </w:rPr>
-        <w:br/>
-        <w:t xml:space="preserve">            FOR </w:t>
-      </w:r>
-      <w:r>
-        <w:rPr>
-          <w:rFonts w:ascii="Courier New" w:eastAsia="Times New Roman" w:hAnsi="Courier New" w:cs="Courier New"/>
-          <w:color w:val="BCBEC4"/>
-          <w:kern w:val="0"/>
-          <w:sz w:val="20"/>
-          <w:szCs w:val="20"/>
-          <w:lang w:eastAsia="pl-PL"/>
-          <w14:ligatures w14:val="none"/>
-        </w:rPr>
-        <w:t xml:space="preserve">i </w:t>
-      </w:r>
-      <w:r>
-        <w:rPr>
-          <w:rFonts w:ascii="Courier New" w:eastAsia="Times New Roman" w:hAnsi="Courier New" w:cs="Courier New"/>
-          <w:color w:val="CF8E6D"/>
-          <w:kern w:val="0"/>
-          <w:sz w:val="20"/>
-          <w:szCs w:val="20"/>
-          <w:lang w:eastAsia="pl-PL"/>
-          <w14:ligatures w14:val="none"/>
-        </w:rPr>
-        <w:t xml:space="preserve">IN </w:t>
-      </w:r>
-      <w:r>
-        <w:rPr>
-          <w:rFonts w:ascii="Courier New" w:eastAsia="Times New Roman" w:hAnsi="Courier New" w:cs="Courier New"/>
-          <w:color w:val="2AACB8"/>
-          <w:kern w:val="0"/>
-          <w:sz w:val="20"/>
-          <w:szCs w:val="20"/>
-          <w:lang w:eastAsia="pl-PL"/>
-          <w14:ligatures w14:val="none"/>
-        </w:rPr>
-        <w:t>1</w:t>
-      </w:r>
-      <w:r>
-        <w:rPr>
-          <w:rFonts w:ascii="Courier New" w:eastAsia="Times New Roman" w:hAnsi="Courier New" w:cs="Courier New"/>
-          <w:color w:val="BCBEC4"/>
-          <w:kern w:val="0"/>
-          <w:sz w:val="20"/>
-          <w:szCs w:val="20"/>
-          <w:lang w:eastAsia="pl-PL"/>
-          <w14:ligatures w14:val="none"/>
-        </w:rPr>
-        <w:t>..</w:t>
-      </w:r>
-      <w:r>
-        <w:rPr>
-          <w:rFonts w:ascii="Courier New" w:eastAsia="Times New Roman" w:hAnsi="Courier New" w:cs="Courier New"/>
-          <w:color w:val="2AACB8"/>
-          <w:kern w:val="0"/>
-          <w:sz w:val="20"/>
-          <w:szCs w:val="20"/>
-          <w:lang w:eastAsia="pl-PL"/>
-          <w14:ligatures w14:val="none"/>
-        </w:rPr>
-        <w:t xml:space="preserve">100000 </w:t>
-      </w:r>
-      <w:r>
-        <w:rPr>
-          <w:rFonts w:ascii="Courier New" w:eastAsia="Times New Roman" w:hAnsi="Courier New" w:cs="Courier New"/>
-          <w:color w:val="CF8E6D"/>
-          <w:kern w:val="0"/>
-          <w:sz w:val="20"/>
-          <w:szCs w:val="20"/>
-          <w:lang w:eastAsia="pl-PL"/>
-          <w14:ligatures w14:val="none"/>
-        </w:rPr>
-        <w:t>LOOP</w:t>
-      </w:r>
-      <w:r>
-        <w:rPr>
-          <w:rFonts w:ascii="Courier New" w:eastAsia="Times New Roman" w:hAnsi="Courier New" w:cs="Courier New"/>
-          <w:color w:val="CF8E6D"/>
-          <w:kern w:val="0"/>
-          <w:sz w:val="20"/>
-          <w:szCs w:val="20"/>
-          <w:lang w:eastAsia="pl-PL"/>
-          <w14:ligatures w14:val="none"/>
-        </w:rPr>
-        <w:br/>
-        <w:t xml:space="preserve">                    INSERT INTO </w:t>
-      </w:r>
-      <w:r>
-        <w:rPr>
-          <w:rFonts w:ascii="Courier New" w:eastAsia="Times New Roman" w:hAnsi="Courier New" w:cs="Courier New"/>
-          <w:color w:val="BCBEC4"/>
-          <w:kern w:val="0"/>
-          <w:sz w:val="20"/>
-          <w:szCs w:val="20"/>
-          <w:lang w:eastAsia="pl-PL"/>
-          <w14:ligatures w14:val="none"/>
-        </w:rPr>
-        <w:t>transakcje (</w:t>
-      </w:r>
-      <w:r>
-        <w:rPr>
-          <w:rFonts w:ascii="Courier New" w:eastAsia="Times New Roman" w:hAnsi="Courier New" w:cs="Courier New"/>
-          <w:color w:val="BCBEC4"/>
-          <w:kern w:val="0"/>
-          <w:sz w:val="20"/>
-          <w:szCs w:val="20"/>
-          <w:lang w:eastAsia="pl-PL"/>
-          <w14:ligatures w14:val="none"/>
-        </w:rPr>
-        <w:br/>
-        <w:t xml:space="preserve">                        </w:t>
-      </w:r>
-      <w:r>
-        <w:rPr>
-          <w:rFonts w:ascii="Courier New" w:eastAsia="Times New Roman" w:hAnsi="Courier New" w:cs="Courier New"/>
-          <w:color w:val="C77DBB"/>
-          <w:kern w:val="0"/>
-          <w:sz w:val="20"/>
-          <w:szCs w:val="20"/>
-          <w:lang w:eastAsia="pl-PL"/>
-          <w14:ligatures w14:val="none"/>
-        </w:rPr>
-        <w:t>kwota</w:t>
-      </w:r>
-      <w:r>
-        <w:rPr>
-          <w:rFonts w:ascii="Courier New" w:eastAsia="Times New Roman" w:hAnsi="Courier New" w:cs="Courier New"/>
-          <w:color w:val="BCBEC4"/>
-          <w:kern w:val="0"/>
-          <w:sz w:val="20"/>
-          <w:szCs w:val="20"/>
-          <w:lang w:eastAsia="pl-PL"/>
-          <w14:ligatures w14:val="none"/>
-        </w:rPr>
-        <w:t>,</w:t>
-      </w:r>
-      <w:r>
-        <w:rPr>
-          <w:rFonts w:ascii="Courier New" w:eastAsia="Times New Roman" w:hAnsi="Courier New" w:cs="Courier New"/>
-          <w:color w:val="BCBEC4"/>
-          <w:kern w:val="0"/>
-          <w:sz w:val="20"/>
-          <w:szCs w:val="20"/>
-          <w:lang w:eastAsia="pl-PL"/>
-          <w14:ligatures w14:val="none"/>
-        </w:rPr>
-        <w:br/>
-        <w:t xml:space="preserve">                        </w:t>
-      </w:r>
-      <w:proofErr w:type="spellStart"/>
-      <w:r>
-        <w:rPr>
-          <w:rFonts w:ascii="Courier New" w:eastAsia="Times New Roman" w:hAnsi="Courier New" w:cs="Courier New"/>
-          <w:color w:val="C77DBB"/>
-          <w:kern w:val="0"/>
-          <w:sz w:val="20"/>
-          <w:szCs w:val="20"/>
-          <w:lang w:eastAsia="pl-PL"/>
-          <w14:ligatures w14:val="none"/>
-        </w:rPr>
-        <w:t>tytul</w:t>
-      </w:r>
-      <w:proofErr w:type="spellEnd"/>
-      <w:r>
-        <w:rPr>
-          <w:rFonts w:ascii="Courier New" w:eastAsia="Times New Roman" w:hAnsi="Courier New" w:cs="Courier New"/>
-          <w:color w:val="BCBEC4"/>
-          <w:kern w:val="0"/>
-          <w:sz w:val="20"/>
-          <w:szCs w:val="20"/>
-          <w:lang w:eastAsia="pl-PL"/>
-          <w14:ligatures w14:val="none"/>
-        </w:rPr>
-        <w:t>,</w:t>
-      </w:r>
-      <w:r>
-        <w:rPr>
-          <w:rFonts w:ascii="Courier New" w:eastAsia="Times New Roman" w:hAnsi="Courier New" w:cs="Courier New"/>
-          <w:color w:val="BCBEC4"/>
-          <w:kern w:val="0"/>
-          <w:sz w:val="20"/>
-          <w:szCs w:val="20"/>
-          <w:lang w:eastAsia="pl-PL"/>
-          <w14:ligatures w14:val="none"/>
-        </w:rPr>
-        <w:br/>
         <w:t xml:space="preserve">                        </w:t>
       </w:r>
       <w:proofErr w:type="spellStart"/>
@@ -22554,7 +24148,7 @@
     </w:p>
     <w:p>
       <w:pPr>
-        <w:pStyle w:val="ListParagraph"/>
+        <w:pStyle w:val="Akapitzlist"/>
         <w:numPr>
           <w:ilvl w:val="0"/>
           <w:numId w:val="13"/>
@@ -22581,7 +24175,7 @@
     </w:p>
     <w:p>
       <w:pPr>
-        <w:pStyle w:val="ListParagraph"/>
+        <w:pStyle w:val="Akapitzlist"/>
         <w:rPr>
           <w:sz w:val="26"/>
           <w:szCs w:val="26"/>
@@ -24471,18 +26065,6 @@
           <w14:ligatures w14:val="none"/>
         </w:rPr>
         <w:br/>
-      </w:r>
-      <w:r>
-        <w:rPr>
-          <w:rFonts w:ascii="Courier New" w:eastAsia="Times New Roman" w:hAnsi="Courier New" w:cs="Courier New"/>
-          <w:color w:val="CF8E6D"/>
-          <w:kern w:val="0"/>
-          <w:sz w:val="20"/>
-          <w:szCs w:val="20"/>
-          <w:lang w:val="en-US" w:eastAsia="pl-PL"/>
-          <w14:ligatures w14:val="none"/>
-        </w:rPr>
-        <w:lastRenderedPageBreak/>
         <w:t xml:space="preserve">                    INSERT INTO </w:t>
       </w:r>
       <w:proofErr w:type="spellStart"/>
@@ -25170,6 +26752,18 @@
           <w14:ligatures w14:val="none"/>
         </w:rPr>
         <w:br/>
+      </w:r>
+      <w:r>
+        <w:rPr>
+          <w:rFonts w:ascii="Courier New" w:eastAsia="Times New Roman" w:hAnsi="Courier New" w:cs="Courier New"/>
+          <w:color w:val="BCBEC4"/>
+          <w:kern w:val="0"/>
+          <w:sz w:val="20"/>
+          <w:szCs w:val="20"/>
+          <w:lang w:val="en-US" w:eastAsia="pl-PL"/>
+          <w14:ligatures w14:val="none"/>
+        </w:rPr>
+        <w:lastRenderedPageBreak/>
         <w:t xml:space="preserve">                               </w:t>
       </w:r>
       <w:r>
@@ -27785,6 +29379,7 @@
           <w:sz w:val="26"/>
           <w:szCs w:val="26"/>
         </w:rPr>
+        <w:lastRenderedPageBreak/>
         <w:t>Trigger</w:t>
       </w:r>
       <w:proofErr w:type="spellEnd"/>
@@ -27885,232 +29480,9 @@
           <w:lang w:eastAsia="pl-PL"/>
           <w14:ligatures w14:val="none"/>
         </w:rPr>
-        <w:t>przelicz_saldo_kredytu</w:t>
-      </w:r>
-      <w:proofErr w:type="spellEnd"/>
-      <w:r>
-        <w:rPr>
-          <w:rFonts w:ascii="Courier New" w:eastAsia="Times New Roman" w:hAnsi="Courier New" w:cs="Courier New"/>
-          <w:color w:val="BCBEC4"/>
-          <w:kern w:val="0"/>
-          <w:sz w:val="20"/>
-          <w:szCs w:val="20"/>
-          <w:lang w:eastAsia="pl-PL"/>
-          <w14:ligatures w14:val="none"/>
-        </w:rPr>
-        <w:t>()</w:t>
-      </w:r>
-      <w:r>
-        <w:rPr>
-          <w:rFonts w:ascii="Courier New" w:eastAsia="Times New Roman" w:hAnsi="Courier New" w:cs="Courier New"/>
-          <w:color w:val="BCBEC4"/>
-          <w:kern w:val="0"/>
-          <w:sz w:val="20"/>
-          <w:szCs w:val="20"/>
-          <w:lang w:eastAsia="pl-PL"/>
-          <w14:ligatures w14:val="none"/>
-        </w:rPr>
-        <w:br/>
-      </w:r>
-      <w:r>
-        <w:rPr>
-          <w:rFonts w:ascii="Courier New" w:eastAsia="Times New Roman" w:hAnsi="Courier New" w:cs="Courier New"/>
-          <w:color w:val="CF8E6D"/>
-          <w:kern w:val="0"/>
-          <w:sz w:val="20"/>
-          <w:szCs w:val="20"/>
-          <w:lang w:eastAsia="pl-PL"/>
-          <w14:ligatures w14:val="none"/>
-        </w:rPr>
-        <w:t xml:space="preserve">RETURNS TRIGGER AS </w:t>
-      </w:r>
-      <w:r>
-        <w:rPr>
-          <w:rFonts w:ascii="Courier New" w:eastAsia="Times New Roman" w:hAnsi="Courier New" w:cs="Courier New"/>
-          <w:color w:val="6AAB73"/>
-          <w:kern w:val="0"/>
-          <w:sz w:val="20"/>
-          <w:szCs w:val="20"/>
-          <w:lang w:eastAsia="pl-PL"/>
-          <w14:ligatures w14:val="none"/>
-        </w:rPr>
-        <w:t>$$</w:t>
-      </w:r>
-      <w:r>
-        <w:rPr>
-          <w:rFonts w:ascii="Courier New" w:eastAsia="Times New Roman" w:hAnsi="Courier New" w:cs="Courier New"/>
-          <w:color w:val="6AAB73"/>
-          <w:kern w:val="0"/>
-          <w:sz w:val="20"/>
-          <w:szCs w:val="20"/>
-          <w:lang w:eastAsia="pl-PL"/>
-          <w14:ligatures w14:val="none"/>
-        </w:rPr>
-        <w:br/>
-      </w:r>
-      <w:r>
-        <w:rPr>
-          <w:rFonts w:ascii="Courier New" w:eastAsia="Times New Roman" w:hAnsi="Courier New" w:cs="Courier New"/>
-          <w:color w:val="CF8E6D"/>
-          <w:kern w:val="0"/>
-          <w:sz w:val="20"/>
-          <w:szCs w:val="20"/>
-          <w:lang w:eastAsia="pl-PL"/>
-          <w14:ligatures w14:val="none"/>
-        </w:rPr>
-        <w:t>BEGIN</w:t>
-      </w:r>
-      <w:r>
-        <w:rPr>
-          <w:rFonts w:ascii="Courier New" w:eastAsia="Times New Roman" w:hAnsi="Courier New" w:cs="Courier New"/>
-          <w:color w:val="CF8E6D"/>
-          <w:kern w:val="0"/>
-          <w:sz w:val="20"/>
-          <w:szCs w:val="20"/>
-          <w:lang w:eastAsia="pl-PL"/>
-          <w14:ligatures w14:val="none"/>
-        </w:rPr>
-        <w:br/>
-        <w:t xml:space="preserve">    UPDATE </w:t>
-      </w:r>
-      <w:r>
-        <w:rPr>
-          <w:rFonts w:ascii="Courier New" w:eastAsia="Times New Roman" w:hAnsi="Courier New" w:cs="Courier New"/>
-          <w:color w:val="BCBEC4"/>
-          <w:kern w:val="0"/>
-          <w:sz w:val="20"/>
-          <w:szCs w:val="20"/>
-          <w:lang w:eastAsia="pl-PL"/>
-          <w14:ligatures w14:val="none"/>
-        </w:rPr>
-        <w:t>kredyty</w:t>
-      </w:r>
-      <w:r>
-        <w:rPr>
-          <w:rFonts w:ascii="Courier New" w:eastAsia="Times New Roman" w:hAnsi="Courier New" w:cs="Courier New"/>
-          <w:color w:val="BCBEC4"/>
-          <w:kern w:val="0"/>
-          <w:sz w:val="20"/>
-          <w:szCs w:val="20"/>
-          <w:lang w:eastAsia="pl-PL"/>
-          <w14:ligatures w14:val="none"/>
-        </w:rPr>
-        <w:br/>
-        <w:t xml:space="preserve">    </w:t>
-      </w:r>
-      <w:r>
-        <w:rPr>
-          <w:rFonts w:ascii="Courier New" w:eastAsia="Times New Roman" w:hAnsi="Courier New" w:cs="Courier New"/>
-          <w:color w:val="CF8E6D"/>
-          <w:kern w:val="0"/>
-          <w:sz w:val="20"/>
-          <w:szCs w:val="20"/>
-          <w:lang w:eastAsia="pl-PL"/>
-          <w14:ligatures w14:val="none"/>
-        </w:rPr>
-        <w:t xml:space="preserve">SET </w:t>
-      </w:r>
-      <w:proofErr w:type="spellStart"/>
-      <w:r>
-        <w:rPr>
-          <w:rFonts w:ascii="Courier New" w:eastAsia="Times New Roman" w:hAnsi="Courier New" w:cs="Courier New"/>
-          <w:color w:val="C77DBB"/>
-          <w:kern w:val="0"/>
-          <w:sz w:val="20"/>
-          <w:szCs w:val="20"/>
-          <w:lang w:eastAsia="pl-PL"/>
-          <w14:ligatures w14:val="none"/>
-        </w:rPr>
-        <w:t>do_splaty</w:t>
-      </w:r>
-      <w:proofErr w:type="spellEnd"/>
-      <w:r>
-        <w:rPr>
-          <w:rFonts w:ascii="Courier New" w:eastAsia="Times New Roman" w:hAnsi="Courier New" w:cs="Courier New"/>
-          <w:color w:val="C77DBB"/>
-          <w:kern w:val="0"/>
-          <w:sz w:val="20"/>
-          <w:szCs w:val="20"/>
-          <w:lang w:eastAsia="pl-PL"/>
-          <w14:ligatures w14:val="none"/>
-        </w:rPr>
-        <w:t xml:space="preserve"> </w:t>
-      </w:r>
-      <w:r>
-        <w:rPr>
-          <w:rFonts w:ascii="Courier New" w:eastAsia="Times New Roman" w:hAnsi="Courier New" w:cs="Courier New"/>
-          <w:color w:val="BCBEC4"/>
-          <w:kern w:val="0"/>
-          <w:sz w:val="20"/>
-          <w:szCs w:val="20"/>
-          <w:lang w:eastAsia="pl-PL"/>
-          <w14:ligatures w14:val="none"/>
-        </w:rPr>
-        <w:t xml:space="preserve">= </w:t>
-      </w:r>
-      <w:proofErr w:type="spellStart"/>
-      <w:r>
-        <w:rPr>
-          <w:rFonts w:ascii="Courier New" w:eastAsia="Times New Roman" w:hAnsi="Courier New" w:cs="Courier New"/>
-          <w:color w:val="C77DBB"/>
-          <w:kern w:val="0"/>
-          <w:sz w:val="20"/>
-          <w:szCs w:val="20"/>
-          <w:lang w:eastAsia="pl-PL"/>
-          <w14:ligatures w14:val="none"/>
-        </w:rPr>
-        <w:t>kwota_calkowita</w:t>
-      </w:r>
-      <w:proofErr w:type="spellEnd"/>
-      <w:r>
-        <w:rPr>
-          <w:rFonts w:ascii="Courier New" w:eastAsia="Times New Roman" w:hAnsi="Courier New" w:cs="Courier New"/>
-          <w:color w:val="C77DBB"/>
-          <w:kern w:val="0"/>
-          <w:sz w:val="20"/>
-          <w:szCs w:val="20"/>
-          <w:lang w:eastAsia="pl-PL"/>
-          <w14:ligatures w14:val="none"/>
-        </w:rPr>
-        <w:t xml:space="preserve"> </w:t>
-      </w:r>
-      <w:r>
-        <w:rPr>
-          <w:rFonts w:ascii="Courier New" w:eastAsia="Times New Roman" w:hAnsi="Courier New" w:cs="Courier New"/>
-          <w:color w:val="BCBEC4"/>
-          <w:kern w:val="0"/>
-          <w:sz w:val="20"/>
-          <w:szCs w:val="20"/>
-          <w:lang w:eastAsia="pl-PL"/>
-          <w14:ligatures w14:val="none"/>
-        </w:rPr>
-        <w:t>- (</w:t>
-      </w:r>
-      <w:r>
-        <w:rPr>
-          <w:rFonts w:ascii="Courier New" w:eastAsia="Times New Roman" w:hAnsi="Courier New" w:cs="Courier New"/>
-          <w:color w:val="BCBEC4"/>
-          <w:kern w:val="0"/>
-          <w:sz w:val="20"/>
-          <w:szCs w:val="20"/>
-          <w:lang w:eastAsia="pl-PL"/>
-          <w14:ligatures w14:val="none"/>
-        </w:rPr>
-        <w:br/>
-        <w:t xml:space="preserve">        </w:t>
-      </w:r>
-      <w:r>
-        <w:rPr>
-          <w:rFonts w:ascii="Courier New" w:eastAsia="Times New Roman" w:hAnsi="Courier New" w:cs="Courier New"/>
-          <w:color w:val="CF8E6D"/>
-          <w:kern w:val="0"/>
-          <w:sz w:val="20"/>
-          <w:szCs w:val="20"/>
-          <w:lang w:eastAsia="pl-PL"/>
-          <w14:ligatures w14:val="none"/>
-        </w:rPr>
-        <w:t xml:space="preserve">SELECT </w:t>
-      </w:r>
+        <w:t>przelicz_saldo_</w:t>
+      </w:r>
+      <w:proofErr w:type="gramStart"/>
       <w:r>
         <w:rPr>
           <w:rFonts w:ascii="Courier New" w:eastAsia="Times New Roman" w:hAnsi="Courier New" w:cs="Courier New"/>
@@ -28123,8 +29495,9 @@
           <w:lang w:eastAsia="pl-PL"/>
           <w14:ligatures w14:val="none"/>
         </w:rPr>
-        <w:t>COALESCE</w:t>
-      </w:r>
+        <w:t>kredytu</w:t>
+      </w:r>
+      <w:proofErr w:type="spellEnd"/>
       <w:r>
         <w:rPr>
           <w:rFonts w:ascii="Courier New" w:eastAsia="Times New Roman" w:hAnsi="Courier New" w:cs="Courier New"/>
@@ -28136,6 +29509,230 @@
           <w14:ligatures w14:val="none"/>
         </w:rPr>
         <w:t>(</w:t>
+      </w:r>
+      <w:proofErr w:type="gramEnd"/>
+      <w:r>
+        <w:rPr>
+          <w:rFonts w:ascii="Courier New" w:eastAsia="Times New Roman" w:hAnsi="Courier New" w:cs="Courier New"/>
+          <w:color w:val="BCBEC4"/>
+          <w:kern w:val="0"/>
+          <w:sz w:val="20"/>
+          <w:szCs w:val="20"/>
+          <w:lang w:eastAsia="pl-PL"/>
+          <w14:ligatures w14:val="none"/>
+        </w:rPr>
+        <w:t>)</w:t>
+      </w:r>
+      <w:r>
+        <w:rPr>
+          <w:rFonts w:ascii="Courier New" w:eastAsia="Times New Roman" w:hAnsi="Courier New" w:cs="Courier New"/>
+          <w:color w:val="BCBEC4"/>
+          <w:kern w:val="0"/>
+          <w:sz w:val="20"/>
+          <w:szCs w:val="20"/>
+          <w:lang w:eastAsia="pl-PL"/>
+          <w14:ligatures w14:val="none"/>
+        </w:rPr>
+        <w:br/>
+      </w:r>
+      <w:r>
+        <w:rPr>
+          <w:rFonts w:ascii="Courier New" w:eastAsia="Times New Roman" w:hAnsi="Courier New" w:cs="Courier New"/>
+          <w:color w:val="CF8E6D"/>
+          <w:kern w:val="0"/>
+          <w:sz w:val="20"/>
+          <w:szCs w:val="20"/>
+          <w:lang w:eastAsia="pl-PL"/>
+          <w14:ligatures w14:val="none"/>
+        </w:rPr>
+        <w:t xml:space="preserve">RETURNS TRIGGER AS </w:t>
+      </w:r>
+      <w:r>
+        <w:rPr>
+          <w:rFonts w:ascii="Courier New" w:eastAsia="Times New Roman" w:hAnsi="Courier New" w:cs="Courier New"/>
+          <w:color w:val="6AAB73"/>
+          <w:kern w:val="0"/>
+          <w:sz w:val="20"/>
+          <w:szCs w:val="20"/>
+          <w:lang w:eastAsia="pl-PL"/>
+          <w14:ligatures w14:val="none"/>
+        </w:rPr>
+        <w:t>$$</w:t>
+      </w:r>
+      <w:r>
+        <w:rPr>
+          <w:rFonts w:ascii="Courier New" w:eastAsia="Times New Roman" w:hAnsi="Courier New" w:cs="Courier New"/>
+          <w:color w:val="6AAB73"/>
+          <w:kern w:val="0"/>
+          <w:sz w:val="20"/>
+          <w:szCs w:val="20"/>
+          <w:lang w:eastAsia="pl-PL"/>
+          <w14:ligatures w14:val="none"/>
+        </w:rPr>
+        <w:br/>
+      </w:r>
+      <w:r>
+        <w:rPr>
+          <w:rFonts w:ascii="Courier New" w:eastAsia="Times New Roman" w:hAnsi="Courier New" w:cs="Courier New"/>
+          <w:color w:val="CF8E6D"/>
+          <w:kern w:val="0"/>
+          <w:sz w:val="20"/>
+          <w:szCs w:val="20"/>
+          <w:lang w:eastAsia="pl-PL"/>
+          <w14:ligatures w14:val="none"/>
+        </w:rPr>
+        <w:t>BEGIN</w:t>
+      </w:r>
+      <w:r>
+        <w:rPr>
+          <w:rFonts w:ascii="Courier New" w:eastAsia="Times New Roman" w:hAnsi="Courier New" w:cs="Courier New"/>
+          <w:color w:val="CF8E6D"/>
+          <w:kern w:val="0"/>
+          <w:sz w:val="20"/>
+          <w:szCs w:val="20"/>
+          <w:lang w:eastAsia="pl-PL"/>
+          <w14:ligatures w14:val="none"/>
+        </w:rPr>
+        <w:br/>
+        <w:t xml:space="preserve">    UPDATE </w:t>
+      </w:r>
+      <w:r>
+        <w:rPr>
+          <w:rFonts w:ascii="Courier New" w:eastAsia="Times New Roman" w:hAnsi="Courier New" w:cs="Courier New"/>
+          <w:color w:val="BCBEC4"/>
+          <w:kern w:val="0"/>
+          <w:sz w:val="20"/>
+          <w:szCs w:val="20"/>
+          <w:lang w:eastAsia="pl-PL"/>
+          <w14:ligatures w14:val="none"/>
+        </w:rPr>
+        <w:t>kredyty</w:t>
+      </w:r>
+      <w:r>
+        <w:rPr>
+          <w:rFonts w:ascii="Courier New" w:eastAsia="Times New Roman" w:hAnsi="Courier New" w:cs="Courier New"/>
+          <w:color w:val="BCBEC4"/>
+          <w:kern w:val="0"/>
+          <w:sz w:val="20"/>
+          <w:szCs w:val="20"/>
+          <w:lang w:eastAsia="pl-PL"/>
+          <w14:ligatures w14:val="none"/>
+        </w:rPr>
+        <w:br/>
+        <w:t xml:space="preserve">    </w:t>
+      </w:r>
+      <w:r>
+        <w:rPr>
+          <w:rFonts w:ascii="Courier New" w:eastAsia="Times New Roman" w:hAnsi="Courier New" w:cs="Courier New"/>
+          <w:color w:val="CF8E6D"/>
+          <w:kern w:val="0"/>
+          <w:sz w:val="20"/>
+          <w:szCs w:val="20"/>
+          <w:lang w:eastAsia="pl-PL"/>
+          <w14:ligatures w14:val="none"/>
+        </w:rPr>
+        <w:t xml:space="preserve">SET </w:t>
+      </w:r>
+      <w:proofErr w:type="spellStart"/>
+      <w:r>
+        <w:rPr>
+          <w:rFonts w:ascii="Courier New" w:eastAsia="Times New Roman" w:hAnsi="Courier New" w:cs="Courier New"/>
+          <w:color w:val="C77DBB"/>
+          <w:kern w:val="0"/>
+          <w:sz w:val="20"/>
+          <w:szCs w:val="20"/>
+          <w:lang w:eastAsia="pl-PL"/>
+          <w14:ligatures w14:val="none"/>
+        </w:rPr>
+        <w:t>do_splaty</w:t>
+      </w:r>
+      <w:proofErr w:type="spellEnd"/>
+      <w:r>
+        <w:rPr>
+          <w:rFonts w:ascii="Courier New" w:eastAsia="Times New Roman" w:hAnsi="Courier New" w:cs="Courier New"/>
+          <w:color w:val="C77DBB"/>
+          <w:kern w:val="0"/>
+          <w:sz w:val="20"/>
+          <w:szCs w:val="20"/>
+          <w:lang w:eastAsia="pl-PL"/>
+          <w14:ligatures w14:val="none"/>
+        </w:rPr>
+        <w:t xml:space="preserve"> </w:t>
+      </w:r>
+      <w:r>
+        <w:rPr>
+          <w:rFonts w:ascii="Courier New" w:eastAsia="Times New Roman" w:hAnsi="Courier New" w:cs="Courier New"/>
+          <w:color w:val="BCBEC4"/>
+          <w:kern w:val="0"/>
+          <w:sz w:val="20"/>
+          <w:szCs w:val="20"/>
+          <w:lang w:eastAsia="pl-PL"/>
+          <w14:ligatures w14:val="none"/>
+        </w:rPr>
+        <w:t xml:space="preserve">= </w:t>
+      </w:r>
+      <w:proofErr w:type="spellStart"/>
+      <w:r>
+        <w:rPr>
+          <w:rFonts w:ascii="Courier New" w:eastAsia="Times New Roman" w:hAnsi="Courier New" w:cs="Courier New"/>
+          <w:color w:val="C77DBB"/>
+          <w:kern w:val="0"/>
+          <w:sz w:val="20"/>
+          <w:szCs w:val="20"/>
+          <w:lang w:eastAsia="pl-PL"/>
+          <w14:ligatures w14:val="none"/>
+        </w:rPr>
+        <w:t>kwota_calkowita</w:t>
+      </w:r>
+      <w:proofErr w:type="spellEnd"/>
+      <w:r>
+        <w:rPr>
+          <w:rFonts w:ascii="Courier New" w:eastAsia="Times New Roman" w:hAnsi="Courier New" w:cs="Courier New"/>
+          <w:color w:val="C77DBB"/>
+          <w:kern w:val="0"/>
+          <w:sz w:val="20"/>
+          <w:szCs w:val="20"/>
+          <w:lang w:eastAsia="pl-PL"/>
+          <w14:ligatures w14:val="none"/>
+        </w:rPr>
+        <w:t xml:space="preserve"> </w:t>
+      </w:r>
+      <w:r>
+        <w:rPr>
+          <w:rFonts w:ascii="Courier New" w:eastAsia="Times New Roman" w:hAnsi="Courier New" w:cs="Courier New"/>
+          <w:color w:val="BCBEC4"/>
+          <w:kern w:val="0"/>
+          <w:sz w:val="20"/>
+          <w:szCs w:val="20"/>
+          <w:lang w:eastAsia="pl-PL"/>
+          <w14:ligatures w14:val="none"/>
+        </w:rPr>
+        <w:t>- (</w:t>
+      </w:r>
+      <w:r>
+        <w:rPr>
+          <w:rFonts w:ascii="Courier New" w:eastAsia="Times New Roman" w:hAnsi="Courier New" w:cs="Courier New"/>
+          <w:color w:val="BCBEC4"/>
+          <w:kern w:val="0"/>
+          <w:sz w:val="20"/>
+          <w:szCs w:val="20"/>
+          <w:lang w:eastAsia="pl-PL"/>
+          <w14:ligatures w14:val="none"/>
+        </w:rPr>
+        <w:br/>
+        <w:t xml:space="preserve">        </w:t>
+      </w:r>
+      <w:r>
+        <w:rPr>
+          <w:rFonts w:ascii="Courier New" w:eastAsia="Times New Roman" w:hAnsi="Courier New" w:cs="Courier New"/>
+          <w:color w:val="CF8E6D"/>
+          <w:kern w:val="0"/>
+          <w:sz w:val="20"/>
+          <w:szCs w:val="20"/>
+          <w:lang w:eastAsia="pl-PL"/>
+          <w14:ligatures w14:val="none"/>
+        </w:rPr>
+        <w:t xml:space="preserve">SELECT </w:t>
       </w:r>
       <w:r>
         <w:rPr>
@@ -28149,6 +29746,33 @@
           <w:lang w:eastAsia="pl-PL"/>
           <w14:ligatures w14:val="none"/>
         </w:rPr>
+        <w:t>COALESCE</w:t>
+      </w:r>
+      <w:r>
+        <w:rPr>
+          <w:rFonts w:ascii="Courier New" w:eastAsia="Times New Roman" w:hAnsi="Courier New" w:cs="Courier New"/>
+          <w:color w:val="BCBEC4"/>
+          <w:kern w:val="0"/>
+          <w:sz w:val="20"/>
+          <w:szCs w:val="20"/>
+          <w:lang w:eastAsia="pl-PL"/>
+          <w14:ligatures w14:val="none"/>
+        </w:rPr>
+        <w:t>(</w:t>
+      </w:r>
+      <w:proofErr w:type="gramStart"/>
+      <w:r>
+        <w:rPr>
+          <w:rFonts w:ascii="Courier New" w:eastAsia="Times New Roman" w:hAnsi="Courier New" w:cs="Courier New"/>
+          <w:i/>
+          <w:iCs/>
+          <w:color w:val="57AAF7"/>
+          <w:kern w:val="0"/>
+          <w:sz w:val="20"/>
+          <w:szCs w:val="20"/>
+          <w:lang w:eastAsia="pl-PL"/>
+          <w14:ligatures w14:val="none"/>
+        </w:rPr>
         <w:t>SUM</w:t>
       </w:r>
       <w:r>
@@ -28164,6 +29788,7 @@
         <w:t>(</w:t>
       </w:r>
       <w:proofErr w:type="spellStart"/>
+      <w:proofErr w:type="gramEnd"/>
       <w:r>
         <w:rPr>
           <w:rFonts w:ascii="Courier New" w:eastAsia="Times New Roman" w:hAnsi="Courier New" w:cs="Courier New"/>
@@ -28425,7 +30050,20 @@
           <w14:ligatures w14:val="none"/>
         </w:rPr>
         <w:br/>
-        <w:t xml:space="preserve">    </w:t>
+        <w:t xml:space="preserve">  </w:t>
+      </w:r>
+      <w:proofErr w:type="gramStart"/>
+      <w:r>
+        <w:rPr>
+          <w:rFonts w:ascii="Courier New" w:eastAsia="Times New Roman" w:hAnsi="Courier New" w:cs="Courier New"/>
+          <w:color w:val="CF8E6D"/>
+          <w:kern w:val="0"/>
+          <w:sz w:val="20"/>
+          <w:szCs w:val="20"/>
+          <w:lang w:eastAsia="pl-PL"/>
+          <w14:ligatures w14:val="none"/>
+        </w:rPr>
+        <w:t xml:space="preserve">  </w:t>
       </w:r>
       <w:r>
         <w:rPr>
@@ -28439,6 +30077,7 @@
         </w:rPr>
         <w:t>)</w:t>
       </w:r>
+      <w:proofErr w:type="gramEnd"/>
       <w:r>
         <w:rPr>
           <w:rFonts w:ascii="Courier New" w:eastAsia="Times New Roman" w:hAnsi="Courier New" w:cs="Courier New"/>
@@ -28990,7 +30629,22 @@
           <w:lang w:val="en-US" w:eastAsia="pl-PL"/>
           <w14:ligatures w14:val="none"/>
         </w:rPr>
-        <w:t>przelicz_saldo_kredytu</w:t>
+        <w:t>przelicz_saldo_</w:t>
+      </w:r>
+      <w:proofErr w:type="gramStart"/>
+      <w:r>
+        <w:rPr>
+          <w:rFonts w:ascii="Courier New" w:eastAsia="Times New Roman" w:hAnsi="Courier New" w:cs="Courier New"/>
+          <w:i/>
+          <w:iCs/>
+          <w:color w:val="57AAF7"/>
+          <w:kern w:val="0"/>
+          <w:sz w:val="20"/>
+          <w:szCs w:val="20"/>
+          <w:lang w:val="en-US" w:eastAsia="pl-PL"/>
+          <w14:ligatures w14:val="none"/>
+        </w:rPr>
+        <w:t>kredytu</w:t>
       </w:r>
       <w:proofErr w:type="spellEnd"/>
       <w:r>
@@ -29005,6 +30659,7 @@
         </w:rPr>
         <w:t>();</w:t>
       </w:r>
+      <w:proofErr w:type="gramEnd"/>
     </w:p>
     <w:p>
       <w:pPr>
@@ -29084,7 +30739,23 @@
           <w:sz w:val="26"/>
           <w:szCs w:val="26"/>
         </w:rPr>
-        <w:t xml:space="preserve"> i oprocentowanie i różnicy kolumn </w:t>
+        <w:t xml:space="preserve"> i </w:t>
+      </w:r>
+      <w:proofErr w:type="gramStart"/>
+      <w:r>
+        <w:rPr>
+          <w:sz w:val="26"/>
+          <w:szCs w:val="26"/>
+        </w:rPr>
+        <w:t>oprocentowanie</w:t>
+      </w:r>
+      <w:proofErr w:type="gramEnd"/>
+      <w:r>
+        <w:rPr>
+          <w:sz w:val="26"/>
+          <w:szCs w:val="26"/>
+        </w:rPr>
+        <w:t xml:space="preserve"> i różnicy kolumn </w:t>
       </w:r>
       <w:proofErr w:type="spellStart"/>
       <w:r>
@@ -29169,207 +30840,9 @@
           <w:lang w:eastAsia="pl-PL"/>
           <w14:ligatures w14:val="none"/>
         </w:rPr>
-        <w:t>oblicz_lokate</w:t>
-      </w:r>
-      <w:proofErr w:type="spellEnd"/>
-      <w:r>
-        <w:rPr>
-          <w:rFonts w:ascii="Courier New" w:eastAsia="Times New Roman" w:hAnsi="Courier New" w:cs="Courier New"/>
-          <w:color w:val="BCBEC4"/>
-          <w:kern w:val="0"/>
-          <w:sz w:val="20"/>
-          <w:szCs w:val="20"/>
-          <w:lang w:eastAsia="pl-PL"/>
-          <w14:ligatures w14:val="none"/>
-        </w:rPr>
-        <w:t>()</w:t>
-      </w:r>
-      <w:r>
-        <w:rPr>
-          <w:rFonts w:ascii="Courier New" w:eastAsia="Times New Roman" w:hAnsi="Courier New" w:cs="Courier New"/>
-          <w:color w:val="BCBEC4"/>
-          <w:kern w:val="0"/>
-          <w:sz w:val="20"/>
-          <w:szCs w:val="20"/>
-          <w:lang w:eastAsia="pl-PL"/>
-          <w14:ligatures w14:val="none"/>
-        </w:rPr>
-        <w:br/>
-      </w:r>
-      <w:r>
-        <w:rPr>
-          <w:rFonts w:ascii="Courier New" w:eastAsia="Times New Roman" w:hAnsi="Courier New" w:cs="Courier New"/>
-          <w:color w:val="CF8E6D"/>
-          <w:kern w:val="0"/>
-          <w:sz w:val="20"/>
-          <w:szCs w:val="20"/>
-          <w:lang w:eastAsia="pl-PL"/>
-          <w14:ligatures w14:val="none"/>
-        </w:rPr>
-        <w:t xml:space="preserve">RETURNS TRIGGER AS </w:t>
-      </w:r>
-      <w:r>
-        <w:rPr>
-          <w:rFonts w:ascii="Courier New" w:eastAsia="Times New Roman" w:hAnsi="Courier New" w:cs="Courier New"/>
-          <w:color w:val="6AAB73"/>
-          <w:kern w:val="0"/>
-          <w:sz w:val="20"/>
-          <w:szCs w:val="20"/>
-          <w:lang w:eastAsia="pl-PL"/>
-          <w14:ligatures w14:val="none"/>
-        </w:rPr>
-        <w:t>$$</w:t>
-      </w:r>
-      <w:r>
-        <w:rPr>
-          <w:rFonts w:ascii="Courier New" w:eastAsia="Times New Roman" w:hAnsi="Courier New" w:cs="Courier New"/>
-          <w:color w:val="6AAB73"/>
-          <w:kern w:val="0"/>
-          <w:sz w:val="20"/>
-          <w:szCs w:val="20"/>
-          <w:lang w:eastAsia="pl-PL"/>
-          <w14:ligatures w14:val="none"/>
-        </w:rPr>
-        <w:br/>
-      </w:r>
-      <w:r>
-        <w:rPr>
-          <w:rFonts w:ascii="Courier New" w:eastAsia="Times New Roman" w:hAnsi="Courier New" w:cs="Courier New"/>
-          <w:color w:val="CF8E6D"/>
-          <w:kern w:val="0"/>
-          <w:sz w:val="20"/>
-          <w:szCs w:val="20"/>
-          <w:lang w:eastAsia="pl-PL"/>
-          <w14:ligatures w14:val="none"/>
-        </w:rPr>
-        <w:t>DECLARE</w:t>
-      </w:r>
-      <w:r>
-        <w:rPr>
-          <w:rFonts w:ascii="Courier New" w:eastAsia="Times New Roman" w:hAnsi="Courier New" w:cs="Courier New"/>
-          <w:color w:val="CF8E6D"/>
-          <w:kern w:val="0"/>
-          <w:sz w:val="20"/>
-          <w:szCs w:val="20"/>
-          <w:lang w:eastAsia="pl-PL"/>
-          <w14:ligatures w14:val="none"/>
-        </w:rPr>
-        <w:br/>
-        <w:t xml:space="preserve">    </w:t>
-      </w:r>
-      <w:proofErr w:type="spellStart"/>
-      <w:r>
-        <w:rPr>
-          <w:rFonts w:ascii="Courier New" w:eastAsia="Times New Roman" w:hAnsi="Courier New" w:cs="Courier New"/>
-          <w:color w:val="BCBEC4"/>
-          <w:kern w:val="0"/>
-          <w:sz w:val="20"/>
-          <w:szCs w:val="20"/>
-          <w:lang w:eastAsia="pl-PL"/>
-          <w14:ligatures w14:val="none"/>
-        </w:rPr>
-        <w:t>v_ilosc_miesiecy</w:t>
-      </w:r>
-      <w:proofErr w:type="spellEnd"/>
-      <w:r>
-        <w:rPr>
-          <w:rFonts w:ascii="Courier New" w:eastAsia="Times New Roman" w:hAnsi="Courier New" w:cs="Courier New"/>
-          <w:color w:val="BCBEC4"/>
-          <w:kern w:val="0"/>
-          <w:sz w:val="20"/>
-          <w:szCs w:val="20"/>
-          <w:lang w:eastAsia="pl-PL"/>
-          <w14:ligatures w14:val="none"/>
-        </w:rPr>
-        <w:t xml:space="preserve"> </w:t>
-      </w:r>
-      <w:r>
-        <w:rPr>
-          <w:rFonts w:ascii="Courier New" w:eastAsia="Times New Roman" w:hAnsi="Courier New" w:cs="Courier New"/>
-          <w:color w:val="CF8E6D"/>
-          <w:kern w:val="0"/>
-          <w:sz w:val="20"/>
-          <w:szCs w:val="20"/>
-          <w:lang w:eastAsia="pl-PL"/>
-          <w14:ligatures w14:val="none"/>
-        </w:rPr>
-        <w:t>NUMERIC</w:t>
-      </w:r>
-      <w:r>
-        <w:rPr>
-          <w:rFonts w:ascii="Courier New" w:eastAsia="Times New Roman" w:hAnsi="Courier New" w:cs="Courier New"/>
-          <w:color w:val="BCBEC4"/>
-          <w:kern w:val="0"/>
-          <w:sz w:val="20"/>
-          <w:szCs w:val="20"/>
-          <w:lang w:eastAsia="pl-PL"/>
-          <w14:ligatures w14:val="none"/>
-        </w:rPr>
-        <w:t>;</w:t>
-      </w:r>
-      <w:r>
-        <w:rPr>
-          <w:rFonts w:ascii="Courier New" w:eastAsia="Times New Roman" w:hAnsi="Courier New" w:cs="Courier New"/>
-          <w:color w:val="BCBEC4"/>
-          <w:kern w:val="0"/>
-          <w:sz w:val="20"/>
-          <w:szCs w:val="20"/>
-          <w:lang w:eastAsia="pl-PL"/>
-          <w14:ligatures w14:val="none"/>
-        </w:rPr>
-        <w:br/>
-      </w:r>
-      <w:r>
-        <w:rPr>
-          <w:rFonts w:ascii="Courier New" w:eastAsia="Times New Roman" w:hAnsi="Courier New" w:cs="Courier New"/>
-          <w:color w:val="CF8E6D"/>
-          <w:kern w:val="0"/>
-          <w:sz w:val="20"/>
-          <w:szCs w:val="20"/>
-          <w:lang w:eastAsia="pl-PL"/>
-          <w14:ligatures w14:val="none"/>
-        </w:rPr>
-        <w:t>BEGIN</w:t>
-      </w:r>
-      <w:r>
-        <w:rPr>
-          <w:rFonts w:ascii="Courier New" w:eastAsia="Times New Roman" w:hAnsi="Courier New" w:cs="Courier New"/>
-          <w:color w:val="CF8E6D"/>
-          <w:kern w:val="0"/>
-          <w:sz w:val="20"/>
-          <w:szCs w:val="20"/>
-          <w:lang w:eastAsia="pl-PL"/>
-          <w14:ligatures w14:val="none"/>
-        </w:rPr>
-        <w:br/>
-        <w:t xml:space="preserve">    </w:t>
-      </w:r>
-      <w:proofErr w:type="spellStart"/>
-      <w:r>
-        <w:rPr>
-          <w:rFonts w:ascii="Courier New" w:eastAsia="Times New Roman" w:hAnsi="Courier New" w:cs="Courier New"/>
-          <w:color w:val="BCBEC4"/>
-          <w:kern w:val="0"/>
-          <w:sz w:val="20"/>
-          <w:szCs w:val="20"/>
-          <w:lang w:eastAsia="pl-PL"/>
-          <w14:ligatures w14:val="none"/>
-        </w:rPr>
-        <w:t>v_ilosc_miesiecy</w:t>
-      </w:r>
-      <w:proofErr w:type="spellEnd"/>
-      <w:r>
-        <w:rPr>
-          <w:rFonts w:ascii="Courier New" w:eastAsia="Times New Roman" w:hAnsi="Courier New" w:cs="Courier New"/>
-          <w:color w:val="BCBEC4"/>
-          <w:kern w:val="0"/>
-          <w:sz w:val="20"/>
-          <w:szCs w:val="20"/>
-          <w:lang w:eastAsia="pl-PL"/>
-          <w14:ligatures w14:val="none"/>
-        </w:rPr>
-        <w:t xml:space="preserve"> := </w:t>
-      </w:r>
+        <w:t>oblicz_</w:t>
+      </w:r>
+      <w:proofErr w:type="gramStart"/>
       <w:r>
         <w:rPr>
           <w:rFonts w:ascii="Courier New" w:eastAsia="Times New Roman" w:hAnsi="Courier New" w:cs="Courier New"/>
@@ -29382,8 +30855,9 @@
           <w:lang w:eastAsia="pl-PL"/>
           <w14:ligatures w14:val="none"/>
         </w:rPr>
-        <w:t>EXTRACT</w:t>
-      </w:r>
+        <w:t>lokate</w:t>
+      </w:r>
+      <w:proofErr w:type="spellEnd"/>
       <w:r>
         <w:rPr>
           <w:rFonts w:ascii="Courier New" w:eastAsia="Times New Roman" w:hAnsi="Courier New" w:cs="Courier New"/>
@@ -29396,18 +30870,232 @@
         </w:rPr>
         <w:t>(</w:t>
       </w:r>
-      <w:r>
-        <w:rPr>
-          <w:rFonts w:ascii="Courier New" w:eastAsia="Times New Roman" w:hAnsi="Courier New" w:cs="Courier New"/>
-          <w:color w:val="CF8E6D"/>
-          <w:kern w:val="0"/>
-          <w:sz w:val="20"/>
-          <w:szCs w:val="20"/>
-          <w:lang w:eastAsia="pl-PL"/>
-          <w14:ligatures w14:val="none"/>
-        </w:rPr>
-        <w:t xml:space="preserve">YEAR FROM </w:t>
-      </w:r>
+      <w:proofErr w:type="gramEnd"/>
+      <w:r>
+        <w:rPr>
+          <w:rFonts w:ascii="Courier New" w:eastAsia="Times New Roman" w:hAnsi="Courier New" w:cs="Courier New"/>
+          <w:color w:val="BCBEC4"/>
+          <w:kern w:val="0"/>
+          <w:sz w:val="20"/>
+          <w:szCs w:val="20"/>
+          <w:lang w:eastAsia="pl-PL"/>
+          <w14:ligatures w14:val="none"/>
+        </w:rPr>
+        <w:t>)</w:t>
+      </w:r>
+      <w:r>
+        <w:rPr>
+          <w:rFonts w:ascii="Courier New" w:eastAsia="Times New Roman" w:hAnsi="Courier New" w:cs="Courier New"/>
+          <w:color w:val="BCBEC4"/>
+          <w:kern w:val="0"/>
+          <w:sz w:val="20"/>
+          <w:szCs w:val="20"/>
+          <w:lang w:eastAsia="pl-PL"/>
+          <w14:ligatures w14:val="none"/>
+        </w:rPr>
+        <w:br/>
+      </w:r>
+      <w:r>
+        <w:rPr>
+          <w:rFonts w:ascii="Courier New" w:eastAsia="Times New Roman" w:hAnsi="Courier New" w:cs="Courier New"/>
+          <w:color w:val="CF8E6D"/>
+          <w:kern w:val="0"/>
+          <w:sz w:val="20"/>
+          <w:szCs w:val="20"/>
+          <w:lang w:eastAsia="pl-PL"/>
+          <w14:ligatures w14:val="none"/>
+        </w:rPr>
+        <w:t xml:space="preserve">RETURNS TRIGGER AS </w:t>
+      </w:r>
+      <w:r>
+        <w:rPr>
+          <w:rFonts w:ascii="Courier New" w:eastAsia="Times New Roman" w:hAnsi="Courier New" w:cs="Courier New"/>
+          <w:color w:val="6AAB73"/>
+          <w:kern w:val="0"/>
+          <w:sz w:val="20"/>
+          <w:szCs w:val="20"/>
+          <w:lang w:eastAsia="pl-PL"/>
+          <w14:ligatures w14:val="none"/>
+        </w:rPr>
+        <w:t>$$</w:t>
+      </w:r>
+      <w:r>
+        <w:rPr>
+          <w:rFonts w:ascii="Courier New" w:eastAsia="Times New Roman" w:hAnsi="Courier New" w:cs="Courier New"/>
+          <w:color w:val="6AAB73"/>
+          <w:kern w:val="0"/>
+          <w:sz w:val="20"/>
+          <w:szCs w:val="20"/>
+          <w:lang w:eastAsia="pl-PL"/>
+          <w14:ligatures w14:val="none"/>
+        </w:rPr>
+        <w:br/>
+      </w:r>
+      <w:r>
+        <w:rPr>
+          <w:rFonts w:ascii="Courier New" w:eastAsia="Times New Roman" w:hAnsi="Courier New" w:cs="Courier New"/>
+          <w:color w:val="CF8E6D"/>
+          <w:kern w:val="0"/>
+          <w:sz w:val="20"/>
+          <w:szCs w:val="20"/>
+          <w:lang w:eastAsia="pl-PL"/>
+          <w14:ligatures w14:val="none"/>
+        </w:rPr>
+        <w:t>DECLARE</w:t>
+      </w:r>
+      <w:r>
+        <w:rPr>
+          <w:rFonts w:ascii="Courier New" w:eastAsia="Times New Roman" w:hAnsi="Courier New" w:cs="Courier New"/>
+          <w:color w:val="CF8E6D"/>
+          <w:kern w:val="0"/>
+          <w:sz w:val="20"/>
+          <w:szCs w:val="20"/>
+          <w:lang w:eastAsia="pl-PL"/>
+          <w14:ligatures w14:val="none"/>
+        </w:rPr>
+        <w:br/>
+        <w:t xml:space="preserve">    </w:t>
+      </w:r>
+      <w:proofErr w:type="spellStart"/>
+      <w:r>
+        <w:rPr>
+          <w:rFonts w:ascii="Courier New" w:eastAsia="Times New Roman" w:hAnsi="Courier New" w:cs="Courier New"/>
+          <w:color w:val="BCBEC4"/>
+          <w:kern w:val="0"/>
+          <w:sz w:val="20"/>
+          <w:szCs w:val="20"/>
+          <w:lang w:eastAsia="pl-PL"/>
+          <w14:ligatures w14:val="none"/>
+        </w:rPr>
+        <w:t>v_ilosc_miesiecy</w:t>
+      </w:r>
+      <w:proofErr w:type="spellEnd"/>
+      <w:r>
+        <w:rPr>
+          <w:rFonts w:ascii="Courier New" w:eastAsia="Times New Roman" w:hAnsi="Courier New" w:cs="Courier New"/>
+          <w:color w:val="BCBEC4"/>
+          <w:kern w:val="0"/>
+          <w:sz w:val="20"/>
+          <w:szCs w:val="20"/>
+          <w:lang w:eastAsia="pl-PL"/>
+          <w14:ligatures w14:val="none"/>
+        </w:rPr>
+        <w:t xml:space="preserve"> </w:t>
+      </w:r>
+      <w:r>
+        <w:rPr>
+          <w:rFonts w:ascii="Courier New" w:eastAsia="Times New Roman" w:hAnsi="Courier New" w:cs="Courier New"/>
+          <w:color w:val="CF8E6D"/>
+          <w:kern w:val="0"/>
+          <w:sz w:val="20"/>
+          <w:szCs w:val="20"/>
+          <w:lang w:eastAsia="pl-PL"/>
+          <w14:ligatures w14:val="none"/>
+        </w:rPr>
+        <w:t>NUMERIC</w:t>
+      </w:r>
+      <w:r>
+        <w:rPr>
+          <w:rFonts w:ascii="Courier New" w:eastAsia="Times New Roman" w:hAnsi="Courier New" w:cs="Courier New"/>
+          <w:color w:val="BCBEC4"/>
+          <w:kern w:val="0"/>
+          <w:sz w:val="20"/>
+          <w:szCs w:val="20"/>
+          <w:lang w:eastAsia="pl-PL"/>
+          <w14:ligatures w14:val="none"/>
+        </w:rPr>
+        <w:t>;</w:t>
+      </w:r>
+      <w:r>
+        <w:rPr>
+          <w:rFonts w:ascii="Courier New" w:eastAsia="Times New Roman" w:hAnsi="Courier New" w:cs="Courier New"/>
+          <w:color w:val="BCBEC4"/>
+          <w:kern w:val="0"/>
+          <w:sz w:val="20"/>
+          <w:szCs w:val="20"/>
+          <w:lang w:eastAsia="pl-PL"/>
+          <w14:ligatures w14:val="none"/>
+        </w:rPr>
+        <w:br/>
+      </w:r>
+      <w:r>
+        <w:rPr>
+          <w:rFonts w:ascii="Courier New" w:eastAsia="Times New Roman" w:hAnsi="Courier New" w:cs="Courier New"/>
+          <w:color w:val="CF8E6D"/>
+          <w:kern w:val="0"/>
+          <w:sz w:val="20"/>
+          <w:szCs w:val="20"/>
+          <w:lang w:eastAsia="pl-PL"/>
+          <w14:ligatures w14:val="none"/>
+        </w:rPr>
+        <w:t>BEGIN</w:t>
+      </w:r>
+      <w:r>
+        <w:rPr>
+          <w:rFonts w:ascii="Courier New" w:eastAsia="Times New Roman" w:hAnsi="Courier New" w:cs="Courier New"/>
+          <w:color w:val="CF8E6D"/>
+          <w:kern w:val="0"/>
+          <w:sz w:val="20"/>
+          <w:szCs w:val="20"/>
+          <w:lang w:eastAsia="pl-PL"/>
+          <w14:ligatures w14:val="none"/>
+        </w:rPr>
+        <w:br/>
+        <w:t xml:space="preserve">    </w:t>
+      </w:r>
+      <w:proofErr w:type="spellStart"/>
+      <w:r>
+        <w:rPr>
+          <w:rFonts w:ascii="Courier New" w:eastAsia="Times New Roman" w:hAnsi="Courier New" w:cs="Courier New"/>
+          <w:color w:val="BCBEC4"/>
+          <w:kern w:val="0"/>
+          <w:sz w:val="20"/>
+          <w:szCs w:val="20"/>
+          <w:lang w:eastAsia="pl-PL"/>
+          <w14:ligatures w14:val="none"/>
+        </w:rPr>
+        <w:t>v_ilosc_</w:t>
+      </w:r>
+      <w:proofErr w:type="gramStart"/>
+      <w:r>
+        <w:rPr>
+          <w:rFonts w:ascii="Courier New" w:eastAsia="Times New Roman" w:hAnsi="Courier New" w:cs="Courier New"/>
+          <w:color w:val="BCBEC4"/>
+          <w:kern w:val="0"/>
+          <w:sz w:val="20"/>
+          <w:szCs w:val="20"/>
+          <w:lang w:eastAsia="pl-PL"/>
+          <w14:ligatures w14:val="none"/>
+        </w:rPr>
+        <w:t>miesiecy</w:t>
+      </w:r>
+      <w:proofErr w:type="spellEnd"/>
+      <w:r>
+        <w:rPr>
+          <w:rFonts w:ascii="Courier New" w:eastAsia="Times New Roman" w:hAnsi="Courier New" w:cs="Courier New"/>
+          <w:color w:val="BCBEC4"/>
+          <w:kern w:val="0"/>
+          <w:sz w:val="20"/>
+          <w:szCs w:val="20"/>
+          <w:lang w:eastAsia="pl-PL"/>
+          <w14:ligatures w14:val="none"/>
+        </w:rPr>
+        <w:t xml:space="preserve"> :</w:t>
+      </w:r>
+      <w:proofErr w:type="gramEnd"/>
+      <w:r>
+        <w:rPr>
+          <w:rFonts w:ascii="Courier New" w:eastAsia="Times New Roman" w:hAnsi="Courier New" w:cs="Courier New"/>
+          <w:color w:val="BCBEC4"/>
+          <w:kern w:val="0"/>
+          <w:sz w:val="20"/>
+          <w:szCs w:val="20"/>
+          <w:lang w:eastAsia="pl-PL"/>
+          <w14:ligatures w14:val="none"/>
+        </w:rPr>
+        <w:t xml:space="preserve">= </w:t>
+      </w:r>
+      <w:proofErr w:type="gramStart"/>
       <w:r>
         <w:rPr>
           <w:rFonts w:ascii="Courier New" w:eastAsia="Times New Roman" w:hAnsi="Courier New" w:cs="Courier New"/>
@@ -29420,7 +31108,7 @@
           <w:lang w:eastAsia="pl-PL"/>
           <w14:ligatures w14:val="none"/>
         </w:rPr>
-        <w:t>AGE</w:t>
+        <w:t>EXTRACT</w:t>
       </w:r>
       <w:r>
         <w:rPr>
@@ -29434,143 +31122,20 @@
         </w:rPr>
         <w:t>(</w:t>
       </w:r>
-      <w:proofErr w:type="spellStart"/>
-      <w:r>
-        <w:rPr>
-          <w:rFonts w:ascii="Courier New" w:eastAsia="Times New Roman" w:hAnsi="Courier New" w:cs="Courier New"/>
-          <w:color w:val="CF8E6D"/>
-          <w:kern w:val="0"/>
-          <w:sz w:val="20"/>
-          <w:szCs w:val="20"/>
-          <w:lang w:eastAsia="pl-PL"/>
-          <w14:ligatures w14:val="none"/>
-        </w:rPr>
-        <w:t>NEW</w:t>
-      </w:r>
-      <w:r>
-        <w:rPr>
-          <w:rFonts w:ascii="Courier New" w:eastAsia="Times New Roman" w:hAnsi="Courier New" w:cs="Courier New"/>
-          <w:color w:val="BCBEC4"/>
-          <w:kern w:val="0"/>
-          <w:sz w:val="20"/>
-          <w:szCs w:val="20"/>
-          <w:lang w:eastAsia="pl-PL"/>
-          <w14:ligatures w14:val="none"/>
-        </w:rPr>
-        <w:t>.</w:t>
-      </w:r>
-      <w:r>
-        <w:rPr>
-          <w:rFonts w:ascii="Courier New" w:eastAsia="Times New Roman" w:hAnsi="Courier New" w:cs="Courier New"/>
-          <w:color w:val="C77DBB"/>
-          <w:kern w:val="0"/>
-          <w:sz w:val="20"/>
-          <w:szCs w:val="20"/>
-          <w:lang w:eastAsia="pl-PL"/>
-          <w14:ligatures w14:val="none"/>
-        </w:rPr>
-        <w:t>data_zakonczenia</w:t>
-      </w:r>
-      <w:proofErr w:type="spellEnd"/>
-      <w:r>
-        <w:rPr>
-          <w:rFonts w:ascii="Courier New" w:eastAsia="Times New Roman" w:hAnsi="Courier New" w:cs="Courier New"/>
-          <w:color w:val="BCBEC4"/>
-          <w:kern w:val="0"/>
-          <w:sz w:val="20"/>
-          <w:szCs w:val="20"/>
-          <w:lang w:eastAsia="pl-PL"/>
-          <w14:ligatures w14:val="none"/>
-        </w:rPr>
-        <w:t xml:space="preserve">, </w:t>
-      </w:r>
-      <w:proofErr w:type="spellStart"/>
-      <w:r>
-        <w:rPr>
-          <w:rFonts w:ascii="Courier New" w:eastAsia="Times New Roman" w:hAnsi="Courier New" w:cs="Courier New"/>
-          <w:color w:val="CF8E6D"/>
-          <w:kern w:val="0"/>
-          <w:sz w:val="20"/>
-          <w:szCs w:val="20"/>
-          <w:lang w:eastAsia="pl-PL"/>
-          <w14:ligatures w14:val="none"/>
-        </w:rPr>
-        <w:t>NEW</w:t>
-      </w:r>
-      <w:r>
-        <w:rPr>
-          <w:rFonts w:ascii="Courier New" w:eastAsia="Times New Roman" w:hAnsi="Courier New" w:cs="Courier New"/>
-          <w:color w:val="BCBEC4"/>
-          <w:kern w:val="0"/>
-          <w:sz w:val="20"/>
-          <w:szCs w:val="20"/>
-          <w:lang w:eastAsia="pl-PL"/>
-          <w14:ligatures w14:val="none"/>
-        </w:rPr>
-        <w:t>.</w:t>
-      </w:r>
-      <w:r>
-        <w:rPr>
-          <w:rFonts w:ascii="Courier New" w:eastAsia="Times New Roman" w:hAnsi="Courier New" w:cs="Courier New"/>
-          <w:color w:val="C77DBB"/>
-          <w:kern w:val="0"/>
-          <w:sz w:val="20"/>
-          <w:szCs w:val="20"/>
-          <w:lang w:eastAsia="pl-PL"/>
-          <w14:ligatures w14:val="none"/>
-        </w:rPr>
-        <w:t>data_zalozenia</w:t>
-      </w:r>
-      <w:proofErr w:type="spellEnd"/>
-      <w:r>
-        <w:rPr>
-          <w:rFonts w:ascii="Courier New" w:eastAsia="Times New Roman" w:hAnsi="Courier New" w:cs="Courier New"/>
-          <w:color w:val="BCBEC4"/>
-          <w:kern w:val="0"/>
-          <w:sz w:val="20"/>
-          <w:szCs w:val="20"/>
-          <w:lang w:eastAsia="pl-PL"/>
-          <w14:ligatures w14:val="none"/>
-        </w:rPr>
-        <w:t xml:space="preserve">)) * </w:t>
-      </w:r>
-      <w:r>
-        <w:rPr>
-          <w:rFonts w:ascii="Courier New" w:eastAsia="Times New Roman" w:hAnsi="Courier New" w:cs="Courier New"/>
-          <w:color w:val="2AACB8"/>
-          <w:kern w:val="0"/>
-          <w:sz w:val="20"/>
-          <w:szCs w:val="20"/>
-          <w:lang w:eastAsia="pl-PL"/>
-          <w14:ligatures w14:val="none"/>
-        </w:rPr>
-        <w:t xml:space="preserve">12 </w:t>
-      </w:r>
-      <w:r>
-        <w:rPr>
-          <w:rFonts w:ascii="Courier New" w:eastAsia="Times New Roman" w:hAnsi="Courier New" w:cs="Courier New"/>
-          <w:color w:val="BCBEC4"/>
-          <w:kern w:val="0"/>
-          <w:sz w:val="20"/>
-          <w:szCs w:val="20"/>
-          <w:lang w:eastAsia="pl-PL"/>
-          <w14:ligatures w14:val="none"/>
-        </w:rPr>
-        <w:t>+</w:t>
-      </w:r>
-      <w:r>
-        <w:rPr>
-          <w:rFonts w:ascii="Courier New" w:eastAsia="Times New Roman" w:hAnsi="Courier New" w:cs="Courier New"/>
-          <w:color w:val="BCBEC4"/>
-          <w:kern w:val="0"/>
-          <w:sz w:val="20"/>
-          <w:szCs w:val="20"/>
-          <w:lang w:eastAsia="pl-PL"/>
-          <w14:ligatures w14:val="none"/>
-        </w:rPr>
-        <w:br/>
-        <w:t xml:space="preserve">                        </w:t>
-      </w:r>
+      <w:proofErr w:type="gramEnd"/>
+      <w:r>
+        <w:rPr>
+          <w:rFonts w:ascii="Courier New" w:eastAsia="Times New Roman" w:hAnsi="Courier New" w:cs="Courier New"/>
+          <w:color w:val="CF8E6D"/>
+          <w:kern w:val="0"/>
+          <w:sz w:val="20"/>
+          <w:szCs w:val="20"/>
+          <w:lang w:eastAsia="pl-PL"/>
+          <w14:ligatures w14:val="none"/>
+        </w:rPr>
+        <w:t xml:space="preserve">YEAR FROM </w:t>
+      </w:r>
+      <w:proofErr w:type="gramStart"/>
       <w:r>
         <w:rPr>
           <w:rFonts w:ascii="Courier New" w:eastAsia="Times New Roman" w:hAnsi="Courier New" w:cs="Courier New"/>
@@ -29583,7 +31148,7 @@
           <w:lang w:eastAsia="pl-PL"/>
           <w14:ligatures w14:val="none"/>
         </w:rPr>
-        <w:t>EXTRACT</w:t>
+        <w:t>AGE</w:t>
       </w:r>
       <w:r>
         <w:rPr>
@@ -29597,18 +31162,145 @@
         </w:rPr>
         <w:t>(</w:t>
       </w:r>
-      <w:r>
-        <w:rPr>
-          <w:rFonts w:ascii="Courier New" w:eastAsia="Times New Roman" w:hAnsi="Courier New" w:cs="Courier New"/>
-          <w:color w:val="CF8E6D"/>
-          <w:kern w:val="0"/>
-          <w:sz w:val="20"/>
-          <w:szCs w:val="20"/>
-          <w:lang w:eastAsia="pl-PL"/>
-          <w14:ligatures w14:val="none"/>
-        </w:rPr>
-        <w:t xml:space="preserve">MONTH FROM </w:t>
-      </w:r>
+      <w:proofErr w:type="spellStart"/>
+      <w:proofErr w:type="gramEnd"/>
+      <w:r>
+        <w:rPr>
+          <w:rFonts w:ascii="Courier New" w:eastAsia="Times New Roman" w:hAnsi="Courier New" w:cs="Courier New"/>
+          <w:color w:val="CF8E6D"/>
+          <w:kern w:val="0"/>
+          <w:sz w:val="20"/>
+          <w:szCs w:val="20"/>
+          <w:lang w:eastAsia="pl-PL"/>
+          <w14:ligatures w14:val="none"/>
+        </w:rPr>
+        <w:t>NEW</w:t>
+      </w:r>
+      <w:r>
+        <w:rPr>
+          <w:rFonts w:ascii="Courier New" w:eastAsia="Times New Roman" w:hAnsi="Courier New" w:cs="Courier New"/>
+          <w:color w:val="BCBEC4"/>
+          <w:kern w:val="0"/>
+          <w:sz w:val="20"/>
+          <w:szCs w:val="20"/>
+          <w:lang w:eastAsia="pl-PL"/>
+          <w14:ligatures w14:val="none"/>
+        </w:rPr>
+        <w:t>.</w:t>
+      </w:r>
+      <w:r>
+        <w:rPr>
+          <w:rFonts w:ascii="Courier New" w:eastAsia="Times New Roman" w:hAnsi="Courier New" w:cs="Courier New"/>
+          <w:color w:val="C77DBB"/>
+          <w:kern w:val="0"/>
+          <w:sz w:val="20"/>
+          <w:szCs w:val="20"/>
+          <w:lang w:eastAsia="pl-PL"/>
+          <w14:ligatures w14:val="none"/>
+        </w:rPr>
+        <w:t>data_zakonczenia</w:t>
+      </w:r>
+      <w:proofErr w:type="spellEnd"/>
+      <w:r>
+        <w:rPr>
+          <w:rFonts w:ascii="Courier New" w:eastAsia="Times New Roman" w:hAnsi="Courier New" w:cs="Courier New"/>
+          <w:color w:val="BCBEC4"/>
+          <w:kern w:val="0"/>
+          <w:sz w:val="20"/>
+          <w:szCs w:val="20"/>
+          <w:lang w:eastAsia="pl-PL"/>
+          <w14:ligatures w14:val="none"/>
+        </w:rPr>
+        <w:t xml:space="preserve">, </w:t>
+      </w:r>
+      <w:proofErr w:type="spellStart"/>
+      <w:r>
+        <w:rPr>
+          <w:rFonts w:ascii="Courier New" w:eastAsia="Times New Roman" w:hAnsi="Courier New" w:cs="Courier New"/>
+          <w:color w:val="CF8E6D"/>
+          <w:kern w:val="0"/>
+          <w:sz w:val="20"/>
+          <w:szCs w:val="20"/>
+          <w:lang w:eastAsia="pl-PL"/>
+          <w14:ligatures w14:val="none"/>
+        </w:rPr>
+        <w:t>NEW</w:t>
+      </w:r>
+      <w:r>
+        <w:rPr>
+          <w:rFonts w:ascii="Courier New" w:eastAsia="Times New Roman" w:hAnsi="Courier New" w:cs="Courier New"/>
+          <w:color w:val="BCBEC4"/>
+          <w:kern w:val="0"/>
+          <w:sz w:val="20"/>
+          <w:szCs w:val="20"/>
+          <w:lang w:eastAsia="pl-PL"/>
+          <w14:ligatures w14:val="none"/>
+        </w:rPr>
+        <w:t>.</w:t>
+      </w:r>
+      <w:r>
+        <w:rPr>
+          <w:rFonts w:ascii="Courier New" w:eastAsia="Times New Roman" w:hAnsi="Courier New" w:cs="Courier New"/>
+          <w:color w:val="C77DBB"/>
+          <w:kern w:val="0"/>
+          <w:sz w:val="20"/>
+          <w:szCs w:val="20"/>
+          <w:lang w:eastAsia="pl-PL"/>
+          <w14:ligatures w14:val="none"/>
+        </w:rPr>
+        <w:t>data_zalozenia</w:t>
+      </w:r>
+      <w:proofErr w:type="spellEnd"/>
+      <w:r>
+        <w:rPr>
+          <w:rFonts w:ascii="Courier New" w:eastAsia="Times New Roman" w:hAnsi="Courier New" w:cs="Courier New"/>
+          <w:color w:val="BCBEC4"/>
+          <w:kern w:val="0"/>
+          <w:sz w:val="20"/>
+          <w:szCs w:val="20"/>
+          <w:lang w:eastAsia="pl-PL"/>
+          <w14:ligatures w14:val="none"/>
+        </w:rPr>
+        <w:t xml:space="preserve">)) * </w:t>
+      </w:r>
+      <w:r>
+        <w:rPr>
+          <w:rFonts w:ascii="Courier New" w:eastAsia="Times New Roman" w:hAnsi="Courier New" w:cs="Courier New"/>
+          <w:color w:val="2AACB8"/>
+          <w:kern w:val="0"/>
+          <w:sz w:val="20"/>
+          <w:szCs w:val="20"/>
+          <w:lang w:eastAsia="pl-PL"/>
+          <w14:ligatures w14:val="none"/>
+        </w:rPr>
+        <w:t xml:space="preserve">12 </w:t>
+      </w:r>
+      <w:r>
+        <w:rPr>
+          <w:rFonts w:ascii="Courier New" w:eastAsia="Times New Roman" w:hAnsi="Courier New" w:cs="Courier New"/>
+          <w:color w:val="BCBEC4"/>
+          <w:kern w:val="0"/>
+          <w:sz w:val="20"/>
+          <w:szCs w:val="20"/>
+          <w:lang w:eastAsia="pl-PL"/>
+          <w14:ligatures w14:val="none"/>
+        </w:rPr>
+        <w:t>+</w:t>
+      </w:r>
+      <w:r>
+        <w:rPr>
+          <w:rFonts w:ascii="Courier New" w:eastAsia="Times New Roman" w:hAnsi="Courier New" w:cs="Courier New"/>
+          <w:color w:val="BCBEC4"/>
+          <w:kern w:val="0"/>
+          <w:sz w:val="20"/>
+          <w:szCs w:val="20"/>
+          <w:lang w:eastAsia="pl-PL"/>
+          <w14:ligatures w14:val="none"/>
+        </w:rPr>
+        <w:br/>
+        <w:t xml:space="preserve">                        </w:t>
+      </w:r>
+      <w:proofErr w:type="gramStart"/>
       <w:r>
         <w:rPr>
           <w:rFonts w:ascii="Courier New" w:eastAsia="Times New Roman" w:hAnsi="Courier New" w:cs="Courier New"/>
@@ -29621,6 +31313,46 @@
           <w:lang w:eastAsia="pl-PL"/>
           <w14:ligatures w14:val="none"/>
         </w:rPr>
+        <w:t>EXTRACT</w:t>
+      </w:r>
+      <w:r>
+        <w:rPr>
+          <w:rFonts w:ascii="Courier New" w:eastAsia="Times New Roman" w:hAnsi="Courier New" w:cs="Courier New"/>
+          <w:color w:val="BCBEC4"/>
+          <w:kern w:val="0"/>
+          <w:sz w:val="20"/>
+          <w:szCs w:val="20"/>
+          <w:lang w:eastAsia="pl-PL"/>
+          <w14:ligatures w14:val="none"/>
+        </w:rPr>
+        <w:t>(</w:t>
+      </w:r>
+      <w:proofErr w:type="gramEnd"/>
+      <w:r>
+        <w:rPr>
+          <w:rFonts w:ascii="Courier New" w:eastAsia="Times New Roman" w:hAnsi="Courier New" w:cs="Courier New"/>
+          <w:color w:val="CF8E6D"/>
+          <w:kern w:val="0"/>
+          <w:sz w:val="20"/>
+          <w:szCs w:val="20"/>
+          <w:lang w:eastAsia="pl-PL"/>
+          <w14:ligatures w14:val="none"/>
+        </w:rPr>
+        <w:t xml:space="preserve">MONTH FROM </w:t>
+      </w:r>
+      <w:proofErr w:type="gramStart"/>
+      <w:r>
+        <w:rPr>
+          <w:rFonts w:ascii="Courier New" w:eastAsia="Times New Roman" w:hAnsi="Courier New" w:cs="Courier New"/>
+          <w:i/>
+          <w:iCs/>
+          <w:color w:val="57AAF7"/>
+          <w:kern w:val="0"/>
+          <w:sz w:val="20"/>
+          <w:szCs w:val="20"/>
+          <w:lang w:eastAsia="pl-PL"/>
+          <w14:ligatures w14:val="none"/>
+        </w:rPr>
         <w:t>AGE</w:t>
       </w:r>
       <w:r>
@@ -29636,6 +31368,7 @@
         <w:t>(</w:t>
       </w:r>
       <w:proofErr w:type="spellStart"/>
+      <w:proofErr w:type="gramEnd"/>
       <w:r>
         <w:rPr>
           <w:rFonts w:ascii="Courier New" w:eastAsia="Times New Roman" w:hAnsi="Courier New" w:cs="Courier New"/>
@@ -29795,9 +31528,9 @@
           <w:lang w:eastAsia="pl-PL"/>
           <w14:ligatures w14:val="none"/>
         </w:rPr>
-        <w:t>kwota_koncowa</w:t>
-      </w:r>
-      <w:proofErr w:type="spellEnd"/>
+        <w:t>kwota_</w:t>
+      </w:r>
+      <w:proofErr w:type="gramStart"/>
       <w:r>
         <w:rPr>
           <w:rFonts w:ascii="Courier New" w:eastAsia="Times New Roman" w:hAnsi="Courier New" w:cs="Courier New"/>
@@ -29808,6 +31541,19 @@
           <w:lang w:eastAsia="pl-PL"/>
           <w14:ligatures w14:val="none"/>
         </w:rPr>
+        <w:t>koncowa</w:t>
+      </w:r>
+      <w:proofErr w:type="spellEnd"/>
+      <w:r>
+        <w:rPr>
+          <w:rFonts w:ascii="Courier New" w:eastAsia="Times New Roman" w:hAnsi="Courier New" w:cs="Courier New"/>
+          <w:color w:val="C77DBB"/>
+          <w:kern w:val="0"/>
+          <w:sz w:val="20"/>
+          <w:szCs w:val="20"/>
+          <w:lang w:eastAsia="pl-PL"/>
+          <w14:ligatures w14:val="none"/>
+        </w:rPr>
         <w:t xml:space="preserve"> </w:t>
       </w:r>
       <w:r>
@@ -29820,7 +31566,20 @@
           <w:lang w:eastAsia="pl-PL"/>
           <w14:ligatures w14:val="none"/>
         </w:rPr>
-        <w:t xml:space="preserve">:= </w:t>
+        <w:t>:</w:t>
+      </w:r>
+      <w:proofErr w:type="gramEnd"/>
+      <w:r>
+        <w:rPr>
+          <w:rFonts w:ascii="Courier New" w:eastAsia="Times New Roman" w:hAnsi="Courier New" w:cs="Courier New"/>
+          <w:color w:val="BCBEC4"/>
+          <w:kern w:val="0"/>
+          <w:sz w:val="20"/>
+          <w:szCs w:val="20"/>
+          <w:lang w:eastAsia="pl-PL"/>
+          <w14:ligatures w14:val="none"/>
+        </w:rPr>
+        <w:t xml:space="preserve">= </w:t>
       </w:r>
       <w:proofErr w:type="spellStart"/>
       <w:r>
@@ -29895,9 +31654,23 @@
           <w14:ligatures w14:val="none"/>
         </w:rPr>
         <w:br/>
-        <w:t xml:space="preserve">                         (</w:t>
-      </w:r>
-      <w:proofErr w:type="spellStart"/>
+        <w:t xml:space="preserve">                      </w:t>
+      </w:r>
+      <w:proofErr w:type="gramStart"/>
+      <w:r>
+        <w:rPr>
+          <w:rFonts w:ascii="Courier New" w:eastAsia="Times New Roman" w:hAnsi="Courier New" w:cs="Courier New"/>
+          <w:color w:val="BCBEC4"/>
+          <w:kern w:val="0"/>
+          <w:sz w:val="20"/>
+          <w:szCs w:val="20"/>
+          <w:lang w:eastAsia="pl-PL"/>
+          <w14:ligatures w14:val="none"/>
+        </w:rPr>
+        <w:t xml:space="preserve">   (</w:t>
+      </w:r>
+      <w:proofErr w:type="spellStart"/>
+      <w:proofErr w:type="gramEnd"/>
       <w:r>
         <w:rPr>
           <w:rFonts w:ascii="Courier New" w:eastAsia="Times New Roman" w:hAnsi="Courier New" w:cs="Courier New"/>
@@ -30239,7 +32012,6 @@
           <w:sz w:val="26"/>
           <w:szCs w:val="26"/>
         </w:rPr>
-        <w:lastRenderedPageBreak/>
         <w:t xml:space="preserve">Zostaje on </w:t>
       </w:r>
       <w:proofErr w:type="spellStart"/>
@@ -30377,6 +32149,7 @@
           <w:lang w:val="en-US" w:eastAsia="pl-PL"/>
           <w14:ligatures w14:val="none"/>
         </w:rPr>
+        <w:lastRenderedPageBreak/>
         <w:t>FOR EACH ROW</w:t>
       </w:r>
       <w:r>
@@ -30405,7 +32178,22 @@
           <w:lang w:val="en-US" w:eastAsia="pl-PL"/>
           <w14:ligatures w14:val="none"/>
         </w:rPr>
-        <w:t>oblicz_lokate</w:t>
+        <w:t>oblicz_</w:t>
+      </w:r>
+      <w:proofErr w:type="gramStart"/>
+      <w:r>
+        <w:rPr>
+          <w:rFonts w:ascii="Courier New" w:eastAsia="Times New Roman" w:hAnsi="Courier New" w:cs="Courier New"/>
+          <w:i/>
+          <w:iCs/>
+          <w:color w:val="57AAF7"/>
+          <w:kern w:val="0"/>
+          <w:sz w:val="20"/>
+          <w:szCs w:val="20"/>
+          <w:lang w:val="en-US" w:eastAsia="pl-PL"/>
+          <w14:ligatures w14:val="none"/>
+        </w:rPr>
+        <w:t>lokate</w:t>
       </w:r>
       <w:proofErr w:type="spellEnd"/>
       <w:r>
@@ -30420,6 +32208,7 @@
         </w:rPr>
         <w:t>();</w:t>
       </w:r>
+      <w:proofErr w:type="gramEnd"/>
     </w:p>
     <w:p>
       <w:pPr>
@@ -30451,7 +32240,23 @@
           <w:sz w:val="26"/>
           <w:szCs w:val="26"/>
         </w:rPr>
-        <w:t xml:space="preserve"> ustawiający typ konta na konto „młodzieżowe” w przypadku w którym wiek klienta posiadającego to konto jest mniejszy niż 26 lat.</w:t>
+        <w:t xml:space="preserve"> ustawiający typ konta na konto „młodzieżowe” w </w:t>
+      </w:r>
+      <w:proofErr w:type="gramStart"/>
+      <w:r>
+        <w:rPr>
+          <w:sz w:val="26"/>
+          <w:szCs w:val="26"/>
+        </w:rPr>
+        <w:t>przypadku</w:t>
+      </w:r>
+      <w:proofErr w:type="gramEnd"/>
+      <w:r>
+        <w:rPr>
+          <w:sz w:val="26"/>
+          <w:szCs w:val="26"/>
+        </w:rPr>
+        <w:t xml:space="preserve"> w którym wiek klienta posiadającego to konto jest mniejszy niż 26 lat.</w:t>
       </w:r>
     </w:p>
     <w:p>
@@ -31694,7 +33499,22 @@
           <w:lang w:val="en-US" w:eastAsia="pl-PL"/>
           <w14:ligatures w14:val="none"/>
         </w:rPr>
-        <w:t>sprawdz_wiek_i_ustaw_typ</w:t>
+        <w:t>sprawdz_wiek_i_ustaw_</w:t>
+      </w:r>
+      <w:proofErr w:type="gramStart"/>
+      <w:r>
+        <w:rPr>
+          <w:rFonts w:ascii="Courier New" w:eastAsia="Times New Roman" w:hAnsi="Courier New" w:cs="Courier New"/>
+          <w:i/>
+          <w:iCs/>
+          <w:color w:val="57AAF7"/>
+          <w:kern w:val="0"/>
+          <w:sz w:val="20"/>
+          <w:szCs w:val="20"/>
+          <w:lang w:val="en-US" w:eastAsia="pl-PL"/>
+          <w14:ligatures w14:val="none"/>
+        </w:rPr>
+        <w:t>typ</w:t>
       </w:r>
       <w:proofErr w:type="spellEnd"/>
       <w:r>
@@ -31709,6 +33529,7 @@
         </w:rPr>
         <w:t>();</w:t>
       </w:r>
+      <w:proofErr w:type="gramEnd"/>
     </w:p>
     <w:p>
       <w:pPr>
@@ -32705,7 +34526,7 @@
           <w:lang w:val="en-US" w:eastAsia="pl-PL"/>
           <w14:ligatures w14:val="none"/>
         </w:rPr>
-        <w:t xml:space="preserve">' </w:t>
+        <w:t xml:space="preserve">' lub </w:t>
       </w:r>
       <w:proofErr w:type="spellStart"/>
       <w:r>
@@ -32718,7 +34539,7 @@
           <w:lang w:val="en-US" w:eastAsia="pl-PL"/>
           <w14:ligatures w14:val="none"/>
         </w:rPr>
-        <w:t>lub</w:t>
+        <w:t>aplikacja</w:t>
       </w:r>
       <w:proofErr w:type="spellEnd"/>
       <w:r>
@@ -32731,9 +34552,8 @@
           <w:lang w:val="en-US" w:eastAsia="pl-PL"/>
           <w14:ligatures w14:val="none"/>
         </w:rPr>
-        <w:t xml:space="preserve"> </w:t>
-      </w:r>
-      <w:proofErr w:type="spellStart"/>
+        <w:t>)</w:t>
+      </w:r>
       <w:r>
         <w:rPr>
           <w:rFonts w:ascii="Courier New" w:eastAsia="Times New Roman" w:hAnsi="Courier New" w:cs="Courier New"/>
@@ -32744,31 +34564,6 @@
           <w:lang w:val="en-US" w:eastAsia="pl-PL"/>
           <w14:ligatures w14:val="none"/>
         </w:rPr>
-        <w:t>aplikacja</w:t>
-      </w:r>
-      <w:proofErr w:type="spellEnd"/>
-      <w:r>
-        <w:rPr>
-          <w:rFonts w:ascii="Courier New" w:eastAsia="Times New Roman" w:hAnsi="Courier New" w:cs="Courier New"/>
-          <w:color w:val="7A7E85"/>
-          <w:kern w:val="0"/>
-          <w:sz w:val="20"/>
-          <w:szCs w:val="20"/>
-          <w:lang w:val="en-US" w:eastAsia="pl-PL"/>
-          <w14:ligatures w14:val="none"/>
-        </w:rPr>
-        <w:t>)</w:t>
-      </w:r>
-      <w:r>
-        <w:rPr>
-          <w:rFonts w:ascii="Courier New" w:eastAsia="Times New Roman" w:hAnsi="Courier New" w:cs="Courier New"/>
-          <w:color w:val="7A7E85"/>
-          <w:kern w:val="0"/>
-          <w:sz w:val="20"/>
-          <w:szCs w:val="20"/>
-          <w:lang w:val="en-US" w:eastAsia="pl-PL"/>
-          <w14:ligatures w14:val="none"/>
-        </w:rPr>
         <w:br/>
         <w:t xml:space="preserve">        </w:t>
       </w:r>
@@ -32795,18 +34590,6 @@
           <w14:ligatures w14:val="none"/>
         </w:rPr>
         <w:br/>
-      </w:r>
-      <w:r>
-        <w:rPr>
-          <w:rFonts w:ascii="Courier New" w:eastAsia="Times New Roman" w:hAnsi="Courier New" w:cs="Courier New"/>
-          <w:color w:val="BCBEC4"/>
-          <w:kern w:val="0"/>
-          <w:sz w:val="20"/>
-          <w:szCs w:val="20"/>
-          <w:lang w:val="en-US" w:eastAsia="pl-PL"/>
-          <w14:ligatures w14:val="none"/>
-        </w:rPr>
-        <w:lastRenderedPageBreak/>
         <w:t xml:space="preserve">    </w:t>
       </w:r>
       <w:r>
@@ -33148,7 +34931,22 @@
           <w:lang w:val="en-US" w:eastAsia="pl-PL"/>
           <w14:ligatures w14:val="none"/>
         </w:rPr>
-        <w:t>loguj_zmiane_salda</w:t>
+        <w:t>loguj_zmiane_</w:t>
+      </w:r>
+      <w:proofErr w:type="gramStart"/>
+      <w:r>
+        <w:rPr>
+          <w:rFonts w:ascii="Courier New" w:eastAsia="Times New Roman" w:hAnsi="Courier New" w:cs="Courier New"/>
+          <w:i/>
+          <w:iCs/>
+          <w:color w:val="57AAF7"/>
+          <w:kern w:val="0"/>
+          <w:sz w:val="20"/>
+          <w:szCs w:val="20"/>
+          <w:lang w:val="en-US" w:eastAsia="pl-PL"/>
+          <w14:ligatures w14:val="none"/>
+        </w:rPr>
+        <w:t>salda</w:t>
       </w:r>
       <w:proofErr w:type="spellEnd"/>
       <w:r>
@@ -33163,6 +34961,7 @@
         </w:rPr>
         <w:t>();</w:t>
       </w:r>
+      <w:proofErr w:type="gramEnd"/>
     </w:p>
     <w:p>
       <w:pPr>
@@ -33194,7 +34993,23 @@
           <w:sz w:val="26"/>
           <w:szCs w:val="26"/>
         </w:rPr>
-        <w:t xml:space="preserve"> sprawdzający, czy wpisana data,</w:t>
+        <w:t xml:space="preserve"> </w:t>
+      </w:r>
+      <w:proofErr w:type="gramStart"/>
+      <w:r>
+        <w:rPr>
+          <w:sz w:val="26"/>
+          <w:szCs w:val="26"/>
+        </w:rPr>
+        <w:t>sprawdzający,</w:t>
+      </w:r>
+      <w:proofErr w:type="gramEnd"/>
+      <w:r>
+        <w:rPr>
+          <w:sz w:val="26"/>
+          <w:szCs w:val="26"/>
+        </w:rPr>
+        <w:t xml:space="preserve"> czy wpisana data,</w:t>
       </w:r>
       <w:r>
         <w:rPr>
@@ -34424,7 +36239,23 @@
           <w:sz w:val="26"/>
           <w:szCs w:val="26"/>
         </w:rPr>
-        <w:t>Zostaje on dodany do tabeli Karty, oraz tabeli Lokaty</w:t>
+        <w:t xml:space="preserve">Zostaje on dodany do tabeli </w:t>
+      </w:r>
+      <w:proofErr w:type="gramStart"/>
+      <w:r>
+        <w:rPr>
+          <w:sz w:val="26"/>
+          <w:szCs w:val="26"/>
+        </w:rPr>
+        <w:t>Karty,</w:t>
+      </w:r>
+      <w:proofErr w:type="gramEnd"/>
+      <w:r>
+        <w:rPr>
+          <w:sz w:val="26"/>
+          <w:szCs w:val="26"/>
+        </w:rPr>
+        <w:t xml:space="preserve"> oraz tabeli Lokaty</w:t>
       </w:r>
     </w:p>
     <w:p>
@@ -34626,6 +36457,7 @@
         </w:rPr>
         <w:t>'</w:t>
       </w:r>
+      <w:proofErr w:type="gramStart"/>
       <w:r>
         <w:rPr>
           <w:rFonts w:ascii="Courier New" w:eastAsia="Times New Roman" w:hAnsi="Courier New" w:cs="Courier New"/>
@@ -34638,6 +36470,7 @@
         </w:rPr>
         <w:t>);</w:t>
       </w:r>
+      <w:proofErr w:type="gramEnd"/>
     </w:p>
     <w:p>
       <w:pPr>
@@ -34708,83 +36541,83 @@
           <w:lang w:val="en-US" w:eastAsia="pl-PL"/>
           <w14:ligatures w14:val="none"/>
         </w:rPr>
+        <w:t xml:space="preserve">CREATE TRIGGER </w:t>
+      </w:r>
+      <w:proofErr w:type="spellStart"/>
+      <w:r>
+        <w:rPr>
+          <w:rFonts w:ascii="Courier New" w:eastAsia="Times New Roman" w:hAnsi="Courier New" w:cs="Courier New"/>
+          <w:color w:val="BCBEC4"/>
+          <w:kern w:val="0"/>
+          <w:sz w:val="20"/>
+          <w:szCs w:val="20"/>
+          <w:lang w:val="en-US" w:eastAsia="pl-PL"/>
+          <w14:ligatures w14:val="none"/>
+        </w:rPr>
+        <w:t>trg_check_lokaty_data</w:t>
+      </w:r>
+      <w:proofErr w:type="spellEnd"/>
+      <w:r>
+        <w:rPr>
+          <w:rFonts w:ascii="Courier New" w:eastAsia="Times New Roman" w:hAnsi="Courier New" w:cs="Courier New"/>
+          <w:color w:val="BCBEC4"/>
+          <w:kern w:val="0"/>
+          <w:sz w:val="20"/>
+          <w:szCs w:val="20"/>
+          <w:lang w:val="en-US" w:eastAsia="pl-PL"/>
+          <w14:ligatures w14:val="none"/>
+        </w:rPr>
+        <w:br/>
+      </w:r>
+      <w:r>
+        <w:rPr>
+          <w:rFonts w:ascii="Courier New" w:eastAsia="Times New Roman" w:hAnsi="Courier New" w:cs="Courier New"/>
+          <w:color w:val="CF8E6D"/>
+          <w:kern w:val="0"/>
+          <w:sz w:val="20"/>
+          <w:szCs w:val="20"/>
+          <w:lang w:val="en-US" w:eastAsia="pl-PL"/>
+          <w14:ligatures w14:val="none"/>
+        </w:rPr>
+        <w:t xml:space="preserve">BEFORE INSERT OR UPDATE ON </w:t>
+      </w:r>
+      <w:proofErr w:type="spellStart"/>
+      <w:r>
+        <w:rPr>
+          <w:rFonts w:ascii="Courier New" w:eastAsia="Times New Roman" w:hAnsi="Courier New" w:cs="Courier New"/>
+          <w:color w:val="BCBEC4"/>
+          <w:kern w:val="0"/>
+          <w:sz w:val="20"/>
+          <w:szCs w:val="20"/>
+          <w:lang w:val="en-US" w:eastAsia="pl-PL"/>
+          <w14:ligatures w14:val="none"/>
+        </w:rPr>
+        <w:t>lokaty</w:t>
+      </w:r>
+      <w:proofErr w:type="spellEnd"/>
+      <w:r>
+        <w:rPr>
+          <w:rFonts w:ascii="Courier New" w:eastAsia="Times New Roman" w:hAnsi="Courier New" w:cs="Courier New"/>
+          <w:color w:val="BCBEC4"/>
+          <w:kern w:val="0"/>
+          <w:sz w:val="20"/>
+          <w:szCs w:val="20"/>
+          <w:lang w:val="en-US" w:eastAsia="pl-PL"/>
+          <w14:ligatures w14:val="none"/>
+        </w:rPr>
+        <w:br/>
+      </w:r>
+      <w:r>
+        <w:rPr>
+          <w:rFonts w:ascii="Courier New" w:eastAsia="Times New Roman" w:hAnsi="Courier New" w:cs="Courier New"/>
+          <w:color w:val="CF8E6D"/>
+          <w:kern w:val="0"/>
+          <w:sz w:val="20"/>
+          <w:szCs w:val="20"/>
+          <w:lang w:val="en-US" w:eastAsia="pl-PL"/>
+          <w14:ligatures w14:val="none"/>
+        </w:rPr>
         <w:lastRenderedPageBreak/>
-        <w:t xml:space="preserve">CREATE TRIGGER </w:t>
-      </w:r>
-      <w:proofErr w:type="spellStart"/>
-      <w:r>
-        <w:rPr>
-          <w:rFonts w:ascii="Courier New" w:eastAsia="Times New Roman" w:hAnsi="Courier New" w:cs="Courier New"/>
-          <w:color w:val="BCBEC4"/>
-          <w:kern w:val="0"/>
-          <w:sz w:val="20"/>
-          <w:szCs w:val="20"/>
-          <w:lang w:val="en-US" w:eastAsia="pl-PL"/>
-          <w14:ligatures w14:val="none"/>
-        </w:rPr>
-        <w:t>trg_check_lokaty_data</w:t>
-      </w:r>
-      <w:proofErr w:type="spellEnd"/>
-      <w:r>
-        <w:rPr>
-          <w:rFonts w:ascii="Courier New" w:eastAsia="Times New Roman" w:hAnsi="Courier New" w:cs="Courier New"/>
-          <w:color w:val="BCBEC4"/>
-          <w:kern w:val="0"/>
-          <w:sz w:val="20"/>
-          <w:szCs w:val="20"/>
-          <w:lang w:val="en-US" w:eastAsia="pl-PL"/>
-          <w14:ligatures w14:val="none"/>
-        </w:rPr>
-        <w:br/>
-      </w:r>
-      <w:r>
-        <w:rPr>
-          <w:rFonts w:ascii="Courier New" w:eastAsia="Times New Roman" w:hAnsi="Courier New" w:cs="Courier New"/>
-          <w:color w:val="CF8E6D"/>
-          <w:kern w:val="0"/>
-          <w:sz w:val="20"/>
-          <w:szCs w:val="20"/>
-          <w:lang w:val="en-US" w:eastAsia="pl-PL"/>
-          <w14:ligatures w14:val="none"/>
-        </w:rPr>
-        <w:t xml:space="preserve">BEFORE INSERT OR UPDATE ON </w:t>
-      </w:r>
-      <w:proofErr w:type="spellStart"/>
-      <w:r>
-        <w:rPr>
-          <w:rFonts w:ascii="Courier New" w:eastAsia="Times New Roman" w:hAnsi="Courier New" w:cs="Courier New"/>
-          <w:color w:val="BCBEC4"/>
-          <w:kern w:val="0"/>
-          <w:sz w:val="20"/>
-          <w:szCs w:val="20"/>
-          <w:lang w:val="en-US" w:eastAsia="pl-PL"/>
-          <w14:ligatures w14:val="none"/>
-        </w:rPr>
-        <w:t>lokaty</w:t>
-      </w:r>
-      <w:proofErr w:type="spellEnd"/>
-      <w:r>
-        <w:rPr>
-          <w:rFonts w:ascii="Courier New" w:eastAsia="Times New Roman" w:hAnsi="Courier New" w:cs="Courier New"/>
-          <w:color w:val="BCBEC4"/>
-          <w:kern w:val="0"/>
-          <w:sz w:val="20"/>
-          <w:szCs w:val="20"/>
-          <w:lang w:val="en-US" w:eastAsia="pl-PL"/>
-          <w14:ligatures w14:val="none"/>
-        </w:rPr>
-        <w:br/>
-      </w:r>
-      <w:r>
-        <w:rPr>
-          <w:rFonts w:ascii="Courier New" w:eastAsia="Times New Roman" w:hAnsi="Courier New" w:cs="Courier New"/>
-          <w:color w:val="CF8E6D"/>
-          <w:kern w:val="0"/>
-          <w:sz w:val="20"/>
-          <w:szCs w:val="20"/>
-          <w:lang w:val="en-US" w:eastAsia="pl-PL"/>
-          <w14:ligatures w14:val="none"/>
-        </w:rPr>
         <w:t>FOR EACH ROW</w:t>
       </w:r>
       <w:r>
@@ -34866,6 +36699,7 @@
         </w:rPr>
         <w:t>'</w:t>
       </w:r>
+      <w:proofErr w:type="gramStart"/>
       <w:r>
         <w:rPr>
           <w:rFonts w:ascii="Courier New" w:eastAsia="Times New Roman" w:hAnsi="Courier New" w:cs="Courier New"/>
@@ -34878,12 +36712,729 @@
         </w:rPr>
         <w:t>);</w:t>
       </w:r>
+      <w:proofErr w:type="gramEnd"/>
     </w:p>
     <w:p>
       <w:pPr>
         <w:rPr>
           <w:sz w:val="26"/>
           <w:szCs w:val="26"/>
+          <w:lang w:val="en-US"/>
+        </w:rPr>
+      </w:pPr>
+    </w:p>
+    <w:p>
+      <w:pPr>
+        <w:pStyle w:val="Tytu"/>
+      </w:pPr>
+      <w:r>
+        <w:t>A</w:t>
+      </w:r>
+      <w:r>
+        <w:t>nalityka i optymalizacja</w:t>
+      </w:r>
+    </w:p>
+    <w:p>
+      <w:pPr>
+        <w:pStyle w:val="p3"/>
+        <w:rPr>
+          <w:rFonts w:asciiTheme="minorHAnsi" w:hAnsiTheme="minorHAnsi"/>
+          <w:sz w:val="26"/>
+          <w:szCs w:val="26"/>
+        </w:rPr>
+      </w:pPr>
+      <w:r>
+        <w:rPr>
+          <w:rFonts w:asciiTheme="minorHAnsi" w:hAnsiTheme="minorHAnsi"/>
+          <w:sz w:val="26"/>
+          <w:szCs w:val="26"/>
+        </w:rPr>
+        <w:t>W celu usprawnienia procesów decyzyjnych banku zastosowano zaawansowane zapytania analityczne oraz mechanizmy poprawiające wydajność pracy na dużych zbiorach danych (ponad 100 000 transakcji).</w:t>
+      </w:r>
+    </w:p>
+    <w:p>
+      <w:pPr>
+        <w:pStyle w:val="Nagwek2"/>
+      </w:pPr>
+      <w:r>
+        <w:t>Ranking klientów (funkcje okna)</w:t>
+      </w:r>
+    </w:p>
+    <w:p>
+      <w:pPr>
+        <w:pStyle w:val="p3"/>
+        <w:rPr>
+          <w:rFonts w:asciiTheme="minorHAnsi" w:hAnsiTheme="minorHAnsi"/>
+          <w:sz w:val="26"/>
+          <w:szCs w:val="26"/>
+        </w:rPr>
+      </w:pPr>
+      <w:r>
+        <w:rPr>
+          <w:rFonts w:asciiTheme="minorHAnsi" w:hAnsiTheme="minorHAnsi"/>
+          <w:sz w:val="26"/>
+          <w:szCs w:val="26"/>
+        </w:rPr>
+        <w:t>Do identyfikacji trzech kluczowych klientów w każdym oddziale wykorzystano funkcję okna</w:t>
+      </w:r>
+    </w:p>
+    <w:p>
+      <w:pPr>
+        <w:pStyle w:val="p3"/>
+        <w:rPr>
+          <w:rFonts w:asciiTheme="minorHAnsi" w:hAnsiTheme="minorHAnsi"/>
+          <w:sz w:val="26"/>
+          <w:szCs w:val="26"/>
+        </w:rPr>
+      </w:pPr>
+      <w:r>
+        <w:rPr>
+          <w:rStyle w:val="s2"/>
+          <w:rFonts w:asciiTheme="minorHAnsi" w:eastAsiaTheme="majorEastAsia" w:hAnsiTheme="minorHAnsi"/>
+          <w:sz w:val="26"/>
+          <w:szCs w:val="26"/>
+        </w:rPr>
+        <w:t>DENSE_</w:t>
+      </w:r>
+      <w:proofErr w:type="gramStart"/>
+      <w:r>
+        <w:rPr>
+          <w:rStyle w:val="s2"/>
+          <w:rFonts w:asciiTheme="minorHAnsi" w:eastAsiaTheme="majorEastAsia" w:hAnsiTheme="minorHAnsi"/>
+          <w:sz w:val="26"/>
+          <w:szCs w:val="26"/>
+        </w:rPr>
+        <w:t>RANK(</w:t>
+      </w:r>
+      <w:proofErr w:type="gramEnd"/>
+      <w:r>
+        <w:rPr>
+          <w:rStyle w:val="s2"/>
+          <w:rFonts w:asciiTheme="minorHAnsi" w:eastAsiaTheme="majorEastAsia" w:hAnsiTheme="minorHAnsi"/>
+          <w:sz w:val="26"/>
+          <w:szCs w:val="26"/>
+        </w:rPr>
+        <w:t>) OVER (PARTITION BY miasto ...)</w:t>
+      </w:r>
+      <w:r>
+        <w:rPr>
+          <w:rFonts w:asciiTheme="minorHAnsi" w:hAnsiTheme="minorHAnsi"/>
+          <w:sz w:val="26"/>
+          <w:szCs w:val="26"/>
+        </w:rPr>
+        <w:t>. Rozwiązanie to pozwoliło na wygenerowanie rankingów dla poszczególnych miast w sposób czytelny i wydajny, bez konieczności stosowania złożonych podzapytań.</w:t>
+      </w:r>
+    </w:p>
+    <w:p>
+      <w:pPr>
+        <w:pStyle w:val="Nagwek2"/>
+      </w:pPr>
+      <w:r>
+        <w:t>Analiza przepływów finansowych (funkcja LAG)</w:t>
+      </w:r>
+    </w:p>
+    <w:p>
+      <w:pPr>
+        <w:pStyle w:val="p3"/>
+        <w:rPr>
+          <w:rFonts w:asciiTheme="minorHAnsi" w:hAnsiTheme="minorHAnsi"/>
+          <w:sz w:val="26"/>
+          <w:szCs w:val="26"/>
+        </w:rPr>
+      </w:pPr>
+      <w:r>
+        <w:rPr>
+          <w:rFonts w:asciiTheme="minorHAnsi" w:hAnsiTheme="minorHAnsi"/>
+          <w:sz w:val="26"/>
+          <w:szCs w:val="26"/>
+        </w:rPr>
+        <w:t xml:space="preserve">Funkcja </w:t>
+      </w:r>
+      <w:proofErr w:type="gramStart"/>
+      <w:r>
+        <w:rPr>
+          <w:rStyle w:val="s2"/>
+          <w:rFonts w:asciiTheme="minorHAnsi" w:eastAsiaTheme="majorEastAsia" w:hAnsiTheme="minorHAnsi"/>
+          <w:sz w:val="26"/>
+          <w:szCs w:val="26"/>
+        </w:rPr>
+        <w:t>LAG(</w:t>
+      </w:r>
+      <w:proofErr w:type="gramEnd"/>
+      <w:r>
+        <w:rPr>
+          <w:rStyle w:val="s2"/>
+          <w:rFonts w:asciiTheme="minorHAnsi" w:eastAsiaTheme="majorEastAsia" w:hAnsiTheme="minorHAnsi"/>
+          <w:sz w:val="26"/>
+          <w:szCs w:val="26"/>
+        </w:rPr>
+        <w:t>)</w:t>
+      </w:r>
+      <w:r>
+        <w:rPr>
+          <w:rFonts w:asciiTheme="minorHAnsi" w:hAnsiTheme="minorHAnsi"/>
+          <w:sz w:val="26"/>
+          <w:szCs w:val="26"/>
+        </w:rPr>
+        <w:t xml:space="preserve"> została użyta do porównywania wartości bieżącej transakcji z poprzednią transakcją w obrębie tego samego konta. Dzięki temu możliwe było wykrywanie nagłych zmian w poziomie wydatków oraz potencjalnych anomalii w zachowaniu klientów.</w:t>
+      </w:r>
+    </w:p>
+    <w:p>
+      <w:pPr>
+        <w:pStyle w:val="Nagwek2"/>
+      </w:pPr>
+      <w:r>
+        <w:t>Widoki zmaterializowane</w:t>
+      </w:r>
+    </w:p>
+    <w:p>
+      <w:pPr>
+        <w:pStyle w:val="p3"/>
+        <w:rPr>
+          <w:rFonts w:asciiTheme="minorHAnsi" w:hAnsiTheme="minorHAnsi"/>
+          <w:sz w:val="26"/>
+          <w:szCs w:val="26"/>
+        </w:rPr>
+      </w:pPr>
+      <w:r>
+        <w:rPr>
+          <w:rFonts w:asciiTheme="minorHAnsi" w:hAnsiTheme="minorHAnsi"/>
+          <w:sz w:val="26"/>
+          <w:szCs w:val="26"/>
+        </w:rPr>
+        <w:t xml:space="preserve">Na potrzeby raportów miesięcznych, agregujących dane z całej historii operacji bankowych, utworzono widok zmaterializowany </w:t>
+      </w:r>
+      <w:proofErr w:type="spellStart"/>
+      <w:r>
+        <w:rPr>
+          <w:rStyle w:val="s2"/>
+          <w:rFonts w:asciiTheme="minorHAnsi" w:eastAsiaTheme="majorEastAsia" w:hAnsiTheme="minorHAnsi"/>
+          <w:sz w:val="26"/>
+          <w:szCs w:val="26"/>
+        </w:rPr>
+        <w:t>mv_statystyki_miesieczne</w:t>
+      </w:r>
+      <w:proofErr w:type="spellEnd"/>
+      <w:r>
+        <w:rPr>
+          <w:rFonts w:asciiTheme="minorHAnsi" w:hAnsiTheme="minorHAnsi"/>
+          <w:sz w:val="26"/>
+          <w:szCs w:val="26"/>
+        </w:rPr>
+        <w:t>.</w:t>
+      </w:r>
+    </w:p>
+    <w:p>
+      <w:pPr>
+        <w:pStyle w:val="p3"/>
+        <w:rPr>
+          <w:rFonts w:asciiTheme="minorHAnsi" w:hAnsiTheme="minorHAnsi"/>
+          <w:sz w:val="26"/>
+          <w:szCs w:val="26"/>
+        </w:rPr>
+      </w:pPr>
+      <w:r>
+        <w:rPr>
+          <w:rFonts w:asciiTheme="minorHAnsi" w:hAnsiTheme="minorHAnsi"/>
+          <w:sz w:val="26"/>
+          <w:szCs w:val="26"/>
+        </w:rPr>
+        <w:t>Celem tego rozwiązania było ograniczenie kosztu obliczeniowego zapytań raportowych. Zamiast każdorazowego przeliczania ponad 100 000 rekordów, wyniki są obliczane jednorazowo i przechowywane fizycznie w bazie danych.</w:t>
+      </w:r>
+    </w:p>
+    <w:p>
+      <w:pPr>
+        <w:pStyle w:val="p3"/>
+        <w:rPr>
+          <w:rFonts w:asciiTheme="minorHAnsi" w:hAnsiTheme="minorHAnsi"/>
+          <w:sz w:val="26"/>
+          <w:szCs w:val="26"/>
+        </w:rPr>
+      </w:pPr>
+      <w:r>
+        <w:rPr>
+          <w:rFonts w:asciiTheme="minorHAnsi" w:hAnsiTheme="minorHAnsi"/>
+          <w:sz w:val="26"/>
+          <w:szCs w:val="26"/>
+        </w:rPr>
+        <w:t>W efekcie czas dostępu do raportów został skrócony z kilkudziesięciu milisekund do wartości praktycznie niezauważalnych dla użytkownika.</w:t>
+      </w:r>
+    </w:p>
+    <w:p>
+      <w:pPr>
+        <w:pStyle w:val="p3"/>
+        <w:rPr>
+          <w:rFonts w:asciiTheme="minorHAnsi" w:hAnsiTheme="minorHAnsi"/>
+          <w:sz w:val="26"/>
+          <w:szCs w:val="26"/>
+        </w:rPr>
+      </w:pPr>
+    </w:p>
+    <w:p>
+      <w:pPr>
+        <w:pStyle w:val="p3"/>
+        <w:rPr>
+          <w:rFonts w:asciiTheme="minorHAnsi" w:hAnsiTheme="minorHAnsi"/>
+          <w:sz w:val="26"/>
+          <w:szCs w:val="26"/>
+        </w:rPr>
+      </w:pPr>
+    </w:p>
+    <w:p>
+      <w:pPr>
+        <w:pStyle w:val="Tytu"/>
+      </w:pPr>
+      <w:r>
+        <w:lastRenderedPageBreak/>
+        <w:t>Testy wydajnościowe</w:t>
+      </w:r>
+    </w:p>
+    <w:p>
+      <w:pPr>
+        <w:pStyle w:val="Nagwek3"/>
+      </w:pPr>
+      <w:r>
+        <w:t>Testy wydajnościowe</w:t>
+      </w:r>
+    </w:p>
+    <w:p>
+      <w:pPr>
+        <w:pStyle w:val="p3"/>
+        <w:rPr>
+          <w:rFonts w:asciiTheme="minorHAnsi" w:hAnsiTheme="minorHAnsi"/>
+          <w:sz w:val="26"/>
+          <w:szCs w:val="26"/>
+        </w:rPr>
+      </w:pPr>
+      <w:r>
+        <w:rPr>
+          <w:rFonts w:asciiTheme="minorHAnsi" w:hAnsiTheme="minorHAnsi"/>
+          <w:sz w:val="26"/>
+          <w:szCs w:val="26"/>
+        </w:rPr>
+        <w:t>W kolejnym etapie przeprowadzono testy wydajnościowe mające na celu ocenę zasadności zastosowania indeksów typu B-</w:t>
+      </w:r>
+      <w:proofErr w:type="spellStart"/>
+      <w:r>
+        <w:rPr>
+          <w:rFonts w:asciiTheme="minorHAnsi" w:hAnsiTheme="minorHAnsi"/>
+          <w:sz w:val="26"/>
+          <w:szCs w:val="26"/>
+        </w:rPr>
+        <w:t>Tree</w:t>
+      </w:r>
+      <w:proofErr w:type="spellEnd"/>
+      <w:r>
+        <w:rPr>
+          <w:rFonts w:asciiTheme="minorHAnsi" w:hAnsiTheme="minorHAnsi"/>
+          <w:sz w:val="26"/>
+          <w:szCs w:val="26"/>
+        </w:rPr>
+        <w:t xml:space="preserve">. Testy wykonano na zbiorze 100 000 rekordów tabeli </w:t>
+      </w:r>
+      <w:r>
+        <w:rPr>
+          <w:rStyle w:val="s2"/>
+          <w:rFonts w:asciiTheme="minorHAnsi" w:eastAsiaTheme="majorEastAsia" w:hAnsiTheme="minorHAnsi"/>
+          <w:sz w:val="26"/>
+          <w:szCs w:val="26"/>
+        </w:rPr>
+        <w:t>transakcje</w:t>
+      </w:r>
+      <w:r>
+        <w:rPr>
+          <w:rFonts w:asciiTheme="minorHAnsi" w:hAnsiTheme="minorHAnsi"/>
+          <w:sz w:val="26"/>
+          <w:szCs w:val="26"/>
+        </w:rPr>
+        <w:t>.</w:t>
+      </w:r>
+    </w:p>
+    <w:p>
+      <w:pPr>
+        <w:pStyle w:val="Nagwek2"/>
+      </w:pPr>
+      <w:r>
+        <w:t>Scenariusz testowy</w:t>
+      </w:r>
+    </w:p>
+    <w:p>
+      <w:pPr>
+        <w:pStyle w:val="p3"/>
+        <w:rPr>
+          <w:rFonts w:asciiTheme="minorHAnsi" w:hAnsiTheme="minorHAnsi"/>
+          <w:sz w:val="26"/>
+          <w:szCs w:val="26"/>
+        </w:rPr>
+      </w:pPr>
+      <w:r>
+        <w:rPr>
+          <w:rFonts w:asciiTheme="minorHAnsi" w:hAnsiTheme="minorHAnsi"/>
+          <w:sz w:val="26"/>
+          <w:szCs w:val="26"/>
+        </w:rPr>
+        <w:t>Wyszukiwanie pojedynczej transakcji na podstawie jej tytułu:</w:t>
+      </w:r>
+    </w:p>
+    <w:p>
+      <w:pPr>
+        <w:rPr>
+          <w:sz w:val="26"/>
+          <w:szCs w:val="26"/>
+        </w:rPr>
+      </w:pPr>
+      <w:r>
+        <w:rPr>
+          <w:sz w:val="26"/>
+          <w:szCs w:val="26"/>
+        </w:rPr>
+        <w:drawing>
+          <wp:inline distT="0" distB="0" distL="0" distR="0" wp14:anchorId="267C051E" wp14:editId="31645C8D">
+            <wp:extent cx="5760720" cy="250825"/>
+            <wp:effectExtent l="0" t="0" r="5080" b="3175"/>
+            <wp:docPr id="701326145" name="Obraz 1"/>
+            <wp:cNvGraphicFramePr>
+              <a:graphicFrameLocks xmlns:a="http://schemas.openxmlformats.org/drawingml/2006/main" noChangeAspect="1"/>
+            </wp:cNvGraphicFramePr>
+            <a:graphic xmlns:a="http://schemas.openxmlformats.org/drawingml/2006/main">
+              <a:graphicData uri="http://schemas.openxmlformats.org/drawingml/2006/picture">
+                <pic:pic xmlns:pic="http://schemas.openxmlformats.org/drawingml/2006/picture">
+                  <pic:nvPicPr>
+                    <pic:cNvPr id="701326145" name=""/>
+                    <pic:cNvPicPr/>
+                  </pic:nvPicPr>
+                  <pic:blipFill>
+                    <a:blip r:embed="rId6"/>
+                    <a:stretch>
+                      <a:fillRect/>
+                    </a:stretch>
+                  </pic:blipFill>
+                  <pic:spPr>
+                    <a:xfrm>
+                      <a:off x="0" y="0"/>
+                      <a:ext cx="5760720" cy="250825"/>
+                    </a:xfrm>
+                    <a:prstGeom prst="rect">
+                      <a:avLst/>
+                    </a:prstGeom>
+                  </pic:spPr>
+                </pic:pic>
+              </a:graphicData>
+            </a:graphic>
+          </wp:inline>
+        </w:drawing>
+      </w:r>
+    </w:p>
+    <w:p>
+      <w:pPr>
+        <w:pStyle w:val="Nagwek2"/>
+      </w:pPr>
+      <w:r>
+        <w:t>Pomiar przed optymalizacją (</w:t>
+      </w:r>
+      <w:proofErr w:type="spellStart"/>
+      <w:r>
+        <w:t>Sequential</w:t>
+      </w:r>
+      <w:proofErr w:type="spellEnd"/>
+      <w:r>
+        <w:t xml:space="preserve"> Scan)</w:t>
+      </w:r>
+    </w:p>
+    <w:p>
+      <w:pPr>
+        <w:pStyle w:val="p2"/>
+        <w:rPr>
+          <w:rFonts w:asciiTheme="minorHAnsi" w:hAnsiTheme="minorHAnsi"/>
+          <w:sz w:val="26"/>
+          <w:szCs w:val="26"/>
+        </w:rPr>
+      </w:pPr>
+      <w:r>
+        <w:rPr>
+          <w:rFonts w:asciiTheme="minorHAnsi" w:hAnsiTheme="minorHAnsi"/>
+          <w:sz w:val="26"/>
+          <w:szCs w:val="26"/>
+        </w:rPr>
+        <w:t>Przed dodaniem indeksu baza danych była zmuszona do wykonania pełnego przeszukania tabeli (</w:t>
+      </w:r>
+      <w:proofErr w:type="spellStart"/>
+      <w:r>
+        <w:rPr>
+          <w:rFonts w:asciiTheme="minorHAnsi" w:hAnsiTheme="minorHAnsi"/>
+          <w:sz w:val="26"/>
+          <w:szCs w:val="26"/>
+        </w:rPr>
+        <w:t>Sequential</w:t>
+      </w:r>
+      <w:proofErr w:type="spellEnd"/>
+      <w:r>
+        <w:rPr>
+          <w:rFonts w:asciiTheme="minorHAnsi" w:hAnsiTheme="minorHAnsi"/>
+          <w:sz w:val="26"/>
+          <w:szCs w:val="26"/>
+        </w:rPr>
+        <w:t xml:space="preserve"> Scan):</w:t>
+      </w:r>
+    </w:p>
+    <w:p>
+      <w:pPr>
+        <w:rPr>
+          <w:sz w:val="26"/>
+          <w:szCs w:val="26"/>
+        </w:rPr>
+      </w:pPr>
+      <w:r>
+        <w:rPr>
+          <w:sz w:val="26"/>
+          <w:szCs w:val="26"/>
+        </w:rPr>
+        <w:drawing>
+          <wp:inline distT="0" distB="0" distL="0" distR="0" wp14:anchorId="49EBF65B" wp14:editId="53BCCB5C">
+            <wp:extent cx="5760720" cy="995045"/>
+            <wp:effectExtent l="0" t="0" r="5080" b="0"/>
+            <wp:docPr id="569635666" name="Obraz 1" descr="Obraz zawierający tekst, zrzut ekranu, Czcionka&#10;&#10;Zawartość wygenerowana przez AI może być niepoprawna."/>
+            <wp:cNvGraphicFramePr>
+              <a:graphicFrameLocks xmlns:a="http://schemas.openxmlformats.org/drawingml/2006/main" noChangeAspect="1"/>
+            </wp:cNvGraphicFramePr>
+            <a:graphic xmlns:a="http://schemas.openxmlformats.org/drawingml/2006/main">
+              <a:graphicData uri="http://schemas.openxmlformats.org/drawingml/2006/picture">
+                <pic:pic xmlns:pic="http://schemas.openxmlformats.org/drawingml/2006/picture">
+                  <pic:nvPicPr>
+                    <pic:cNvPr id="569635666" name="Obraz 1" descr="Obraz zawierający tekst, zrzut ekranu, Czcionka&#10;&#10;Zawartość wygenerowana przez AI może być niepoprawna."/>
+                    <pic:cNvPicPr/>
+                  </pic:nvPicPr>
+                  <pic:blipFill>
+                    <a:blip r:embed="rId7"/>
+                    <a:stretch>
+                      <a:fillRect/>
+                    </a:stretch>
+                  </pic:blipFill>
+                  <pic:spPr>
+                    <a:xfrm>
+                      <a:off x="0" y="0"/>
+                      <a:ext cx="5760720" cy="995045"/>
+                    </a:xfrm>
+                    <a:prstGeom prst="rect">
+                      <a:avLst/>
+                    </a:prstGeom>
+                  </pic:spPr>
+                </pic:pic>
+              </a:graphicData>
+            </a:graphic>
+          </wp:inline>
+        </w:drawing>
+      </w:r>
+    </w:p>
+    <w:p>
+      <w:pPr>
+        <w:pStyle w:val="p1"/>
+        <w:rPr>
+          <w:rFonts w:asciiTheme="minorHAnsi" w:hAnsiTheme="minorHAnsi"/>
+          <w:sz w:val="26"/>
+          <w:szCs w:val="26"/>
+        </w:rPr>
+      </w:pPr>
+      <w:r>
+        <w:rPr>
+          <w:rFonts w:asciiTheme="minorHAnsi" w:hAnsiTheme="minorHAnsi"/>
+          <w:sz w:val="26"/>
+          <w:szCs w:val="26"/>
+        </w:rPr>
+        <w:t>Oznacza to, że silnik bazy danych musiał sprawdzić niemal wszystkie rekordy tabeli, co przy większej liczbie danych prowadzi do liniowego wzrostu czasu wykonania zapytania.</w:t>
+      </w:r>
+    </w:p>
+    <w:p>
+      <w:pPr>
+        <w:pStyle w:val="Nagwek2"/>
+      </w:pPr>
+      <w:r>
+        <w:t>Pomiar po dodaniu indeksu (Index Scan)</w:t>
+      </w:r>
+    </w:p>
+    <w:p>
+      <w:pPr>
+        <w:pStyle w:val="p2"/>
+        <w:rPr>
+          <w:rFonts w:asciiTheme="minorHAnsi" w:hAnsiTheme="minorHAnsi"/>
+          <w:sz w:val="26"/>
+          <w:szCs w:val="26"/>
+        </w:rPr>
+      </w:pPr>
+      <w:r>
+        <w:rPr>
+          <w:rFonts w:asciiTheme="minorHAnsi" w:hAnsiTheme="minorHAnsi"/>
+          <w:sz w:val="26"/>
+          <w:szCs w:val="26"/>
+        </w:rPr>
+        <w:t xml:space="preserve">Po utworzeniu indeksu </w:t>
+      </w:r>
+      <w:proofErr w:type="spellStart"/>
+      <w:r>
+        <w:rPr>
+          <w:rStyle w:val="s2"/>
+          <w:rFonts w:asciiTheme="minorHAnsi" w:eastAsiaTheme="majorEastAsia" w:hAnsiTheme="minorHAnsi"/>
+          <w:sz w:val="26"/>
+          <w:szCs w:val="26"/>
+        </w:rPr>
+        <w:t>idx_transakcje_tytul</w:t>
+      </w:r>
+      <w:proofErr w:type="spellEnd"/>
+      <w:r>
+        <w:rPr>
+          <w:rFonts w:asciiTheme="minorHAnsi" w:hAnsiTheme="minorHAnsi"/>
+          <w:sz w:val="26"/>
+          <w:szCs w:val="26"/>
+        </w:rPr>
+        <w:t xml:space="preserve"> zapytanie zostało wykonane z użyciem Index Scan:</w:t>
+      </w:r>
+    </w:p>
+    <w:p>
+      <w:pPr>
+        <w:pStyle w:val="p2"/>
+        <w:rPr>
+          <w:rFonts w:asciiTheme="minorHAnsi" w:hAnsiTheme="minorHAnsi"/>
+          <w:sz w:val="26"/>
+          <w:szCs w:val="26"/>
+        </w:rPr>
+      </w:pPr>
+      <w:r>
+        <w:rPr>
+          <w:rFonts w:asciiTheme="minorHAnsi" w:hAnsiTheme="minorHAnsi"/>
+          <w:sz w:val="26"/>
+          <w:szCs w:val="26"/>
+        </w:rPr>
+        <w:drawing>
+          <wp:inline distT="0" distB="0" distL="0" distR="0" wp14:anchorId="298D522E" wp14:editId="2D9684F4">
+            <wp:extent cx="5575300" cy="419100"/>
+            <wp:effectExtent l="0" t="0" r="0" b="0"/>
+            <wp:docPr id="52316697" name="Obraz 1"/>
+            <wp:cNvGraphicFramePr>
+              <a:graphicFrameLocks xmlns:a="http://schemas.openxmlformats.org/drawingml/2006/main" noChangeAspect="1"/>
+            </wp:cNvGraphicFramePr>
+            <a:graphic xmlns:a="http://schemas.openxmlformats.org/drawingml/2006/main">
+              <a:graphicData uri="http://schemas.openxmlformats.org/drawingml/2006/picture">
+                <pic:pic xmlns:pic="http://schemas.openxmlformats.org/drawingml/2006/picture">
+                  <pic:nvPicPr>
+                    <pic:cNvPr id="52316697" name=""/>
+                    <pic:cNvPicPr/>
+                  </pic:nvPicPr>
+                  <pic:blipFill>
+                    <a:blip r:embed="rId8"/>
+                    <a:stretch>
+                      <a:fillRect/>
+                    </a:stretch>
+                  </pic:blipFill>
+                  <pic:spPr>
+                    <a:xfrm>
+                      <a:off x="0" y="0"/>
+                      <a:ext cx="5575300" cy="419100"/>
+                    </a:xfrm>
+                    <a:prstGeom prst="rect">
+                      <a:avLst/>
+                    </a:prstGeom>
+                  </pic:spPr>
+                </pic:pic>
+              </a:graphicData>
+            </a:graphic>
+          </wp:inline>
+        </w:drawing>
+      </w:r>
+    </w:p>
+    <w:p>
+      <w:pPr>
+        <w:pStyle w:val="p2"/>
+        <w:rPr>
+          <w:rFonts w:asciiTheme="minorHAnsi" w:hAnsiTheme="minorHAnsi"/>
+          <w:sz w:val="26"/>
+          <w:szCs w:val="26"/>
+        </w:rPr>
+      </w:pPr>
+      <w:r>
+        <w:rPr>
+          <w:rFonts w:asciiTheme="minorHAnsi" w:hAnsiTheme="minorHAnsi"/>
+          <w:sz w:val="26"/>
+          <w:szCs w:val="26"/>
+        </w:rPr>
+        <w:drawing>
+          <wp:inline distT="0" distB="0" distL="0" distR="0" wp14:anchorId="2BA1F2E5" wp14:editId="6775C294">
+            <wp:extent cx="5760720" cy="858520"/>
+            <wp:effectExtent l="0" t="0" r="5080" b="5080"/>
+            <wp:docPr id="1777432067" name="Obraz 1" descr="Obraz zawierający tekst, zrzut ekranu, Czcionka&#10;&#10;Zawartość wygenerowana przez AI może być niepoprawna."/>
+            <wp:cNvGraphicFramePr>
+              <a:graphicFrameLocks xmlns:a="http://schemas.openxmlformats.org/drawingml/2006/main" noChangeAspect="1"/>
+            </wp:cNvGraphicFramePr>
+            <a:graphic xmlns:a="http://schemas.openxmlformats.org/drawingml/2006/main">
+              <a:graphicData uri="http://schemas.openxmlformats.org/drawingml/2006/picture">
+                <pic:pic xmlns:pic="http://schemas.openxmlformats.org/drawingml/2006/picture">
+                  <pic:nvPicPr>
+                    <pic:cNvPr id="1777432067" name="Obraz 1" descr="Obraz zawierający tekst, zrzut ekranu, Czcionka&#10;&#10;Zawartość wygenerowana przez AI może być niepoprawna."/>
+                    <pic:cNvPicPr/>
+                  </pic:nvPicPr>
+                  <pic:blipFill>
+                    <a:blip r:embed="rId9"/>
+                    <a:stretch>
+                      <a:fillRect/>
+                    </a:stretch>
+                  </pic:blipFill>
+                  <pic:spPr>
+                    <a:xfrm>
+                      <a:off x="0" y="0"/>
+                      <a:ext cx="5760720" cy="858520"/>
+                    </a:xfrm>
+                    <a:prstGeom prst="rect">
+                      <a:avLst/>
+                    </a:prstGeom>
+                  </pic:spPr>
+                </pic:pic>
+              </a:graphicData>
+            </a:graphic>
+          </wp:inline>
+        </w:drawing>
+      </w:r>
+    </w:p>
+    <w:p>
+      <w:pPr>
+        <w:pStyle w:val="p1"/>
+        <w:rPr>
+          <w:rFonts w:asciiTheme="minorHAnsi" w:hAnsiTheme="minorHAnsi"/>
+          <w:sz w:val="26"/>
+          <w:szCs w:val="26"/>
+        </w:rPr>
+      </w:pPr>
+      <w:r>
+        <w:rPr>
+          <w:rFonts w:asciiTheme="minorHAnsi" w:hAnsiTheme="minorHAnsi"/>
+          <w:sz w:val="26"/>
+          <w:szCs w:val="26"/>
+        </w:rPr>
+        <w:lastRenderedPageBreak/>
+        <w:t>Zastosowanie indeksu pozwoliło bazie danych na bezpośrednie dotarcie do poszukiwanego rekordu z wykorzystaniem struktury drzewiastej. W rezultacie czas wykonania zapytania został skrócony z ponad 13 ms do ułamka milisekundy.</w:t>
+      </w:r>
+    </w:p>
+    <w:p>
+      <w:pPr>
+        <w:pStyle w:val="p2"/>
+      </w:pPr>
+    </w:p>
+    <w:p>
+      <w:pPr>
+        <w:pStyle w:val="p2"/>
+      </w:pPr>
+    </w:p>
+    <w:p>
+      <w:pPr>
+        <w:pStyle w:val="p3"/>
+        <w:rPr>
+          <w:rFonts w:asciiTheme="minorHAnsi" w:hAnsiTheme="minorHAnsi"/>
+          <w:sz w:val="26"/>
+          <w:szCs w:val="26"/>
+        </w:rPr>
+      </w:pPr>
+    </w:p>
+    <w:p>
+      <w:pPr>
+        <w:rPr>
           <w:lang w:val="en-US"/>
         </w:rPr>
       </w:pPr>
@@ -34901,6 +37452,155 @@
 <file path=word/numbering.xml><?xml version="1.0" encoding="utf-8"?>
 <w:numbering xmlns:wpc="http://schemas.microsoft.com/office/word/2010/wordprocessingCanvas" xmlns:cx="http://schemas.microsoft.com/office/drawing/2014/chartex" xmlns:cx1="http://schemas.microsoft.com/office/drawing/2015/9/8/chartex" xmlns:cx2="http://schemas.microsoft.com/office/drawing/2015/10/21/chartex" xmlns:cx3="http://schemas.microsoft.com/office/drawing/2016/5/9/chartex" xmlns:cx4="http://schemas.microsoft.com/office/drawing/2016/5/10/chartex" xmlns:cx5="http://schemas.microsoft.com/office/drawing/2016/5/11/chartex" xmlns:cx6="http://schemas.microsoft.com/office/drawing/2016/5/12/chartex" xmlns:cx7="http://schemas.microsoft.com/office/drawing/2016/5/13/chartex" xmlns:cx8="http://schemas.microsoft.com/office/drawing/2016/5/14/chartex" xmlns:mc="http://schemas.openxmlformats.org/markup-compatibility/2006" xmlns:aink="http://schemas.microsoft.com/office/drawing/2016/ink" xmlns:am3d="http://schemas.microsoft.com/office/drawing/2017/model3d" xmlns:o="urn:schemas-microsoft-com:office:office" xmlns:oel="http://schemas.microsoft.com/office/2019/extlst" xmlns:r="http://schemas.openxmlformats.org/officeDocument/2006/relationships" xmlns:m="http://schemas.openxmlformats.org/officeDocument/2006/math" xmlns:v="urn:schemas-microsoft-com:vml" xmlns:wp14="http://schemas.microsoft.com/office/word/2010/wordprocessingDrawing" xmlns:wp="http://schemas.openxmlformats.org/drawingml/2006/wordprocessingDrawing" xmlns:w10="urn:schemas-microsoft-com:office:word" xmlns:w="http://schemas.openxmlformats.org/wordprocessingml/2006/main" xmlns:w14="http://schemas.microsoft.com/office/word/2010/wordml" xmlns:w15="http://schemas.microsoft.com/office/word/2012/wordml" xmlns:w16cex="http://schemas.microsoft.com/office/word/2018/wordml/cex" xmlns:w16cid="http://schemas.microsoft.com/office/word/2016/wordml/cid" xmlns:w16="http://schemas.microsoft.com/office/word/2018/wordml" xmlns:w16du="http://schemas.microsoft.com/office/word/2023/wordml/word16du" xmlns:w16sdtdh="http://schemas.microsoft.com/office/word/2020/wordml/sdtdatahash" xmlns:w16sdtfl="http://schemas.microsoft.com/office/word/2024/wordml/sdtformatlock" xmlns:w16se="http://schemas.microsoft.com/office/word/2015/wordml/symex" xmlns:wpg="http://schemas.microsoft.com/office/word/2010/wordprocessingGroup" xmlns:wpi="http://schemas.microsoft.com/office/word/2010/wordprocessingInk" xmlns:wne="http://schemas.microsoft.com/office/word/2006/wordml" xmlns:wps="http://schemas.microsoft.com/office/word/2010/wordprocessingShape" mc:Ignorable="w14 w15 w16se w16cid w16 w16cex w16sdtdh w16sdtfl w16du wp14">
   <w:abstractNum w:abstractNumId="0" w15:restartNumberingAfterBreak="0">
+    <w:nsid w:val="019F6E3F"/>
+    <w:multiLevelType w:val="multilevel"/>
+    <w:tmpl w:val="64F0E386"/>
+    <w:lvl w:ilvl="0">
+      <w:start w:val="1"/>
+      <w:numFmt w:val="bullet"/>
+      <w:lvlText w:val=""/>
+      <w:lvlJc w:val="left"/>
+      <w:pPr>
+        <w:tabs>
+          <w:tab w:val="num" w:pos="720"/>
+        </w:tabs>
+        <w:ind w:left="720" w:hanging="360"/>
+      </w:pPr>
+      <w:rPr>
+        <w:rFonts w:ascii="Symbol" w:hAnsi="Symbol" w:hint="default"/>
+        <w:sz w:val="20"/>
+      </w:rPr>
+    </w:lvl>
+    <w:lvl w:ilvl="1">
+      <w:start w:val="1"/>
+      <w:numFmt w:val="bullet"/>
+      <w:lvlText w:val="o"/>
+      <w:lvlJc w:val="left"/>
+      <w:pPr>
+        <w:tabs>
+          <w:tab w:val="num" w:pos="1440"/>
+        </w:tabs>
+        <w:ind w:left="1440" w:hanging="360"/>
+      </w:pPr>
+      <w:rPr>
+        <w:rFonts w:ascii="Courier New" w:hAnsi="Courier New" w:hint="default"/>
+        <w:sz w:val="20"/>
+      </w:rPr>
+    </w:lvl>
+    <w:lvl w:ilvl="2" w:tentative="1">
+      <w:start w:val="1"/>
+      <w:numFmt w:val="bullet"/>
+      <w:lvlText w:val=""/>
+      <w:lvlJc w:val="left"/>
+      <w:pPr>
+        <w:tabs>
+          <w:tab w:val="num" w:pos="2160"/>
+        </w:tabs>
+        <w:ind w:left="2160" w:hanging="360"/>
+      </w:pPr>
+      <w:rPr>
+        <w:rFonts w:ascii="Wingdings" w:hAnsi="Wingdings" w:hint="default"/>
+        <w:sz w:val="20"/>
+      </w:rPr>
+    </w:lvl>
+    <w:lvl w:ilvl="3" w:tentative="1">
+      <w:start w:val="1"/>
+      <w:numFmt w:val="bullet"/>
+      <w:lvlText w:val=""/>
+      <w:lvlJc w:val="left"/>
+      <w:pPr>
+        <w:tabs>
+          <w:tab w:val="num" w:pos="2880"/>
+        </w:tabs>
+        <w:ind w:left="2880" w:hanging="360"/>
+      </w:pPr>
+      <w:rPr>
+        <w:rFonts w:ascii="Wingdings" w:hAnsi="Wingdings" w:hint="default"/>
+        <w:sz w:val="20"/>
+      </w:rPr>
+    </w:lvl>
+    <w:lvl w:ilvl="4" w:tentative="1">
+      <w:start w:val="1"/>
+      <w:numFmt w:val="bullet"/>
+      <w:lvlText w:val=""/>
+      <w:lvlJc w:val="left"/>
+      <w:pPr>
+        <w:tabs>
+          <w:tab w:val="num" w:pos="3600"/>
+        </w:tabs>
+        <w:ind w:left="3600" w:hanging="360"/>
+      </w:pPr>
+      <w:rPr>
+        <w:rFonts w:ascii="Wingdings" w:hAnsi="Wingdings" w:hint="default"/>
+        <w:sz w:val="20"/>
+      </w:rPr>
+    </w:lvl>
+    <w:lvl w:ilvl="5" w:tentative="1">
+      <w:start w:val="1"/>
+      <w:numFmt w:val="bullet"/>
+      <w:lvlText w:val=""/>
+      <w:lvlJc w:val="left"/>
+      <w:pPr>
+        <w:tabs>
+          <w:tab w:val="num" w:pos="4320"/>
+        </w:tabs>
+        <w:ind w:left="4320" w:hanging="360"/>
+      </w:pPr>
+      <w:rPr>
+        <w:rFonts w:ascii="Wingdings" w:hAnsi="Wingdings" w:hint="default"/>
+        <w:sz w:val="20"/>
+      </w:rPr>
+    </w:lvl>
+    <w:lvl w:ilvl="6" w:tentative="1">
+      <w:start w:val="1"/>
+      <w:numFmt w:val="bullet"/>
+      <w:lvlText w:val=""/>
+      <w:lvlJc w:val="left"/>
+      <w:pPr>
+        <w:tabs>
+          <w:tab w:val="num" w:pos="5040"/>
+        </w:tabs>
+        <w:ind w:left="5040" w:hanging="360"/>
+      </w:pPr>
+      <w:rPr>
+        <w:rFonts w:ascii="Wingdings" w:hAnsi="Wingdings" w:hint="default"/>
+        <w:sz w:val="20"/>
+      </w:rPr>
+    </w:lvl>
+    <w:lvl w:ilvl="7" w:tentative="1">
+      <w:start w:val="1"/>
+      <w:numFmt w:val="bullet"/>
+      <w:lvlText w:val=""/>
+      <w:lvlJc w:val="left"/>
+      <w:pPr>
+        <w:tabs>
+          <w:tab w:val="num" w:pos="5760"/>
+        </w:tabs>
+        <w:ind w:left="5760" w:hanging="360"/>
+      </w:pPr>
+      <w:rPr>
+        <w:rFonts w:ascii="Wingdings" w:hAnsi="Wingdings" w:hint="default"/>
+        <w:sz w:val="20"/>
+      </w:rPr>
+    </w:lvl>
+    <w:lvl w:ilvl="8" w:tentative="1">
+      <w:start w:val="1"/>
+      <w:numFmt w:val="bullet"/>
+      <w:lvlText w:val=""/>
+      <w:lvlJc w:val="left"/>
+      <w:pPr>
+        <w:tabs>
+          <w:tab w:val="num" w:pos="6480"/>
+        </w:tabs>
+        <w:ind w:left="6480" w:hanging="360"/>
+      </w:pPr>
+      <w:rPr>
+        <w:rFonts w:ascii="Wingdings" w:hAnsi="Wingdings" w:hint="default"/>
+        <w:sz w:val="20"/>
+      </w:rPr>
+    </w:lvl>
+  </w:abstractNum>
+  <w:abstractNum w:abstractNumId="1" w15:restartNumberingAfterBreak="0">
     <w:nsid w:val="108F75F8"/>
     <w:multiLevelType w:val="hybridMultilevel"/>
     <w:tmpl w:val="0A48B910"/>
@@ -35013,7 +37713,7 @@
       </w:rPr>
     </w:lvl>
   </w:abstractNum>
-  <w:abstractNum w:abstractNumId="1" w15:restartNumberingAfterBreak="0">
+  <w:abstractNum w:abstractNumId="2" w15:restartNumberingAfterBreak="0">
     <w:nsid w:val="2C613083"/>
     <w:multiLevelType w:val="hybridMultilevel"/>
     <w:tmpl w:val="9100208A"/>
@@ -35126,7 +37826,7 @@
       </w:rPr>
     </w:lvl>
   </w:abstractNum>
-  <w:abstractNum w:abstractNumId="2" w15:restartNumberingAfterBreak="0">
+  <w:abstractNum w:abstractNumId="3" w15:restartNumberingAfterBreak="0">
     <w:nsid w:val="2E7B53CF"/>
     <w:multiLevelType w:val="hybridMultilevel"/>
     <w:tmpl w:val="C5F27C36"/>
@@ -35239,7 +37939,7 @@
       </w:rPr>
     </w:lvl>
   </w:abstractNum>
-  <w:abstractNum w:abstractNumId="3" w15:restartNumberingAfterBreak="0">
+  <w:abstractNum w:abstractNumId="4" w15:restartNumberingAfterBreak="0">
     <w:nsid w:val="31A24490"/>
     <w:multiLevelType w:val="hybridMultilevel"/>
     <w:tmpl w:val="FD5EBAB2"/>
@@ -35352,7 +38052,7 @@
       </w:rPr>
     </w:lvl>
   </w:abstractNum>
-  <w:abstractNum w:abstractNumId="4" w15:restartNumberingAfterBreak="0">
+  <w:abstractNum w:abstractNumId="5" w15:restartNumberingAfterBreak="0">
     <w:nsid w:val="3C683052"/>
     <w:multiLevelType w:val="hybridMultilevel"/>
     <w:tmpl w:val="E1761FAE"/>
@@ -35465,7 +38165,7 @@
       </w:rPr>
     </w:lvl>
   </w:abstractNum>
-  <w:abstractNum w:abstractNumId="5" w15:restartNumberingAfterBreak="0">
+  <w:abstractNum w:abstractNumId="6" w15:restartNumberingAfterBreak="0">
     <w:nsid w:val="408912AA"/>
     <w:multiLevelType w:val="hybridMultilevel"/>
     <w:tmpl w:val="86469A20"/>
@@ -35578,7 +38278,7 @@
       </w:rPr>
     </w:lvl>
   </w:abstractNum>
-  <w:abstractNum w:abstractNumId="6" w15:restartNumberingAfterBreak="0">
+  <w:abstractNum w:abstractNumId="7" w15:restartNumberingAfterBreak="0">
     <w:nsid w:val="513054BD"/>
     <w:multiLevelType w:val="hybridMultilevel"/>
     <w:tmpl w:val="41A85C2A"/>
@@ -35691,7 +38391,7 @@
       </w:rPr>
     </w:lvl>
   </w:abstractNum>
-  <w:abstractNum w:abstractNumId="7" w15:restartNumberingAfterBreak="0">
+  <w:abstractNum w:abstractNumId="8" w15:restartNumberingAfterBreak="0">
     <w:nsid w:val="537E4F8A"/>
     <w:multiLevelType w:val="hybridMultilevel"/>
     <w:tmpl w:val="6D08285A"/>
@@ -35804,7 +38504,7 @@
       </w:rPr>
     </w:lvl>
   </w:abstractNum>
-  <w:abstractNum w:abstractNumId="8" w15:restartNumberingAfterBreak="0">
+  <w:abstractNum w:abstractNumId="9" w15:restartNumberingAfterBreak="0">
     <w:nsid w:val="615C49C8"/>
     <w:multiLevelType w:val="hybridMultilevel"/>
     <w:tmpl w:val="A6161868"/>
@@ -35917,7 +38617,7 @@
       </w:rPr>
     </w:lvl>
   </w:abstractNum>
-  <w:abstractNum w:abstractNumId="9" w15:restartNumberingAfterBreak="0">
+  <w:abstractNum w:abstractNumId="10" w15:restartNumberingAfterBreak="0">
     <w:nsid w:val="65147996"/>
     <w:multiLevelType w:val="hybridMultilevel"/>
     <w:tmpl w:val="678CE4BA"/>
@@ -36030,7 +38730,7 @@
       </w:rPr>
     </w:lvl>
   </w:abstractNum>
-  <w:abstractNum w:abstractNumId="10" w15:restartNumberingAfterBreak="0">
+  <w:abstractNum w:abstractNumId="11" w15:restartNumberingAfterBreak="0">
     <w:nsid w:val="668422D4"/>
     <w:multiLevelType w:val="hybridMultilevel"/>
     <w:tmpl w:val="97FE802E"/>
@@ -36143,7 +38843,7 @@
       </w:rPr>
     </w:lvl>
   </w:abstractNum>
-  <w:abstractNum w:abstractNumId="11" w15:restartNumberingAfterBreak="0">
+  <w:abstractNum w:abstractNumId="12" w15:restartNumberingAfterBreak="0">
     <w:nsid w:val="752B3281"/>
     <w:multiLevelType w:val="hybridMultilevel"/>
     <w:tmpl w:val="594E60AE"/>
@@ -36256,7 +38956,7 @@
       </w:rPr>
     </w:lvl>
   </w:abstractNum>
-  <w:abstractNum w:abstractNumId="12" w15:restartNumberingAfterBreak="0">
+  <w:abstractNum w:abstractNumId="13" w15:restartNumberingAfterBreak="0">
     <w:nsid w:val="79E40574"/>
     <w:multiLevelType w:val="hybridMultilevel"/>
     <w:tmpl w:val="C32ACC82"/>
@@ -36370,43 +39070,46 @@
     </w:lvl>
   </w:abstractNum>
   <w:num w:numId="1" w16cid:durableId="1917157155">
+    <w:abstractNumId w:val="2"/>
+  </w:num>
+  <w:num w:numId="2" w16cid:durableId="504172434">
+    <w:abstractNumId w:val="13"/>
+  </w:num>
+  <w:num w:numId="3" w16cid:durableId="1534730096">
+    <w:abstractNumId w:val="4"/>
+  </w:num>
+  <w:num w:numId="4" w16cid:durableId="653484544">
+    <w:abstractNumId w:val="11"/>
+  </w:num>
+  <w:num w:numId="5" w16cid:durableId="1757364216">
+    <w:abstractNumId w:val="9"/>
+  </w:num>
+  <w:num w:numId="6" w16cid:durableId="1662153458">
     <w:abstractNumId w:val="1"/>
   </w:num>
-  <w:num w:numId="2" w16cid:durableId="504172434">
+  <w:num w:numId="7" w16cid:durableId="1221942960">
+    <w:abstractNumId w:val="6"/>
+  </w:num>
+  <w:num w:numId="8" w16cid:durableId="2056199505">
     <w:abstractNumId w:val="12"/>
   </w:num>
-  <w:num w:numId="3" w16cid:durableId="1534730096">
+  <w:num w:numId="9" w16cid:durableId="973290468">
+    <w:abstractNumId w:val="8"/>
+  </w:num>
+  <w:num w:numId="10" w16cid:durableId="1621493067">
+    <w:abstractNumId w:val="5"/>
+  </w:num>
+  <w:num w:numId="11" w16cid:durableId="1981184022">
     <w:abstractNumId w:val="3"/>
   </w:num>
-  <w:num w:numId="4" w16cid:durableId="653484544">
+  <w:num w:numId="12" w16cid:durableId="1283728938">
+    <w:abstractNumId w:val="7"/>
+  </w:num>
+  <w:num w:numId="13" w16cid:durableId="187909350">
     <w:abstractNumId w:val="10"/>
   </w:num>
-  <w:num w:numId="5" w16cid:durableId="1757364216">
-    <w:abstractNumId w:val="8"/>
-  </w:num>
-  <w:num w:numId="6" w16cid:durableId="1662153458">
+  <w:num w:numId="14" w16cid:durableId="641081463">
     <w:abstractNumId w:val="0"/>
-  </w:num>
-  <w:num w:numId="7" w16cid:durableId="1221942960">
-    <w:abstractNumId w:val="5"/>
-  </w:num>
-  <w:num w:numId="8" w16cid:durableId="2056199505">
-    <w:abstractNumId w:val="11"/>
-  </w:num>
-  <w:num w:numId="9" w16cid:durableId="973290468">
-    <w:abstractNumId w:val="7"/>
-  </w:num>
-  <w:num w:numId="10" w16cid:durableId="1621493067">
-    <w:abstractNumId w:val="4"/>
-  </w:num>
-  <w:num w:numId="11" w16cid:durableId="1981184022">
-    <w:abstractNumId w:val="2"/>
-  </w:num>
-  <w:num w:numId="12" w16cid:durableId="1283728938">
-    <w:abstractNumId w:val="6"/>
-  </w:num>
-  <w:num w:numId="13" w16cid:durableId="187909350">
-    <w:abstractNumId w:val="9"/>
   </w:num>
 </w:numbering>
 </file>
@@ -36808,15 +39511,15 @@
     <w:lsdException w:name="Unresolved Mention" w:semiHidden="1" w:unhideWhenUsed="1"/>
     <w:lsdException w:name="Smart Link" w:semiHidden="1" w:unhideWhenUsed="1"/>
   </w:latentStyles>
-  <w:style w:type="paragraph" w:default="1" w:styleId="Normal">
+  <w:style w:type="paragraph" w:default="1" w:styleId="Normalny">
     <w:name w:val="Normal"/>
     <w:qFormat/>
   </w:style>
-  <w:style w:type="paragraph" w:styleId="Heading1">
+  <w:style w:type="paragraph" w:styleId="Nagwek1">
     <w:name w:val="heading 1"/>
-    <w:basedOn w:val="Normal"/>
-    <w:next w:val="Normal"/>
-    <w:link w:val="Heading1Char"/>
+    <w:basedOn w:val="Normalny"/>
+    <w:next w:val="Normalny"/>
+    <w:link w:val="Nagwek1Znak"/>
     <w:uiPriority w:val="9"/>
     <w:qFormat/>
     <w:rsid w:val="00E706E4"/>
@@ -36833,13 +39536,12 @@
       <w:szCs w:val="40"/>
     </w:rPr>
   </w:style>
-  <w:style w:type="paragraph" w:styleId="Heading2">
+  <w:style w:type="paragraph" w:styleId="Nagwek2">
     <w:name w:val="heading 2"/>
-    <w:basedOn w:val="Normal"/>
-    <w:next w:val="Normal"/>
-    <w:link w:val="Heading2Char"/>
+    <w:basedOn w:val="Normalny"/>
+    <w:next w:val="Normalny"/>
+    <w:link w:val="Nagwek2Znak"/>
     <w:uiPriority w:val="9"/>
-    <w:semiHidden/>
     <w:unhideWhenUsed/>
     <w:qFormat/>
     <w:rsid w:val="00E706E4"/>
@@ -36856,13 +39558,12 @@
       <w:szCs w:val="32"/>
     </w:rPr>
   </w:style>
-  <w:style w:type="paragraph" w:styleId="Heading3">
+  <w:style w:type="paragraph" w:styleId="Nagwek3">
     <w:name w:val="heading 3"/>
-    <w:basedOn w:val="Normal"/>
-    <w:next w:val="Normal"/>
-    <w:link w:val="Heading3Char"/>
+    <w:basedOn w:val="Normalny"/>
+    <w:next w:val="Normalny"/>
+    <w:link w:val="Nagwek3Znak"/>
     <w:uiPriority w:val="9"/>
-    <w:semiHidden/>
     <w:unhideWhenUsed/>
     <w:qFormat/>
     <w:rsid w:val="00E706E4"/>
@@ -36879,13 +39580,12 @@
       <w:szCs w:val="28"/>
     </w:rPr>
   </w:style>
-  <w:style w:type="paragraph" w:styleId="Heading4">
+  <w:style w:type="paragraph" w:styleId="Nagwek4">
     <w:name w:val="heading 4"/>
-    <w:basedOn w:val="Normal"/>
-    <w:next w:val="Normal"/>
-    <w:link w:val="Heading4Char"/>
+    <w:basedOn w:val="Normalny"/>
+    <w:next w:val="Normalny"/>
+    <w:link w:val="Nagwek4Znak"/>
     <w:uiPriority w:val="9"/>
-    <w:semiHidden/>
     <w:unhideWhenUsed/>
     <w:qFormat/>
     <w:rsid w:val="00E706E4"/>
@@ -36902,11 +39602,11 @@
       <w:color w:val="0F4761" w:themeColor="accent1" w:themeShade="BF"/>
     </w:rPr>
   </w:style>
-  <w:style w:type="paragraph" w:styleId="Heading5">
+  <w:style w:type="paragraph" w:styleId="Nagwek5">
     <w:name w:val="heading 5"/>
-    <w:basedOn w:val="Normal"/>
-    <w:next w:val="Normal"/>
-    <w:link w:val="Heading5Char"/>
+    <w:basedOn w:val="Normalny"/>
+    <w:next w:val="Normalny"/>
+    <w:link w:val="Nagwek5Znak"/>
     <w:uiPriority w:val="9"/>
     <w:semiHidden/>
     <w:unhideWhenUsed/>
@@ -36923,11 +39623,11 @@
       <w:color w:val="0F4761" w:themeColor="accent1" w:themeShade="BF"/>
     </w:rPr>
   </w:style>
-  <w:style w:type="paragraph" w:styleId="Heading6">
+  <w:style w:type="paragraph" w:styleId="Nagwek6">
     <w:name w:val="heading 6"/>
-    <w:basedOn w:val="Normal"/>
-    <w:next w:val="Normal"/>
-    <w:link w:val="Heading6Char"/>
+    <w:basedOn w:val="Normalny"/>
+    <w:next w:val="Normalny"/>
+    <w:link w:val="Nagwek6Znak"/>
     <w:uiPriority w:val="9"/>
     <w:semiHidden/>
     <w:unhideWhenUsed/>
@@ -36946,11 +39646,11 @@
       <w:color w:val="595959" w:themeColor="text1" w:themeTint="A6"/>
     </w:rPr>
   </w:style>
-  <w:style w:type="paragraph" w:styleId="Heading7">
+  <w:style w:type="paragraph" w:styleId="Nagwek7">
     <w:name w:val="heading 7"/>
-    <w:basedOn w:val="Normal"/>
-    <w:next w:val="Normal"/>
-    <w:link w:val="Heading7Char"/>
+    <w:basedOn w:val="Normalny"/>
+    <w:next w:val="Normalny"/>
+    <w:link w:val="Nagwek7Znak"/>
     <w:uiPriority w:val="9"/>
     <w:semiHidden/>
     <w:unhideWhenUsed/>
@@ -36967,11 +39667,11 @@
       <w:color w:val="595959" w:themeColor="text1" w:themeTint="A6"/>
     </w:rPr>
   </w:style>
-  <w:style w:type="paragraph" w:styleId="Heading8">
+  <w:style w:type="paragraph" w:styleId="Nagwek8">
     <w:name w:val="heading 8"/>
-    <w:basedOn w:val="Normal"/>
-    <w:next w:val="Normal"/>
-    <w:link w:val="Heading8Char"/>
+    <w:basedOn w:val="Normalny"/>
+    <w:next w:val="Normalny"/>
+    <w:link w:val="Nagwek8Znak"/>
     <w:uiPriority w:val="9"/>
     <w:semiHidden/>
     <w:unhideWhenUsed/>
@@ -36990,11 +39690,11 @@
       <w:color w:val="272727" w:themeColor="text1" w:themeTint="D8"/>
     </w:rPr>
   </w:style>
-  <w:style w:type="paragraph" w:styleId="Heading9">
+  <w:style w:type="paragraph" w:styleId="Nagwek9">
     <w:name w:val="heading 9"/>
-    <w:basedOn w:val="Normal"/>
-    <w:next w:val="Normal"/>
-    <w:link w:val="Heading9Char"/>
+    <w:basedOn w:val="Normalny"/>
+    <w:next w:val="Normalny"/>
+    <w:link w:val="Nagwek9Znak"/>
     <w:uiPriority w:val="9"/>
     <w:semiHidden/>
     <w:unhideWhenUsed/>
@@ -37011,12 +39711,13 @@
       <w:color w:val="272727" w:themeColor="text1" w:themeTint="D8"/>
     </w:rPr>
   </w:style>
-  <w:style w:type="character" w:default="1" w:styleId="DefaultParagraphFont">
+  <w:style w:type="character" w:default="1" w:styleId="Domylnaczcionkaakapitu">
     <w:name w:val="Default Paragraph Font"/>
     <w:uiPriority w:val="1"/>
+    <w:semiHidden/>
     <w:unhideWhenUsed/>
   </w:style>
-  <w:style w:type="table" w:default="1" w:styleId="TableNormal">
+  <w:style w:type="table" w:default="1" w:styleId="Standardowy">
     <w:name w:val="Normal Table"/>
     <w:uiPriority w:val="99"/>
     <w:semiHidden/>
@@ -37031,16 +39732,16 @@
       </w:tblCellMar>
     </w:tblPr>
   </w:style>
-  <w:style w:type="numbering" w:default="1" w:styleId="NoList">
+  <w:style w:type="numbering" w:default="1" w:styleId="Bezlisty">
     <w:name w:val="No List"/>
     <w:uiPriority w:val="99"/>
     <w:semiHidden/>
     <w:unhideWhenUsed/>
   </w:style>
-  <w:style w:type="character" w:customStyle="1" w:styleId="Heading1Char">
-    <w:name w:val="Heading 1 Char"/>
-    <w:basedOn w:val="DefaultParagraphFont"/>
-    <w:link w:val="Heading1"/>
+  <w:style w:type="character" w:customStyle="1" w:styleId="Nagwek1Znak">
+    <w:name w:val="Nagłówek 1 Znak"/>
+    <w:basedOn w:val="Domylnaczcionkaakapitu"/>
+    <w:link w:val="Nagwek1"/>
     <w:uiPriority w:val="9"/>
     <w:rsid w:val="00E706E4"/>
     <w:rPr>
@@ -37050,12 +39751,11 @@
       <w:szCs w:val="40"/>
     </w:rPr>
   </w:style>
-  <w:style w:type="character" w:customStyle="1" w:styleId="Heading2Char">
-    <w:name w:val="Heading 2 Char"/>
-    <w:basedOn w:val="DefaultParagraphFont"/>
-    <w:link w:val="Heading2"/>
+  <w:style w:type="character" w:customStyle="1" w:styleId="Nagwek2Znak">
+    <w:name w:val="Nagłówek 2 Znak"/>
+    <w:basedOn w:val="Domylnaczcionkaakapitu"/>
+    <w:link w:val="Nagwek2"/>
     <w:uiPriority w:val="9"/>
-    <w:semiHidden/>
     <w:rsid w:val="00E706E4"/>
     <w:rPr>
       <w:rFonts w:asciiTheme="majorHAnsi" w:eastAsiaTheme="majorEastAsia" w:hAnsiTheme="majorHAnsi" w:cstheme="majorBidi"/>
@@ -37064,12 +39764,11 @@
       <w:szCs w:val="32"/>
     </w:rPr>
   </w:style>
-  <w:style w:type="character" w:customStyle="1" w:styleId="Heading3Char">
-    <w:name w:val="Heading 3 Char"/>
-    <w:basedOn w:val="DefaultParagraphFont"/>
-    <w:link w:val="Heading3"/>
+  <w:style w:type="character" w:customStyle="1" w:styleId="Nagwek3Znak">
+    <w:name w:val="Nagłówek 3 Znak"/>
+    <w:basedOn w:val="Domylnaczcionkaakapitu"/>
+    <w:link w:val="Nagwek3"/>
     <w:uiPriority w:val="9"/>
-    <w:semiHidden/>
     <w:rsid w:val="00E706E4"/>
     <w:rPr>
       <w:rFonts w:eastAsiaTheme="majorEastAsia" w:cstheme="majorBidi"/>
@@ -37078,12 +39777,11 @@
       <w:szCs w:val="28"/>
     </w:rPr>
   </w:style>
-  <w:style w:type="character" w:customStyle="1" w:styleId="Heading4Char">
-    <w:name w:val="Heading 4 Char"/>
-    <w:basedOn w:val="DefaultParagraphFont"/>
-    <w:link w:val="Heading4"/>
+  <w:style w:type="character" w:customStyle="1" w:styleId="Nagwek4Znak">
+    <w:name w:val="Nagłówek 4 Znak"/>
+    <w:basedOn w:val="Domylnaczcionkaakapitu"/>
+    <w:link w:val="Nagwek4"/>
     <w:uiPriority w:val="9"/>
-    <w:semiHidden/>
     <w:rsid w:val="00E706E4"/>
     <w:rPr>
       <w:rFonts w:eastAsiaTheme="majorEastAsia" w:cstheme="majorBidi"/>
@@ -37092,10 +39790,10 @@
       <w:color w:val="0F4761" w:themeColor="accent1" w:themeShade="BF"/>
     </w:rPr>
   </w:style>
-  <w:style w:type="character" w:customStyle="1" w:styleId="Heading5Char">
-    <w:name w:val="Heading 5 Char"/>
-    <w:basedOn w:val="DefaultParagraphFont"/>
-    <w:link w:val="Heading5"/>
+  <w:style w:type="character" w:customStyle="1" w:styleId="Nagwek5Znak">
+    <w:name w:val="Nagłówek 5 Znak"/>
+    <w:basedOn w:val="Domylnaczcionkaakapitu"/>
+    <w:link w:val="Nagwek5"/>
     <w:uiPriority w:val="9"/>
     <w:semiHidden/>
     <w:rsid w:val="00E706E4"/>
@@ -37104,10 +39802,10 @@
       <w:color w:val="0F4761" w:themeColor="accent1" w:themeShade="BF"/>
     </w:rPr>
   </w:style>
-  <w:style w:type="character" w:customStyle="1" w:styleId="Heading6Char">
-    <w:name w:val="Heading 6 Char"/>
-    <w:basedOn w:val="DefaultParagraphFont"/>
-    <w:link w:val="Heading6"/>
+  <w:style w:type="character" w:customStyle="1" w:styleId="Nagwek6Znak">
+    <w:name w:val="Nagłówek 6 Znak"/>
+    <w:basedOn w:val="Domylnaczcionkaakapitu"/>
+    <w:link w:val="Nagwek6"/>
     <w:uiPriority w:val="9"/>
     <w:semiHidden/>
     <w:rsid w:val="00E706E4"/>
@@ -37118,10 +39816,10 @@
       <w:color w:val="595959" w:themeColor="text1" w:themeTint="A6"/>
     </w:rPr>
   </w:style>
-  <w:style w:type="character" w:customStyle="1" w:styleId="Heading7Char">
-    <w:name w:val="Heading 7 Char"/>
-    <w:basedOn w:val="DefaultParagraphFont"/>
-    <w:link w:val="Heading7"/>
+  <w:style w:type="character" w:customStyle="1" w:styleId="Nagwek7Znak">
+    <w:name w:val="Nagłówek 7 Znak"/>
+    <w:basedOn w:val="Domylnaczcionkaakapitu"/>
+    <w:link w:val="Nagwek7"/>
     <w:uiPriority w:val="9"/>
     <w:semiHidden/>
     <w:rsid w:val="00E706E4"/>
@@ -37130,10 +39828,10 @@
       <w:color w:val="595959" w:themeColor="text1" w:themeTint="A6"/>
     </w:rPr>
   </w:style>
-  <w:style w:type="character" w:customStyle="1" w:styleId="Heading8Char">
-    <w:name w:val="Heading 8 Char"/>
-    <w:basedOn w:val="DefaultParagraphFont"/>
-    <w:link w:val="Heading8"/>
+  <w:style w:type="character" w:customStyle="1" w:styleId="Nagwek8Znak">
+    <w:name w:val="Nagłówek 8 Znak"/>
+    <w:basedOn w:val="Domylnaczcionkaakapitu"/>
+    <w:link w:val="Nagwek8"/>
     <w:uiPriority w:val="9"/>
     <w:semiHidden/>
     <w:rsid w:val="00E706E4"/>
@@ -37144,10 +39842,10 @@
       <w:color w:val="272727" w:themeColor="text1" w:themeTint="D8"/>
     </w:rPr>
   </w:style>
-  <w:style w:type="character" w:customStyle="1" w:styleId="Heading9Char">
-    <w:name w:val="Heading 9 Char"/>
-    <w:basedOn w:val="DefaultParagraphFont"/>
-    <w:link w:val="Heading9"/>
+  <w:style w:type="character" w:customStyle="1" w:styleId="Nagwek9Znak">
+    <w:name w:val="Nagłówek 9 Znak"/>
+    <w:basedOn w:val="Domylnaczcionkaakapitu"/>
+    <w:link w:val="Nagwek9"/>
     <w:uiPriority w:val="9"/>
     <w:semiHidden/>
     <w:rsid w:val="00E706E4"/>
@@ -37156,11 +39854,11 @@
       <w:color w:val="272727" w:themeColor="text1" w:themeTint="D8"/>
     </w:rPr>
   </w:style>
-  <w:style w:type="paragraph" w:styleId="Title">
+  <w:style w:type="paragraph" w:styleId="Tytu">
     <w:name w:val="Title"/>
-    <w:basedOn w:val="Normal"/>
-    <w:next w:val="Normal"/>
-    <w:link w:val="TitleChar"/>
+    <w:basedOn w:val="Normalny"/>
+    <w:next w:val="Normalny"/>
+    <w:link w:val="TytuZnak"/>
     <w:uiPriority w:val="10"/>
     <w:qFormat/>
     <w:rsid w:val="00E706E4"/>
@@ -37176,10 +39874,10 @@
       <w:szCs w:val="56"/>
     </w:rPr>
   </w:style>
-  <w:style w:type="character" w:customStyle="1" w:styleId="TitleChar">
-    <w:name w:val="Title Char"/>
-    <w:basedOn w:val="DefaultParagraphFont"/>
-    <w:link w:val="Title"/>
+  <w:style w:type="character" w:customStyle="1" w:styleId="TytuZnak">
+    <w:name w:val="Tytuł Znak"/>
+    <w:basedOn w:val="Domylnaczcionkaakapitu"/>
+    <w:link w:val="Tytu"/>
     <w:uiPriority w:val="10"/>
     <w:rsid w:val="00E706E4"/>
     <w:rPr>
@@ -37190,11 +39888,11 @@
       <w:szCs w:val="56"/>
     </w:rPr>
   </w:style>
-  <w:style w:type="paragraph" w:styleId="Subtitle">
+  <w:style w:type="paragraph" w:styleId="Podtytu">
     <w:name w:val="Subtitle"/>
-    <w:basedOn w:val="Normal"/>
-    <w:next w:val="Normal"/>
-    <w:link w:val="SubtitleChar"/>
+    <w:basedOn w:val="Normalny"/>
+    <w:next w:val="Normalny"/>
+    <w:link w:val="PodtytuZnak"/>
     <w:uiPriority w:val="11"/>
     <w:qFormat/>
     <w:rsid w:val="00E706E4"/>
@@ -37211,10 +39909,10 @@
       <w:szCs w:val="28"/>
     </w:rPr>
   </w:style>
-  <w:style w:type="character" w:customStyle="1" w:styleId="SubtitleChar">
-    <w:name w:val="Subtitle Char"/>
-    <w:basedOn w:val="DefaultParagraphFont"/>
-    <w:link w:val="Subtitle"/>
+  <w:style w:type="character" w:customStyle="1" w:styleId="PodtytuZnak">
+    <w:name w:val="Podtytuł Znak"/>
+    <w:basedOn w:val="Domylnaczcionkaakapitu"/>
+    <w:link w:val="Podtytu"/>
     <w:uiPriority w:val="11"/>
     <w:rsid w:val="00E706E4"/>
     <w:rPr>
@@ -37225,11 +39923,11 @@
       <w:szCs w:val="28"/>
     </w:rPr>
   </w:style>
-  <w:style w:type="paragraph" w:styleId="Quote">
+  <w:style w:type="paragraph" w:styleId="Cytat">
     <w:name w:val="Quote"/>
-    <w:basedOn w:val="Normal"/>
-    <w:next w:val="Normal"/>
-    <w:link w:val="QuoteChar"/>
+    <w:basedOn w:val="Normalny"/>
+    <w:next w:val="Normalny"/>
+    <w:link w:val="CytatZnak"/>
     <w:uiPriority w:val="29"/>
     <w:qFormat/>
     <w:rsid w:val="00E706E4"/>
@@ -37243,10 +39941,10 @@
       <w:color w:val="404040" w:themeColor="text1" w:themeTint="BF"/>
     </w:rPr>
   </w:style>
-  <w:style w:type="character" w:customStyle="1" w:styleId="QuoteChar">
-    <w:name w:val="Quote Char"/>
-    <w:basedOn w:val="DefaultParagraphFont"/>
-    <w:link w:val="Quote"/>
+  <w:style w:type="character" w:customStyle="1" w:styleId="CytatZnak">
+    <w:name w:val="Cytat Znak"/>
+    <w:basedOn w:val="Domylnaczcionkaakapitu"/>
+    <w:link w:val="Cytat"/>
     <w:uiPriority w:val="29"/>
     <w:rsid w:val="00E706E4"/>
     <w:rPr>
@@ -37255,9 +39953,9 @@
       <w:color w:val="404040" w:themeColor="text1" w:themeTint="BF"/>
     </w:rPr>
   </w:style>
-  <w:style w:type="paragraph" w:styleId="ListParagraph">
+  <w:style w:type="paragraph" w:styleId="Akapitzlist">
     <w:name w:val="List Paragraph"/>
-    <w:basedOn w:val="Normal"/>
+    <w:basedOn w:val="Normalny"/>
     <w:uiPriority w:val="34"/>
     <w:qFormat/>
     <w:rsid w:val="00E706E4"/>
@@ -37266,9 +39964,9 @@
       <w:contextualSpacing/>
     </w:pPr>
   </w:style>
-  <w:style w:type="character" w:styleId="IntenseEmphasis">
+  <w:style w:type="character" w:styleId="Wyrnienieintensywne">
     <w:name w:val="Intense Emphasis"/>
-    <w:basedOn w:val="DefaultParagraphFont"/>
+    <w:basedOn w:val="Domylnaczcionkaakapitu"/>
     <w:uiPriority w:val="21"/>
     <w:qFormat/>
     <w:rsid w:val="00E706E4"/>
@@ -37278,11 +39976,11 @@
       <w:color w:val="0F4761" w:themeColor="accent1" w:themeShade="BF"/>
     </w:rPr>
   </w:style>
-  <w:style w:type="paragraph" w:styleId="IntenseQuote">
+  <w:style w:type="paragraph" w:styleId="Cytatintensywny">
     <w:name w:val="Intense Quote"/>
-    <w:basedOn w:val="Normal"/>
-    <w:next w:val="Normal"/>
-    <w:link w:val="IntenseQuoteChar"/>
+    <w:basedOn w:val="Normalny"/>
+    <w:next w:val="Normalny"/>
+    <w:link w:val="CytatintensywnyZnak"/>
     <w:uiPriority w:val="30"/>
     <w:qFormat/>
     <w:rsid w:val="00E706E4"/>
@@ -37301,10 +39999,10 @@
       <w:color w:val="0F4761" w:themeColor="accent1" w:themeShade="BF"/>
     </w:rPr>
   </w:style>
-  <w:style w:type="character" w:customStyle="1" w:styleId="IntenseQuoteChar">
-    <w:name w:val="Intense Quote Char"/>
-    <w:basedOn w:val="DefaultParagraphFont"/>
-    <w:link w:val="IntenseQuote"/>
+  <w:style w:type="character" w:customStyle="1" w:styleId="CytatintensywnyZnak">
+    <w:name w:val="Cytat intensywny Znak"/>
+    <w:basedOn w:val="Domylnaczcionkaakapitu"/>
+    <w:link w:val="Cytatintensywny"/>
     <w:uiPriority w:val="30"/>
     <w:rsid w:val="00E706E4"/>
     <w:rPr>
@@ -37313,9 +40011,9 @@
       <w:color w:val="0F4761" w:themeColor="accent1" w:themeShade="BF"/>
     </w:rPr>
   </w:style>
-  <w:style w:type="character" w:styleId="IntenseReference">
+  <w:style w:type="character" w:styleId="Odwoanieintensywne">
     <w:name w:val="Intense Reference"/>
-    <w:basedOn w:val="DefaultParagraphFont"/>
+    <w:basedOn w:val="Domylnaczcionkaakapitu"/>
     <w:uiPriority w:val="32"/>
     <w:qFormat/>
     <w:rsid w:val="00E706E4"/>
@@ -37327,10 +40025,10 @@
       <w:spacing w:val="5"/>
     </w:rPr>
   </w:style>
-  <w:style w:type="paragraph" w:styleId="HTMLPreformatted">
+  <w:style w:type="paragraph" w:styleId="HTML-wstpniesformatowany">
     <w:name w:val="HTML Preformatted"/>
-    <w:basedOn w:val="Normal"/>
-    <w:link w:val="HTMLPreformattedChar"/>
+    <w:basedOn w:val="Normalny"/>
+    <w:link w:val="HTML-wstpniesformatowanyZnak"/>
     <w:uiPriority w:val="99"/>
     <w:semiHidden/>
     <w:unhideWhenUsed/>
@@ -37344,10 +40042,10 @@
       <w:szCs w:val="20"/>
     </w:rPr>
   </w:style>
-  <w:style w:type="character" w:customStyle="1" w:styleId="HTMLPreformattedChar">
-    <w:name w:val="HTML Preformatted Char"/>
-    <w:basedOn w:val="DefaultParagraphFont"/>
-    <w:link w:val="HTMLPreformatted"/>
+  <w:style w:type="character" w:customStyle="1" w:styleId="HTML-wstpniesformatowanyZnak">
+    <w:name w:val="HTML - wstępnie sformatowany Znak"/>
+    <w:basedOn w:val="Domylnaczcionkaakapitu"/>
+    <w:link w:val="HTML-wstpniesformatowany"/>
     <w:uiPriority w:val="99"/>
     <w:semiHidden/>
     <w:rsid w:val="00AF5EF4"/>
@@ -37355,6 +40053,101 @@
       <w:rFonts w:ascii="Consolas" w:hAnsi="Consolas"/>
       <w:sz w:val="20"/>
       <w:szCs w:val="20"/>
+    </w:rPr>
+  </w:style>
+  <w:style w:type="paragraph" w:styleId="NormalnyWeb">
+    <w:name w:val="Normal (Web)"/>
+    <w:basedOn w:val="Normalny"/>
+    <w:uiPriority w:val="99"/>
+    <w:unhideWhenUsed/>
+    <w:rsid w:val="003A5DB6"/>
+    <w:pPr>
+      <w:spacing w:before="100" w:beforeAutospacing="1" w:after="100" w:afterAutospacing="1" w:line="240" w:lineRule="auto"/>
+    </w:pPr>
+    <w:rPr>
+      <w:rFonts w:ascii="Times New Roman" w:eastAsia="Times New Roman" w:hAnsi="Times New Roman" w:cs="Times New Roman"/>
+      <w:kern w:val="0"/>
+      <w:lang w:eastAsia="pl-PL"/>
+      <w14:ligatures w14:val="none"/>
+    </w:rPr>
+  </w:style>
+  <w:style w:type="character" w:customStyle="1" w:styleId="apple-converted-space">
+    <w:name w:val="apple-converted-space"/>
+    <w:basedOn w:val="Domylnaczcionkaakapitu"/>
+    <w:rsid w:val="003A5DB6"/>
+  </w:style>
+  <w:style w:type="character" w:styleId="HTML-kod">
+    <w:name w:val="HTML Code"/>
+    <w:basedOn w:val="Domylnaczcionkaakapitu"/>
+    <w:uiPriority w:val="99"/>
+    <w:semiHidden/>
+    <w:unhideWhenUsed/>
+    <w:rsid w:val="003A5DB6"/>
+    <w:rPr>
+      <w:rFonts w:ascii="Courier New" w:eastAsia="Times New Roman" w:hAnsi="Courier New" w:cs="Courier New"/>
+      <w:sz w:val="20"/>
+      <w:szCs w:val="20"/>
+    </w:rPr>
+  </w:style>
+  <w:style w:type="paragraph" w:customStyle="1" w:styleId="p2">
+    <w:name w:val="p2"/>
+    <w:basedOn w:val="Normalny"/>
+    <w:rsid w:val="00D94668"/>
+    <w:pPr>
+      <w:spacing w:before="100" w:beforeAutospacing="1" w:after="100" w:afterAutospacing="1" w:line="240" w:lineRule="auto"/>
+    </w:pPr>
+    <w:rPr>
+      <w:rFonts w:ascii="Times New Roman" w:eastAsia="Times New Roman" w:hAnsi="Times New Roman" w:cs="Times New Roman"/>
+      <w:kern w:val="0"/>
+      <w:lang w:eastAsia="pl-PL"/>
+      <w14:ligatures w14:val="none"/>
+    </w:rPr>
+  </w:style>
+  <w:style w:type="paragraph" w:customStyle="1" w:styleId="p3">
+    <w:name w:val="p3"/>
+    <w:basedOn w:val="Normalny"/>
+    <w:rsid w:val="00D94668"/>
+    <w:pPr>
+      <w:spacing w:before="100" w:beforeAutospacing="1" w:after="100" w:afterAutospacing="1" w:line="240" w:lineRule="auto"/>
+    </w:pPr>
+    <w:rPr>
+      <w:rFonts w:ascii="Times New Roman" w:eastAsia="Times New Roman" w:hAnsi="Times New Roman" w:cs="Times New Roman"/>
+      <w:kern w:val="0"/>
+      <w:lang w:eastAsia="pl-PL"/>
+      <w14:ligatures w14:val="none"/>
+    </w:rPr>
+  </w:style>
+  <w:style w:type="paragraph" w:customStyle="1" w:styleId="p4">
+    <w:name w:val="p4"/>
+    <w:basedOn w:val="Normalny"/>
+    <w:rsid w:val="00D94668"/>
+    <w:pPr>
+      <w:spacing w:before="100" w:beforeAutospacing="1" w:after="100" w:afterAutospacing="1" w:line="240" w:lineRule="auto"/>
+    </w:pPr>
+    <w:rPr>
+      <w:rFonts w:ascii="Times New Roman" w:eastAsia="Times New Roman" w:hAnsi="Times New Roman" w:cs="Times New Roman"/>
+      <w:kern w:val="0"/>
+      <w:lang w:eastAsia="pl-PL"/>
+      <w14:ligatures w14:val="none"/>
+    </w:rPr>
+  </w:style>
+  <w:style w:type="character" w:customStyle="1" w:styleId="s2">
+    <w:name w:val="s2"/>
+    <w:basedOn w:val="Domylnaczcionkaakapitu"/>
+    <w:rsid w:val="00D94668"/>
+  </w:style>
+  <w:style w:type="paragraph" w:customStyle="1" w:styleId="p1">
+    <w:name w:val="p1"/>
+    <w:basedOn w:val="Normalny"/>
+    <w:rsid w:val="00D94668"/>
+    <w:pPr>
+      <w:spacing w:before="100" w:beforeAutospacing="1" w:after="100" w:afterAutospacing="1" w:line="240" w:lineRule="auto"/>
+    </w:pPr>
+    <w:rPr>
+      <w:rFonts w:ascii="Times New Roman" w:eastAsia="Times New Roman" w:hAnsi="Times New Roman" w:cs="Times New Roman"/>
+      <w:kern w:val="0"/>
+      <w:lang w:eastAsia="pl-PL"/>
+      <w14:ligatures w14:val="none"/>
     </w:rPr>
   </w:style>
 </w:styles>

--- a/dokumentacja.docx
+++ b/dokumentacja.docx
@@ -14128,6 +14128,15 @@
         </w:rPr>
         <w:t>zwróci tylko transakcje tego konkretnego klienta, chroniąc dane innych osób przed wyciekiem.</w:t>
       </w:r>
+      <w:r>
+        <w:rPr>
+          <w:rFonts w:asciiTheme="minorHAnsi" w:hAnsiTheme="minorHAnsi"/>
+          <w:color w:val="000000"/>
+          <w:sz w:val="26"/>
+          <w:szCs w:val="26"/>
+        </w:rPr>
+        <w:t xml:space="preserve"> Widok tabel dla klientów jest ograniczony tylko do tabeli dla konkretnego klienta.</w:t>
+      </w:r>
     </w:p>
     <w:p>
       <w:pPr>
@@ -15283,19 +15292,8 @@
           <w:lang w:eastAsia="pl-PL"/>
           <w14:ligatures w14:val="none"/>
         </w:rPr>
-        <w:br/>
-      </w:r>
-      <w:r>
-        <w:rPr>
-          <w:rFonts w:ascii="Courier New" w:eastAsia="Times New Roman" w:hAnsi="Courier New" w:cs="Courier New"/>
-          <w:color w:val="BCBEC4"/>
-          <w:kern w:val="0"/>
-          <w:sz w:val="20"/>
-          <w:szCs w:val="20"/>
-          <w:lang w:eastAsia="pl-PL"/>
-          <w14:ligatures w14:val="none"/>
-        </w:rPr>
         <w:lastRenderedPageBreak/>
+        <w:br/>
         <w:t xml:space="preserve">    </w:t>
       </w:r>
       <w:r>
@@ -18884,19 +18882,8 @@
           <w:lang w:eastAsia="pl-PL"/>
           <w14:ligatures w14:val="none"/>
         </w:rPr>
-        <w:br/>
-      </w:r>
-      <w:r>
-        <w:rPr>
-          <w:rFonts w:ascii="Courier New" w:eastAsia="Times New Roman" w:hAnsi="Courier New" w:cs="Courier New"/>
-          <w:color w:val="CF8E6D"/>
-          <w:kern w:val="0"/>
-          <w:sz w:val="20"/>
-          <w:szCs w:val="20"/>
-          <w:lang w:eastAsia="pl-PL"/>
-          <w14:ligatures w14:val="none"/>
-        </w:rPr>
         <w:lastRenderedPageBreak/>
+        <w:br/>
         <w:t xml:space="preserve">                </w:t>
       </w:r>
       <w:r>
@@ -23019,6 +23006,18 @@
           <w14:ligatures w14:val="none"/>
         </w:rPr>
         <w:br/>
+      </w:r>
+      <w:r>
+        <w:rPr>
+          <w:rFonts w:ascii="Courier New" w:eastAsia="Times New Roman" w:hAnsi="Courier New" w:cs="Courier New"/>
+          <w:color w:val="BCBEC4"/>
+          <w:kern w:val="0"/>
+          <w:sz w:val="20"/>
+          <w:szCs w:val="20"/>
+          <w:lang w:eastAsia="pl-PL"/>
+          <w14:ligatures w14:val="none"/>
+        </w:rPr>
+        <w:lastRenderedPageBreak/>
         <w:t xml:space="preserve">                        </w:t>
       </w:r>
       <w:proofErr w:type="spellStart"/>
@@ -23058,18 +23057,6 @@
           <w14:ligatures w14:val="none"/>
         </w:rPr>
         <w:br/>
-      </w:r>
-      <w:r>
-        <w:rPr>
-          <w:rFonts w:ascii="Courier New" w:eastAsia="Times New Roman" w:hAnsi="Courier New" w:cs="Courier New"/>
-          <w:color w:val="BCBEC4"/>
-          <w:kern w:val="0"/>
-          <w:sz w:val="20"/>
-          <w:szCs w:val="20"/>
-          <w:lang w:eastAsia="pl-PL"/>
-          <w14:ligatures w14:val="none"/>
-        </w:rPr>
-        <w:lastRenderedPageBreak/>
         <w:t xml:space="preserve">                        </w:t>
       </w:r>
       <w:proofErr w:type="spellStart"/>
@@ -26703,7 +26690,20 @@
           <w:lang w:val="en-US" w:eastAsia="pl-PL"/>
           <w14:ligatures w14:val="none"/>
         </w:rPr>
-        <w:t>' days'</w:t>
+        <w:t xml:space="preserve">' </w:t>
+      </w:r>
+      <w:r>
+        <w:rPr>
+          <w:rFonts w:ascii="Courier New" w:eastAsia="Times New Roman" w:hAnsi="Courier New" w:cs="Courier New"/>
+          <w:color w:val="6AAB73"/>
+          <w:kern w:val="0"/>
+          <w:sz w:val="20"/>
+          <w:szCs w:val="20"/>
+          <w:lang w:val="en-US" w:eastAsia="pl-PL"/>
+          <w14:ligatures w14:val="none"/>
+        </w:rPr>
+        <w:lastRenderedPageBreak/>
+        <w:t>days'</w:t>
       </w:r>
       <w:r>
         <w:rPr>
@@ -26752,18 +26752,6 @@
           <w14:ligatures w14:val="none"/>
         </w:rPr>
         <w:br/>
-      </w:r>
-      <w:r>
-        <w:rPr>
-          <w:rFonts w:ascii="Courier New" w:eastAsia="Times New Roman" w:hAnsi="Courier New" w:cs="Courier New"/>
-          <w:color w:val="BCBEC4"/>
-          <w:kern w:val="0"/>
-          <w:sz w:val="20"/>
-          <w:szCs w:val="20"/>
-          <w:lang w:val="en-US" w:eastAsia="pl-PL"/>
-          <w14:ligatures w14:val="none"/>
-        </w:rPr>
-        <w:lastRenderedPageBreak/>
         <w:t xml:space="preserve">                               </w:t>
       </w:r>
       <w:r>
@@ -36728,10 +36716,7 @@
         <w:pStyle w:val="Tytu"/>
       </w:pPr>
       <w:r>
-        <w:t>A</w:t>
-      </w:r>
-      <w:r>
-        <w:t>nalityka i optymalizacja</w:t>
+        <w:t>Analityka i optymalizacja</w:t>
       </w:r>
     </w:p>
     <w:p>
@@ -37085,6 +37070,7 @@
       </w:pPr>
       <w:r>
         <w:rPr>
+          <w:noProof/>
           <w:sz w:val="26"/>
           <w:szCs w:val="26"/>
         </w:rPr>
@@ -37186,6 +37172,7 @@
       </w:pPr>
       <w:r>
         <w:rPr>
+          <w:noProof/>
           <w:sz w:val="26"/>
           <w:szCs w:val="26"/>
         </w:rPr>
@@ -37301,6 +37288,7 @@
       <w:r>
         <w:rPr>
           <w:rFonts w:asciiTheme="minorHAnsi" w:hAnsiTheme="minorHAnsi"/>
+          <w:noProof/>
           <w:sz w:val="26"/>
           <w:szCs w:val="26"/>
         </w:rPr>
@@ -37353,6 +37341,7 @@
       <w:r>
         <w:rPr>
           <w:rFonts w:asciiTheme="minorHAnsi" w:hAnsiTheme="minorHAnsi"/>
+          <w:noProof/>
           <w:sz w:val="26"/>
           <w:szCs w:val="26"/>
         </w:rPr>

--- a/dokumentacja.docx
+++ b/dokumentacja.docx
@@ -1339,7 +1339,23 @@
           <w:szCs w:val="26"/>
           <w:lang w:val="en-US"/>
         </w:rPr>
-        <w:t>100,2) NOT NULL</w:t>
+        <w:t>1</w:t>
+      </w:r>
+      <w:r>
+        <w:rPr>
+          <w:sz w:val="26"/>
+          <w:szCs w:val="26"/>
+          <w:lang w:val="en-US"/>
+        </w:rPr>
+        <w:t>5</w:t>
+      </w:r>
+      <w:r>
+        <w:rPr>
+          <w:sz w:val="26"/>
+          <w:szCs w:val="26"/>
+          <w:lang w:val="en-US"/>
+        </w:rPr>
+        <w:t>,2) NOT NULL</w:t>
       </w:r>
     </w:p>
     <w:p>
@@ -2058,7 +2074,21 @@
           <w:sz w:val="26"/>
           <w:szCs w:val="26"/>
         </w:rPr>
-        <w:t>12,2) DEFAULT 0</w:t>
+        <w:t>1</w:t>
+      </w:r>
+      <w:r>
+        <w:rPr>
+          <w:sz w:val="26"/>
+          <w:szCs w:val="26"/>
+        </w:rPr>
+        <w:t>5</w:t>
+      </w:r>
+      <w:r>
+        <w:rPr>
+          <w:sz w:val="26"/>
+          <w:szCs w:val="26"/>
+        </w:rPr>
+        <w:t>,2) DEFAULT 0</w:t>
       </w:r>
     </w:p>
     <w:p>
@@ -2374,7 +2404,23 @@
           <w:szCs w:val="26"/>
           <w:lang w:val="en-US"/>
         </w:rPr>
-        <w:t>100,2) NOT NULL</w:t>
+        <w:t>1</w:t>
+      </w:r>
+      <w:r>
+        <w:rPr>
+          <w:sz w:val="26"/>
+          <w:szCs w:val="26"/>
+          <w:lang w:val="en-US"/>
+        </w:rPr>
+        <w:t>5</w:t>
+      </w:r>
+      <w:r>
+        <w:rPr>
+          <w:sz w:val="26"/>
+          <w:szCs w:val="26"/>
+          <w:lang w:val="en-US"/>
+        </w:rPr>
+        <w:t>,2) NOT NULL</w:t>
       </w:r>
     </w:p>
     <w:p>
@@ -2595,7 +2641,21 @@
           <w:sz w:val="26"/>
           <w:szCs w:val="26"/>
         </w:rPr>
-        <w:t>12,2) NOT NULL</w:t>
+        <w:t>1</w:t>
+      </w:r>
+      <w:r>
+        <w:rPr>
+          <w:sz w:val="26"/>
+          <w:szCs w:val="26"/>
+        </w:rPr>
+        <w:t>5</w:t>
+      </w:r>
+      <w:r>
+        <w:rPr>
+          <w:sz w:val="26"/>
+          <w:szCs w:val="26"/>
+        </w:rPr>
+        <w:t>,2) NOT NULL</w:t>
       </w:r>
     </w:p>
     <w:p>
@@ -2801,7 +2861,21 @@
           <w:sz w:val="26"/>
           <w:szCs w:val="26"/>
         </w:rPr>
-        <w:t>12,2)</w:t>
+        <w:t>1</w:t>
+      </w:r>
+      <w:r>
+        <w:rPr>
+          <w:sz w:val="26"/>
+          <w:szCs w:val="26"/>
+        </w:rPr>
+        <w:t>5</w:t>
+      </w:r>
+      <w:r>
+        <w:rPr>
+          <w:sz w:val="26"/>
+          <w:szCs w:val="26"/>
+        </w:rPr>
+        <w:t>,2)</w:t>
       </w:r>
     </w:p>
     <w:p>
@@ -2890,25 +2964,23 @@
           <w:szCs w:val="26"/>
           <w:lang w:val="en-US"/>
         </w:rPr>
-        <w:t xml:space="preserve"> </w:t>
-      </w:r>
-      <w:proofErr w:type="gramStart"/>
+        <w:t xml:space="preserve"> decimal(1</w:t>
+      </w:r>
       <w:r>
         <w:rPr>
           <w:sz w:val="26"/>
           <w:szCs w:val="26"/>
           <w:lang w:val="en-US"/>
         </w:rPr>
-        <w:t>decimal(</w:t>
-      </w:r>
-      <w:proofErr w:type="gramEnd"/>
+        <w:t>5</w:t>
+      </w:r>
       <w:r>
         <w:rPr>
           <w:sz w:val="26"/>
           <w:szCs w:val="26"/>
           <w:lang w:val="en-US"/>
         </w:rPr>
-        <w:t>100,2) NOT NULL</w:t>
+        <w:t>,2) NOT NULL</w:t>
       </w:r>
     </w:p>
     <w:p>

--- a/dokumentacja.docx
+++ b/dokumentacja.docx
@@ -85,7 +85,27 @@
           <w:sz w:val="44"/>
           <w:szCs w:val="44"/>
         </w:rPr>
-        <w:t>, ich zmienne, i klucze</w:t>
+        <w:t xml:space="preserve">, ich </w:t>
+      </w:r>
+      <w:proofErr w:type="gramStart"/>
+      <w:r>
+        <w:rPr>
+          <w:b/>
+          <w:bCs/>
+          <w:sz w:val="44"/>
+          <w:szCs w:val="44"/>
+        </w:rPr>
+        <w:t>zmienne,</w:t>
+      </w:r>
+      <w:proofErr w:type="gramEnd"/>
+      <w:r>
+        <w:rPr>
+          <w:b/>
+          <w:bCs/>
+          <w:sz w:val="44"/>
+          <w:szCs w:val="44"/>
+        </w:rPr>
+        <w:t xml:space="preserve"> i klucze</w:t>
       </w:r>
     </w:p>
     <w:p>
@@ -105,7 +125,7 @@
     </w:p>
     <w:p>
       <w:pPr>
-        <w:pStyle w:val="ListParagraph"/>
+        <w:pStyle w:val="Akapitzlist"/>
         <w:numPr>
           <w:ilvl w:val="0"/>
           <w:numId w:val="2"/>
@@ -139,7 +159,7 @@
     </w:p>
     <w:p>
       <w:pPr>
-        <w:pStyle w:val="ListParagraph"/>
+        <w:pStyle w:val="Akapitzlist"/>
         <w:numPr>
           <w:ilvl w:val="0"/>
           <w:numId w:val="2"/>
@@ -166,12 +186,30 @@
           <w:szCs w:val="26"/>
           <w:lang w:val="en-US"/>
         </w:rPr>
-        <w:t xml:space="preserve"> varchar(100) NOT NULL</w:t>
+        <w:t xml:space="preserve"> </w:t>
+      </w:r>
+      <w:proofErr w:type="gramStart"/>
+      <w:r>
+        <w:rPr>
+          <w:sz w:val="26"/>
+          <w:szCs w:val="26"/>
+          <w:lang w:val="en-US"/>
+        </w:rPr>
+        <w:t>varchar(</w:t>
+      </w:r>
+      <w:proofErr w:type="gramEnd"/>
+      <w:r>
+        <w:rPr>
+          <w:sz w:val="26"/>
+          <w:szCs w:val="26"/>
+          <w:lang w:val="en-US"/>
+        </w:rPr>
+        <w:t>100) NOT NULL</w:t>
       </w:r>
     </w:p>
     <w:p>
       <w:pPr>
-        <w:pStyle w:val="ListParagraph"/>
+        <w:pStyle w:val="Akapitzlist"/>
         <w:numPr>
           <w:ilvl w:val="0"/>
           <w:numId w:val="2"/>
@@ -211,7 +249,7 @@
     </w:p>
     <w:p>
       <w:pPr>
-        <w:pStyle w:val="ListParagraph"/>
+        <w:pStyle w:val="Akapitzlist"/>
         <w:numPr>
           <w:ilvl w:val="0"/>
           <w:numId w:val="2"/>
@@ -246,12 +284,30 @@
           <w:szCs w:val="26"/>
           <w:lang w:val="en-US"/>
         </w:rPr>
-        <w:t xml:space="preserve"> varchar(6) NOT NULL</w:t>
+        <w:t xml:space="preserve"> </w:t>
+      </w:r>
+      <w:proofErr w:type="gramStart"/>
+      <w:r>
+        <w:rPr>
+          <w:sz w:val="26"/>
+          <w:szCs w:val="26"/>
+          <w:lang w:val="en-US"/>
+        </w:rPr>
+        <w:t>varchar(</w:t>
+      </w:r>
+      <w:proofErr w:type="gramEnd"/>
+      <w:r>
+        <w:rPr>
+          <w:sz w:val="26"/>
+          <w:szCs w:val="26"/>
+          <w:lang w:val="en-US"/>
+        </w:rPr>
+        <w:t>6) NOT NULL</w:t>
       </w:r>
     </w:p>
     <w:p>
       <w:pPr>
-        <w:pStyle w:val="ListParagraph"/>
+        <w:pStyle w:val="Akapitzlist"/>
         <w:numPr>
           <w:ilvl w:val="0"/>
           <w:numId w:val="2"/>
@@ -286,12 +342,30 @@
           <w:szCs w:val="26"/>
           <w:lang w:val="en-US"/>
         </w:rPr>
-        <w:t xml:space="preserve"> varchar(100) NOT NULL</w:t>
+        <w:t xml:space="preserve"> </w:t>
+      </w:r>
+      <w:proofErr w:type="gramStart"/>
+      <w:r>
+        <w:rPr>
+          <w:sz w:val="26"/>
+          <w:szCs w:val="26"/>
+          <w:lang w:val="en-US"/>
+        </w:rPr>
+        <w:t>varchar(</w:t>
+      </w:r>
+      <w:proofErr w:type="gramEnd"/>
+      <w:r>
+        <w:rPr>
+          <w:sz w:val="26"/>
+          <w:szCs w:val="26"/>
+          <w:lang w:val="en-US"/>
+        </w:rPr>
+        <w:t>100) NOT NULL</w:t>
       </w:r>
     </w:p>
     <w:p>
       <w:pPr>
-        <w:pStyle w:val="ListParagraph"/>
+        <w:pStyle w:val="Akapitzlist"/>
         <w:numPr>
           <w:ilvl w:val="0"/>
           <w:numId w:val="2"/>
@@ -326,7 +400,25 @@
           <w:szCs w:val="26"/>
           <w:lang w:val="en-US"/>
         </w:rPr>
-        <w:t xml:space="preserve"> varchar(100) NOT NULL</w:t>
+        <w:t xml:space="preserve"> </w:t>
+      </w:r>
+      <w:proofErr w:type="gramStart"/>
+      <w:r>
+        <w:rPr>
+          <w:sz w:val="26"/>
+          <w:szCs w:val="26"/>
+          <w:lang w:val="en-US"/>
+        </w:rPr>
+        <w:t>varchar(</w:t>
+      </w:r>
+      <w:proofErr w:type="gramEnd"/>
+      <w:r>
+        <w:rPr>
+          <w:sz w:val="26"/>
+          <w:szCs w:val="26"/>
+          <w:lang w:val="en-US"/>
+        </w:rPr>
+        <w:t>100) NOT NULL</w:t>
       </w:r>
     </w:p>
     <w:p>
@@ -365,7 +457,39 @@
           <w:sz w:val="26"/>
           <w:szCs w:val="26"/>
         </w:rPr>
-        <w:t xml:space="preserve"> ~'^[0-9]{2}\-[0-9]{3}'</w:t>
+        <w:t xml:space="preserve"> ~'</w:t>
+      </w:r>
+      <w:proofErr w:type="gramStart"/>
+      <w:r>
+        <w:rPr>
+          <w:sz w:val="26"/>
+          <w:szCs w:val="26"/>
+        </w:rPr>
+        <w:t>^[</w:t>
+      </w:r>
+      <w:proofErr w:type="gramEnd"/>
+      <w:r>
+        <w:rPr>
+          <w:sz w:val="26"/>
+          <w:szCs w:val="26"/>
+        </w:rPr>
+        <w:t>0-9]{</w:t>
+      </w:r>
+      <w:proofErr w:type="gramStart"/>
+      <w:r>
+        <w:rPr>
+          <w:sz w:val="26"/>
+          <w:szCs w:val="26"/>
+        </w:rPr>
+        <w:t>2}\-[</w:t>
+      </w:r>
+      <w:proofErr w:type="gramEnd"/>
+      <w:r>
+        <w:rPr>
+          <w:sz w:val="26"/>
+          <w:szCs w:val="26"/>
+        </w:rPr>
+        <w:t>0-9]{3}'</w:t>
       </w:r>
     </w:p>
     <w:p>
@@ -385,7 +509,7 @@
     </w:p>
     <w:p>
       <w:pPr>
-        <w:pStyle w:val="ListParagraph"/>
+        <w:pStyle w:val="Akapitzlist"/>
         <w:numPr>
           <w:ilvl w:val="0"/>
           <w:numId w:val="3"/>
@@ -419,7 +543,7 @@
     </w:p>
     <w:p>
       <w:pPr>
-        <w:pStyle w:val="ListParagraph"/>
+        <w:pStyle w:val="Akapitzlist"/>
         <w:numPr>
           <w:ilvl w:val="0"/>
           <w:numId w:val="3"/>
@@ -454,12 +578,30 @@
           <w:szCs w:val="26"/>
           <w:lang w:val="en-US"/>
         </w:rPr>
-        <w:t xml:space="preserve"> VARCHAR(50) NOT NULL</w:t>
+        <w:t xml:space="preserve"> </w:t>
+      </w:r>
+      <w:proofErr w:type="gramStart"/>
+      <w:r>
+        <w:rPr>
+          <w:sz w:val="26"/>
+          <w:szCs w:val="26"/>
+          <w:lang w:val="en-US"/>
+        </w:rPr>
+        <w:t>VARCHAR(</w:t>
+      </w:r>
+      <w:proofErr w:type="gramEnd"/>
+      <w:r>
+        <w:rPr>
+          <w:sz w:val="26"/>
+          <w:szCs w:val="26"/>
+          <w:lang w:val="en-US"/>
+        </w:rPr>
+        <w:t>50) NOT NULL</w:t>
       </w:r>
     </w:p>
     <w:p>
       <w:pPr>
-        <w:pStyle w:val="ListParagraph"/>
+        <w:pStyle w:val="Akapitzlist"/>
         <w:numPr>
           <w:ilvl w:val="0"/>
           <w:numId w:val="3"/>
@@ -494,12 +636,30 @@
           <w:szCs w:val="26"/>
           <w:lang w:val="en-US"/>
         </w:rPr>
-        <w:t xml:space="preserve"> VARCHAR(50) NOT NULL</w:t>
+        <w:t xml:space="preserve"> </w:t>
+      </w:r>
+      <w:proofErr w:type="gramStart"/>
+      <w:r>
+        <w:rPr>
+          <w:sz w:val="26"/>
+          <w:szCs w:val="26"/>
+          <w:lang w:val="en-US"/>
+        </w:rPr>
+        <w:t>VARCHAR(</w:t>
+      </w:r>
+      <w:proofErr w:type="gramEnd"/>
+      <w:r>
+        <w:rPr>
+          <w:sz w:val="26"/>
+          <w:szCs w:val="26"/>
+          <w:lang w:val="en-US"/>
+        </w:rPr>
+        <w:t>50) NOT NULL</w:t>
       </w:r>
     </w:p>
     <w:p>
       <w:pPr>
-        <w:pStyle w:val="ListParagraph"/>
+        <w:pStyle w:val="Akapitzlist"/>
         <w:numPr>
           <w:ilvl w:val="0"/>
           <w:numId w:val="3"/>
@@ -557,7 +717,7 @@
     </w:p>
     <w:p>
       <w:pPr>
-        <w:pStyle w:val="ListParagraph"/>
+        <w:pStyle w:val="Akapitzlist"/>
         <w:numPr>
           <w:ilvl w:val="0"/>
           <w:numId w:val="3"/>
@@ -597,7 +757,7 @@
     </w:p>
     <w:p>
       <w:pPr>
-        <w:pStyle w:val="ListParagraph"/>
+        <w:pStyle w:val="Akapitzlist"/>
         <w:numPr>
           <w:ilvl w:val="0"/>
           <w:numId w:val="3"/>
@@ -614,12 +774,30 @@
           <w:szCs w:val="26"/>
           <w:lang w:val="en-US"/>
         </w:rPr>
-        <w:t xml:space="preserve"> email VARCHAR(100)</w:t>
+        <w:t xml:space="preserve"> email </w:t>
+      </w:r>
+      <w:proofErr w:type="gramStart"/>
+      <w:r>
+        <w:rPr>
+          <w:sz w:val="26"/>
+          <w:szCs w:val="26"/>
+          <w:lang w:val="en-US"/>
+        </w:rPr>
+        <w:t>VARCHAR(</w:t>
+      </w:r>
+      <w:proofErr w:type="gramEnd"/>
+      <w:r>
+        <w:rPr>
+          <w:sz w:val="26"/>
+          <w:szCs w:val="26"/>
+          <w:lang w:val="en-US"/>
+        </w:rPr>
+        <w:t>100)</w:t>
       </w:r>
     </w:p>
     <w:p>
       <w:pPr>
-        <w:pStyle w:val="ListParagraph"/>
+        <w:pStyle w:val="Akapitzlist"/>
         <w:numPr>
           <w:ilvl w:val="0"/>
           <w:numId w:val="3"/>
@@ -654,12 +832,30 @@
           <w:szCs w:val="26"/>
           <w:lang w:val="en-US"/>
         </w:rPr>
-        <w:t xml:space="preserve"> varchar(12) UNIQUE NOT NULL</w:t>
+        <w:t xml:space="preserve"> </w:t>
+      </w:r>
+      <w:proofErr w:type="gramStart"/>
+      <w:r>
+        <w:rPr>
+          <w:sz w:val="26"/>
+          <w:szCs w:val="26"/>
+          <w:lang w:val="en-US"/>
+        </w:rPr>
+        <w:t>varchar(</w:t>
+      </w:r>
+      <w:proofErr w:type="gramEnd"/>
+      <w:r>
+        <w:rPr>
+          <w:sz w:val="26"/>
+          <w:szCs w:val="26"/>
+          <w:lang w:val="en-US"/>
+        </w:rPr>
+        <w:t>12) UNIQUE NOT NULL</w:t>
       </w:r>
     </w:p>
     <w:p>
       <w:pPr>
-        <w:pStyle w:val="ListParagraph"/>
+        <w:pStyle w:val="Akapitzlist"/>
         <w:numPr>
           <w:ilvl w:val="0"/>
           <w:numId w:val="3"/>
@@ -699,7 +895,7 @@
     </w:p>
     <w:p>
       <w:pPr>
-        <w:pStyle w:val="ListParagraph"/>
+        <w:pStyle w:val="Akapitzlist"/>
         <w:numPr>
           <w:ilvl w:val="0"/>
           <w:numId w:val="3"/>
@@ -771,7 +967,55 @@
           <w:sz w:val="26"/>
           <w:szCs w:val="26"/>
         </w:rPr>
-        <w:t>CHECK (email ~ '.*@{1}.*\.{1}.*')</w:t>
+        <w:t xml:space="preserve">CHECK (email ~ </w:t>
+      </w:r>
+      <w:proofErr w:type="gramStart"/>
+      <w:r>
+        <w:rPr>
+          <w:sz w:val="26"/>
+          <w:szCs w:val="26"/>
+        </w:rPr>
+        <w:t>'.*@{</w:t>
+      </w:r>
+      <w:proofErr w:type="gramEnd"/>
+      <w:r>
+        <w:rPr>
+          <w:sz w:val="26"/>
+          <w:szCs w:val="26"/>
+        </w:rPr>
+        <w:t>1</w:t>
+      </w:r>
+      <w:proofErr w:type="gramStart"/>
+      <w:r>
+        <w:rPr>
+          <w:sz w:val="26"/>
+          <w:szCs w:val="26"/>
+        </w:rPr>
+        <w:t>}.*</w:t>
+      </w:r>
+      <w:proofErr w:type="gramEnd"/>
+      <w:r>
+        <w:rPr>
+          <w:sz w:val="26"/>
+          <w:szCs w:val="26"/>
+        </w:rPr>
+        <w:t>\.{1</w:t>
+      </w:r>
+      <w:proofErr w:type="gramStart"/>
+      <w:r>
+        <w:rPr>
+          <w:sz w:val="26"/>
+          <w:szCs w:val="26"/>
+        </w:rPr>
+        <w:t>}.*</w:t>
+      </w:r>
+      <w:proofErr w:type="gramEnd"/>
+      <w:r>
+        <w:rPr>
+          <w:sz w:val="26"/>
+          <w:szCs w:val="26"/>
+        </w:rPr>
+        <w:t>')</w:t>
       </w:r>
       <w:r>
         <w:rPr>
@@ -801,7 +1045,55 @@
           <w:sz w:val="26"/>
           <w:szCs w:val="26"/>
         </w:rPr>
-        <w:t>CHECK (telefon ~'^\+[0-9]{10,12}$')</w:t>
+        <w:t>CHECK (telefon ~'^\</w:t>
+      </w:r>
+      <w:proofErr w:type="gramStart"/>
+      <w:r>
+        <w:rPr>
+          <w:sz w:val="26"/>
+          <w:szCs w:val="26"/>
+        </w:rPr>
+        <w:t>+[</w:t>
+      </w:r>
+      <w:proofErr w:type="gramEnd"/>
+      <w:r>
+        <w:rPr>
+          <w:sz w:val="26"/>
+          <w:szCs w:val="26"/>
+        </w:rPr>
+        <w:t>0-</w:t>
+      </w:r>
+      <w:proofErr w:type="gramStart"/>
+      <w:r>
+        <w:rPr>
+          <w:sz w:val="26"/>
+          <w:szCs w:val="26"/>
+        </w:rPr>
+        <w:t>9]{</w:t>
+      </w:r>
+      <w:proofErr w:type="gramEnd"/>
+      <w:r>
+        <w:rPr>
+          <w:sz w:val="26"/>
+          <w:szCs w:val="26"/>
+        </w:rPr>
+        <w:t>10,</w:t>
+      </w:r>
+      <w:proofErr w:type="gramStart"/>
+      <w:r>
+        <w:rPr>
+          <w:sz w:val="26"/>
+          <w:szCs w:val="26"/>
+        </w:rPr>
+        <w:t>12}$</w:t>
+      </w:r>
+      <w:proofErr w:type="gramEnd"/>
+      <w:r>
+        <w:rPr>
+          <w:sz w:val="26"/>
+          <w:szCs w:val="26"/>
+        </w:rPr>
+        <w:t>')</w:t>
       </w:r>
     </w:p>
     <w:p>
@@ -835,7 +1127,7 @@
     </w:p>
     <w:p>
       <w:pPr>
-        <w:pStyle w:val="ListParagraph"/>
+        <w:pStyle w:val="Akapitzlist"/>
         <w:numPr>
           <w:ilvl w:val="0"/>
           <w:numId w:val="4"/>
@@ -870,7 +1162,7 @@
     </w:p>
     <w:p>
       <w:pPr>
-        <w:pStyle w:val="ListParagraph"/>
+        <w:pStyle w:val="Akapitzlist"/>
         <w:numPr>
           <w:ilvl w:val="0"/>
           <w:numId w:val="4"/>
@@ -905,7 +1197,25 @@
           <w:szCs w:val="26"/>
           <w:lang w:val="en-US"/>
         </w:rPr>
-        <w:t xml:space="preserve"> varchar(50) DEFAULT '</w:t>
+        <w:t xml:space="preserve"> </w:t>
+      </w:r>
+      <w:proofErr w:type="gramStart"/>
+      <w:r>
+        <w:rPr>
+          <w:sz w:val="26"/>
+          <w:szCs w:val="26"/>
+          <w:lang w:val="en-US"/>
+        </w:rPr>
+        <w:t>varchar(</w:t>
+      </w:r>
+      <w:proofErr w:type="gramEnd"/>
+      <w:r>
+        <w:rPr>
+          <w:sz w:val="26"/>
+          <w:szCs w:val="26"/>
+          <w:lang w:val="en-US"/>
+        </w:rPr>
+        <w:t>50) DEFAULT '</w:t>
       </w:r>
       <w:proofErr w:type="spellStart"/>
       <w:r>
@@ -928,7 +1238,7 @@
     </w:p>
     <w:p>
       <w:pPr>
-        <w:pStyle w:val="ListParagraph"/>
+        <w:pStyle w:val="Akapitzlist"/>
         <w:numPr>
           <w:ilvl w:val="0"/>
           <w:numId w:val="4"/>
@@ -963,7 +1273,25 @@
           <w:szCs w:val="26"/>
           <w:lang w:val="en-US"/>
         </w:rPr>
-        <w:t xml:space="preserve"> decimal(1</w:t>
+        <w:t xml:space="preserve"> </w:t>
+      </w:r>
+      <w:proofErr w:type="gramStart"/>
+      <w:r>
+        <w:rPr>
+          <w:sz w:val="26"/>
+          <w:szCs w:val="26"/>
+          <w:lang w:val="en-US"/>
+        </w:rPr>
+        <w:t>decimal(</w:t>
+      </w:r>
+      <w:proofErr w:type="gramEnd"/>
+      <w:r>
+        <w:rPr>
+          <w:sz w:val="26"/>
+          <w:szCs w:val="26"/>
+          <w:lang w:val="en-US"/>
+        </w:rPr>
+        <w:t>1</w:t>
       </w:r>
       <w:r>
         <w:rPr>
@@ -984,7 +1312,7 @@
     </w:p>
     <w:p>
       <w:pPr>
-        <w:pStyle w:val="ListParagraph"/>
+        <w:pStyle w:val="Akapitzlist"/>
         <w:numPr>
           <w:ilvl w:val="0"/>
           <w:numId w:val="4"/>
@@ -1019,12 +1347,30 @@
           <w:szCs w:val="26"/>
           <w:lang w:val="en-US"/>
         </w:rPr>
-        <w:t xml:space="preserve"> varchar(4) NOT NULL DEFAULT 'ZŁ'</w:t>
+        <w:t xml:space="preserve"> </w:t>
+      </w:r>
+      <w:proofErr w:type="gramStart"/>
+      <w:r>
+        <w:rPr>
+          <w:sz w:val="26"/>
+          <w:szCs w:val="26"/>
+          <w:lang w:val="en-US"/>
+        </w:rPr>
+        <w:t>varchar(</w:t>
+      </w:r>
+      <w:proofErr w:type="gramEnd"/>
+      <w:r>
+        <w:rPr>
+          <w:sz w:val="26"/>
+          <w:szCs w:val="26"/>
+          <w:lang w:val="en-US"/>
+        </w:rPr>
+        <w:t>4) NOT NULL DEFAULT 'ZŁ'</w:t>
       </w:r>
     </w:p>
     <w:p>
       <w:pPr>
-        <w:pStyle w:val="ListParagraph"/>
+        <w:pStyle w:val="Akapitzlist"/>
         <w:numPr>
           <w:ilvl w:val="0"/>
           <w:numId w:val="4"/>
@@ -1064,7 +1410,7 @@
     </w:p>
     <w:p>
       <w:pPr>
-        <w:pStyle w:val="ListParagraph"/>
+        <w:pStyle w:val="Akapitzlist"/>
         <w:numPr>
           <w:ilvl w:val="0"/>
           <w:numId w:val="4"/>
@@ -1139,7 +1485,7 @@
     </w:p>
     <w:p>
       <w:pPr>
-        <w:pStyle w:val="ListParagraph"/>
+        <w:pStyle w:val="Akapitzlist"/>
         <w:numPr>
           <w:ilvl w:val="0"/>
           <w:numId w:val="5"/>
@@ -1173,7 +1519,7 @@
     </w:p>
     <w:p>
       <w:pPr>
-        <w:pStyle w:val="ListParagraph"/>
+        <w:pStyle w:val="Akapitzlist"/>
         <w:numPr>
           <w:ilvl w:val="0"/>
           <w:numId w:val="5"/>
@@ -1231,7 +1577,7 @@
     </w:p>
     <w:p>
       <w:pPr>
-        <w:pStyle w:val="ListParagraph"/>
+        <w:pStyle w:val="Akapitzlist"/>
         <w:numPr>
           <w:ilvl w:val="0"/>
           <w:numId w:val="5"/>
@@ -1271,7 +1617,7 @@
     </w:p>
     <w:p>
       <w:pPr>
-        <w:pStyle w:val="ListParagraph"/>
+        <w:pStyle w:val="Akapitzlist"/>
         <w:numPr>
           <w:ilvl w:val="0"/>
           <w:numId w:val="5"/>
@@ -1311,7 +1657,7 @@
     </w:p>
     <w:p>
       <w:pPr>
-        <w:pStyle w:val="ListParagraph"/>
+        <w:pStyle w:val="Akapitzlist"/>
         <w:numPr>
           <w:ilvl w:val="0"/>
           <w:numId w:val="5"/>
@@ -1356,7 +1702,7 @@
     </w:p>
     <w:p>
       <w:pPr>
-        <w:pStyle w:val="ListParagraph"/>
+        <w:pStyle w:val="Akapitzlist"/>
         <w:numPr>
           <w:ilvl w:val="0"/>
           <w:numId w:val="5"/>
@@ -1485,6 +1831,7 @@
         </w:rPr>
         <w:t xml:space="preserve">: </w:t>
       </w:r>
+      <w:proofErr w:type="gramStart"/>
       <w:r>
         <w:rPr>
           <w:sz w:val="26"/>
@@ -1493,6 +1840,7 @@
         <w:t>CHECK(</w:t>
       </w:r>
       <w:proofErr w:type="spellStart"/>
+      <w:proofErr w:type="gramEnd"/>
       <w:r>
         <w:rPr>
           <w:sz w:val="26"/>
@@ -1526,7 +1874,7 @@
     </w:p>
     <w:p>
       <w:pPr>
-        <w:pStyle w:val="ListParagraph"/>
+        <w:pStyle w:val="Akapitzlist"/>
         <w:numPr>
           <w:ilvl w:val="0"/>
           <w:numId w:val="6"/>
@@ -1560,7 +1908,7 @@
     </w:p>
     <w:p>
       <w:pPr>
-        <w:pStyle w:val="ListParagraph"/>
+        <w:pStyle w:val="Akapitzlist"/>
         <w:numPr>
           <w:ilvl w:val="0"/>
           <w:numId w:val="6"/>
@@ -1595,6 +1943,7 @@
         <w:t xml:space="preserve"> </w:t>
       </w:r>
       <w:proofErr w:type="spellStart"/>
+      <w:proofErr w:type="gramStart"/>
       <w:r>
         <w:rPr>
           <w:sz w:val="26"/>
@@ -1608,12 +1957,20 @@
           <w:sz w:val="26"/>
           <w:szCs w:val="26"/>
         </w:rPr>
-        <w:t>(12,2)</w:t>
+        <w:t>(</w:t>
+      </w:r>
+      <w:proofErr w:type="gramEnd"/>
+      <w:r>
+        <w:rPr>
+          <w:sz w:val="26"/>
+          <w:szCs w:val="26"/>
+        </w:rPr>
+        <w:t>12,2)</w:t>
       </w:r>
     </w:p>
     <w:p>
       <w:pPr>
-        <w:pStyle w:val="ListParagraph"/>
+        <w:pStyle w:val="Akapitzlist"/>
         <w:numPr>
           <w:ilvl w:val="0"/>
           <w:numId w:val="6"/>
@@ -1647,6 +2004,7 @@
         <w:t xml:space="preserve"> </w:t>
       </w:r>
       <w:proofErr w:type="spellStart"/>
+      <w:proofErr w:type="gramStart"/>
       <w:r>
         <w:rPr>
           <w:sz w:val="26"/>
@@ -1660,7 +2018,15 @@
           <w:sz w:val="26"/>
           <w:szCs w:val="26"/>
         </w:rPr>
-        <w:t>(1</w:t>
+        <w:t>(</w:t>
+      </w:r>
+      <w:proofErr w:type="gramEnd"/>
+      <w:r>
+        <w:rPr>
+          <w:sz w:val="26"/>
+          <w:szCs w:val="26"/>
+        </w:rPr>
+        <w:t>1</w:t>
       </w:r>
       <w:r>
         <w:rPr>
@@ -1679,7 +2045,7 @@
     </w:p>
     <w:p>
       <w:pPr>
-        <w:pStyle w:val="ListParagraph"/>
+        <w:pStyle w:val="Akapitzlist"/>
         <w:numPr>
           <w:ilvl w:val="0"/>
           <w:numId w:val="6"/>
@@ -1697,6 +2063,7 @@
         <w:t xml:space="preserve"> oprocentowanie </w:t>
       </w:r>
       <w:proofErr w:type="spellStart"/>
+      <w:proofErr w:type="gramStart"/>
       <w:r>
         <w:rPr>
           <w:sz w:val="26"/>
@@ -1710,12 +2077,20 @@
           <w:sz w:val="26"/>
           <w:szCs w:val="26"/>
         </w:rPr>
-        <w:t>(6,4) NOT NULL</w:t>
+        <w:t>(</w:t>
+      </w:r>
+      <w:proofErr w:type="gramEnd"/>
+      <w:r>
+        <w:rPr>
+          <w:sz w:val="26"/>
+          <w:szCs w:val="26"/>
+        </w:rPr>
+        <w:t>6,4) NOT NULL</w:t>
       </w:r>
     </w:p>
     <w:p>
       <w:pPr>
-        <w:pStyle w:val="ListParagraph"/>
+        <w:pStyle w:val="Akapitzlist"/>
         <w:numPr>
           <w:ilvl w:val="0"/>
           <w:numId w:val="6"/>
@@ -1755,7 +2130,7 @@
     </w:p>
     <w:p>
       <w:pPr>
-        <w:pStyle w:val="ListParagraph"/>
+        <w:pStyle w:val="Akapitzlist"/>
         <w:numPr>
           <w:ilvl w:val="0"/>
           <w:numId w:val="6"/>
@@ -1840,7 +2215,7 @@
     </w:p>
     <w:p>
       <w:pPr>
-        <w:pStyle w:val="ListParagraph"/>
+        <w:pStyle w:val="Akapitzlist"/>
         <w:numPr>
           <w:ilvl w:val="0"/>
           <w:numId w:val="7"/>
@@ -1872,7 +2247,7 @@
     </w:p>
     <w:p>
       <w:pPr>
-        <w:pStyle w:val="ListParagraph"/>
+        <w:pStyle w:val="Akapitzlist"/>
         <w:numPr>
           <w:ilvl w:val="0"/>
           <w:numId w:val="7"/>
@@ -1904,7 +2279,7 @@
     </w:p>
     <w:p>
       <w:pPr>
-        <w:pStyle w:val="ListParagraph"/>
+        <w:pStyle w:val="Akapitzlist"/>
         <w:numPr>
           <w:ilvl w:val="0"/>
           <w:numId w:val="7"/>
@@ -1936,7 +2311,7 @@
     </w:p>
     <w:p>
       <w:pPr>
-        <w:pStyle w:val="ListParagraph"/>
+        <w:pStyle w:val="Akapitzlist"/>
         <w:numPr>
           <w:ilvl w:val="0"/>
           <w:numId w:val="7"/>
@@ -1963,7 +2338,25 @@
           <w:szCs w:val="26"/>
           <w:lang w:val="en-US"/>
         </w:rPr>
-        <w:t xml:space="preserve"> decimal(1</w:t>
+        <w:t xml:space="preserve"> </w:t>
+      </w:r>
+      <w:proofErr w:type="gramStart"/>
+      <w:r>
+        <w:rPr>
+          <w:sz w:val="26"/>
+          <w:szCs w:val="26"/>
+          <w:lang w:val="en-US"/>
+        </w:rPr>
+        <w:t>decimal(</w:t>
+      </w:r>
+      <w:proofErr w:type="gramEnd"/>
+      <w:r>
+        <w:rPr>
+          <w:sz w:val="26"/>
+          <w:szCs w:val="26"/>
+          <w:lang w:val="en-US"/>
+        </w:rPr>
+        <w:t>1</w:t>
       </w:r>
       <w:r>
         <w:rPr>
@@ -1984,7 +2377,7 @@
     </w:p>
     <w:p>
       <w:pPr>
-        <w:pStyle w:val="ListParagraph"/>
+        <w:pStyle w:val="Akapitzlist"/>
         <w:numPr>
           <w:ilvl w:val="0"/>
           <w:numId w:val="7"/>
@@ -2024,7 +2417,7 @@
     </w:p>
     <w:p>
       <w:pPr>
-        <w:pStyle w:val="ListParagraph"/>
+        <w:pStyle w:val="Akapitzlist"/>
         <w:numPr>
           <w:ilvl w:val="0"/>
           <w:numId w:val="7"/>
@@ -2118,7 +2511,7 @@
     </w:p>
     <w:p>
       <w:pPr>
-        <w:pStyle w:val="ListParagraph"/>
+        <w:pStyle w:val="Akapitzlist"/>
         <w:numPr>
           <w:ilvl w:val="0"/>
           <w:numId w:val="8"/>
@@ -2153,7 +2546,7 @@
     </w:p>
     <w:p>
       <w:pPr>
-        <w:pStyle w:val="ListParagraph"/>
+        <w:pStyle w:val="Akapitzlist"/>
         <w:numPr>
           <w:ilvl w:val="0"/>
           <w:numId w:val="8"/>
@@ -2184,7 +2577,23 @@
           <w:sz w:val="26"/>
           <w:szCs w:val="26"/>
         </w:rPr>
-        <w:t xml:space="preserve"> DECIMAL(1</w:t>
+        <w:t xml:space="preserve"> </w:t>
+      </w:r>
+      <w:proofErr w:type="gramStart"/>
+      <w:r>
+        <w:rPr>
+          <w:sz w:val="26"/>
+          <w:szCs w:val="26"/>
+        </w:rPr>
+        <w:t>DECIMAL(</w:t>
+      </w:r>
+      <w:proofErr w:type="gramEnd"/>
+      <w:r>
+        <w:rPr>
+          <w:sz w:val="26"/>
+          <w:szCs w:val="26"/>
+        </w:rPr>
+        <w:t>1</w:t>
       </w:r>
       <w:r>
         <w:rPr>
@@ -2203,7 +2612,7 @@
     </w:p>
     <w:p>
       <w:pPr>
-        <w:pStyle w:val="ListParagraph"/>
+        <w:pStyle w:val="Akapitzlist"/>
         <w:numPr>
           <w:ilvl w:val="0"/>
           <w:numId w:val="8"/>
@@ -2218,12 +2627,28 @@
           <w:sz w:val="26"/>
           <w:szCs w:val="26"/>
         </w:rPr>
-        <w:t xml:space="preserve"> oprocentowanie DECIMAL(5,4) NOT NULL</w:t>
+        <w:t xml:space="preserve"> oprocentowanie </w:t>
+      </w:r>
+      <w:proofErr w:type="gramStart"/>
+      <w:r>
+        <w:rPr>
+          <w:sz w:val="26"/>
+          <w:szCs w:val="26"/>
+        </w:rPr>
+        <w:t>DECIMAL(</w:t>
+      </w:r>
+      <w:proofErr w:type="gramEnd"/>
+      <w:r>
+        <w:rPr>
+          <w:sz w:val="26"/>
+          <w:szCs w:val="26"/>
+        </w:rPr>
+        <w:t>5,4) NOT NULL</w:t>
       </w:r>
     </w:p>
     <w:p>
       <w:pPr>
-        <w:pStyle w:val="ListParagraph"/>
+        <w:pStyle w:val="Akapitzlist"/>
         <w:numPr>
           <w:ilvl w:val="0"/>
           <w:numId w:val="8"/>
@@ -2263,7 +2688,7 @@
     </w:p>
     <w:p>
       <w:pPr>
-        <w:pStyle w:val="ListParagraph"/>
+        <w:pStyle w:val="Akapitzlist"/>
         <w:numPr>
           <w:ilvl w:val="0"/>
           <w:numId w:val="8"/>
@@ -2300,7 +2725,7 @@
     </w:p>
     <w:p>
       <w:pPr>
-        <w:pStyle w:val="ListParagraph"/>
+        <w:pStyle w:val="Akapitzlist"/>
         <w:numPr>
           <w:ilvl w:val="0"/>
           <w:numId w:val="8"/>
@@ -2340,7 +2765,7 @@
     </w:p>
     <w:p>
       <w:pPr>
-        <w:pStyle w:val="ListParagraph"/>
+        <w:pStyle w:val="Akapitzlist"/>
         <w:numPr>
           <w:ilvl w:val="0"/>
           <w:numId w:val="8"/>
@@ -2372,7 +2797,23 @@
           <w:sz w:val="26"/>
           <w:szCs w:val="26"/>
         </w:rPr>
-        <w:t xml:space="preserve"> DECIMAL(1</w:t>
+        <w:t xml:space="preserve"> </w:t>
+      </w:r>
+      <w:proofErr w:type="gramStart"/>
+      <w:r>
+        <w:rPr>
+          <w:sz w:val="26"/>
+          <w:szCs w:val="26"/>
+        </w:rPr>
+        <w:t>DECIMAL(</w:t>
+      </w:r>
+      <w:proofErr w:type="gramEnd"/>
+      <w:r>
+        <w:rPr>
+          <w:sz w:val="26"/>
+          <w:szCs w:val="26"/>
+        </w:rPr>
+        <w:t>1</w:t>
       </w:r>
       <w:r>
         <w:rPr>
@@ -2406,7 +2847,7 @@
     </w:p>
     <w:p>
       <w:pPr>
-        <w:pStyle w:val="ListParagraph"/>
+        <w:pStyle w:val="Akapitzlist"/>
         <w:numPr>
           <w:ilvl w:val="0"/>
           <w:numId w:val="9"/>
@@ -2440,7 +2881,7 @@
     </w:p>
     <w:p>
       <w:pPr>
-        <w:pStyle w:val="ListParagraph"/>
+        <w:pStyle w:val="Akapitzlist"/>
         <w:numPr>
           <w:ilvl w:val="0"/>
           <w:numId w:val="9"/>
@@ -2475,7 +2916,25 @@
           <w:szCs w:val="26"/>
           <w:lang w:val="en-US"/>
         </w:rPr>
-        <w:t xml:space="preserve"> decimal(1</w:t>
+        <w:t xml:space="preserve"> </w:t>
+      </w:r>
+      <w:proofErr w:type="gramStart"/>
+      <w:r>
+        <w:rPr>
+          <w:sz w:val="26"/>
+          <w:szCs w:val="26"/>
+          <w:lang w:val="en-US"/>
+        </w:rPr>
+        <w:t>decimal(</w:t>
+      </w:r>
+      <w:proofErr w:type="gramEnd"/>
+      <w:r>
+        <w:rPr>
+          <w:sz w:val="26"/>
+          <w:szCs w:val="26"/>
+          <w:lang w:val="en-US"/>
+        </w:rPr>
+        <w:t>1</w:t>
       </w:r>
       <w:r>
         <w:rPr>
@@ -2496,7 +2955,7 @@
     </w:p>
     <w:p>
       <w:pPr>
-        <w:pStyle w:val="ListParagraph"/>
+        <w:pStyle w:val="Akapitzlist"/>
         <w:numPr>
           <w:ilvl w:val="0"/>
           <w:numId w:val="9"/>
@@ -2536,7 +2995,7 @@
     </w:p>
     <w:p>
       <w:pPr>
-        <w:pStyle w:val="ListParagraph"/>
+        <w:pStyle w:val="Akapitzlist"/>
         <w:numPr>
           <w:ilvl w:val="0"/>
           <w:numId w:val="9"/>
@@ -2571,12 +3030,30 @@
           <w:szCs w:val="26"/>
           <w:lang w:val="en-US"/>
         </w:rPr>
-        <w:t xml:space="preserve"> varchar(100) NOT NULL</w:t>
+        <w:t xml:space="preserve"> </w:t>
+      </w:r>
+      <w:proofErr w:type="gramStart"/>
+      <w:r>
+        <w:rPr>
+          <w:sz w:val="26"/>
+          <w:szCs w:val="26"/>
+          <w:lang w:val="en-US"/>
+        </w:rPr>
+        <w:t>varchar(</w:t>
+      </w:r>
+      <w:proofErr w:type="gramEnd"/>
+      <w:r>
+        <w:rPr>
+          <w:sz w:val="26"/>
+          <w:szCs w:val="26"/>
+          <w:lang w:val="en-US"/>
+        </w:rPr>
+        <w:t>100) NOT NULL</w:t>
       </w:r>
     </w:p>
     <w:p>
       <w:pPr>
-        <w:pStyle w:val="ListParagraph"/>
+        <w:pStyle w:val="Akapitzlist"/>
         <w:numPr>
           <w:ilvl w:val="0"/>
           <w:numId w:val="9"/>
@@ -2612,7 +3089,7 @@
     </w:p>
     <w:p>
       <w:pPr>
-        <w:pStyle w:val="ListParagraph"/>
+        <w:pStyle w:val="Akapitzlist"/>
         <w:numPr>
           <w:ilvl w:val="0"/>
           <w:numId w:val="9"/>
@@ -2648,7 +3125,7 @@
     </w:p>
     <w:p>
       <w:pPr>
-        <w:pStyle w:val="ListParagraph"/>
+        <w:pStyle w:val="Akapitzlist"/>
         <w:numPr>
           <w:ilvl w:val="0"/>
           <w:numId w:val="9"/>
@@ -2682,7 +3159,25 @@
           <w:szCs w:val="26"/>
           <w:lang w:val="en-US"/>
         </w:rPr>
-        <w:t xml:space="preserve"> varchar(30) NOT NULL</w:t>
+        <w:t xml:space="preserve"> </w:t>
+      </w:r>
+      <w:proofErr w:type="gramStart"/>
+      <w:r>
+        <w:rPr>
+          <w:sz w:val="26"/>
+          <w:szCs w:val="26"/>
+          <w:lang w:val="en-US"/>
+        </w:rPr>
+        <w:t>varchar(</w:t>
+      </w:r>
+      <w:proofErr w:type="gramEnd"/>
+      <w:r>
+        <w:rPr>
+          <w:sz w:val="26"/>
+          <w:szCs w:val="26"/>
+          <w:lang w:val="en-US"/>
+        </w:rPr>
+        <w:t>30) NOT NULL</w:t>
       </w:r>
     </w:p>
     <w:p>
@@ -2711,7 +3206,7 @@
     </w:p>
     <w:p>
       <w:pPr>
-        <w:pStyle w:val="ListParagraph"/>
+        <w:pStyle w:val="Akapitzlist"/>
         <w:numPr>
           <w:ilvl w:val="0"/>
           <w:numId w:val="10"/>
@@ -2737,12 +3232,28 @@
           <w:sz w:val="26"/>
           <w:szCs w:val="26"/>
         </w:rPr>
-        <w:t xml:space="preserve"> VARCHAR(10) PRIMARY KEY</w:t>
+        <w:t xml:space="preserve"> </w:t>
+      </w:r>
+      <w:proofErr w:type="gramStart"/>
+      <w:r>
+        <w:rPr>
+          <w:sz w:val="26"/>
+          <w:szCs w:val="26"/>
+        </w:rPr>
+        <w:t>VARCHAR(</w:t>
+      </w:r>
+      <w:proofErr w:type="gramEnd"/>
+      <w:r>
+        <w:rPr>
+          <w:sz w:val="26"/>
+          <w:szCs w:val="26"/>
+        </w:rPr>
+        <w:t>10) PRIMARY KEY</w:t>
       </w:r>
     </w:p>
     <w:p>
       <w:pPr>
-        <w:pStyle w:val="ListParagraph"/>
+        <w:pStyle w:val="Akapitzlist"/>
         <w:numPr>
           <w:ilvl w:val="0"/>
           <w:numId w:val="10"/>
@@ -2777,7 +3288,25 @@
           <w:szCs w:val="26"/>
           <w:lang w:val="en-US"/>
         </w:rPr>
-        <w:t xml:space="preserve"> VARCHAR(50) NOT NULL</w:t>
+        <w:t xml:space="preserve"> </w:t>
+      </w:r>
+      <w:proofErr w:type="gramStart"/>
+      <w:r>
+        <w:rPr>
+          <w:sz w:val="26"/>
+          <w:szCs w:val="26"/>
+          <w:lang w:val="en-US"/>
+        </w:rPr>
+        <w:t>VARCHAR(</w:t>
+      </w:r>
+      <w:proofErr w:type="gramEnd"/>
+      <w:r>
+        <w:rPr>
+          <w:sz w:val="26"/>
+          <w:szCs w:val="26"/>
+          <w:lang w:val="en-US"/>
+        </w:rPr>
+        <w:t>50) NOT NULL</w:t>
       </w:r>
     </w:p>
     <w:p>
@@ -2835,7 +3364,7 @@
     </w:p>
     <w:p>
       <w:pPr>
-        <w:pStyle w:val="ListParagraph"/>
+        <w:pStyle w:val="Akapitzlist"/>
         <w:numPr>
           <w:ilvl w:val="0"/>
           <w:numId w:val="11"/>
@@ -2869,7 +3398,7 @@
     </w:p>
     <w:p>
       <w:pPr>
-        <w:pStyle w:val="ListParagraph"/>
+        <w:pStyle w:val="Akapitzlist"/>
         <w:numPr>
           <w:ilvl w:val="0"/>
           <w:numId w:val="11"/>
@@ -2909,7 +3438,7 @@
     </w:p>
     <w:p>
       <w:pPr>
-        <w:pStyle w:val="ListParagraph"/>
+        <w:pStyle w:val="Akapitzlist"/>
         <w:numPr>
           <w:ilvl w:val="0"/>
           <w:numId w:val="11"/>
@@ -2944,12 +3473,30 @@
           <w:szCs w:val="26"/>
           <w:lang w:val="en-US"/>
         </w:rPr>
-        <w:t xml:space="preserve"> VARCHAR(50)</w:t>
+        <w:t xml:space="preserve"> </w:t>
+      </w:r>
+      <w:proofErr w:type="gramStart"/>
+      <w:r>
+        <w:rPr>
+          <w:sz w:val="26"/>
+          <w:szCs w:val="26"/>
+          <w:lang w:val="en-US"/>
+        </w:rPr>
+        <w:t>VARCHAR(</w:t>
+      </w:r>
+      <w:proofErr w:type="gramEnd"/>
+      <w:r>
+        <w:rPr>
+          <w:sz w:val="26"/>
+          <w:szCs w:val="26"/>
+          <w:lang w:val="en-US"/>
+        </w:rPr>
+        <w:t>50)</w:t>
       </w:r>
     </w:p>
     <w:p>
       <w:pPr>
-        <w:pStyle w:val="ListParagraph"/>
+        <w:pStyle w:val="Akapitzlist"/>
         <w:numPr>
           <w:ilvl w:val="0"/>
           <w:numId w:val="11"/>
@@ -2984,7 +3531,25 @@
           <w:szCs w:val="26"/>
           <w:lang w:val="en-US"/>
         </w:rPr>
-        <w:t xml:space="preserve"> VARCHAR(50</w:t>
+        <w:t xml:space="preserve"> </w:t>
+      </w:r>
+      <w:proofErr w:type="gramStart"/>
+      <w:r>
+        <w:rPr>
+          <w:sz w:val="26"/>
+          <w:szCs w:val="26"/>
+          <w:lang w:val="en-US"/>
+        </w:rPr>
+        <w:t>VARCHAR(</w:t>
+      </w:r>
+      <w:proofErr w:type="gramEnd"/>
+      <w:r>
+        <w:rPr>
+          <w:sz w:val="26"/>
+          <w:szCs w:val="26"/>
+          <w:lang w:val="en-US"/>
+        </w:rPr>
+        <w:t>50</w:t>
       </w:r>
       <w:r>
         <w:rPr>
@@ -2997,7 +3562,7 @@
     </w:p>
     <w:p>
       <w:pPr>
-        <w:pStyle w:val="ListParagraph"/>
+        <w:pStyle w:val="Akapitzlist"/>
         <w:numPr>
           <w:ilvl w:val="0"/>
           <w:numId w:val="11"/>
@@ -3037,7 +3602,7 @@
     </w:p>
     <w:p>
       <w:pPr>
-        <w:pStyle w:val="ListParagraph"/>
+        <w:pStyle w:val="Akapitzlist"/>
         <w:numPr>
           <w:ilvl w:val="0"/>
           <w:numId w:val="11"/>
@@ -3130,7 +3695,7 @@
     </w:p>
     <w:p>
       <w:pPr>
-        <w:pStyle w:val="ListParagraph"/>
+        <w:pStyle w:val="Akapitzlist"/>
         <w:numPr>
           <w:ilvl w:val="0"/>
           <w:numId w:val="12"/>
@@ -3164,7 +3729,7 @@
     </w:p>
     <w:p>
       <w:pPr>
-        <w:pStyle w:val="ListParagraph"/>
+        <w:pStyle w:val="Akapitzlist"/>
         <w:numPr>
           <w:ilvl w:val="0"/>
           <w:numId w:val="12"/>
@@ -3216,7 +3781,7 @@
     </w:p>
     <w:p>
       <w:pPr>
-        <w:pStyle w:val="ListParagraph"/>
+        <w:pStyle w:val="Akapitzlist"/>
         <w:numPr>
           <w:ilvl w:val="0"/>
           <w:numId w:val="12"/>
@@ -3250,12 +3815,30 @@
           <w:szCs w:val="26"/>
           <w:lang w:val="en-US"/>
         </w:rPr>
-        <w:t xml:space="preserve"> DECIMAL(15,2)</w:t>
+        <w:t xml:space="preserve"> </w:t>
+      </w:r>
+      <w:proofErr w:type="gramStart"/>
+      <w:r>
+        <w:rPr>
+          <w:sz w:val="26"/>
+          <w:szCs w:val="26"/>
+          <w:lang w:val="en-US"/>
+        </w:rPr>
+        <w:t>DECIMAL(</w:t>
+      </w:r>
+      <w:proofErr w:type="gramEnd"/>
+      <w:r>
+        <w:rPr>
+          <w:sz w:val="26"/>
+          <w:szCs w:val="26"/>
+          <w:lang w:val="en-US"/>
+        </w:rPr>
+        <w:t>15,2)</w:t>
       </w:r>
     </w:p>
     <w:p>
       <w:pPr>
-        <w:pStyle w:val="ListParagraph"/>
+        <w:pStyle w:val="Akapitzlist"/>
         <w:numPr>
           <w:ilvl w:val="0"/>
           <w:numId w:val="12"/>
@@ -3290,12 +3873,30 @@
           <w:szCs w:val="26"/>
           <w:lang w:val="en-US"/>
         </w:rPr>
-        <w:t xml:space="preserve"> DECIMAL(15,2)</w:t>
+        <w:t xml:space="preserve"> </w:t>
+      </w:r>
+      <w:proofErr w:type="gramStart"/>
+      <w:r>
+        <w:rPr>
+          <w:sz w:val="26"/>
+          <w:szCs w:val="26"/>
+          <w:lang w:val="en-US"/>
+        </w:rPr>
+        <w:t>DECIMAL(</w:t>
+      </w:r>
+      <w:proofErr w:type="gramEnd"/>
+      <w:r>
+        <w:rPr>
+          <w:sz w:val="26"/>
+          <w:szCs w:val="26"/>
+          <w:lang w:val="en-US"/>
+        </w:rPr>
+        <w:t>15,2)</w:t>
       </w:r>
     </w:p>
     <w:p>
       <w:pPr>
-        <w:pStyle w:val="ListParagraph"/>
+        <w:pStyle w:val="Akapitzlist"/>
         <w:numPr>
           <w:ilvl w:val="0"/>
           <w:numId w:val="12"/>
@@ -3330,12 +3931,30 @@
           <w:szCs w:val="26"/>
           <w:lang w:val="en-US"/>
         </w:rPr>
-        <w:t xml:space="preserve"> DECIMAL(15,2)</w:t>
+        <w:t xml:space="preserve"> </w:t>
+      </w:r>
+      <w:proofErr w:type="gramStart"/>
+      <w:r>
+        <w:rPr>
+          <w:sz w:val="26"/>
+          <w:szCs w:val="26"/>
+          <w:lang w:val="en-US"/>
+        </w:rPr>
+        <w:t>DECIMAL(</w:t>
+      </w:r>
+      <w:proofErr w:type="gramEnd"/>
+      <w:r>
+        <w:rPr>
+          <w:sz w:val="26"/>
+          <w:szCs w:val="26"/>
+          <w:lang w:val="en-US"/>
+        </w:rPr>
+        <w:t>15,2)</w:t>
       </w:r>
     </w:p>
     <w:p>
       <w:pPr>
-        <w:pStyle w:val="ListParagraph"/>
+        <w:pStyle w:val="Akapitzlist"/>
         <w:numPr>
           <w:ilvl w:val="0"/>
           <w:numId w:val="12"/>
@@ -3375,7 +3994,7 @@
     </w:p>
     <w:p>
       <w:pPr>
-        <w:pStyle w:val="ListParagraph"/>
+        <w:pStyle w:val="Akapitzlist"/>
         <w:numPr>
           <w:ilvl w:val="0"/>
           <w:numId w:val="12"/>
@@ -3410,7 +4029,25 @@
           <w:szCs w:val="26"/>
           <w:lang w:val="en-US"/>
         </w:rPr>
-        <w:t xml:space="preserve"> VARCHAR(50</w:t>
+        <w:t xml:space="preserve"> </w:t>
+      </w:r>
+      <w:proofErr w:type="gramStart"/>
+      <w:r>
+        <w:rPr>
+          <w:sz w:val="26"/>
+          <w:szCs w:val="26"/>
+          <w:lang w:val="en-US"/>
+        </w:rPr>
+        <w:t>VARCHAR(</w:t>
+      </w:r>
+      <w:proofErr w:type="gramEnd"/>
+      <w:r>
+        <w:rPr>
+          <w:sz w:val="26"/>
+          <w:szCs w:val="26"/>
+          <w:lang w:val="en-US"/>
+        </w:rPr>
+        <w:t>50</w:t>
       </w:r>
       <w:r>
         <w:rPr>
@@ -3536,7 +4173,23 @@
           <w:sz w:val="26"/>
           <w:szCs w:val="26"/>
         </w:rPr>
-        <w:t>konta: każde konto musi mieć przypisanego klienta który jest jego właścicielem</w:t>
+        <w:t xml:space="preserve">konta: każde konto musi mieć przypisanego </w:t>
+      </w:r>
+      <w:proofErr w:type="gramStart"/>
+      <w:r>
+        <w:rPr>
+          <w:sz w:val="26"/>
+          <w:szCs w:val="26"/>
+        </w:rPr>
+        <w:t>klienta</w:t>
+      </w:r>
+      <w:proofErr w:type="gramEnd"/>
+      <w:r>
+        <w:rPr>
+          <w:sz w:val="26"/>
+          <w:szCs w:val="26"/>
+        </w:rPr>
+        <w:t xml:space="preserve"> który jest jego właścicielem</w:t>
       </w:r>
     </w:p>
     <w:p>
@@ -3582,7 +4235,23 @@
           <w:sz w:val="26"/>
           <w:szCs w:val="26"/>
         </w:rPr>
-        <w:t>Karty: każda karta musi mieć konto z którego będzie pobierać pieniądze</w:t>
+        <w:t xml:space="preserve">Karty: każda karta musi mieć </w:t>
+      </w:r>
+      <w:proofErr w:type="gramStart"/>
+      <w:r>
+        <w:rPr>
+          <w:sz w:val="26"/>
+          <w:szCs w:val="26"/>
+        </w:rPr>
+        <w:t>konto</w:t>
+      </w:r>
+      <w:proofErr w:type="gramEnd"/>
+      <w:r>
+        <w:rPr>
+          <w:sz w:val="26"/>
+          <w:szCs w:val="26"/>
+        </w:rPr>
+        <w:t xml:space="preserve"> z którego będzie pobierać pieniądze</w:t>
       </w:r>
     </w:p>
     <w:p>
@@ -3659,7 +4328,23 @@
           <w:sz w:val="26"/>
           <w:szCs w:val="26"/>
         </w:rPr>
-        <w:t xml:space="preserve"> (musimy wiedzieć z którego konta przekazać na które). Obydwa id muszą wskazywać konkretne konto z którego otrzyma/odejmie się środki.</w:t>
+        <w:t xml:space="preserve"> (musimy wiedzieć z którego konta przekazać na które). Obydwa id muszą wskazywać konkretne </w:t>
+      </w:r>
+      <w:proofErr w:type="gramStart"/>
+      <w:r>
+        <w:rPr>
+          <w:sz w:val="26"/>
+          <w:szCs w:val="26"/>
+        </w:rPr>
+        <w:t>konto</w:t>
+      </w:r>
+      <w:proofErr w:type="gramEnd"/>
+      <w:r>
+        <w:rPr>
+          <w:sz w:val="26"/>
+          <w:szCs w:val="26"/>
+        </w:rPr>
+        <w:t xml:space="preserve"> z którego otrzyma/odejmie się środki.</w:t>
       </w:r>
     </w:p>
     <w:p>
@@ -3683,7 +4368,23 @@
           <w:sz w:val="26"/>
           <w:szCs w:val="26"/>
         </w:rPr>
-        <w:t>: każdy audyt musi posiadać konto którego dotyczy</w:t>
+        <w:t xml:space="preserve">: każdy audyt musi posiadać </w:t>
+      </w:r>
+      <w:proofErr w:type="gramStart"/>
+      <w:r>
+        <w:rPr>
+          <w:sz w:val="26"/>
+          <w:szCs w:val="26"/>
+        </w:rPr>
+        <w:t>konto</w:t>
+      </w:r>
+      <w:proofErr w:type="gramEnd"/>
+      <w:r>
+        <w:rPr>
+          <w:sz w:val="26"/>
+          <w:szCs w:val="26"/>
+        </w:rPr>
+        <w:t xml:space="preserve"> którego dotyczy</w:t>
       </w:r>
     </w:p>
     <w:p>
@@ -5926,6 +6627,7 @@
         <w:t xml:space="preserve">CREATE TABLE </w:t>
       </w:r>
       <w:proofErr w:type="spellStart"/>
+      <w:proofErr w:type="gramStart"/>
       <w:r>
         <w:rPr>
           <w:rFonts w:ascii="Courier New" w:eastAsia="Times New Roman" w:hAnsi="Courier New" w:cs="Courier New"/>
@@ -5951,6 +6653,7 @@
         </w:rPr>
         <w:t>(</w:t>
       </w:r>
+      <w:proofErr w:type="gramEnd"/>
       <w:r>
         <w:rPr>
           <w:rFonts w:ascii="Courier New" w:eastAsia="Times New Roman" w:hAnsi="Courier New" w:cs="Courier New"/>
@@ -6053,6 +6756,7 @@
         </w:rPr>
         <w:t xml:space="preserve"> </w:t>
       </w:r>
+      <w:proofErr w:type="gramStart"/>
       <w:r>
         <w:rPr>
           <w:rFonts w:ascii="Courier New" w:eastAsia="Times New Roman" w:hAnsi="Courier New" w:cs="Courier New"/>
@@ -6077,6 +6781,7 @@
         </w:rPr>
         <w:t>(</w:t>
       </w:r>
+      <w:proofErr w:type="gramEnd"/>
       <w:r>
         <w:rPr>
           <w:rFonts w:ascii="Courier New" w:eastAsia="Times New Roman" w:hAnsi="Courier New" w:cs="Courier New"/>
@@ -6202,6 +6907,7 @@
         </w:rPr>
         <w:t xml:space="preserve"> </w:t>
       </w:r>
+      <w:proofErr w:type="gramStart"/>
       <w:r>
         <w:rPr>
           <w:rFonts w:ascii="Courier New" w:eastAsia="Times New Roman" w:hAnsi="Courier New" w:cs="Courier New"/>
@@ -6226,6 +6932,7 @@
         </w:rPr>
         <w:t>(</w:t>
       </w:r>
+      <w:proofErr w:type="gramEnd"/>
       <w:r>
         <w:rPr>
           <w:rFonts w:ascii="Courier New" w:eastAsia="Times New Roman" w:hAnsi="Courier New" w:cs="Courier New"/>
@@ -6337,6 +7044,7 @@
         </w:rPr>
         <w:t xml:space="preserve"> </w:t>
       </w:r>
+      <w:proofErr w:type="gramStart"/>
       <w:r>
         <w:rPr>
           <w:rFonts w:ascii="Courier New" w:eastAsia="Times New Roman" w:hAnsi="Courier New" w:cs="Courier New"/>
@@ -6361,6 +7069,7 @@
         </w:rPr>
         <w:t>(</w:t>
       </w:r>
+      <w:proofErr w:type="gramEnd"/>
       <w:r>
         <w:rPr>
           <w:rFonts w:ascii="Courier New" w:eastAsia="Times New Roman" w:hAnsi="Courier New" w:cs="Courier New"/>
@@ -6685,8 +7394,21 @@
           <w14:ligatures w14:val="none"/>
         </w:rPr>
         <w:br/>
+      </w:r>
+      <w:proofErr w:type="gramStart"/>
+      <w:r>
+        <w:rPr>
+          <w:rFonts w:ascii="Courier New" w:eastAsia="Times New Roman" w:hAnsi="Courier New" w:cs="Courier New"/>
+          <w:color w:val="BCBEC4"/>
+          <w:kern w:val="0"/>
+          <w:sz w:val="20"/>
+          <w:szCs w:val="20"/>
+          <w:lang w:val="en-US" w:eastAsia="pl-PL"/>
+          <w14:ligatures w14:val="none"/>
+        </w:rPr>
         <w:t>);</w:t>
       </w:r>
+      <w:proofErr w:type="gramEnd"/>
     </w:p>
     <w:p>
       <w:pPr>
@@ -6742,6 +7464,7 @@
         <w:t xml:space="preserve">CREATE TABLE </w:t>
       </w:r>
       <w:proofErr w:type="spellStart"/>
+      <w:proofErr w:type="gramStart"/>
       <w:r>
         <w:rPr>
           <w:rFonts w:ascii="Courier New" w:eastAsia="Times New Roman" w:hAnsi="Courier New" w:cs="Courier New"/>
@@ -6767,6 +7490,7 @@
         </w:rPr>
         <w:t>(</w:t>
       </w:r>
+      <w:proofErr w:type="gramEnd"/>
       <w:r>
         <w:rPr>
           <w:rFonts w:ascii="Courier New" w:eastAsia="Times New Roman" w:hAnsi="Courier New" w:cs="Courier New"/>
@@ -7422,6 +8146,7 @@
         <w:br/>
         <w:t xml:space="preserve">    </w:t>
       </w:r>
+      <w:proofErr w:type="gramStart"/>
       <w:r>
         <w:rPr>
           <w:rFonts w:ascii="Courier New" w:eastAsia="Times New Roman" w:hAnsi="Courier New" w:cs="Courier New"/>
@@ -7447,6 +8172,7 @@
         <w:t>(</w:t>
       </w:r>
       <w:proofErr w:type="spellStart"/>
+      <w:proofErr w:type="gramEnd"/>
       <w:r>
         <w:rPr>
           <w:rFonts w:ascii="Courier New" w:eastAsia="Times New Roman" w:hAnsi="Courier New" w:cs="Courier New"/>
@@ -7600,6 +8326,7 @@
         <w:t xml:space="preserve">CREATE TABLE </w:t>
       </w:r>
       <w:proofErr w:type="spellStart"/>
+      <w:proofErr w:type="gramStart"/>
       <w:r>
         <w:rPr>
           <w:rFonts w:ascii="Courier New" w:eastAsia="Times New Roman" w:hAnsi="Courier New" w:cs="Courier New"/>
@@ -7625,6 +8352,7 @@
         </w:rPr>
         <w:t>(</w:t>
       </w:r>
+      <w:proofErr w:type="gramEnd"/>
       <w:r>
         <w:rPr>
           <w:rFonts w:ascii="Courier New" w:eastAsia="Times New Roman" w:hAnsi="Courier New" w:cs="Courier New"/>
@@ -7727,6 +8455,7 @@
         </w:rPr>
         <w:t xml:space="preserve"> </w:t>
       </w:r>
+      <w:proofErr w:type="gramStart"/>
       <w:r>
         <w:rPr>
           <w:rFonts w:ascii="Courier New" w:eastAsia="Times New Roman" w:hAnsi="Courier New" w:cs="Courier New"/>
@@ -7751,6 +8480,7 @@
         </w:rPr>
         <w:t>(</w:t>
       </w:r>
+      <w:proofErr w:type="gramEnd"/>
       <w:r>
         <w:rPr>
           <w:rFonts w:ascii="Courier New" w:eastAsia="Times New Roman" w:hAnsi="Courier New" w:cs="Courier New"/>
@@ -7838,6 +8568,7 @@
         </w:rPr>
         <w:t xml:space="preserve"> </w:t>
       </w:r>
+      <w:proofErr w:type="gramStart"/>
       <w:r>
         <w:rPr>
           <w:rFonts w:ascii="Courier New" w:eastAsia="Times New Roman" w:hAnsi="Courier New" w:cs="Courier New"/>
@@ -7862,6 +8593,7 @@
         </w:rPr>
         <w:t>(</w:t>
       </w:r>
+      <w:proofErr w:type="gramEnd"/>
       <w:r>
         <w:rPr>
           <w:rFonts w:ascii="Courier New" w:eastAsia="Times New Roman" w:hAnsi="Courier New" w:cs="Courier New"/>
@@ -7985,6 +8717,7 @@
         </w:rPr>
         <w:t xml:space="preserve"> </w:t>
       </w:r>
+      <w:proofErr w:type="gramStart"/>
       <w:r>
         <w:rPr>
           <w:rFonts w:ascii="Courier New" w:eastAsia="Times New Roman" w:hAnsi="Courier New" w:cs="Courier New"/>
@@ -8009,6 +8742,7 @@
         </w:rPr>
         <w:t>(</w:t>
       </w:r>
+      <w:proofErr w:type="gramEnd"/>
       <w:r>
         <w:rPr>
           <w:rFonts w:ascii="Courier New" w:eastAsia="Times New Roman" w:hAnsi="Courier New" w:cs="Courier New"/>
@@ -8359,8 +9093,21 @@
           <w14:ligatures w14:val="none"/>
         </w:rPr>
         <w:br/>
+      </w:r>
+      <w:proofErr w:type="gramStart"/>
+      <w:r>
+        <w:rPr>
+          <w:rFonts w:ascii="Courier New" w:eastAsia="Times New Roman" w:hAnsi="Courier New" w:cs="Courier New"/>
+          <w:color w:val="BCBEC4"/>
+          <w:kern w:val="0"/>
+          <w:sz w:val="20"/>
+          <w:szCs w:val="20"/>
+          <w:lang w:val="en-US" w:eastAsia="pl-PL"/>
+          <w14:ligatures w14:val="none"/>
+        </w:rPr>
         <w:t>);</w:t>
       </w:r>
+      <w:proofErr w:type="gramEnd"/>
     </w:p>
     <w:p>
       <w:pPr>
@@ -8444,6 +9191,7 @@
         <w:t xml:space="preserve">CREATE TABLE </w:t>
       </w:r>
       <w:proofErr w:type="spellStart"/>
+      <w:proofErr w:type="gramStart"/>
       <w:r>
         <w:rPr>
           <w:rFonts w:ascii="Courier New" w:eastAsia="Times New Roman" w:hAnsi="Courier New" w:cs="Courier New"/>
@@ -8469,6 +9217,7 @@
         </w:rPr>
         <w:t>(</w:t>
       </w:r>
+      <w:proofErr w:type="gramEnd"/>
       <w:r>
         <w:rPr>
           <w:rFonts w:ascii="Courier New" w:eastAsia="Times New Roman" w:hAnsi="Courier New" w:cs="Courier New"/>
@@ -8697,6 +9446,7 @@
         </w:rPr>
         <w:t xml:space="preserve"> </w:t>
       </w:r>
+      <w:proofErr w:type="gramStart"/>
       <w:r>
         <w:rPr>
           <w:rFonts w:ascii="Courier New" w:eastAsia="Times New Roman" w:hAnsi="Courier New" w:cs="Courier New"/>
@@ -8721,6 +9471,7 @@
         </w:rPr>
         <w:t>(</w:t>
       </w:r>
+      <w:proofErr w:type="gramEnd"/>
       <w:r>
         <w:rPr>
           <w:rFonts w:ascii="Courier New" w:eastAsia="Times New Roman" w:hAnsi="Courier New" w:cs="Courier New"/>
@@ -9057,8 +9808,21 @@
           <w14:ligatures w14:val="none"/>
         </w:rPr>
         <w:br/>
+      </w:r>
+      <w:proofErr w:type="gramStart"/>
+      <w:r>
+        <w:rPr>
+          <w:rFonts w:ascii="Courier New" w:eastAsia="Times New Roman" w:hAnsi="Courier New" w:cs="Courier New"/>
+          <w:color w:val="BCBEC4"/>
+          <w:kern w:val="0"/>
+          <w:sz w:val="20"/>
+          <w:szCs w:val="20"/>
+          <w:lang w:val="en-US" w:eastAsia="pl-PL"/>
+          <w14:ligatures w14:val="none"/>
+        </w:rPr>
         <w:t>);</w:t>
       </w:r>
+      <w:proofErr w:type="gramEnd"/>
     </w:p>
     <w:p>
       <w:pPr>
@@ -9241,6 +10005,7 @@
         </w:rPr>
         <w:t xml:space="preserve"> </w:t>
       </w:r>
+      <w:proofErr w:type="gramStart"/>
       <w:r>
         <w:rPr>
           <w:rFonts w:ascii="Courier New" w:eastAsia="Times New Roman" w:hAnsi="Courier New" w:cs="Courier New"/>
@@ -9265,6 +10030,7 @@
         </w:rPr>
         <w:t>(</w:t>
       </w:r>
+      <w:proofErr w:type="gramEnd"/>
       <w:r>
         <w:rPr>
           <w:rFonts w:ascii="Courier New" w:eastAsia="Times New Roman" w:hAnsi="Courier New" w:cs="Courier New"/>
@@ -9376,6 +10142,7 @@
         </w:rPr>
         <w:t xml:space="preserve"> </w:t>
       </w:r>
+      <w:proofErr w:type="gramStart"/>
       <w:r>
         <w:rPr>
           <w:rFonts w:ascii="Courier New" w:eastAsia="Times New Roman" w:hAnsi="Courier New" w:cs="Courier New"/>
@@ -9400,6 +10167,7 @@
         </w:rPr>
         <w:t>(</w:t>
       </w:r>
+      <w:proofErr w:type="gramEnd"/>
       <w:r>
         <w:rPr>
           <w:rFonts w:ascii="Courier New" w:eastAsia="Times New Roman" w:hAnsi="Courier New" w:cs="Courier New"/>
@@ -9714,6 +10482,7 @@
         </w:rPr>
         <w:t xml:space="preserve"> </w:t>
       </w:r>
+      <w:proofErr w:type="gramStart"/>
       <w:r>
         <w:rPr>
           <w:rFonts w:ascii="Courier New" w:eastAsia="Times New Roman" w:hAnsi="Courier New" w:cs="Courier New"/>
@@ -9738,6 +10507,7 @@
         </w:rPr>
         <w:t>(</w:t>
       </w:r>
+      <w:proofErr w:type="gramEnd"/>
       <w:r>
         <w:rPr>
           <w:rFonts w:ascii="Courier New" w:eastAsia="Times New Roman" w:hAnsi="Courier New" w:cs="Courier New"/>
@@ -9924,8 +10694,21 @@
           <w14:ligatures w14:val="none"/>
         </w:rPr>
         <w:br/>
+      </w:r>
+      <w:proofErr w:type="gramStart"/>
+      <w:r>
+        <w:rPr>
+          <w:rFonts w:ascii="Courier New" w:eastAsia="Times New Roman" w:hAnsi="Courier New" w:cs="Courier New"/>
+          <w:color w:val="BCBEC4"/>
+          <w:kern w:val="0"/>
+          <w:sz w:val="20"/>
+          <w:szCs w:val="20"/>
+          <w:lang w:val="en-US" w:eastAsia="pl-PL"/>
+          <w14:ligatures w14:val="none"/>
+        </w:rPr>
         <w:t>);</w:t>
       </w:r>
+      <w:proofErr w:type="gramEnd"/>
     </w:p>
     <w:p>
       <w:pPr>
@@ -11015,6 +11798,7 @@
         </w:rPr>
         <w:t xml:space="preserve"> </w:t>
       </w:r>
+      <w:proofErr w:type="gramStart"/>
       <w:r>
         <w:rPr>
           <w:rFonts w:ascii="Courier New" w:eastAsia="Times New Roman" w:hAnsi="Courier New" w:cs="Courier New"/>
@@ -11039,6 +11823,7 @@
         </w:rPr>
         <w:t>(</w:t>
       </w:r>
+      <w:proofErr w:type="gramEnd"/>
       <w:r>
         <w:rPr>
           <w:rFonts w:ascii="Courier New" w:eastAsia="Times New Roman" w:hAnsi="Courier New" w:cs="Courier New"/>
@@ -11126,6 +11911,7 @@
         </w:rPr>
         <w:t xml:space="preserve"> </w:t>
       </w:r>
+      <w:proofErr w:type="gramStart"/>
       <w:r>
         <w:rPr>
           <w:rFonts w:ascii="Courier New" w:eastAsia="Times New Roman" w:hAnsi="Courier New" w:cs="Courier New"/>
@@ -11150,6 +11936,7 @@
         </w:rPr>
         <w:t>(</w:t>
       </w:r>
+      <w:proofErr w:type="gramEnd"/>
       <w:r>
         <w:rPr>
           <w:rFonts w:ascii="Courier New" w:eastAsia="Times New Roman" w:hAnsi="Courier New" w:cs="Courier New"/>
@@ -11198,6 +11985,7 @@
         </w:rPr>
         <w:br/>
       </w:r>
+      <w:proofErr w:type="gramStart"/>
       <w:r>
         <w:rPr>
           <w:rFonts w:ascii="Courier New" w:eastAsia="Times New Roman" w:hAnsi="Courier New" w:cs="Courier New"/>
@@ -11210,6 +11998,7 @@
         </w:rPr>
         <w:t>);</w:t>
       </w:r>
+      <w:proofErr w:type="gramEnd"/>
     </w:p>
     <w:p>
       <w:pPr>
@@ -11469,6 +12258,7 @@
         </w:rPr>
         <w:t xml:space="preserve"> </w:t>
       </w:r>
+      <w:proofErr w:type="gramStart"/>
       <w:r>
         <w:rPr>
           <w:rFonts w:ascii="Courier New" w:eastAsia="Times New Roman" w:hAnsi="Courier New" w:cs="Courier New"/>
@@ -11493,6 +12283,7 @@
         </w:rPr>
         <w:t>(</w:t>
       </w:r>
+      <w:proofErr w:type="gramEnd"/>
       <w:r>
         <w:rPr>
           <w:rFonts w:ascii="Courier New" w:eastAsia="Times New Roman" w:hAnsi="Courier New" w:cs="Courier New"/>
@@ -11556,6 +12347,7 @@
         </w:rPr>
         <w:t xml:space="preserve"> </w:t>
       </w:r>
+      <w:proofErr w:type="gramStart"/>
       <w:r>
         <w:rPr>
           <w:rFonts w:ascii="Courier New" w:eastAsia="Times New Roman" w:hAnsi="Courier New" w:cs="Courier New"/>
@@ -11580,6 +12372,7 @@
         </w:rPr>
         <w:t>(</w:t>
       </w:r>
+      <w:proofErr w:type="gramEnd"/>
       <w:r>
         <w:rPr>
           <w:rFonts w:ascii="Courier New" w:eastAsia="Times New Roman" w:hAnsi="Courier New" w:cs="Courier New"/>
@@ -11730,6 +12523,7 @@
         </w:rPr>
         <w:br/>
       </w:r>
+      <w:proofErr w:type="gramStart"/>
       <w:r>
         <w:rPr>
           <w:rFonts w:ascii="Courier New" w:eastAsia="Times New Roman" w:hAnsi="Courier New" w:cs="Courier New"/>
@@ -11742,6 +12536,7 @@
         </w:rPr>
         <w:t>);</w:t>
       </w:r>
+      <w:proofErr w:type="gramEnd"/>
     </w:p>
     <w:p>
       <w:pPr>
@@ -12055,6 +12850,7 @@
         </w:rPr>
         <w:t xml:space="preserve"> </w:t>
       </w:r>
+      <w:proofErr w:type="gramStart"/>
       <w:r>
         <w:rPr>
           <w:rFonts w:ascii="Courier New" w:eastAsia="Times New Roman" w:hAnsi="Courier New" w:cs="Courier New"/>
@@ -12079,6 +12875,7 @@
         </w:rPr>
         <w:t>(</w:t>
       </w:r>
+      <w:proofErr w:type="gramEnd"/>
       <w:r>
         <w:rPr>
           <w:rFonts w:ascii="Courier New" w:eastAsia="Times New Roman" w:hAnsi="Courier New" w:cs="Courier New"/>
@@ -12166,6 +12963,7 @@
         </w:rPr>
         <w:t xml:space="preserve"> </w:t>
       </w:r>
+      <w:proofErr w:type="gramStart"/>
       <w:r>
         <w:rPr>
           <w:rFonts w:ascii="Courier New" w:eastAsia="Times New Roman" w:hAnsi="Courier New" w:cs="Courier New"/>
@@ -12190,6 +12988,7 @@
         </w:rPr>
         <w:t>(</w:t>
       </w:r>
+      <w:proofErr w:type="gramEnd"/>
       <w:r>
         <w:rPr>
           <w:rFonts w:ascii="Courier New" w:eastAsia="Times New Roman" w:hAnsi="Courier New" w:cs="Courier New"/>
@@ -12277,6 +13076,7 @@
         </w:rPr>
         <w:t xml:space="preserve"> </w:t>
       </w:r>
+      <w:proofErr w:type="gramStart"/>
       <w:r>
         <w:rPr>
           <w:rFonts w:ascii="Courier New" w:eastAsia="Times New Roman" w:hAnsi="Courier New" w:cs="Courier New"/>
@@ -12301,6 +13101,7 @@
         </w:rPr>
         <w:t>(</w:t>
       </w:r>
+      <w:proofErr w:type="gramEnd"/>
       <w:r>
         <w:rPr>
           <w:rFonts w:ascii="Courier New" w:eastAsia="Times New Roman" w:hAnsi="Courier New" w:cs="Courier New"/>
@@ -12465,6 +13266,7 @@
         </w:rPr>
         <w:t xml:space="preserve"> </w:t>
       </w:r>
+      <w:proofErr w:type="gramStart"/>
       <w:r>
         <w:rPr>
           <w:rFonts w:ascii="Courier New" w:eastAsia="Times New Roman" w:hAnsi="Courier New" w:cs="Courier New"/>
@@ -12489,6 +13291,7 @@
         </w:rPr>
         <w:t>(</w:t>
       </w:r>
+      <w:proofErr w:type="gramEnd"/>
       <w:r>
         <w:rPr>
           <w:rFonts w:ascii="Courier New" w:eastAsia="Times New Roman" w:hAnsi="Courier New" w:cs="Courier New"/>
@@ -12524,8 +13327,21 @@
           <w14:ligatures w14:val="none"/>
         </w:rPr>
         <w:br/>
+      </w:r>
+      <w:proofErr w:type="gramStart"/>
+      <w:r>
+        <w:rPr>
+          <w:rFonts w:ascii="Courier New" w:eastAsia="Times New Roman" w:hAnsi="Courier New" w:cs="Courier New"/>
+          <w:color w:val="BCBEC4"/>
+          <w:kern w:val="0"/>
+          <w:sz w:val="20"/>
+          <w:szCs w:val="20"/>
+          <w:lang w:val="en-US" w:eastAsia="pl-PL"/>
+          <w14:ligatures w14:val="none"/>
+        </w:rPr>
         <w:t>);</w:t>
       </w:r>
+      <w:proofErr w:type="gramEnd"/>
     </w:p>
     <w:p>
       <w:pPr>
@@ -12543,17 +13359,25 @@
           <w:szCs w:val="26"/>
         </w:rPr>
       </w:pPr>
-      <w:r>
-        <w:rPr>
-          <w:noProof/>
-          <w:sz w:val="26"/>
-          <w:szCs w:val="26"/>
-        </w:rPr>
+    </w:p>
+    <w:p>
+      <w:pPr>
+        <w:rPr>
+          <w:sz w:val="26"/>
+          <w:szCs w:val="26"/>
+        </w:rPr>
+      </w:pPr>
+      <w:r>
+        <w:rPr>
+          <w:sz w:val="26"/>
+          <w:szCs w:val="26"/>
+        </w:rPr>
+        <w:lastRenderedPageBreak/>
         <w:drawing>
-          <wp:inline distT="0" distB="0" distL="0" distR="0" wp14:anchorId="446D1039" wp14:editId="2213DF7D">
-            <wp:extent cx="5760720" cy="4763770"/>
-            <wp:effectExtent l="0" t="0" r="5080" b="0"/>
-            <wp:docPr id="1029326253" name="Obraz 1" descr="Obraz zawierający tekst, diagram, linia, zrzut ekranu&#10;&#10;Zawartość wygenerowana przez AI może być niepoprawna."/>
+          <wp:inline distT="0" distB="0" distL="0" distR="0" wp14:anchorId="137EFD91" wp14:editId="6410343A">
+            <wp:extent cx="4266565" cy="8892540"/>
+            <wp:effectExtent l="0" t="0" r="635" b="0"/>
+            <wp:docPr id="118833682" name="Obraz 1" descr="Obraz zawierający zrzut ekranu, tekst, design&#10;&#10;Zawartość wygenerowana przez AI może być niepoprawna."/>
             <wp:cNvGraphicFramePr>
               <a:graphicFrameLocks xmlns:a="http://schemas.openxmlformats.org/drawingml/2006/main" noChangeAspect="1"/>
             </wp:cNvGraphicFramePr>
@@ -12561,17 +13385,11 @@
               <a:graphicData uri="http://schemas.openxmlformats.org/drawingml/2006/picture">
                 <pic:pic xmlns:pic="http://schemas.openxmlformats.org/drawingml/2006/picture">
                   <pic:nvPicPr>
-                    <pic:cNvPr id="1029326253" name="Obraz 1" descr="Obraz zawierający tekst, diagram, linia, zrzut ekranu&#10;&#10;Zawartość wygenerowana przez AI może być niepoprawna."/>
+                    <pic:cNvPr id="118833682" name="Obraz 1" descr="Obraz zawierający zrzut ekranu, tekst, design&#10;&#10;Zawartość wygenerowana przez AI może być niepoprawna."/>
                     <pic:cNvPicPr/>
                   </pic:nvPicPr>
                   <pic:blipFill>
-                    <a:blip r:embed="rId5" cstate="print">
-                      <a:extLst>
-                        <a:ext uri="{28A0092B-C50C-407E-A947-70E740481C1C}">
-                          <a14:useLocalDpi xmlns:a14="http://schemas.microsoft.com/office/drawing/2010/main" val="0"/>
-                        </a:ext>
-                      </a:extLst>
-                    </a:blip>
+                    <a:blip r:embed="rId5"/>
                     <a:stretch>
                       <a:fillRect/>
                     </a:stretch>
@@ -12579,7 +13397,7 @@
                   <pic:spPr>
                     <a:xfrm>
                       <a:off x="0" y="0"/>
-                      <a:ext cx="5760720" cy="4763770"/>
+                      <a:ext cx="4266565" cy="8892540"/>
                     </a:xfrm>
                     <a:prstGeom prst="rect">
                       <a:avLst/>
@@ -12621,7 +13439,7 @@
     </w:p>
     <w:p>
       <w:pPr>
-        <w:pStyle w:val="NormalWeb"/>
+        <w:pStyle w:val="NormalnyWeb"/>
         <w:spacing w:before="0" w:beforeAutospacing="0" w:after="0" w:afterAutospacing="0"/>
         <w:rPr>
           <w:rFonts w:asciiTheme="minorHAnsi" w:hAnsiTheme="minorHAnsi"/>
@@ -12726,7 +13544,7 @@
     </w:p>
     <w:p>
       <w:pPr>
-        <w:pStyle w:val="NormalWeb"/>
+        <w:pStyle w:val="NormalnyWeb"/>
         <w:numPr>
           <w:ilvl w:val="0"/>
           <w:numId w:val="13"/>
@@ -12765,7 +13583,7 @@
       <w:proofErr w:type="spellStart"/>
       <w:r>
         <w:rPr>
-          <w:rStyle w:val="HTMLCode"/>
+          <w:rStyle w:val="HTML-kod"/>
           <w:rFonts w:asciiTheme="minorHAnsi" w:eastAsiaTheme="majorEastAsia" w:hAnsiTheme="minorHAnsi"/>
           <w:b/>
           <w:bCs/>
@@ -12790,7 +13608,7 @@
     </w:p>
     <w:p>
       <w:pPr>
-        <w:pStyle w:val="NormalWeb"/>
+        <w:pStyle w:val="NormalnyWeb"/>
         <w:spacing w:before="0" w:beforeAutospacing="0" w:after="0" w:afterAutospacing="0"/>
         <w:ind w:left="1440"/>
         <w:rPr>
@@ -12812,7 +13630,7 @@
     </w:p>
     <w:p>
       <w:pPr>
-        <w:pStyle w:val="NormalWeb"/>
+        <w:pStyle w:val="NormalnyWeb"/>
         <w:spacing w:before="0" w:beforeAutospacing="0" w:after="0" w:afterAutospacing="0"/>
         <w:ind w:left="1440"/>
         <w:rPr>
@@ -12829,7 +13647,6 @@
           <w:sz w:val="26"/>
           <w:szCs w:val="26"/>
         </w:rPr>
-        <w:lastRenderedPageBreak/>
         <w:t>Jako jedyny posiada wgląd do tabel audytowych:</w:t>
       </w:r>
       <w:r>
@@ -12845,7 +13662,7 @@
       <w:proofErr w:type="spellStart"/>
       <w:r>
         <w:rPr>
-          <w:rStyle w:val="HTMLCode"/>
+          <w:rStyle w:val="HTML-kod"/>
           <w:rFonts w:asciiTheme="minorHAnsi" w:eastAsiaTheme="majorEastAsia" w:hAnsiTheme="minorHAnsi"/>
           <w:color w:val="000000"/>
           <w:sz w:val="26"/>
@@ -12886,7 +13703,7 @@
       <w:proofErr w:type="spellStart"/>
       <w:r>
         <w:rPr>
-          <w:rStyle w:val="HTMLCode"/>
+          <w:rStyle w:val="HTML-kod"/>
           <w:rFonts w:asciiTheme="minorHAnsi" w:eastAsiaTheme="majorEastAsia" w:hAnsiTheme="minorHAnsi"/>
           <w:color w:val="000000"/>
           <w:sz w:val="26"/>
@@ -12907,7 +13724,7 @@
     </w:p>
     <w:p>
       <w:pPr>
-        <w:pStyle w:val="NormalWeb"/>
+        <w:pStyle w:val="NormalnyWeb"/>
         <w:spacing w:before="0" w:beforeAutospacing="0" w:after="0" w:afterAutospacing="0"/>
         <w:ind w:left="1440"/>
         <w:rPr>
@@ -12929,7 +13746,7 @@
     </w:p>
     <w:p>
       <w:pPr>
-        <w:pStyle w:val="NormalWeb"/>
+        <w:pStyle w:val="NormalnyWeb"/>
         <w:numPr>
           <w:ilvl w:val="0"/>
           <w:numId w:val="13"/>
@@ -12968,7 +13785,7 @@
       <w:proofErr w:type="spellStart"/>
       <w:r>
         <w:rPr>
-          <w:rStyle w:val="HTMLCode"/>
+          <w:rStyle w:val="HTML-kod"/>
           <w:rFonts w:asciiTheme="minorHAnsi" w:eastAsiaTheme="majorEastAsia" w:hAnsiTheme="minorHAnsi"/>
           <w:b/>
           <w:bCs/>
@@ -12993,7 +13810,7 @@
     </w:p>
     <w:p>
       <w:pPr>
-        <w:pStyle w:val="NormalWeb"/>
+        <w:pStyle w:val="NormalnyWeb"/>
         <w:spacing w:before="0" w:beforeAutospacing="0" w:after="0" w:afterAutospacing="0"/>
         <w:ind w:left="1440"/>
         <w:rPr>
@@ -13025,7 +13842,7 @@
       <w:proofErr w:type="spellStart"/>
       <w:r>
         <w:rPr>
-          <w:rStyle w:val="HTMLCode"/>
+          <w:rStyle w:val="HTML-kod"/>
           <w:rFonts w:asciiTheme="minorHAnsi" w:eastAsiaTheme="majorEastAsia" w:hAnsiTheme="minorHAnsi"/>
           <w:color w:val="000000"/>
           <w:sz w:val="26"/>
@@ -13046,7 +13863,7 @@
     </w:p>
     <w:p>
       <w:pPr>
-        <w:pStyle w:val="NormalWeb"/>
+        <w:pStyle w:val="NormalnyWeb"/>
         <w:spacing w:before="0" w:beforeAutospacing="0" w:after="0" w:afterAutospacing="0"/>
         <w:ind w:left="1440"/>
         <w:rPr>
@@ -13068,7 +13885,7 @@
     </w:p>
     <w:p>
       <w:pPr>
-        <w:pStyle w:val="NormalWeb"/>
+        <w:pStyle w:val="NormalnyWeb"/>
         <w:numPr>
           <w:ilvl w:val="0"/>
           <w:numId w:val="13"/>
@@ -13107,7 +13924,7 @@
       <w:proofErr w:type="spellStart"/>
       <w:r>
         <w:rPr>
-          <w:rStyle w:val="HTMLCode"/>
+          <w:rStyle w:val="HTML-kod"/>
           <w:rFonts w:asciiTheme="minorHAnsi" w:eastAsiaTheme="majorEastAsia" w:hAnsiTheme="minorHAnsi"/>
           <w:b/>
           <w:bCs/>
@@ -13132,7 +13949,7 @@
     </w:p>
     <w:p>
       <w:pPr>
-        <w:pStyle w:val="NormalWeb"/>
+        <w:pStyle w:val="NormalnyWeb"/>
         <w:spacing w:before="0" w:beforeAutospacing="0" w:after="0" w:afterAutospacing="0"/>
         <w:ind w:left="1440"/>
         <w:rPr>
@@ -13208,7 +14025,7 @@
     </w:p>
     <w:p>
       <w:pPr>
-        <w:pStyle w:val="NormalWeb"/>
+        <w:pStyle w:val="NormalnyWeb"/>
         <w:spacing w:before="0" w:beforeAutospacing="0" w:after="0" w:afterAutospacing="0"/>
         <w:ind w:left="1440"/>
         <w:rPr>
@@ -13240,7 +14057,7 @@
       <w:proofErr w:type="spellStart"/>
       <w:r>
         <w:rPr>
-          <w:rStyle w:val="HTMLCode"/>
+          <w:rStyle w:val="HTML-kod"/>
           <w:rFonts w:asciiTheme="minorHAnsi" w:eastAsiaTheme="majorEastAsia" w:hAnsiTheme="minorHAnsi"/>
           <w:color w:val="000000"/>
           <w:sz w:val="26"/>
@@ -13280,7 +14097,7 @@
       </w:r>
       <w:r>
         <w:rPr>
-          <w:rStyle w:val="HTMLCode"/>
+          <w:rStyle w:val="HTML-kod"/>
           <w:rFonts w:asciiTheme="minorHAnsi" w:eastAsiaTheme="majorEastAsia" w:hAnsiTheme="minorHAnsi"/>
           <w:color w:val="000000"/>
           <w:sz w:val="26"/>
@@ -13310,7 +14127,7 @@
     </w:p>
     <w:p>
       <w:pPr>
-        <w:pStyle w:val="NormalWeb"/>
+        <w:pStyle w:val="NormalnyWeb"/>
         <w:spacing w:before="0" w:beforeAutospacing="0" w:after="0" w:afterAutospacing="0"/>
         <w:ind w:left="1440"/>
         <w:rPr>
@@ -13341,7 +14158,7 @@
       </w:r>
       <w:r>
         <w:rPr>
-          <w:rStyle w:val="HTMLCode"/>
+          <w:rStyle w:val="HTML-kod"/>
           <w:rFonts w:asciiTheme="minorHAnsi" w:eastAsiaTheme="majorEastAsia" w:hAnsiTheme="minorHAnsi"/>
           <w:color w:val="000000"/>
           <w:sz w:val="26"/>
@@ -13869,6 +14686,7 @@
           <w:lang w:eastAsia="pl-PL"/>
           <w14:ligatures w14:val="none"/>
         </w:rPr>
+        <w:lastRenderedPageBreak/>
         <w:t>DECLARE</w:t>
       </w:r>
       <w:r>
@@ -14532,7 +15350,6 @@
           <w:lang w:eastAsia="pl-PL"/>
           <w14:ligatures w14:val="none"/>
         </w:rPr>
-        <w:lastRenderedPageBreak/>
         <w:br/>
         <w:t xml:space="preserve">    </w:t>
       </w:r>
@@ -15868,7 +16685,7 @@
     </w:p>
     <w:p>
       <w:pPr>
-        <w:pStyle w:val="ListParagraph"/>
+        <w:pStyle w:val="Akapitzlist"/>
         <w:numPr>
           <w:ilvl w:val="0"/>
           <w:numId w:val="13"/>
@@ -16279,6 +17096,18 @@
           <w14:ligatures w14:val="none"/>
         </w:rPr>
         <w:br/>
+      </w:r>
+      <w:r>
+        <w:rPr>
+          <w:rFonts w:ascii="Courier New" w:eastAsia="Times New Roman" w:hAnsi="Courier New" w:cs="Courier New"/>
+          <w:color w:val="BCBEC4"/>
+          <w:kern w:val="0"/>
+          <w:sz w:val="20"/>
+          <w:szCs w:val="20"/>
+          <w:lang w:eastAsia="pl-PL"/>
+          <w14:ligatures w14:val="none"/>
+        </w:rPr>
+        <w:lastRenderedPageBreak/>
         <w:t xml:space="preserve">        </w:t>
       </w:r>
       <w:proofErr w:type="spellStart"/>
@@ -18122,7 +18951,6 @@
           <w:lang w:eastAsia="pl-PL"/>
           <w14:ligatures w14:val="none"/>
         </w:rPr>
-        <w:lastRenderedPageBreak/>
         <w:br/>
         <w:t xml:space="preserve">                </w:t>
       </w:r>
@@ -21471,7 +22299,7 @@
     </w:p>
     <w:p>
       <w:pPr>
-        <w:pStyle w:val="ListParagraph"/>
+        <w:pStyle w:val="Akapitzlist"/>
         <w:numPr>
           <w:ilvl w:val="0"/>
           <w:numId w:val="13"/>
@@ -21486,6 +22314,7 @@
           <w:sz w:val="26"/>
           <w:szCs w:val="26"/>
         </w:rPr>
+        <w:lastRenderedPageBreak/>
         <w:t>Tabela Transakcje:</w:t>
       </w:r>
     </w:p>
@@ -22246,18 +23075,6 @@
           <w14:ligatures w14:val="none"/>
         </w:rPr>
         <w:br/>
-      </w:r>
-      <w:r>
-        <w:rPr>
-          <w:rFonts w:ascii="Courier New" w:eastAsia="Times New Roman" w:hAnsi="Courier New" w:cs="Courier New"/>
-          <w:color w:val="BCBEC4"/>
-          <w:kern w:val="0"/>
-          <w:sz w:val="20"/>
-          <w:szCs w:val="20"/>
-          <w:lang w:eastAsia="pl-PL"/>
-          <w14:ligatures w14:val="none"/>
-        </w:rPr>
-        <w:lastRenderedPageBreak/>
         <w:t xml:space="preserve">                        </w:t>
       </w:r>
       <w:proofErr w:type="spellStart"/>
@@ -23375,7 +24192,7 @@
     </w:p>
     <w:p>
       <w:pPr>
-        <w:pStyle w:val="ListParagraph"/>
+        <w:pStyle w:val="Akapitzlist"/>
         <w:numPr>
           <w:ilvl w:val="0"/>
           <w:numId w:val="13"/>
@@ -23402,7 +24219,7 @@
     </w:p>
     <w:p>
       <w:pPr>
-        <w:pStyle w:val="ListParagraph"/>
+        <w:pStyle w:val="Akapitzlist"/>
         <w:rPr>
           <w:sz w:val="26"/>
           <w:szCs w:val="26"/>
@@ -24696,7 +25513,20 @@
           <w:lang w:val="en-US" w:eastAsia="pl-PL"/>
           <w14:ligatures w14:val="none"/>
         </w:rPr>
-        <w:t xml:space="preserve">) || </w:t>
+        <w:t xml:space="preserve">) </w:t>
+      </w:r>
+      <w:r>
+        <w:rPr>
+          <w:rFonts w:ascii="Courier New" w:eastAsia="Times New Roman" w:hAnsi="Courier New" w:cs="Courier New"/>
+          <w:color w:val="BCBEC4"/>
+          <w:kern w:val="0"/>
+          <w:sz w:val="20"/>
+          <w:szCs w:val="20"/>
+          <w:lang w:val="en-US" w:eastAsia="pl-PL"/>
+          <w14:ligatures w14:val="none"/>
+        </w:rPr>
+        <w:lastRenderedPageBreak/>
+        <w:t xml:space="preserve">|| </w:t>
       </w:r>
       <w:r>
         <w:rPr>
@@ -25930,20 +26760,7 @@
           <w:lang w:val="en-US" w:eastAsia="pl-PL"/>
           <w14:ligatures w14:val="none"/>
         </w:rPr>
-        <w:t xml:space="preserve">' </w:t>
-      </w:r>
-      <w:r>
-        <w:rPr>
-          <w:rFonts w:ascii="Courier New" w:eastAsia="Times New Roman" w:hAnsi="Courier New" w:cs="Courier New"/>
-          <w:color w:val="6AAB73"/>
-          <w:kern w:val="0"/>
-          <w:sz w:val="20"/>
-          <w:szCs w:val="20"/>
-          <w:lang w:val="en-US" w:eastAsia="pl-PL"/>
-          <w14:ligatures w14:val="none"/>
-        </w:rPr>
-        <w:lastRenderedPageBreak/>
-        <w:t>days'</w:t>
+        <w:t>' days'</w:t>
       </w:r>
       <w:r>
         <w:rPr>
@@ -28082,6 +28899,18 @@
           <w14:ligatures w14:val="none"/>
         </w:rPr>
         <w:br/>
+      </w:r>
+      <w:r>
+        <w:rPr>
+          <w:rFonts w:ascii="Courier New" w:eastAsia="Times New Roman" w:hAnsi="Courier New" w:cs="Courier New"/>
+          <w:color w:val="7A7E85"/>
+          <w:kern w:val="0"/>
+          <w:sz w:val="20"/>
+          <w:szCs w:val="20"/>
+          <w:lang w:eastAsia="pl-PL"/>
+          <w14:ligatures w14:val="none"/>
+        </w:rPr>
+        <w:lastRenderedPageBreak/>
         <w:t xml:space="preserve">                                   </w:t>
       </w:r>
       <w:r>
@@ -28605,7 +29434,6 @@
           <w:sz w:val="26"/>
           <w:szCs w:val="26"/>
         </w:rPr>
-        <w:lastRenderedPageBreak/>
         <w:t>Trigger</w:t>
       </w:r>
       <w:proofErr w:type="spellEnd"/>
@@ -28706,232 +29534,9 @@
           <w:lang w:eastAsia="pl-PL"/>
           <w14:ligatures w14:val="none"/>
         </w:rPr>
-        <w:t>przelicz_saldo_kredytu</w:t>
-      </w:r>
-      <w:proofErr w:type="spellEnd"/>
-      <w:r>
-        <w:rPr>
-          <w:rFonts w:ascii="Courier New" w:eastAsia="Times New Roman" w:hAnsi="Courier New" w:cs="Courier New"/>
-          <w:color w:val="BCBEC4"/>
-          <w:kern w:val="0"/>
-          <w:sz w:val="20"/>
-          <w:szCs w:val="20"/>
-          <w:lang w:eastAsia="pl-PL"/>
-          <w14:ligatures w14:val="none"/>
-        </w:rPr>
-        <w:t>()</w:t>
-      </w:r>
-      <w:r>
-        <w:rPr>
-          <w:rFonts w:ascii="Courier New" w:eastAsia="Times New Roman" w:hAnsi="Courier New" w:cs="Courier New"/>
-          <w:color w:val="BCBEC4"/>
-          <w:kern w:val="0"/>
-          <w:sz w:val="20"/>
-          <w:szCs w:val="20"/>
-          <w:lang w:eastAsia="pl-PL"/>
-          <w14:ligatures w14:val="none"/>
-        </w:rPr>
-        <w:br/>
-      </w:r>
-      <w:r>
-        <w:rPr>
-          <w:rFonts w:ascii="Courier New" w:eastAsia="Times New Roman" w:hAnsi="Courier New" w:cs="Courier New"/>
-          <w:color w:val="CF8E6D"/>
-          <w:kern w:val="0"/>
-          <w:sz w:val="20"/>
-          <w:szCs w:val="20"/>
-          <w:lang w:eastAsia="pl-PL"/>
-          <w14:ligatures w14:val="none"/>
-        </w:rPr>
-        <w:t xml:space="preserve">RETURNS TRIGGER AS </w:t>
-      </w:r>
-      <w:r>
-        <w:rPr>
-          <w:rFonts w:ascii="Courier New" w:eastAsia="Times New Roman" w:hAnsi="Courier New" w:cs="Courier New"/>
-          <w:color w:val="6AAB73"/>
-          <w:kern w:val="0"/>
-          <w:sz w:val="20"/>
-          <w:szCs w:val="20"/>
-          <w:lang w:eastAsia="pl-PL"/>
-          <w14:ligatures w14:val="none"/>
-        </w:rPr>
-        <w:t>$$</w:t>
-      </w:r>
-      <w:r>
-        <w:rPr>
-          <w:rFonts w:ascii="Courier New" w:eastAsia="Times New Roman" w:hAnsi="Courier New" w:cs="Courier New"/>
-          <w:color w:val="6AAB73"/>
-          <w:kern w:val="0"/>
-          <w:sz w:val="20"/>
-          <w:szCs w:val="20"/>
-          <w:lang w:eastAsia="pl-PL"/>
-          <w14:ligatures w14:val="none"/>
-        </w:rPr>
-        <w:br/>
-      </w:r>
-      <w:r>
-        <w:rPr>
-          <w:rFonts w:ascii="Courier New" w:eastAsia="Times New Roman" w:hAnsi="Courier New" w:cs="Courier New"/>
-          <w:color w:val="CF8E6D"/>
-          <w:kern w:val="0"/>
-          <w:sz w:val="20"/>
-          <w:szCs w:val="20"/>
-          <w:lang w:eastAsia="pl-PL"/>
-          <w14:ligatures w14:val="none"/>
-        </w:rPr>
-        <w:t>BEGIN</w:t>
-      </w:r>
-      <w:r>
-        <w:rPr>
-          <w:rFonts w:ascii="Courier New" w:eastAsia="Times New Roman" w:hAnsi="Courier New" w:cs="Courier New"/>
-          <w:color w:val="CF8E6D"/>
-          <w:kern w:val="0"/>
-          <w:sz w:val="20"/>
-          <w:szCs w:val="20"/>
-          <w:lang w:eastAsia="pl-PL"/>
-          <w14:ligatures w14:val="none"/>
-        </w:rPr>
-        <w:br/>
-        <w:t xml:space="preserve">    UPDATE </w:t>
-      </w:r>
-      <w:r>
-        <w:rPr>
-          <w:rFonts w:ascii="Courier New" w:eastAsia="Times New Roman" w:hAnsi="Courier New" w:cs="Courier New"/>
-          <w:color w:val="BCBEC4"/>
-          <w:kern w:val="0"/>
-          <w:sz w:val="20"/>
-          <w:szCs w:val="20"/>
-          <w:lang w:eastAsia="pl-PL"/>
-          <w14:ligatures w14:val="none"/>
-        </w:rPr>
-        <w:t>kredyty</w:t>
-      </w:r>
-      <w:r>
-        <w:rPr>
-          <w:rFonts w:ascii="Courier New" w:eastAsia="Times New Roman" w:hAnsi="Courier New" w:cs="Courier New"/>
-          <w:color w:val="BCBEC4"/>
-          <w:kern w:val="0"/>
-          <w:sz w:val="20"/>
-          <w:szCs w:val="20"/>
-          <w:lang w:eastAsia="pl-PL"/>
-          <w14:ligatures w14:val="none"/>
-        </w:rPr>
-        <w:br/>
-        <w:t xml:space="preserve">    </w:t>
-      </w:r>
-      <w:r>
-        <w:rPr>
-          <w:rFonts w:ascii="Courier New" w:eastAsia="Times New Roman" w:hAnsi="Courier New" w:cs="Courier New"/>
-          <w:color w:val="CF8E6D"/>
-          <w:kern w:val="0"/>
-          <w:sz w:val="20"/>
-          <w:szCs w:val="20"/>
-          <w:lang w:eastAsia="pl-PL"/>
-          <w14:ligatures w14:val="none"/>
-        </w:rPr>
-        <w:t xml:space="preserve">SET </w:t>
-      </w:r>
-      <w:proofErr w:type="spellStart"/>
-      <w:r>
-        <w:rPr>
-          <w:rFonts w:ascii="Courier New" w:eastAsia="Times New Roman" w:hAnsi="Courier New" w:cs="Courier New"/>
-          <w:color w:val="C77DBB"/>
-          <w:kern w:val="0"/>
-          <w:sz w:val="20"/>
-          <w:szCs w:val="20"/>
-          <w:lang w:eastAsia="pl-PL"/>
-          <w14:ligatures w14:val="none"/>
-        </w:rPr>
-        <w:t>do_splaty</w:t>
-      </w:r>
-      <w:proofErr w:type="spellEnd"/>
-      <w:r>
-        <w:rPr>
-          <w:rFonts w:ascii="Courier New" w:eastAsia="Times New Roman" w:hAnsi="Courier New" w:cs="Courier New"/>
-          <w:color w:val="C77DBB"/>
-          <w:kern w:val="0"/>
-          <w:sz w:val="20"/>
-          <w:szCs w:val="20"/>
-          <w:lang w:eastAsia="pl-PL"/>
-          <w14:ligatures w14:val="none"/>
-        </w:rPr>
-        <w:t xml:space="preserve"> </w:t>
-      </w:r>
-      <w:r>
-        <w:rPr>
-          <w:rFonts w:ascii="Courier New" w:eastAsia="Times New Roman" w:hAnsi="Courier New" w:cs="Courier New"/>
-          <w:color w:val="BCBEC4"/>
-          <w:kern w:val="0"/>
-          <w:sz w:val="20"/>
-          <w:szCs w:val="20"/>
-          <w:lang w:eastAsia="pl-PL"/>
-          <w14:ligatures w14:val="none"/>
-        </w:rPr>
-        <w:t xml:space="preserve">= </w:t>
-      </w:r>
-      <w:proofErr w:type="spellStart"/>
-      <w:r>
-        <w:rPr>
-          <w:rFonts w:ascii="Courier New" w:eastAsia="Times New Roman" w:hAnsi="Courier New" w:cs="Courier New"/>
-          <w:color w:val="C77DBB"/>
-          <w:kern w:val="0"/>
-          <w:sz w:val="20"/>
-          <w:szCs w:val="20"/>
-          <w:lang w:eastAsia="pl-PL"/>
-          <w14:ligatures w14:val="none"/>
-        </w:rPr>
-        <w:t>kwota_calkowita</w:t>
-      </w:r>
-      <w:proofErr w:type="spellEnd"/>
-      <w:r>
-        <w:rPr>
-          <w:rFonts w:ascii="Courier New" w:eastAsia="Times New Roman" w:hAnsi="Courier New" w:cs="Courier New"/>
-          <w:color w:val="C77DBB"/>
-          <w:kern w:val="0"/>
-          <w:sz w:val="20"/>
-          <w:szCs w:val="20"/>
-          <w:lang w:eastAsia="pl-PL"/>
-          <w14:ligatures w14:val="none"/>
-        </w:rPr>
-        <w:t xml:space="preserve"> </w:t>
-      </w:r>
-      <w:r>
-        <w:rPr>
-          <w:rFonts w:ascii="Courier New" w:eastAsia="Times New Roman" w:hAnsi="Courier New" w:cs="Courier New"/>
-          <w:color w:val="BCBEC4"/>
-          <w:kern w:val="0"/>
-          <w:sz w:val="20"/>
-          <w:szCs w:val="20"/>
-          <w:lang w:eastAsia="pl-PL"/>
-          <w14:ligatures w14:val="none"/>
-        </w:rPr>
-        <w:t>- (</w:t>
-      </w:r>
-      <w:r>
-        <w:rPr>
-          <w:rFonts w:ascii="Courier New" w:eastAsia="Times New Roman" w:hAnsi="Courier New" w:cs="Courier New"/>
-          <w:color w:val="BCBEC4"/>
-          <w:kern w:val="0"/>
-          <w:sz w:val="20"/>
-          <w:szCs w:val="20"/>
-          <w:lang w:eastAsia="pl-PL"/>
-          <w14:ligatures w14:val="none"/>
-        </w:rPr>
-        <w:br/>
-        <w:t xml:space="preserve">        </w:t>
-      </w:r>
-      <w:r>
-        <w:rPr>
-          <w:rFonts w:ascii="Courier New" w:eastAsia="Times New Roman" w:hAnsi="Courier New" w:cs="Courier New"/>
-          <w:color w:val="CF8E6D"/>
-          <w:kern w:val="0"/>
-          <w:sz w:val="20"/>
-          <w:szCs w:val="20"/>
-          <w:lang w:eastAsia="pl-PL"/>
-          <w14:ligatures w14:val="none"/>
-        </w:rPr>
-        <w:t xml:space="preserve">SELECT </w:t>
-      </w:r>
+        <w:t>przelicz_saldo_</w:t>
+      </w:r>
+      <w:proofErr w:type="gramStart"/>
       <w:r>
         <w:rPr>
           <w:rFonts w:ascii="Courier New" w:eastAsia="Times New Roman" w:hAnsi="Courier New" w:cs="Courier New"/>
@@ -28944,8 +29549,9 @@
           <w:lang w:eastAsia="pl-PL"/>
           <w14:ligatures w14:val="none"/>
         </w:rPr>
-        <w:t>COALESCE</w:t>
-      </w:r>
+        <w:t>kredytu</w:t>
+      </w:r>
+      <w:proofErr w:type="spellEnd"/>
       <w:r>
         <w:rPr>
           <w:rFonts w:ascii="Courier New" w:eastAsia="Times New Roman" w:hAnsi="Courier New" w:cs="Courier New"/>
@@ -28957,6 +29563,230 @@
           <w14:ligatures w14:val="none"/>
         </w:rPr>
         <w:t>(</w:t>
+      </w:r>
+      <w:proofErr w:type="gramEnd"/>
+      <w:r>
+        <w:rPr>
+          <w:rFonts w:ascii="Courier New" w:eastAsia="Times New Roman" w:hAnsi="Courier New" w:cs="Courier New"/>
+          <w:color w:val="BCBEC4"/>
+          <w:kern w:val="0"/>
+          <w:sz w:val="20"/>
+          <w:szCs w:val="20"/>
+          <w:lang w:eastAsia="pl-PL"/>
+          <w14:ligatures w14:val="none"/>
+        </w:rPr>
+        <w:t>)</w:t>
+      </w:r>
+      <w:r>
+        <w:rPr>
+          <w:rFonts w:ascii="Courier New" w:eastAsia="Times New Roman" w:hAnsi="Courier New" w:cs="Courier New"/>
+          <w:color w:val="BCBEC4"/>
+          <w:kern w:val="0"/>
+          <w:sz w:val="20"/>
+          <w:szCs w:val="20"/>
+          <w:lang w:eastAsia="pl-PL"/>
+          <w14:ligatures w14:val="none"/>
+        </w:rPr>
+        <w:br/>
+      </w:r>
+      <w:r>
+        <w:rPr>
+          <w:rFonts w:ascii="Courier New" w:eastAsia="Times New Roman" w:hAnsi="Courier New" w:cs="Courier New"/>
+          <w:color w:val="CF8E6D"/>
+          <w:kern w:val="0"/>
+          <w:sz w:val="20"/>
+          <w:szCs w:val="20"/>
+          <w:lang w:eastAsia="pl-PL"/>
+          <w14:ligatures w14:val="none"/>
+        </w:rPr>
+        <w:t xml:space="preserve">RETURNS TRIGGER AS </w:t>
+      </w:r>
+      <w:r>
+        <w:rPr>
+          <w:rFonts w:ascii="Courier New" w:eastAsia="Times New Roman" w:hAnsi="Courier New" w:cs="Courier New"/>
+          <w:color w:val="6AAB73"/>
+          <w:kern w:val="0"/>
+          <w:sz w:val="20"/>
+          <w:szCs w:val="20"/>
+          <w:lang w:eastAsia="pl-PL"/>
+          <w14:ligatures w14:val="none"/>
+        </w:rPr>
+        <w:t>$$</w:t>
+      </w:r>
+      <w:r>
+        <w:rPr>
+          <w:rFonts w:ascii="Courier New" w:eastAsia="Times New Roman" w:hAnsi="Courier New" w:cs="Courier New"/>
+          <w:color w:val="6AAB73"/>
+          <w:kern w:val="0"/>
+          <w:sz w:val="20"/>
+          <w:szCs w:val="20"/>
+          <w:lang w:eastAsia="pl-PL"/>
+          <w14:ligatures w14:val="none"/>
+        </w:rPr>
+        <w:br/>
+      </w:r>
+      <w:r>
+        <w:rPr>
+          <w:rFonts w:ascii="Courier New" w:eastAsia="Times New Roman" w:hAnsi="Courier New" w:cs="Courier New"/>
+          <w:color w:val="CF8E6D"/>
+          <w:kern w:val="0"/>
+          <w:sz w:val="20"/>
+          <w:szCs w:val="20"/>
+          <w:lang w:eastAsia="pl-PL"/>
+          <w14:ligatures w14:val="none"/>
+        </w:rPr>
+        <w:t>BEGIN</w:t>
+      </w:r>
+      <w:r>
+        <w:rPr>
+          <w:rFonts w:ascii="Courier New" w:eastAsia="Times New Roman" w:hAnsi="Courier New" w:cs="Courier New"/>
+          <w:color w:val="CF8E6D"/>
+          <w:kern w:val="0"/>
+          <w:sz w:val="20"/>
+          <w:szCs w:val="20"/>
+          <w:lang w:eastAsia="pl-PL"/>
+          <w14:ligatures w14:val="none"/>
+        </w:rPr>
+        <w:br/>
+        <w:t xml:space="preserve">    UPDATE </w:t>
+      </w:r>
+      <w:r>
+        <w:rPr>
+          <w:rFonts w:ascii="Courier New" w:eastAsia="Times New Roman" w:hAnsi="Courier New" w:cs="Courier New"/>
+          <w:color w:val="BCBEC4"/>
+          <w:kern w:val="0"/>
+          <w:sz w:val="20"/>
+          <w:szCs w:val="20"/>
+          <w:lang w:eastAsia="pl-PL"/>
+          <w14:ligatures w14:val="none"/>
+        </w:rPr>
+        <w:t>kredyty</w:t>
+      </w:r>
+      <w:r>
+        <w:rPr>
+          <w:rFonts w:ascii="Courier New" w:eastAsia="Times New Roman" w:hAnsi="Courier New" w:cs="Courier New"/>
+          <w:color w:val="BCBEC4"/>
+          <w:kern w:val="0"/>
+          <w:sz w:val="20"/>
+          <w:szCs w:val="20"/>
+          <w:lang w:eastAsia="pl-PL"/>
+          <w14:ligatures w14:val="none"/>
+        </w:rPr>
+        <w:br/>
+        <w:t xml:space="preserve">    </w:t>
+      </w:r>
+      <w:r>
+        <w:rPr>
+          <w:rFonts w:ascii="Courier New" w:eastAsia="Times New Roman" w:hAnsi="Courier New" w:cs="Courier New"/>
+          <w:color w:val="CF8E6D"/>
+          <w:kern w:val="0"/>
+          <w:sz w:val="20"/>
+          <w:szCs w:val="20"/>
+          <w:lang w:eastAsia="pl-PL"/>
+          <w14:ligatures w14:val="none"/>
+        </w:rPr>
+        <w:t xml:space="preserve">SET </w:t>
+      </w:r>
+      <w:proofErr w:type="spellStart"/>
+      <w:r>
+        <w:rPr>
+          <w:rFonts w:ascii="Courier New" w:eastAsia="Times New Roman" w:hAnsi="Courier New" w:cs="Courier New"/>
+          <w:color w:val="C77DBB"/>
+          <w:kern w:val="0"/>
+          <w:sz w:val="20"/>
+          <w:szCs w:val="20"/>
+          <w:lang w:eastAsia="pl-PL"/>
+          <w14:ligatures w14:val="none"/>
+        </w:rPr>
+        <w:t>do_splaty</w:t>
+      </w:r>
+      <w:proofErr w:type="spellEnd"/>
+      <w:r>
+        <w:rPr>
+          <w:rFonts w:ascii="Courier New" w:eastAsia="Times New Roman" w:hAnsi="Courier New" w:cs="Courier New"/>
+          <w:color w:val="C77DBB"/>
+          <w:kern w:val="0"/>
+          <w:sz w:val="20"/>
+          <w:szCs w:val="20"/>
+          <w:lang w:eastAsia="pl-PL"/>
+          <w14:ligatures w14:val="none"/>
+        </w:rPr>
+        <w:t xml:space="preserve"> </w:t>
+      </w:r>
+      <w:r>
+        <w:rPr>
+          <w:rFonts w:ascii="Courier New" w:eastAsia="Times New Roman" w:hAnsi="Courier New" w:cs="Courier New"/>
+          <w:color w:val="BCBEC4"/>
+          <w:kern w:val="0"/>
+          <w:sz w:val="20"/>
+          <w:szCs w:val="20"/>
+          <w:lang w:eastAsia="pl-PL"/>
+          <w14:ligatures w14:val="none"/>
+        </w:rPr>
+        <w:t xml:space="preserve">= </w:t>
+      </w:r>
+      <w:proofErr w:type="spellStart"/>
+      <w:r>
+        <w:rPr>
+          <w:rFonts w:ascii="Courier New" w:eastAsia="Times New Roman" w:hAnsi="Courier New" w:cs="Courier New"/>
+          <w:color w:val="C77DBB"/>
+          <w:kern w:val="0"/>
+          <w:sz w:val="20"/>
+          <w:szCs w:val="20"/>
+          <w:lang w:eastAsia="pl-PL"/>
+          <w14:ligatures w14:val="none"/>
+        </w:rPr>
+        <w:t>kwota_calkowita</w:t>
+      </w:r>
+      <w:proofErr w:type="spellEnd"/>
+      <w:r>
+        <w:rPr>
+          <w:rFonts w:ascii="Courier New" w:eastAsia="Times New Roman" w:hAnsi="Courier New" w:cs="Courier New"/>
+          <w:color w:val="C77DBB"/>
+          <w:kern w:val="0"/>
+          <w:sz w:val="20"/>
+          <w:szCs w:val="20"/>
+          <w:lang w:eastAsia="pl-PL"/>
+          <w14:ligatures w14:val="none"/>
+        </w:rPr>
+        <w:t xml:space="preserve"> </w:t>
+      </w:r>
+      <w:r>
+        <w:rPr>
+          <w:rFonts w:ascii="Courier New" w:eastAsia="Times New Roman" w:hAnsi="Courier New" w:cs="Courier New"/>
+          <w:color w:val="BCBEC4"/>
+          <w:kern w:val="0"/>
+          <w:sz w:val="20"/>
+          <w:szCs w:val="20"/>
+          <w:lang w:eastAsia="pl-PL"/>
+          <w14:ligatures w14:val="none"/>
+        </w:rPr>
+        <w:t>- (</w:t>
+      </w:r>
+      <w:r>
+        <w:rPr>
+          <w:rFonts w:ascii="Courier New" w:eastAsia="Times New Roman" w:hAnsi="Courier New" w:cs="Courier New"/>
+          <w:color w:val="BCBEC4"/>
+          <w:kern w:val="0"/>
+          <w:sz w:val="20"/>
+          <w:szCs w:val="20"/>
+          <w:lang w:eastAsia="pl-PL"/>
+          <w14:ligatures w14:val="none"/>
+        </w:rPr>
+        <w:br/>
+        <w:t xml:space="preserve">        </w:t>
+      </w:r>
+      <w:r>
+        <w:rPr>
+          <w:rFonts w:ascii="Courier New" w:eastAsia="Times New Roman" w:hAnsi="Courier New" w:cs="Courier New"/>
+          <w:color w:val="CF8E6D"/>
+          <w:kern w:val="0"/>
+          <w:sz w:val="20"/>
+          <w:szCs w:val="20"/>
+          <w:lang w:eastAsia="pl-PL"/>
+          <w14:ligatures w14:val="none"/>
+        </w:rPr>
+        <w:t xml:space="preserve">SELECT </w:t>
       </w:r>
       <w:r>
         <w:rPr>
@@ -28970,6 +29800,33 @@
           <w:lang w:eastAsia="pl-PL"/>
           <w14:ligatures w14:val="none"/>
         </w:rPr>
+        <w:t>COALESCE</w:t>
+      </w:r>
+      <w:r>
+        <w:rPr>
+          <w:rFonts w:ascii="Courier New" w:eastAsia="Times New Roman" w:hAnsi="Courier New" w:cs="Courier New"/>
+          <w:color w:val="BCBEC4"/>
+          <w:kern w:val="0"/>
+          <w:sz w:val="20"/>
+          <w:szCs w:val="20"/>
+          <w:lang w:eastAsia="pl-PL"/>
+          <w14:ligatures w14:val="none"/>
+        </w:rPr>
+        <w:t>(</w:t>
+      </w:r>
+      <w:proofErr w:type="gramStart"/>
+      <w:r>
+        <w:rPr>
+          <w:rFonts w:ascii="Courier New" w:eastAsia="Times New Roman" w:hAnsi="Courier New" w:cs="Courier New"/>
+          <w:i/>
+          <w:iCs/>
+          <w:color w:val="57AAF7"/>
+          <w:kern w:val="0"/>
+          <w:sz w:val="20"/>
+          <w:szCs w:val="20"/>
+          <w:lang w:eastAsia="pl-PL"/>
+          <w14:ligatures w14:val="none"/>
+        </w:rPr>
         <w:t>SUM</w:t>
       </w:r>
       <w:r>
@@ -28985,6 +29842,7 @@
         <w:t>(</w:t>
       </w:r>
       <w:proofErr w:type="spellStart"/>
+      <w:proofErr w:type="gramEnd"/>
       <w:r>
         <w:rPr>
           <w:rFonts w:ascii="Courier New" w:eastAsia="Times New Roman" w:hAnsi="Courier New" w:cs="Courier New"/>
@@ -29246,7 +30104,20 @@
           <w14:ligatures w14:val="none"/>
         </w:rPr>
         <w:br/>
-        <w:t xml:space="preserve">    </w:t>
+        <w:t xml:space="preserve">  </w:t>
+      </w:r>
+      <w:proofErr w:type="gramStart"/>
+      <w:r>
+        <w:rPr>
+          <w:rFonts w:ascii="Courier New" w:eastAsia="Times New Roman" w:hAnsi="Courier New" w:cs="Courier New"/>
+          <w:color w:val="CF8E6D"/>
+          <w:kern w:val="0"/>
+          <w:sz w:val="20"/>
+          <w:szCs w:val="20"/>
+          <w:lang w:eastAsia="pl-PL"/>
+          <w14:ligatures w14:val="none"/>
+        </w:rPr>
+        <w:t xml:space="preserve">  </w:t>
       </w:r>
       <w:r>
         <w:rPr>
@@ -29260,6 +30131,7 @@
         </w:rPr>
         <w:t>)</w:t>
       </w:r>
+      <w:proofErr w:type="gramEnd"/>
       <w:r>
         <w:rPr>
           <w:rFonts w:ascii="Courier New" w:eastAsia="Times New Roman" w:hAnsi="Courier New" w:cs="Courier New"/>
@@ -29811,7 +30683,22 @@
           <w:lang w:val="en-US" w:eastAsia="pl-PL"/>
           <w14:ligatures w14:val="none"/>
         </w:rPr>
-        <w:t>przelicz_saldo_kredytu</w:t>
+        <w:t>przelicz_saldo_</w:t>
+      </w:r>
+      <w:proofErr w:type="gramStart"/>
+      <w:r>
+        <w:rPr>
+          <w:rFonts w:ascii="Courier New" w:eastAsia="Times New Roman" w:hAnsi="Courier New" w:cs="Courier New"/>
+          <w:i/>
+          <w:iCs/>
+          <w:color w:val="57AAF7"/>
+          <w:kern w:val="0"/>
+          <w:sz w:val="20"/>
+          <w:szCs w:val="20"/>
+          <w:lang w:val="en-US" w:eastAsia="pl-PL"/>
+          <w14:ligatures w14:val="none"/>
+        </w:rPr>
+        <w:t>kredytu</w:t>
       </w:r>
       <w:proofErr w:type="spellEnd"/>
       <w:r>
@@ -29826,6 +30713,7 @@
         </w:rPr>
         <w:t>();</w:t>
       </w:r>
+      <w:proofErr w:type="gramEnd"/>
     </w:p>
     <w:p>
       <w:pPr>
@@ -29905,7 +30793,23 @@
           <w:sz w:val="26"/>
           <w:szCs w:val="26"/>
         </w:rPr>
-        <w:t xml:space="preserve"> i oprocentowanie i różnicy kolumn </w:t>
+        <w:t xml:space="preserve"> i </w:t>
+      </w:r>
+      <w:proofErr w:type="gramStart"/>
+      <w:r>
+        <w:rPr>
+          <w:sz w:val="26"/>
+          <w:szCs w:val="26"/>
+        </w:rPr>
+        <w:t>oprocentowanie</w:t>
+      </w:r>
+      <w:proofErr w:type="gramEnd"/>
+      <w:r>
+        <w:rPr>
+          <w:sz w:val="26"/>
+          <w:szCs w:val="26"/>
+        </w:rPr>
+        <w:t xml:space="preserve"> i różnicy kolumn </w:t>
       </w:r>
       <w:proofErr w:type="spellStart"/>
       <w:r>
@@ -29990,207 +30894,9 @@
           <w:lang w:eastAsia="pl-PL"/>
           <w14:ligatures w14:val="none"/>
         </w:rPr>
-        <w:t>oblicz_lokate</w:t>
-      </w:r>
-      <w:proofErr w:type="spellEnd"/>
-      <w:r>
-        <w:rPr>
-          <w:rFonts w:ascii="Courier New" w:eastAsia="Times New Roman" w:hAnsi="Courier New" w:cs="Courier New"/>
-          <w:color w:val="BCBEC4"/>
-          <w:kern w:val="0"/>
-          <w:sz w:val="20"/>
-          <w:szCs w:val="20"/>
-          <w:lang w:eastAsia="pl-PL"/>
-          <w14:ligatures w14:val="none"/>
-        </w:rPr>
-        <w:t>()</w:t>
-      </w:r>
-      <w:r>
-        <w:rPr>
-          <w:rFonts w:ascii="Courier New" w:eastAsia="Times New Roman" w:hAnsi="Courier New" w:cs="Courier New"/>
-          <w:color w:val="BCBEC4"/>
-          <w:kern w:val="0"/>
-          <w:sz w:val="20"/>
-          <w:szCs w:val="20"/>
-          <w:lang w:eastAsia="pl-PL"/>
-          <w14:ligatures w14:val="none"/>
-        </w:rPr>
-        <w:br/>
-      </w:r>
-      <w:r>
-        <w:rPr>
-          <w:rFonts w:ascii="Courier New" w:eastAsia="Times New Roman" w:hAnsi="Courier New" w:cs="Courier New"/>
-          <w:color w:val="CF8E6D"/>
-          <w:kern w:val="0"/>
-          <w:sz w:val="20"/>
-          <w:szCs w:val="20"/>
-          <w:lang w:eastAsia="pl-PL"/>
-          <w14:ligatures w14:val="none"/>
-        </w:rPr>
-        <w:t xml:space="preserve">RETURNS TRIGGER AS </w:t>
-      </w:r>
-      <w:r>
-        <w:rPr>
-          <w:rFonts w:ascii="Courier New" w:eastAsia="Times New Roman" w:hAnsi="Courier New" w:cs="Courier New"/>
-          <w:color w:val="6AAB73"/>
-          <w:kern w:val="0"/>
-          <w:sz w:val="20"/>
-          <w:szCs w:val="20"/>
-          <w:lang w:eastAsia="pl-PL"/>
-          <w14:ligatures w14:val="none"/>
-        </w:rPr>
-        <w:t>$$</w:t>
-      </w:r>
-      <w:r>
-        <w:rPr>
-          <w:rFonts w:ascii="Courier New" w:eastAsia="Times New Roman" w:hAnsi="Courier New" w:cs="Courier New"/>
-          <w:color w:val="6AAB73"/>
-          <w:kern w:val="0"/>
-          <w:sz w:val="20"/>
-          <w:szCs w:val="20"/>
-          <w:lang w:eastAsia="pl-PL"/>
-          <w14:ligatures w14:val="none"/>
-        </w:rPr>
-        <w:br/>
-      </w:r>
-      <w:r>
-        <w:rPr>
-          <w:rFonts w:ascii="Courier New" w:eastAsia="Times New Roman" w:hAnsi="Courier New" w:cs="Courier New"/>
-          <w:color w:val="CF8E6D"/>
-          <w:kern w:val="0"/>
-          <w:sz w:val="20"/>
-          <w:szCs w:val="20"/>
-          <w:lang w:eastAsia="pl-PL"/>
-          <w14:ligatures w14:val="none"/>
-        </w:rPr>
-        <w:t>DECLARE</w:t>
-      </w:r>
-      <w:r>
-        <w:rPr>
-          <w:rFonts w:ascii="Courier New" w:eastAsia="Times New Roman" w:hAnsi="Courier New" w:cs="Courier New"/>
-          <w:color w:val="CF8E6D"/>
-          <w:kern w:val="0"/>
-          <w:sz w:val="20"/>
-          <w:szCs w:val="20"/>
-          <w:lang w:eastAsia="pl-PL"/>
-          <w14:ligatures w14:val="none"/>
-        </w:rPr>
-        <w:br/>
-        <w:t xml:space="preserve">    </w:t>
-      </w:r>
-      <w:proofErr w:type="spellStart"/>
-      <w:r>
-        <w:rPr>
-          <w:rFonts w:ascii="Courier New" w:eastAsia="Times New Roman" w:hAnsi="Courier New" w:cs="Courier New"/>
-          <w:color w:val="BCBEC4"/>
-          <w:kern w:val="0"/>
-          <w:sz w:val="20"/>
-          <w:szCs w:val="20"/>
-          <w:lang w:eastAsia="pl-PL"/>
-          <w14:ligatures w14:val="none"/>
-        </w:rPr>
-        <w:t>v_ilosc_miesiecy</w:t>
-      </w:r>
-      <w:proofErr w:type="spellEnd"/>
-      <w:r>
-        <w:rPr>
-          <w:rFonts w:ascii="Courier New" w:eastAsia="Times New Roman" w:hAnsi="Courier New" w:cs="Courier New"/>
-          <w:color w:val="BCBEC4"/>
-          <w:kern w:val="0"/>
-          <w:sz w:val="20"/>
-          <w:szCs w:val="20"/>
-          <w:lang w:eastAsia="pl-PL"/>
-          <w14:ligatures w14:val="none"/>
-        </w:rPr>
-        <w:t xml:space="preserve"> </w:t>
-      </w:r>
-      <w:r>
-        <w:rPr>
-          <w:rFonts w:ascii="Courier New" w:eastAsia="Times New Roman" w:hAnsi="Courier New" w:cs="Courier New"/>
-          <w:color w:val="CF8E6D"/>
-          <w:kern w:val="0"/>
-          <w:sz w:val="20"/>
-          <w:szCs w:val="20"/>
-          <w:lang w:eastAsia="pl-PL"/>
-          <w14:ligatures w14:val="none"/>
-        </w:rPr>
-        <w:t>NUMERIC</w:t>
-      </w:r>
-      <w:r>
-        <w:rPr>
-          <w:rFonts w:ascii="Courier New" w:eastAsia="Times New Roman" w:hAnsi="Courier New" w:cs="Courier New"/>
-          <w:color w:val="BCBEC4"/>
-          <w:kern w:val="0"/>
-          <w:sz w:val="20"/>
-          <w:szCs w:val="20"/>
-          <w:lang w:eastAsia="pl-PL"/>
-          <w14:ligatures w14:val="none"/>
-        </w:rPr>
-        <w:t>;</w:t>
-      </w:r>
-      <w:r>
-        <w:rPr>
-          <w:rFonts w:ascii="Courier New" w:eastAsia="Times New Roman" w:hAnsi="Courier New" w:cs="Courier New"/>
-          <w:color w:val="BCBEC4"/>
-          <w:kern w:val="0"/>
-          <w:sz w:val="20"/>
-          <w:szCs w:val="20"/>
-          <w:lang w:eastAsia="pl-PL"/>
-          <w14:ligatures w14:val="none"/>
-        </w:rPr>
-        <w:br/>
-      </w:r>
-      <w:r>
-        <w:rPr>
-          <w:rFonts w:ascii="Courier New" w:eastAsia="Times New Roman" w:hAnsi="Courier New" w:cs="Courier New"/>
-          <w:color w:val="CF8E6D"/>
-          <w:kern w:val="0"/>
-          <w:sz w:val="20"/>
-          <w:szCs w:val="20"/>
-          <w:lang w:eastAsia="pl-PL"/>
-          <w14:ligatures w14:val="none"/>
-        </w:rPr>
-        <w:t>BEGIN</w:t>
-      </w:r>
-      <w:r>
-        <w:rPr>
-          <w:rFonts w:ascii="Courier New" w:eastAsia="Times New Roman" w:hAnsi="Courier New" w:cs="Courier New"/>
-          <w:color w:val="CF8E6D"/>
-          <w:kern w:val="0"/>
-          <w:sz w:val="20"/>
-          <w:szCs w:val="20"/>
-          <w:lang w:eastAsia="pl-PL"/>
-          <w14:ligatures w14:val="none"/>
-        </w:rPr>
-        <w:br/>
-        <w:t xml:space="preserve">    </w:t>
-      </w:r>
-      <w:proofErr w:type="spellStart"/>
-      <w:r>
-        <w:rPr>
-          <w:rFonts w:ascii="Courier New" w:eastAsia="Times New Roman" w:hAnsi="Courier New" w:cs="Courier New"/>
-          <w:color w:val="BCBEC4"/>
-          <w:kern w:val="0"/>
-          <w:sz w:val="20"/>
-          <w:szCs w:val="20"/>
-          <w:lang w:eastAsia="pl-PL"/>
-          <w14:ligatures w14:val="none"/>
-        </w:rPr>
-        <w:t>v_ilosc_miesiecy</w:t>
-      </w:r>
-      <w:proofErr w:type="spellEnd"/>
-      <w:r>
-        <w:rPr>
-          <w:rFonts w:ascii="Courier New" w:eastAsia="Times New Roman" w:hAnsi="Courier New" w:cs="Courier New"/>
-          <w:color w:val="BCBEC4"/>
-          <w:kern w:val="0"/>
-          <w:sz w:val="20"/>
-          <w:szCs w:val="20"/>
-          <w:lang w:eastAsia="pl-PL"/>
-          <w14:ligatures w14:val="none"/>
-        </w:rPr>
-        <w:t xml:space="preserve"> := </w:t>
-      </w:r>
+        <w:t>oblicz_</w:t>
+      </w:r>
+      <w:proofErr w:type="gramStart"/>
       <w:r>
         <w:rPr>
           <w:rFonts w:ascii="Courier New" w:eastAsia="Times New Roman" w:hAnsi="Courier New" w:cs="Courier New"/>
@@ -30203,8 +30909,9 @@
           <w:lang w:eastAsia="pl-PL"/>
           <w14:ligatures w14:val="none"/>
         </w:rPr>
-        <w:t>EXTRACT</w:t>
-      </w:r>
+        <w:t>lokate</w:t>
+      </w:r>
+      <w:proofErr w:type="spellEnd"/>
       <w:r>
         <w:rPr>
           <w:rFonts w:ascii="Courier New" w:eastAsia="Times New Roman" w:hAnsi="Courier New" w:cs="Courier New"/>
@@ -30217,18 +30924,232 @@
         </w:rPr>
         <w:t>(</w:t>
       </w:r>
-      <w:r>
-        <w:rPr>
-          <w:rFonts w:ascii="Courier New" w:eastAsia="Times New Roman" w:hAnsi="Courier New" w:cs="Courier New"/>
-          <w:color w:val="CF8E6D"/>
-          <w:kern w:val="0"/>
-          <w:sz w:val="20"/>
-          <w:szCs w:val="20"/>
-          <w:lang w:eastAsia="pl-PL"/>
-          <w14:ligatures w14:val="none"/>
-        </w:rPr>
-        <w:t xml:space="preserve">YEAR FROM </w:t>
-      </w:r>
+      <w:proofErr w:type="gramEnd"/>
+      <w:r>
+        <w:rPr>
+          <w:rFonts w:ascii="Courier New" w:eastAsia="Times New Roman" w:hAnsi="Courier New" w:cs="Courier New"/>
+          <w:color w:val="BCBEC4"/>
+          <w:kern w:val="0"/>
+          <w:sz w:val="20"/>
+          <w:szCs w:val="20"/>
+          <w:lang w:eastAsia="pl-PL"/>
+          <w14:ligatures w14:val="none"/>
+        </w:rPr>
+        <w:t>)</w:t>
+      </w:r>
+      <w:r>
+        <w:rPr>
+          <w:rFonts w:ascii="Courier New" w:eastAsia="Times New Roman" w:hAnsi="Courier New" w:cs="Courier New"/>
+          <w:color w:val="BCBEC4"/>
+          <w:kern w:val="0"/>
+          <w:sz w:val="20"/>
+          <w:szCs w:val="20"/>
+          <w:lang w:eastAsia="pl-PL"/>
+          <w14:ligatures w14:val="none"/>
+        </w:rPr>
+        <w:br/>
+      </w:r>
+      <w:r>
+        <w:rPr>
+          <w:rFonts w:ascii="Courier New" w:eastAsia="Times New Roman" w:hAnsi="Courier New" w:cs="Courier New"/>
+          <w:color w:val="CF8E6D"/>
+          <w:kern w:val="0"/>
+          <w:sz w:val="20"/>
+          <w:szCs w:val="20"/>
+          <w:lang w:eastAsia="pl-PL"/>
+          <w14:ligatures w14:val="none"/>
+        </w:rPr>
+        <w:t xml:space="preserve">RETURNS TRIGGER AS </w:t>
+      </w:r>
+      <w:r>
+        <w:rPr>
+          <w:rFonts w:ascii="Courier New" w:eastAsia="Times New Roman" w:hAnsi="Courier New" w:cs="Courier New"/>
+          <w:color w:val="6AAB73"/>
+          <w:kern w:val="0"/>
+          <w:sz w:val="20"/>
+          <w:szCs w:val="20"/>
+          <w:lang w:eastAsia="pl-PL"/>
+          <w14:ligatures w14:val="none"/>
+        </w:rPr>
+        <w:t>$$</w:t>
+      </w:r>
+      <w:r>
+        <w:rPr>
+          <w:rFonts w:ascii="Courier New" w:eastAsia="Times New Roman" w:hAnsi="Courier New" w:cs="Courier New"/>
+          <w:color w:val="6AAB73"/>
+          <w:kern w:val="0"/>
+          <w:sz w:val="20"/>
+          <w:szCs w:val="20"/>
+          <w:lang w:eastAsia="pl-PL"/>
+          <w14:ligatures w14:val="none"/>
+        </w:rPr>
+        <w:br/>
+      </w:r>
+      <w:r>
+        <w:rPr>
+          <w:rFonts w:ascii="Courier New" w:eastAsia="Times New Roman" w:hAnsi="Courier New" w:cs="Courier New"/>
+          <w:color w:val="CF8E6D"/>
+          <w:kern w:val="0"/>
+          <w:sz w:val="20"/>
+          <w:szCs w:val="20"/>
+          <w:lang w:eastAsia="pl-PL"/>
+          <w14:ligatures w14:val="none"/>
+        </w:rPr>
+        <w:t>DECLARE</w:t>
+      </w:r>
+      <w:r>
+        <w:rPr>
+          <w:rFonts w:ascii="Courier New" w:eastAsia="Times New Roman" w:hAnsi="Courier New" w:cs="Courier New"/>
+          <w:color w:val="CF8E6D"/>
+          <w:kern w:val="0"/>
+          <w:sz w:val="20"/>
+          <w:szCs w:val="20"/>
+          <w:lang w:eastAsia="pl-PL"/>
+          <w14:ligatures w14:val="none"/>
+        </w:rPr>
+        <w:br/>
+        <w:t xml:space="preserve">    </w:t>
+      </w:r>
+      <w:proofErr w:type="spellStart"/>
+      <w:r>
+        <w:rPr>
+          <w:rFonts w:ascii="Courier New" w:eastAsia="Times New Roman" w:hAnsi="Courier New" w:cs="Courier New"/>
+          <w:color w:val="BCBEC4"/>
+          <w:kern w:val="0"/>
+          <w:sz w:val="20"/>
+          <w:szCs w:val="20"/>
+          <w:lang w:eastAsia="pl-PL"/>
+          <w14:ligatures w14:val="none"/>
+        </w:rPr>
+        <w:t>v_ilosc_miesiecy</w:t>
+      </w:r>
+      <w:proofErr w:type="spellEnd"/>
+      <w:r>
+        <w:rPr>
+          <w:rFonts w:ascii="Courier New" w:eastAsia="Times New Roman" w:hAnsi="Courier New" w:cs="Courier New"/>
+          <w:color w:val="BCBEC4"/>
+          <w:kern w:val="0"/>
+          <w:sz w:val="20"/>
+          <w:szCs w:val="20"/>
+          <w:lang w:eastAsia="pl-PL"/>
+          <w14:ligatures w14:val="none"/>
+        </w:rPr>
+        <w:t xml:space="preserve"> </w:t>
+      </w:r>
+      <w:r>
+        <w:rPr>
+          <w:rFonts w:ascii="Courier New" w:eastAsia="Times New Roman" w:hAnsi="Courier New" w:cs="Courier New"/>
+          <w:color w:val="CF8E6D"/>
+          <w:kern w:val="0"/>
+          <w:sz w:val="20"/>
+          <w:szCs w:val="20"/>
+          <w:lang w:eastAsia="pl-PL"/>
+          <w14:ligatures w14:val="none"/>
+        </w:rPr>
+        <w:t>NUMERIC</w:t>
+      </w:r>
+      <w:r>
+        <w:rPr>
+          <w:rFonts w:ascii="Courier New" w:eastAsia="Times New Roman" w:hAnsi="Courier New" w:cs="Courier New"/>
+          <w:color w:val="BCBEC4"/>
+          <w:kern w:val="0"/>
+          <w:sz w:val="20"/>
+          <w:szCs w:val="20"/>
+          <w:lang w:eastAsia="pl-PL"/>
+          <w14:ligatures w14:val="none"/>
+        </w:rPr>
+        <w:t>;</w:t>
+      </w:r>
+      <w:r>
+        <w:rPr>
+          <w:rFonts w:ascii="Courier New" w:eastAsia="Times New Roman" w:hAnsi="Courier New" w:cs="Courier New"/>
+          <w:color w:val="BCBEC4"/>
+          <w:kern w:val="0"/>
+          <w:sz w:val="20"/>
+          <w:szCs w:val="20"/>
+          <w:lang w:eastAsia="pl-PL"/>
+          <w14:ligatures w14:val="none"/>
+        </w:rPr>
+        <w:br/>
+      </w:r>
+      <w:r>
+        <w:rPr>
+          <w:rFonts w:ascii="Courier New" w:eastAsia="Times New Roman" w:hAnsi="Courier New" w:cs="Courier New"/>
+          <w:color w:val="CF8E6D"/>
+          <w:kern w:val="0"/>
+          <w:sz w:val="20"/>
+          <w:szCs w:val="20"/>
+          <w:lang w:eastAsia="pl-PL"/>
+          <w14:ligatures w14:val="none"/>
+        </w:rPr>
+        <w:t>BEGIN</w:t>
+      </w:r>
+      <w:r>
+        <w:rPr>
+          <w:rFonts w:ascii="Courier New" w:eastAsia="Times New Roman" w:hAnsi="Courier New" w:cs="Courier New"/>
+          <w:color w:val="CF8E6D"/>
+          <w:kern w:val="0"/>
+          <w:sz w:val="20"/>
+          <w:szCs w:val="20"/>
+          <w:lang w:eastAsia="pl-PL"/>
+          <w14:ligatures w14:val="none"/>
+        </w:rPr>
+        <w:br/>
+        <w:t xml:space="preserve">    </w:t>
+      </w:r>
+      <w:proofErr w:type="spellStart"/>
+      <w:r>
+        <w:rPr>
+          <w:rFonts w:ascii="Courier New" w:eastAsia="Times New Roman" w:hAnsi="Courier New" w:cs="Courier New"/>
+          <w:color w:val="BCBEC4"/>
+          <w:kern w:val="0"/>
+          <w:sz w:val="20"/>
+          <w:szCs w:val="20"/>
+          <w:lang w:eastAsia="pl-PL"/>
+          <w14:ligatures w14:val="none"/>
+        </w:rPr>
+        <w:t>v_ilosc_</w:t>
+      </w:r>
+      <w:proofErr w:type="gramStart"/>
+      <w:r>
+        <w:rPr>
+          <w:rFonts w:ascii="Courier New" w:eastAsia="Times New Roman" w:hAnsi="Courier New" w:cs="Courier New"/>
+          <w:color w:val="BCBEC4"/>
+          <w:kern w:val="0"/>
+          <w:sz w:val="20"/>
+          <w:szCs w:val="20"/>
+          <w:lang w:eastAsia="pl-PL"/>
+          <w14:ligatures w14:val="none"/>
+        </w:rPr>
+        <w:t>miesiecy</w:t>
+      </w:r>
+      <w:proofErr w:type="spellEnd"/>
+      <w:r>
+        <w:rPr>
+          <w:rFonts w:ascii="Courier New" w:eastAsia="Times New Roman" w:hAnsi="Courier New" w:cs="Courier New"/>
+          <w:color w:val="BCBEC4"/>
+          <w:kern w:val="0"/>
+          <w:sz w:val="20"/>
+          <w:szCs w:val="20"/>
+          <w:lang w:eastAsia="pl-PL"/>
+          <w14:ligatures w14:val="none"/>
+        </w:rPr>
+        <w:t xml:space="preserve"> :</w:t>
+      </w:r>
+      <w:proofErr w:type="gramEnd"/>
+      <w:r>
+        <w:rPr>
+          <w:rFonts w:ascii="Courier New" w:eastAsia="Times New Roman" w:hAnsi="Courier New" w:cs="Courier New"/>
+          <w:color w:val="BCBEC4"/>
+          <w:kern w:val="0"/>
+          <w:sz w:val="20"/>
+          <w:szCs w:val="20"/>
+          <w:lang w:eastAsia="pl-PL"/>
+          <w14:ligatures w14:val="none"/>
+        </w:rPr>
+        <w:t xml:space="preserve">= </w:t>
+      </w:r>
+      <w:proofErr w:type="gramStart"/>
       <w:r>
         <w:rPr>
           <w:rFonts w:ascii="Courier New" w:eastAsia="Times New Roman" w:hAnsi="Courier New" w:cs="Courier New"/>
@@ -30241,7 +31162,7 @@
           <w:lang w:eastAsia="pl-PL"/>
           <w14:ligatures w14:val="none"/>
         </w:rPr>
-        <w:t>AGE</w:t>
+        <w:t>EXTRACT</w:t>
       </w:r>
       <w:r>
         <w:rPr>
@@ -30255,143 +31176,20 @@
         </w:rPr>
         <w:t>(</w:t>
       </w:r>
-      <w:proofErr w:type="spellStart"/>
-      <w:r>
-        <w:rPr>
-          <w:rFonts w:ascii="Courier New" w:eastAsia="Times New Roman" w:hAnsi="Courier New" w:cs="Courier New"/>
-          <w:color w:val="CF8E6D"/>
-          <w:kern w:val="0"/>
-          <w:sz w:val="20"/>
-          <w:szCs w:val="20"/>
-          <w:lang w:eastAsia="pl-PL"/>
-          <w14:ligatures w14:val="none"/>
-        </w:rPr>
-        <w:t>NEW</w:t>
-      </w:r>
-      <w:r>
-        <w:rPr>
-          <w:rFonts w:ascii="Courier New" w:eastAsia="Times New Roman" w:hAnsi="Courier New" w:cs="Courier New"/>
-          <w:color w:val="BCBEC4"/>
-          <w:kern w:val="0"/>
-          <w:sz w:val="20"/>
-          <w:szCs w:val="20"/>
-          <w:lang w:eastAsia="pl-PL"/>
-          <w14:ligatures w14:val="none"/>
-        </w:rPr>
-        <w:t>.</w:t>
-      </w:r>
-      <w:r>
-        <w:rPr>
-          <w:rFonts w:ascii="Courier New" w:eastAsia="Times New Roman" w:hAnsi="Courier New" w:cs="Courier New"/>
-          <w:color w:val="C77DBB"/>
-          <w:kern w:val="0"/>
-          <w:sz w:val="20"/>
-          <w:szCs w:val="20"/>
-          <w:lang w:eastAsia="pl-PL"/>
-          <w14:ligatures w14:val="none"/>
-        </w:rPr>
-        <w:t>data_zakonczenia</w:t>
-      </w:r>
-      <w:proofErr w:type="spellEnd"/>
-      <w:r>
-        <w:rPr>
-          <w:rFonts w:ascii="Courier New" w:eastAsia="Times New Roman" w:hAnsi="Courier New" w:cs="Courier New"/>
-          <w:color w:val="BCBEC4"/>
-          <w:kern w:val="0"/>
-          <w:sz w:val="20"/>
-          <w:szCs w:val="20"/>
-          <w:lang w:eastAsia="pl-PL"/>
-          <w14:ligatures w14:val="none"/>
-        </w:rPr>
-        <w:t xml:space="preserve">, </w:t>
-      </w:r>
-      <w:proofErr w:type="spellStart"/>
-      <w:r>
-        <w:rPr>
-          <w:rFonts w:ascii="Courier New" w:eastAsia="Times New Roman" w:hAnsi="Courier New" w:cs="Courier New"/>
-          <w:color w:val="CF8E6D"/>
-          <w:kern w:val="0"/>
-          <w:sz w:val="20"/>
-          <w:szCs w:val="20"/>
-          <w:lang w:eastAsia="pl-PL"/>
-          <w14:ligatures w14:val="none"/>
-        </w:rPr>
-        <w:t>NEW</w:t>
-      </w:r>
-      <w:r>
-        <w:rPr>
-          <w:rFonts w:ascii="Courier New" w:eastAsia="Times New Roman" w:hAnsi="Courier New" w:cs="Courier New"/>
-          <w:color w:val="BCBEC4"/>
-          <w:kern w:val="0"/>
-          <w:sz w:val="20"/>
-          <w:szCs w:val="20"/>
-          <w:lang w:eastAsia="pl-PL"/>
-          <w14:ligatures w14:val="none"/>
-        </w:rPr>
-        <w:t>.</w:t>
-      </w:r>
-      <w:r>
-        <w:rPr>
-          <w:rFonts w:ascii="Courier New" w:eastAsia="Times New Roman" w:hAnsi="Courier New" w:cs="Courier New"/>
-          <w:color w:val="C77DBB"/>
-          <w:kern w:val="0"/>
-          <w:sz w:val="20"/>
-          <w:szCs w:val="20"/>
-          <w:lang w:eastAsia="pl-PL"/>
-          <w14:ligatures w14:val="none"/>
-        </w:rPr>
-        <w:t>data_zalozenia</w:t>
-      </w:r>
-      <w:proofErr w:type="spellEnd"/>
-      <w:r>
-        <w:rPr>
-          <w:rFonts w:ascii="Courier New" w:eastAsia="Times New Roman" w:hAnsi="Courier New" w:cs="Courier New"/>
-          <w:color w:val="BCBEC4"/>
-          <w:kern w:val="0"/>
-          <w:sz w:val="20"/>
-          <w:szCs w:val="20"/>
-          <w:lang w:eastAsia="pl-PL"/>
-          <w14:ligatures w14:val="none"/>
-        </w:rPr>
-        <w:t xml:space="preserve">)) * </w:t>
-      </w:r>
-      <w:r>
-        <w:rPr>
-          <w:rFonts w:ascii="Courier New" w:eastAsia="Times New Roman" w:hAnsi="Courier New" w:cs="Courier New"/>
-          <w:color w:val="2AACB8"/>
-          <w:kern w:val="0"/>
-          <w:sz w:val="20"/>
-          <w:szCs w:val="20"/>
-          <w:lang w:eastAsia="pl-PL"/>
-          <w14:ligatures w14:val="none"/>
-        </w:rPr>
-        <w:t xml:space="preserve">12 </w:t>
-      </w:r>
-      <w:r>
-        <w:rPr>
-          <w:rFonts w:ascii="Courier New" w:eastAsia="Times New Roman" w:hAnsi="Courier New" w:cs="Courier New"/>
-          <w:color w:val="BCBEC4"/>
-          <w:kern w:val="0"/>
-          <w:sz w:val="20"/>
-          <w:szCs w:val="20"/>
-          <w:lang w:eastAsia="pl-PL"/>
-          <w14:ligatures w14:val="none"/>
-        </w:rPr>
-        <w:t>+</w:t>
-      </w:r>
-      <w:r>
-        <w:rPr>
-          <w:rFonts w:ascii="Courier New" w:eastAsia="Times New Roman" w:hAnsi="Courier New" w:cs="Courier New"/>
-          <w:color w:val="BCBEC4"/>
-          <w:kern w:val="0"/>
-          <w:sz w:val="20"/>
-          <w:szCs w:val="20"/>
-          <w:lang w:eastAsia="pl-PL"/>
-          <w14:ligatures w14:val="none"/>
-        </w:rPr>
-        <w:br/>
-        <w:t xml:space="preserve">                        </w:t>
-      </w:r>
+      <w:proofErr w:type="gramEnd"/>
+      <w:r>
+        <w:rPr>
+          <w:rFonts w:ascii="Courier New" w:eastAsia="Times New Roman" w:hAnsi="Courier New" w:cs="Courier New"/>
+          <w:color w:val="CF8E6D"/>
+          <w:kern w:val="0"/>
+          <w:sz w:val="20"/>
+          <w:szCs w:val="20"/>
+          <w:lang w:eastAsia="pl-PL"/>
+          <w14:ligatures w14:val="none"/>
+        </w:rPr>
+        <w:t xml:space="preserve">YEAR FROM </w:t>
+      </w:r>
+      <w:proofErr w:type="gramStart"/>
       <w:r>
         <w:rPr>
           <w:rFonts w:ascii="Courier New" w:eastAsia="Times New Roman" w:hAnsi="Courier New" w:cs="Courier New"/>
@@ -30404,7 +31202,7 @@
           <w:lang w:eastAsia="pl-PL"/>
           <w14:ligatures w14:val="none"/>
         </w:rPr>
-        <w:t>EXTRACT</w:t>
+        <w:t>AGE</w:t>
       </w:r>
       <w:r>
         <w:rPr>
@@ -30418,18 +31216,145 @@
         </w:rPr>
         <w:t>(</w:t>
       </w:r>
-      <w:r>
-        <w:rPr>
-          <w:rFonts w:ascii="Courier New" w:eastAsia="Times New Roman" w:hAnsi="Courier New" w:cs="Courier New"/>
-          <w:color w:val="CF8E6D"/>
-          <w:kern w:val="0"/>
-          <w:sz w:val="20"/>
-          <w:szCs w:val="20"/>
-          <w:lang w:eastAsia="pl-PL"/>
-          <w14:ligatures w14:val="none"/>
-        </w:rPr>
-        <w:t xml:space="preserve">MONTH FROM </w:t>
-      </w:r>
+      <w:proofErr w:type="spellStart"/>
+      <w:proofErr w:type="gramEnd"/>
+      <w:r>
+        <w:rPr>
+          <w:rFonts w:ascii="Courier New" w:eastAsia="Times New Roman" w:hAnsi="Courier New" w:cs="Courier New"/>
+          <w:color w:val="CF8E6D"/>
+          <w:kern w:val="0"/>
+          <w:sz w:val="20"/>
+          <w:szCs w:val="20"/>
+          <w:lang w:eastAsia="pl-PL"/>
+          <w14:ligatures w14:val="none"/>
+        </w:rPr>
+        <w:t>NEW</w:t>
+      </w:r>
+      <w:r>
+        <w:rPr>
+          <w:rFonts w:ascii="Courier New" w:eastAsia="Times New Roman" w:hAnsi="Courier New" w:cs="Courier New"/>
+          <w:color w:val="BCBEC4"/>
+          <w:kern w:val="0"/>
+          <w:sz w:val="20"/>
+          <w:szCs w:val="20"/>
+          <w:lang w:eastAsia="pl-PL"/>
+          <w14:ligatures w14:val="none"/>
+        </w:rPr>
+        <w:t>.</w:t>
+      </w:r>
+      <w:r>
+        <w:rPr>
+          <w:rFonts w:ascii="Courier New" w:eastAsia="Times New Roman" w:hAnsi="Courier New" w:cs="Courier New"/>
+          <w:color w:val="C77DBB"/>
+          <w:kern w:val="0"/>
+          <w:sz w:val="20"/>
+          <w:szCs w:val="20"/>
+          <w:lang w:eastAsia="pl-PL"/>
+          <w14:ligatures w14:val="none"/>
+        </w:rPr>
+        <w:t>data_zakonczenia</w:t>
+      </w:r>
+      <w:proofErr w:type="spellEnd"/>
+      <w:r>
+        <w:rPr>
+          <w:rFonts w:ascii="Courier New" w:eastAsia="Times New Roman" w:hAnsi="Courier New" w:cs="Courier New"/>
+          <w:color w:val="BCBEC4"/>
+          <w:kern w:val="0"/>
+          <w:sz w:val="20"/>
+          <w:szCs w:val="20"/>
+          <w:lang w:eastAsia="pl-PL"/>
+          <w14:ligatures w14:val="none"/>
+        </w:rPr>
+        <w:t xml:space="preserve">, </w:t>
+      </w:r>
+      <w:proofErr w:type="spellStart"/>
+      <w:r>
+        <w:rPr>
+          <w:rFonts w:ascii="Courier New" w:eastAsia="Times New Roman" w:hAnsi="Courier New" w:cs="Courier New"/>
+          <w:color w:val="CF8E6D"/>
+          <w:kern w:val="0"/>
+          <w:sz w:val="20"/>
+          <w:szCs w:val="20"/>
+          <w:lang w:eastAsia="pl-PL"/>
+          <w14:ligatures w14:val="none"/>
+        </w:rPr>
+        <w:t>NEW</w:t>
+      </w:r>
+      <w:r>
+        <w:rPr>
+          <w:rFonts w:ascii="Courier New" w:eastAsia="Times New Roman" w:hAnsi="Courier New" w:cs="Courier New"/>
+          <w:color w:val="BCBEC4"/>
+          <w:kern w:val="0"/>
+          <w:sz w:val="20"/>
+          <w:szCs w:val="20"/>
+          <w:lang w:eastAsia="pl-PL"/>
+          <w14:ligatures w14:val="none"/>
+        </w:rPr>
+        <w:t>.</w:t>
+      </w:r>
+      <w:r>
+        <w:rPr>
+          <w:rFonts w:ascii="Courier New" w:eastAsia="Times New Roman" w:hAnsi="Courier New" w:cs="Courier New"/>
+          <w:color w:val="C77DBB"/>
+          <w:kern w:val="0"/>
+          <w:sz w:val="20"/>
+          <w:szCs w:val="20"/>
+          <w:lang w:eastAsia="pl-PL"/>
+          <w14:ligatures w14:val="none"/>
+        </w:rPr>
+        <w:t>data_zalozenia</w:t>
+      </w:r>
+      <w:proofErr w:type="spellEnd"/>
+      <w:r>
+        <w:rPr>
+          <w:rFonts w:ascii="Courier New" w:eastAsia="Times New Roman" w:hAnsi="Courier New" w:cs="Courier New"/>
+          <w:color w:val="BCBEC4"/>
+          <w:kern w:val="0"/>
+          <w:sz w:val="20"/>
+          <w:szCs w:val="20"/>
+          <w:lang w:eastAsia="pl-PL"/>
+          <w14:ligatures w14:val="none"/>
+        </w:rPr>
+        <w:t xml:space="preserve">)) * </w:t>
+      </w:r>
+      <w:r>
+        <w:rPr>
+          <w:rFonts w:ascii="Courier New" w:eastAsia="Times New Roman" w:hAnsi="Courier New" w:cs="Courier New"/>
+          <w:color w:val="2AACB8"/>
+          <w:kern w:val="0"/>
+          <w:sz w:val="20"/>
+          <w:szCs w:val="20"/>
+          <w:lang w:eastAsia="pl-PL"/>
+          <w14:ligatures w14:val="none"/>
+        </w:rPr>
+        <w:t xml:space="preserve">12 </w:t>
+      </w:r>
+      <w:r>
+        <w:rPr>
+          <w:rFonts w:ascii="Courier New" w:eastAsia="Times New Roman" w:hAnsi="Courier New" w:cs="Courier New"/>
+          <w:color w:val="BCBEC4"/>
+          <w:kern w:val="0"/>
+          <w:sz w:val="20"/>
+          <w:szCs w:val="20"/>
+          <w:lang w:eastAsia="pl-PL"/>
+          <w14:ligatures w14:val="none"/>
+        </w:rPr>
+        <w:t>+</w:t>
+      </w:r>
+      <w:r>
+        <w:rPr>
+          <w:rFonts w:ascii="Courier New" w:eastAsia="Times New Roman" w:hAnsi="Courier New" w:cs="Courier New"/>
+          <w:color w:val="BCBEC4"/>
+          <w:kern w:val="0"/>
+          <w:sz w:val="20"/>
+          <w:szCs w:val="20"/>
+          <w:lang w:eastAsia="pl-PL"/>
+          <w14:ligatures w14:val="none"/>
+        </w:rPr>
+        <w:br/>
+        <w:t xml:space="preserve">                        </w:t>
+      </w:r>
+      <w:proofErr w:type="gramStart"/>
       <w:r>
         <w:rPr>
           <w:rFonts w:ascii="Courier New" w:eastAsia="Times New Roman" w:hAnsi="Courier New" w:cs="Courier New"/>
@@ -30442,6 +31367,46 @@
           <w:lang w:eastAsia="pl-PL"/>
           <w14:ligatures w14:val="none"/>
         </w:rPr>
+        <w:t>EXTRACT</w:t>
+      </w:r>
+      <w:r>
+        <w:rPr>
+          <w:rFonts w:ascii="Courier New" w:eastAsia="Times New Roman" w:hAnsi="Courier New" w:cs="Courier New"/>
+          <w:color w:val="BCBEC4"/>
+          <w:kern w:val="0"/>
+          <w:sz w:val="20"/>
+          <w:szCs w:val="20"/>
+          <w:lang w:eastAsia="pl-PL"/>
+          <w14:ligatures w14:val="none"/>
+        </w:rPr>
+        <w:t>(</w:t>
+      </w:r>
+      <w:proofErr w:type="gramEnd"/>
+      <w:r>
+        <w:rPr>
+          <w:rFonts w:ascii="Courier New" w:eastAsia="Times New Roman" w:hAnsi="Courier New" w:cs="Courier New"/>
+          <w:color w:val="CF8E6D"/>
+          <w:kern w:val="0"/>
+          <w:sz w:val="20"/>
+          <w:szCs w:val="20"/>
+          <w:lang w:eastAsia="pl-PL"/>
+          <w14:ligatures w14:val="none"/>
+        </w:rPr>
+        <w:t xml:space="preserve">MONTH FROM </w:t>
+      </w:r>
+      <w:proofErr w:type="gramStart"/>
+      <w:r>
+        <w:rPr>
+          <w:rFonts w:ascii="Courier New" w:eastAsia="Times New Roman" w:hAnsi="Courier New" w:cs="Courier New"/>
+          <w:i/>
+          <w:iCs/>
+          <w:color w:val="57AAF7"/>
+          <w:kern w:val="0"/>
+          <w:sz w:val="20"/>
+          <w:szCs w:val="20"/>
+          <w:lang w:eastAsia="pl-PL"/>
+          <w14:ligatures w14:val="none"/>
+        </w:rPr>
         <w:t>AGE</w:t>
       </w:r>
       <w:r>
@@ -30457,6 +31422,7 @@
         <w:t>(</w:t>
       </w:r>
       <w:proofErr w:type="spellStart"/>
+      <w:proofErr w:type="gramEnd"/>
       <w:r>
         <w:rPr>
           <w:rFonts w:ascii="Courier New" w:eastAsia="Times New Roman" w:hAnsi="Courier New" w:cs="Courier New"/>
@@ -30517,6 +31483,7 @@
           <w:lang w:eastAsia="pl-PL"/>
           <w14:ligatures w14:val="none"/>
         </w:rPr>
+        <w:lastRenderedPageBreak/>
         <w:t>NEW</w:t>
       </w:r>
       <w:r>
@@ -30616,9 +31583,9 @@
           <w:lang w:eastAsia="pl-PL"/>
           <w14:ligatures w14:val="none"/>
         </w:rPr>
-        <w:t>kwota_koncowa</w:t>
-      </w:r>
-      <w:proofErr w:type="spellEnd"/>
+        <w:t>kwota_</w:t>
+      </w:r>
+      <w:proofErr w:type="gramStart"/>
       <w:r>
         <w:rPr>
           <w:rFonts w:ascii="Courier New" w:eastAsia="Times New Roman" w:hAnsi="Courier New" w:cs="Courier New"/>
@@ -30629,6 +31596,19 @@
           <w:lang w:eastAsia="pl-PL"/>
           <w14:ligatures w14:val="none"/>
         </w:rPr>
+        <w:t>koncowa</w:t>
+      </w:r>
+      <w:proofErr w:type="spellEnd"/>
+      <w:r>
+        <w:rPr>
+          <w:rFonts w:ascii="Courier New" w:eastAsia="Times New Roman" w:hAnsi="Courier New" w:cs="Courier New"/>
+          <w:color w:val="C77DBB"/>
+          <w:kern w:val="0"/>
+          <w:sz w:val="20"/>
+          <w:szCs w:val="20"/>
+          <w:lang w:eastAsia="pl-PL"/>
+          <w14:ligatures w14:val="none"/>
+        </w:rPr>
         <w:t xml:space="preserve"> </w:t>
       </w:r>
       <w:r>
@@ -30641,7 +31621,20 @@
           <w:lang w:eastAsia="pl-PL"/>
           <w14:ligatures w14:val="none"/>
         </w:rPr>
-        <w:t xml:space="preserve">:= </w:t>
+        <w:t>:</w:t>
+      </w:r>
+      <w:proofErr w:type="gramEnd"/>
+      <w:r>
+        <w:rPr>
+          <w:rFonts w:ascii="Courier New" w:eastAsia="Times New Roman" w:hAnsi="Courier New" w:cs="Courier New"/>
+          <w:color w:val="BCBEC4"/>
+          <w:kern w:val="0"/>
+          <w:sz w:val="20"/>
+          <w:szCs w:val="20"/>
+          <w:lang w:eastAsia="pl-PL"/>
+          <w14:ligatures w14:val="none"/>
+        </w:rPr>
+        <w:t xml:space="preserve">= </w:t>
       </w:r>
       <w:proofErr w:type="spellStart"/>
       <w:r>
@@ -30716,9 +31709,23 @@
           <w14:ligatures w14:val="none"/>
         </w:rPr>
         <w:br/>
-        <w:t xml:space="preserve">                         (</w:t>
-      </w:r>
-      <w:proofErr w:type="spellStart"/>
+        <w:t xml:space="preserve">                      </w:t>
+      </w:r>
+      <w:proofErr w:type="gramStart"/>
+      <w:r>
+        <w:rPr>
+          <w:rFonts w:ascii="Courier New" w:eastAsia="Times New Roman" w:hAnsi="Courier New" w:cs="Courier New"/>
+          <w:color w:val="BCBEC4"/>
+          <w:kern w:val="0"/>
+          <w:sz w:val="20"/>
+          <w:szCs w:val="20"/>
+          <w:lang w:eastAsia="pl-PL"/>
+          <w14:ligatures w14:val="none"/>
+        </w:rPr>
+        <w:t xml:space="preserve">   (</w:t>
+      </w:r>
+      <w:proofErr w:type="spellStart"/>
+      <w:proofErr w:type="gramEnd"/>
       <w:r>
         <w:rPr>
           <w:rFonts w:ascii="Courier New" w:eastAsia="Times New Roman" w:hAnsi="Courier New" w:cs="Courier New"/>
@@ -31197,7 +32204,6 @@
           <w:lang w:val="en-US" w:eastAsia="pl-PL"/>
           <w14:ligatures w14:val="none"/>
         </w:rPr>
-        <w:lastRenderedPageBreak/>
         <w:t>FOR EACH ROW</w:t>
       </w:r>
       <w:r>
@@ -31226,7 +32232,22 @@
           <w:lang w:val="en-US" w:eastAsia="pl-PL"/>
           <w14:ligatures w14:val="none"/>
         </w:rPr>
-        <w:t>oblicz_lokate</w:t>
+        <w:t>oblicz_</w:t>
+      </w:r>
+      <w:proofErr w:type="gramStart"/>
+      <w:r>
+        <w:rPr>
+          <w:rFonts w:ascii="Courier New" w:eastAsia="Times New Roman" w:hAnsi="Courier New" w:cs="Courier New"/>
+          <w:i/>
+          <w:iCs/>
+          <w:color w:val="57AAF7"/>
+          <w:kern w:val="0"/>
+          <w:sz w:val="20"/>
+          <w:szCs w:val="20"/>
+          <w:lang w:val="en-US" w:eastAsia="pl-PL"/>
+          <w14:ligatures w14:val="none"/>
+        </w:rPr>
+        <w:t>lokate</w:t>
       </w:r>
       <w:proofErr w:type="spellEnd"/>
       <w:r>
@@ -31241,6 +32262,7 @@
         </w:rPr>
         <w:t>();</w:t>
       </w:r>
+      <w:proofErr w:type="gramEnd"/>
     </w:p>
     <w:p>
       <w:pPr>
@@ -31272,7 +32294,23 @@
           <w:sz w:val="26"/>
           <w:szCs w:val="26"/>
         </w:rPr>
-        <w:t xml:space="preserve"> ustawiający typ konta na konto „młodzieżowe” w przypadku w którym wiek klienta posiadającego to konto jest mniejszy niż 26 lat.</w:t>
+        <w:t xml:space="preserve"> ustawiający typ konta na konto „młodzieżowe” w </w:t>
+      </w:r>
+      <w:proofErr w:type="gramStart"/>
+      <w:r>
+        <w:rPr>
+          <w:sz w:val="26"/>
+          <w:szCs w:val="26"/>
+        </w:rPr>
+        <w:t>przypadku</w:t>
+      </w:r>
+      <w:proofErr w:type="gramEnd"/>
+      <w:r>
+        <w:rPr>
+          <w:sz w:val="26"/>
+          <w:szCs w:val="26"/>
+        </w:rPr>
+        <w:t xml:space="preserve"> w którym wiek klienta posiadającego to konto jest mniejszy niż 26 lat.</w:t>
       </w:r>
     </w:p>
     <w:p>
@@ -32515,7 +33553,22 @@
           <w:lang w:val="en-US" w:eastAsia="pl-PL"/>
           <w14:ligatures w14:val="none"/>
         </w:rPr>
-        <w:t>sprawdz_wiek_i_ustaw_typ</w:t>
+        <w:t>sprawdz_wiek_i_ustaw_</w:t>
+      </w:r>
+      <w:proofErr w:type="gramStart"/>
+      <w:r>
+        <w:rPr>
+          <w:rFonts w:ascii="Courier New" w:eastAsia="Times New Roman" w:hAnsi="Courier New" w:cs="Courier New"/>
+          <w:i/>
+          <w:iCs/>
+          <w:color w:val="57AAF7"/>
+          <w:kern w:val="0"/>
+          <w:sz w:val="20"/>
+          <w:szCs w:val="20"/>
+          <w:lang w:val="en-US" w:eastAsia="pl-PL"/>
+          <w14:ligatures w14:val="none"/>
+        </w:rPr>
+        <w:t>typ</w:t>
       </w:r>
       <w:proofErr w:type="spellEnd"/>
       <w:r>
@@ -32530,6 +33583,7 @@
         </w:rPr>
         <w:t>();</w:t>
       </w:r>
+      <w:proofErr w:type="gramEnd"/>
     </w:p>
     <w:p>
       <w:pPr>
@@ -32913,6 +33967,18 @@
           <w14:ligatures w14:val="none"/>
         </w:rPr>
         <w:br/>
+      </w:r>
+      <w:r>
+        <w:rPr>
+          <w:rFonts w:ascii="Courier New" w:eastAsia="Times New Roman" w:hAnsi="Courier New" w:cs="Courier New"/>
+          <w:color w:val="CF8E6D"/>
+          <w:kern w:val="0"/>
+          <w:sz w:val="20"/>
+          <w:szCs w:val="20"/>
+          <w:lang w:eastAsia="pl-PL"/>
+          <w14:ligatures w14:val="none"/>
+        </w:rPr>
+        <w:lastRenderedPageBreak/>
         <w:t xml:space="preserve">        INSERT INTO </w:t>
       </w:r>
       <w:proofErr w:type="spellStart"/>
@@ -33526,7 +34592,33 @@
           <w:lang w:val="en-US" w:eastAsia="pl-PL"/>
           <w14:ligatures w14:val="none"/>
         </w:rPr>
-        <w:t xml:space="preserve">' lub </w:t>
+        <w:t xml:space="preserve">' </w:t>
+      </w:r>
+      <w:proofErr w:type="spellStart"/>
+      <w:r>
+        <w:rPr>
+          <w:rFonts w:ascii="Courier New" w:eastAsia="Times New Roman" w:hAnsi="Courier New" w:cs="Courier New"/>
+          <w:color w:val="7A7E85"/>
+          <w:kern w:val="0"/>
+          <w:sz w:val="20"/>
+          <w:szCs w:val="20"/>
+          <w:lang w:val="en-US" w:eastAsia="pl-PL"/>
+          <w14:ligatures w14:val="none"/>
+        </w:rPr>
+        <w:t>lub</w:t>
+      </w:r>
+      <w:proofErr w:type="spellEnd"/>
+      <w:r>
+        <w:rPr>
+          <w:rFonts w:ascii="Courier New" w:eastAsia="Times New Roman" w:hAnsi="Courier New" w:cs="Courier New"/>
+          <w:color w:val="7A7E85"/>
+          <w:kern w:val="0"/>
+          <w:sz w:val="20"/>
+          <w:szCs w:val="20"/>
+          <w:lang w:val="en-US" w:eastAsia="pl-PL"/>
+          <w14:ligatures w14:val="none"/>
+        </w:rPr>
+        <w:t xml:space="preserve"> </w:t>
       </w:r>
       <w:proofErr w:type="spellStart"/>
       <w:r>
@@ -33931,7 +35023,22 @@
           <w:lang w:val="en-US" w:eastAsia="pl-PL"/>
           <w14:ligatures w14:val="none"/>
         </w:rPr>
-        <w:t>loguj_zmiane_salda</w:t>
+        <w:t>loguj_zmiane_</w:t>
+      </w:r>
+      <w:proofErr w:type="gramStart"/>
+      <w:r>
+        <w:rPr>
+          <w:rFonts w:ascii="Courier New" w:eastAsia="Times New Roman" w:hAnsi="Courier New" w:cs="Courier New"/>
+          <w:i/>
+          <w:iCs/>
+          <w:color w:val="57AAF7"/>
+          <w:kern w:val="0"/>
+          <w:sz w:val="20"/>
+          <w:szCs w:val="20"/>
+          <w:lang w:val="en-US" w:eastAsia="pl-PL"/>
+          <w14:ligatures w14:val="none"/>
+        </w:rPr>
+        <w:t>salda</w:t>
       </w:r>
       <w:proofErr w:type="spellEnd"/>
       <w:r>
@@ -33946,6 +35053,7 @@
         </w:rPr>
         <w:t>();</w:t>
       </w:r>
+      <w:proofErr w:type="gramEnd"/>
     </w:p>
     <w:p>
       <w:pPr>
@@ -33977,7 +35085,23 @@
           <w:sz w:val="26"/>
           <w:szCs w:val="26"/>
         </w:rPr>
-        <w:t xml:space="preserve"> sprawdzający, czy wpisana data,</w:t>
+        <w:t xml:space="preserve"> </w:t>
+      </w:r>
+      <w:proofErr w:type="gramStart"/>
+      <w:r>
+        <w:rPr>
+          <w:sz w:val="26"/>
+          <w:szCs w:val="26"/>
+        </w:rPr>
+        <w:t>sprawdzający,</w:t>
+      </w:r>
+      <w:proofErr w:type="gramEnd"/>
+      <w:r>
+        <w:rPr>
+          <w:sz w:val="26"/>
+          <w:szCs w:val="26"/>
+        </w:rPr>
+        <w:t xml:space="preserve"> czy wpisana data,</w:t>
       </w:r>
       <w:r>
         <w:rPr>
@@ -35207,7 +36331,23 @@
           <w:sz w:val="26"/>
           <w:szCs w:val="26"/>
         </w:rPr>
-        <w:t>Zostaje on dodany do tabeli Karty, oraz tabeli Lokaty</w:t>
+        <w:t xml:space="preserve">Zostaje on dodany do tabeli </w:t>
+      </w:r>
+      <w:proofErr w:type="gramStart"/>
+      <w:r>
+        <w:rPr>
+          <w:sz w:val="26"/>
+          <w:szCs w:val="26"/>
+        </w:rPr>
+        <w:t>Karty,</w:t>
+      </w:r>
+      <w:proofErr w:type="gramEnd"/>
+      <w:r>
+        <w:rPr>
+          <w:sz w:val="26"/>
+          <w:szCs w:val="26"/>
+        </w:rPr>
+        <w:t xml:space="preserve"> oraz tabeli Lokaty</w:t>
       </w:r>
     </w:p>
     <w:p>
@@ -35252,6 +36392,7 @@
           <w:lang w:val="en-US" w:eastAsia="pl-PL"/>
           <w14:ligatures w14:val="none"/>
         </w:rPr>
+        <w:lastRenderedPageBreak/>
         <w:t xml:space="preserve">CREATE TRIGGER </w:t>
       </w:r>
       <w:proofErr w:type="spellStart"/>
@@ -35409,6 +36550,7 @@
         </w:rPr>
         <w:t>'</w:t>
       </w:r>
+      <w:proofErr w:type="gramStart"/>
       <w:r>
         <w:rPr>
           <w:rFonts w:ascii="Courier New" w:eastAsia="Times New Roman" w:hAnsi="Courier New" w:cs="Courier New"/>
@@ -35421,6 +36563,7 @@
         </w:rPr>
         <w:t>);</w:t>
       </w:r>
+      <w:proofErr w:type="gramEnd"/>
     </w:p>
     <w:p>
       <w:pPr>
@@ -35567,7 +36710,6 @@
           <w:lang w:val="en-US" w:eastAsia="pl-PL"/>
           <w14:ligatures w14:val="none"/>
         </w:rPr>
-        <w:lastRenderedPageBreak/>
         <w:t>FOR EACH ROW</w:t>
       </w:r>
       <w:r>
@@ -35649,6 +36791,7 @@
         </w:rPr>
         <w:t>'</w:t>
       </w:r>
+      <w:proofErr w:type="gramStart"/>
       <w:r>
         <w:rPr>
           <w:rFonts w:ascii="Courier New" w:eastAsia="Times New Roman" w:hAnsi="Courier New" w:cs="Courier New"/>
@@ -35661,6 +36804,7 @@
         </w:rPr>
         <w:t>);</w:t>
       </w:r>
+      <w:proofErr w:type="gramEnd"/>
     </w:p>
     <w:p>
       <w:pPr>
@@ -35673,7 +36817,7 @@
     </w:p>
     <w:p>
       <w:pPr>
-        <w:pStyle w:val="Title"/>
+        <w:pStyle w:val="Tytu"/>
       </w:pPr>
       <w:r>
         <w:t>Analityka i optymalizacja</w:t>
@@ -35699,7 +36843,7 @@
     </w:p>
     <w:p>
       <w:pPr>
-        <w:pStyle w:val="Heading2"/>
+        <w:pStyle w:val="Nagwek2"/>
       </w:pPr>
       <w:r>
         <w:t>Ranking klientów (funkcje okna)</w:t>
@@ -35740,7 +36884,29 @@
           <w:szCs w:val="26"/>
           <w:lang w:val="en-US"/>
         </w:rPr>
-        <w:t xml:space="preserve">DENSE_RANK() OVER (PARTITION BY </w:t>
+        <w:t>DENSE_</w:t>
+      </w:r>
+      <w:proofErr w:type="gramStart"/>
+      <w:r>
+        <w:rPr>
+          <w:rStyle w:val="s2"/>
+          <w:rFonts w:asciiTheme="minorHAnsi" w:eastAsiaTheme="majorEastAsia" w:hAnsiTheme="minorHAnsi"/>
+          <w:sz w:val="26"/>
+          <w:szCs w:val="26"/>
+          <w:lang w:val="en-US"/>
+        </w:rPr>
+        <w:t>RANK(</w:t>
+      </w:r>
+      <w:proofErr w:type="gramEnd"/>
+      <w:r>
+        <w:rPr>
+          <w:rStyle w:val="s2"/>
+          <w:rFonts w:asciiTheme="minorHAnsi" w:eastAsiaTheme="majorEastAsia" w:hAnsiTheme="minorHAnsi"/>
+          <w:sz w:val="26"/>
+          <w:szCs w:val="26"/>
+          <w:lang w:val="en-US"/>
+        </w:rPr>
+        <w:t xml:space="preserve">) OVER (PARTITION BY </w:t>
       </w:r>
       <w:proofErr w:type="spellStart"/>
       <w:r>
@@ -35784,7 +36950,7 @@
     </w:p>
     <w:p>
       <w:pPr>
-        <w:pStyle w:val="Heading2"/>
+        <w:pStyle w:val="Nagwek2"/>
       </w:pPr>
       <w:r>
         <w:t>Analiza przepływów finansowych (funkcja LAG)</w:t>
@@ -35807,6 +36973,7 @@
         </w:rPr>
         <w:t xml:space="preserve">Funkcja </w:t>
       </w:r>
+      <w:proofErr w:type="gramStart"/>
       <w:r>
         <w:rPr>
           <w:rStyle w:val="s2"/>
@@ -35814,7 +36981,17 @@
           <w:sz w:val="26"/>
           <w:szCs w:val="26"/>
         </w:rPr>
-        <w:t>LAG()</w:t>
+        <w:t>LAG(</w:t>
+      </w:r>
+      <w:proofErr w:type="gramEnd"/>
+      <w:r>
+        <w:rPr>
+          <w:rStyle w:val="s2"/>
+          <w:rFonts w:asciiTheme="minorHAnsi" w:eastAsiaTheme="majorEastAsia" w:hAnsiTheme="minorHAnsi"/>
+          <w:sz w:val="26"/>
+          <w:szCs w:val="26"/>
+        </w:rPr>
+        <w:t>)</w:t>
       </w:r>
       <w:r>
         <w:rPr>
@@ -35827,7 +37004,7 @@
     </w:p>
     <w:p>
       <w:pPr>
-        <w:pStyle w:val="Heading2"/>
+        <w:pStyle w:val="Nagwek2"/>
       </w:pPr>
       <w:r>
         <w:t>Widoki zmaterializowane</w:t>
@@ -35903,6 +37080,7 @@
           <w:sz w:val="26"/>
           <w:szCs w:val="26"/>
         </w:rPr>
+        <w:lastRenderedPageBreak/>
         <w:t>W efekcie czas dostępu do raportów został skrócony z kilkudziesięciu milisekund do wartości praktycznie niezauważalnych dla użytkownika.</w:t>
       </w:r>
     </w:p>
@@ -35928,16 +37106,15 @@
     </w:p>
     <w:p>
       <w:pPr>
-        <w:pStyle w:val="Title"/>
+        <w:pStyle w:val="Tytu"/>
       </w:pPr>
       <w:r>
-        <w:lastRenderedPageBreak/>
         <w:t>Testy wydajnościowe</w:t>
       </w:r>
     </w:p>
     <w:p>
       <w:pPr>
-        <w:pStyle w:val="Heading3"/>
+        <w:pStyle w:val="Nagwek3"/>
       </w:pPr>
       <w:r>
         <w:t>Testy wydajnościowe</w:t>
@@ -35998,7 +37175,7 @@
     </w:p>
     <w:p>
       <w:pPr>
-        <w:pStyle w:val="Heading2"/>
+        <w:pStyle w:val="Nagwek2"/>
       </w:pPr>
       <w:r>
         <w:t>Scenariusz testowy</w:t>
@@ -36074,7 +37251,7 @@
     </w:p>
     <w:p>
       <w:pPr>
-        <w:pStyle w:val="Heading2"/>
+        <w:pStyle w:val="Nagwek2"/>
       </w:pPr>
       <w:r>
         <w:t>Pomiar przed optymalizacją (</w:t>
@@ -36194,7 +37371,7 @@
     </w:p>
     <w:p>
       <w:pPr>
-        <w:pStyle w:val="Heading2"/>
+        <w:pStyle w:val="Nagwek2"/>
       </w:pPr>
       <w:r>
         <w:t>Pomiar po dodaniu indeksu (Index Scan)</w:t>
@@ -36306,6 +37483,7 @@
           <w:sz w:val="26"/>
           <w:szCs w:val="26"/>
         </w:rPr>
+        <w:lastRenderedPageBreak/>
         <w:drawing>
           <wp:inline distT="0" distB="0" distL="0" distR="0" wp14:anchorId="2BA1F2E5" wp14:editId="6775C294">
             <wp:extent cx="5760720" cy="858520"/>
@@ -36358,7 +37536,6 @@
           <w:sz w:val="26"/>
           <w:szCs w:val="26"/>
         </w:rPr>
-        <w:lastRenderedPageBreak/>
         <w:t>Zastosowanie indeksu pozwoliło bazie danych na bezpośrednie dotarcie do poszukiwanego rekordu z wykorzystaniem struktury drzewiastej. W rezultacie czas wykonania zapytania został skrócony z ponad 13 ms do ułamka milisekundy.</w:t>
       </w:r>
     </w:p>
@@ -38455,15 +39632,15 @@
     <w:lsdException w:name="Unresolved Mention" w:semiHidden="1" w:unhideWhenUsed="1"/>
     <w:lsdException w:name="Smart Link" w:semiHidden="1" w:unhideWhenUsed="1"/>
   </w:latentStyles>
-  <w:style w:type="paragraph" w:default="1" w:styleId="Normal">
+  <w:style w:type="paragraph" w:default="1" w:styleId="Normalny">
     <w:name w:val="Normal"/>
     <w:qFormat/>
   </w:style>
-  <w:style w:type="paragraph" w:styleId="Heading1">
+  <w:style w:type="paragraph" w:styleId="Nagwek1">
     <w:name w:val="heading 1"/>
-    <w:basedOn w:val="Normal"/>
-    <w:next w:val="Normal"/>
-    <w:link w:val="Heading1Char"/>
+    <w:basedOn w:val="Normalny"/>
+    <w:next w:val="Normalny"/>
+    <w:link w:val="Nagwek1Znak"/>
     <w:uiPriority w:val="9"/>
     <w:qFormat/>
     <w:rsid w:val="00E706E4"/>
@@ -38480,11 +39657,11 @@
       <w:szCs w:val="40"/>
     </w:rPr>
   </w:style>
-  <w:style w:type="paragraph" w:styleId="Heading2">
+  <w:style w:type="paragraph" w:styleId="Nagwek2">
     <w:name w:val="heading 2"/>
-    <w:basedOn w:val="Normal"/>
-    <w:next w:val="Normal"/>
-    <w:link w:val="Heading2Char"/>
+    <w:basedOn w:val="Normalny"/>
+    <w:next w:val="Normalny"/>
+    <w:link w:val="Nagwek2Znak"/>
     <w:uiPriority w:val="9"/>
     <w:unhideWhenUsed/>
     <w:qFormat/>
@@ -38502,11 +39679,11 @@
       <w:szCs w:val="32"/>
     </w:rPr>
   </w:style>
-  <w:style w:type="paragraph" w:styleId="Heading3">
+  <w:style w:type="paragraph" w:styleId="Nagwek3">
     <w:name w:val="heading 3"/>
-    <w:basedOn w:val="Normal"/>
-    <w:next w:val="Normal"/>
-    <w:link w:val="Heading3Char"/>
+    <w:basedOn w:val="Normalny"/>
+    <w:next w:val="Normalny"/>
+    <w:link w:val="Nagwek3Znak"/>
     <w:uiPriority w:val="9"/>
     <w:unhideWhenUsed/>
     <w:qFormat/>
@@ -38524,11 +39701,11 @@
       <w:szCs w:val="28"/>
     </w:rPr>
   </w:style>
-  <w:style w:type="paragraph" w:styleId="Heading4">
+  <w:style w:type="paragraph" w:styleId="Nagwek4">
     <w:name w:val="heading 4"/>
-    <w:basedOn w:val="Normal"/>
-    <w:next w:val="Normal"/>
-    <w:link w:val="Heading4Char"/>
+    <w:basedOn w:val="Normalny"/>
+    <w:next w:val="Normalny"/>
+    <w:link w:val="Nagwek4Znak"/>
     <w:uiPriority w:val="9"/>
     <w:unhideWhenUsed/>
     <w:qFormat/>
@@ -38546,11 +39723,11 @@
       <w:color w:val="0F4761" w:themeColor="accent1" w:themeShade="BF"/>
     </w:rPr>
   </w:style>
-  <w:style w:type="paragraph" w:styleId="Heading5">
+  <w:style w:type="paragraph" w:styleId="Nagwek5">
     <w:name w:val="heading 5"/>
-    <w:basedOn w:val="Normal"/>
-    <w:next w:val="Normal"/>
-    <w:link w:val="Heading5Char"/>
+    <w:basedOn w:val="Normalny"/>
+    <w:next w:val="Normalny"/>
+    <w:link w:val="Nagwek5Znak"/>
     <w:uiPriority w:val="9"/>
     <w:semiHidden/>
     <w:unhideWhenUsed/>
@@ -38567,11 +39744,11 @@
       <w:color w:val="0F4761" w:themeColor="accent1" w:themeShade="BF"/>
     </w:rPr>
   </w:style>
-  <w:style w:type="paragraph" w:styleId="Heading6">
+  <w:style w:type="paragraph" w:styleId="Nagwek6">
     <w:name w:val="heading 6"/>
-    <w:basedOn w:val="Normal"/>
-    <w:next w:val="Normal"/>
-    <w:link w:val="Heading6Char"/>
+    <w:basedOn w:val="Normalny"/>
+    <w:next w:val="Normalny"/>
+    <w:link w:val="Nagwek6Znak"/>
     <w:uiPriority w:val="9"/>
     <w:semiHidden/>
     <w:unhideWhenUsed/>
@@ -38590,11 +39767,11 @@
       <w:color w:val="595959" w:themeColor="text1" w:themeTint="A6"/>
     </w:rPr>
   </w:style>
-  <w:style w:type="paragraph" w:styleId="Heading7">
+  <w:style w:type="paragraph" w:styleId="Nagwek7">
     <w:name w:val="heading 7"/>
-    <w:basedOn w:val="Normal"/>
-    <w:next w:val="Normal"/>
-    <w:link w:val="Heading7Char"/>
+    <w:basedOn w:val="Normalny"/>
+    <w:next w:val="Normalny"/>
+    <w:link w:val="Nagwek7Znak"/>
     <w:uiPriority w:val="9"/>
     <w:semiHidden/>
     <w:unhideWhenUsed/>
@@ -38611,11 +39788,11 @@
       <w:color w:val="595959" w:themeColor="text1" w:themeTint="A6"/>
     </w:rPr>
   </w:style>
-  <w:style w:type="paragraph" w:styleId="Heading8">
+  <w:style w:type="paragraph" w:styleId="Nagwek8">
     <w:name w:val="heading 8"/>
-    <w:basedOn w:val="Normal"/>
-    <w:next w:val="Normal"/>
-    <w:link w:val="Heading8Char"/>
+    <w:basedOn w:val="Normalny"/>
+    <w:next w:val="Normalny"/>
+    <w:link w:val="Nagwek8Znak"/>
     <w:uiPriority w:val="9"/>
     <w:semiHidden/>
     <w:unhideWhenUsed/>
@@ -38634,11 +39811,11 @@
       <w:color w:val="272727" w:themeColor="text1" w:themeTint="D8"/>
     </w:rPr>
   </w:style>
-  <w:style w:type="paragraph" w:styleId="Heading9">
+  <w:style w:type="paragraph" w:styleId="Nagwek9">
     <w:name w:val="heading 9"/>
-    <w:basedOn w:val="Normal"/>
-    <w:next w:val="Normal"/>
-    <w:link w:val="Heading9Char"/>
+    <w:basedOn w:val="Normalny"/>
+    <w:next w:val="Normalny"/>
+    <w:link w:val="Nagwek9Znak"/>
     <w:uiPriority w:val="9"/>
     <w:semiHidden/>
     <w:unhideWhenUsed/>
@@ -38655,12 +39832,13 @@
       <w:color w:val="272727" w:themeColor="text1" w:themeTint="D8"/>
     </w:rPr>
   </w:style>
-  <w:style w:type="character" w:default="1" w:styleId="DefaultParagraphFont">
+  <w:style w:type="character" w:default="1" w:styleId="Domylnaczcionkaakapitu">
     <w:name w:val="Default Paragraph Font"/>
     <w:uiPriority w:val="1"/>
+    <w:semiHidden/>
     <w:unhideWhenUsed/>
   </w:style>
-  <w:style w:type="table" w:default="1" w:styleId="TableNormal">
+  <w:style w:type="table" w:default="1" w:styleId="Standardowy">
     <w:name w:val="Normal Table"/>
     <w:uiPriority w:val="99"/>
     <w:semiHidden/>
@@ -38675,16 +39853,16 @@
       </w:tblCellMar>
     </w:tblPr>
   </w:style>
-  <w:style w:type="numbering" w:default="1" w:styleId="NoList">
+  <w:style w:type="numbering" w:default="1" w:styleId="Bezlisty">
     <w:name w:val="No List"/>
     <w:uiPriority w:val="99"/>
     <w:semiHidden/>
     <w:unhideWhenUsed/>
   </w:style>
-  <w:style w:type="character" w:customStyle="1" w:styleId="Heading1Char">
-    <w:name w:val="Heading 1 Char"/>
-    <w:basedOn w:val="DefaultParagraphFont"/>
-    <w:link w:val="Heading1"/>
+  <w:style w:type="character" w:customStyle="1" w:styleId="Nagwek1Znak">
+    <w:name w:val="Nagłówek 1 Znak"/>
+    <w:basedOn w:val="Domylnaczcionkaakapitu"/>
+    <w:link w:val="Nagwek1"/>
     <w:uiPriority w:val="9"/>
     <w:rsid w:val="00E706E4"/>
     <w:rPr>
@@ -38694,10 +39872,10 @@
       <w:szCs w:val="40"/>
     </w:rPr>
   </w:style>
-  <w:style w:type="character" w:customStyle="1" w:styleId="Heading2Char">
-    <w:name w:val="Heading 2 Char"/>
-    <w:basedOn w:val="DefaultParagraphFont"/>
-    <w:link w:val="Heading2"/>
+  <w:style w:type="character" w:customStyle="1" w:styleId="Nagwek2Znak">
+    <w:name w:val="Nagłówek 2 Znak"/>
+    <w:basedOn w:val="Domylnaczcionkaakapitu"/>
+    <w:link w:val="Nagwek2"/>
     <w:uiPriority w:val="9"/>
     <w:rsid w:val="00E706E4"/>
     <w:rPr>
@@ -38707,10 +39885,10 @@
       <w:szCs w:val="32"/>
     </w:rPr>
   </w:style>
-  <w:style w:type="character" w:customStyle="1" w:styleId="Heading3Char">
-    <w:name w:val="Heading 3 Char"/>
-    <w:basedOn w:val="DefaultParagraphFont"/>
-    <w:link w:val="Heading3"/>
+  <w:style w:type="character" w:customStyle="1" w:styleId="Nagwek3Znak">
+    <w:name w:val="Nagłówek 3 Znak"/>
+    <w:basedOn w:val="Domylnaczcionkaakapitu"/>
+    <w:link w:val="Nagwek3"/>
     <w:uiPriority w:val="9"/>
     <w:rsid w:val="00E706E4"/>
     <w:rPr>
@@ -38720,10 +39898,10 @@
       <w:szCs w:val="28"/>
     </w:rPr>
   </w:style>
-  <w:style w:type="character" w:customStyle="1" w:styleId="Heading4Char">
-    <w:name w:val="Heading 4 Char"/>
-    <w:basedOn w:val="DefaultParagraphFont"/>
-    <w:link w:val="Heading4"/>
+  <w:style w:type="character" w:customStyle="1" w:styleId="Nagwek4Znak">
+    <w:name w:val="Nagłówek 4 Znak"/>
+    <w:basedOn w:val="Domylnaczcionkaakapitu"/>
+    <w:link w:val="Nagwek4"/>
     <w:uiPriority w:val="9"/>
     <w:rsid w:val="00E706E4"/>
     <w:rPr>
@@ -38733,10 +39911,10 @@
       <w:color w:val="0F4761" w:themeColor="accent1" w:themeShade="BF"/>
     </w:rPr>
   </w:style>
-  <w:style w:type="character" w:customStyle="1" w:styleId="Heading5Char">
-    <w:name w:val="Heading 5 Char"/>
-    <w:basedOn w:val="DefaultParagraphFont"/>
-    <w:link w:val="Heading5"/>
+  <w:style w:type="character" w:customStyle="1" w:styleId="Nagwek5Znak">
+    <w:name w:val="Nagłówek 5 Znak"/>
+    <w:basedOn w:val="Domylnaczcionkaakapitu"/>
+    <w:link w:val="Nagwek5"/>
     <w:uiPriority w:val="9"/>
     <w:semiHidden/>
     <w:rsid w:val="00E706E4"/>
@@ -38745,10 +39923,10 @@
       <w:color w:val="0F4761" w:themeColor="accent1" w:themeShade="BF"/>
     </w:rPr>
   </w:style>
-  <w:style w:type="character" w:customStyle="1" w:styleId="Heading6Char">
-    <w:name w:val="Heading 6 Char"/>
-    <w:basedOn w:val="DefaultParagraphFont"/>
-    <w:link w:val="Heading6"/>
+  <w:style w:type="character" w:customStyle="1" w:styleId="Nagwek6Znak">
+    <w:name w:val="Nagłówek 6 Znak"/>
+    <w:basedOn w:val="Domylnaczcionkaakapitu"/>
+    <w:link w:val="Nagwek6"/>
     <w:uiPriority w:val="9"/>
     <w:semiHidden/>
     <w:rsid w:val="00E706E4"/>
@@ -38759,10 +39937,10 @@
       <w:color w:val="595959" w:themeColor="text1" w:themeTint="A6"/>
     </w:rPr>
   </w:style>
-  <w:style w:type="character" w:customStyle="1" w:styleId="Heading7Char">
-    <w:name w:val="Heading 7 Char"/>
-    <w:basedOn w:val="DefaultParagraphFont"/>
-    <w:link w:val="Heading7"/>
+  <w:style w:type="character" w:customStyle="1" w:styleId="Nagwek7Znak">
+    <w:name w:val="Nagłówek 7 Znak"/>
+    <w:basedOn w:val="Domylnaczcionkaakapitu"/>
+    <w:link w:val="Nagwek7"/>
     <w:uiPriority w:val="9"/>
     <w:semiHidden/>
     <w:rsid w:val="00E706E4"/>
@@ -38771,10 +39949,10 @@
       <w:color w:val="595959" w:themeColor="text1" w:themeTint="A6"/>
     </w:rPr>
   </w:style>
-  <w:style w:type="character" w:customStyle="1" w:styleId="Heading8Char">
-    <w:name w:val="Heading 8 Char"/>
-    <w:basedOn w:val="DefaultParagraphFont"/>
-    <w:link w:val="Heading8"/>
+  <w:style w:type="character" w:customStyle="1" w:styleId="Nagwek8Znak">
+    <w:name w:val="Nagłówek 8 Znak"/>
+    <w:basedOn w:val="Domylnaczcionkaakapitu"/>
+    <w:link w:val="Nagwek8"/>
     <w:uiPriority w:val="9"/>
     <w:semiHidden/>
     <w:rsid w:val="00E706E4"/>
@@ -38785,10 +39963,10 @@
       <w:color w:val="272727" w:themeColor="text1" w:themeTint="D8"/>
     </w:rPr>
   </w:style>
-  <w:style w:type="character" w:customStyle="1" w:styleId="Heading9Char">
-    <w:name w:val="Heading 9 Char"/>
-    <w:basedOn w:val="DefaultParagraphFont"/>
-    <w:link w:val="Heading9"/>
+  <w:style w:type="character" w:customStyle="1" w:styleId="Nagwek9Znak">
+    <w:name w:val="Nagłówek 9 Znak"/>
+    <w:basedOn w:val="Domylnaczcionkaakapitu"/>
+    <w:link w:val="Nagwek9"/>
     <w:uiPriority w:val="9"/>
     <w:semiHidden/>
     <w:rsid w:val="00E706E4"/>
@@ -38797,11 +39975,11 @@
       <w:color w:val="272727" w:themeColor="text1" w:themeTint="D8"/>
     </w:rPr>
   </w:style>
-  <w:style w:type="paragraph" w:styleId="Title">
+  <w:style w:type="paragraph" w:styleId="Tytu">
     <w:name w:val="Title"/>
-    <w:basedOn w:val="Normal"/>
-    <w:next w:val="Normal"/>
-    <w:link w:val="TitleChar"/>
+    <w:basedOn w:val="Normalny"/>
+    <w:next w:val="Normalny"/>
+    <w:link w:val="TytuZnak"/>
     <w:uiPriority w:val="10"/>
     <w:qFormat/>
     <w:rsid w:val="00E706E4"/>
@@ -38817,10 +39995,10 @@
       <w:szCs w:val="56"/>
     </w:rPr>
   </w:style>
-  <w:style w:type="character" w:customStyle="1" w:styleId="TitleChar">
-    <w:name w:val="Title Char"/>
-    <w:basedOn w:val="DefaultParagraphFont"/>
-    <w:link w:val="Title"/>
+  <w:style w:type="character" w:customStyle="1" w:styleId="TytuZnak">
+    <w:name w:val="Tytuł Znak"/>
+    <w:basedOn w:val="Domylnaczcionkaakapitu"/>
+    <w:link w:val="Tytu"/>
     <w:uiPriority w:val="10"/>
     <w:rsid w:val="00E706E4"/>
     <w:rPr>
@@ -38831,11 +40009,11 @@
       <w:szCs w:val="56"/>
     </w:rPr>
   </w:style>
-  <w:style w:type="paragraph" w:styleId="Subtitle">
+  <w:style w:type="paragraph" w:styleId="Podtytu">
     <w:name w:val="Subtitle"/>
-    <w:basedOn w:val="Normal"/>
-    <w:next w:val="Normal"/>
-    <w:link w:val="SubtitleChar"/>
+    <w:basedOn w:val="Normalny"/>
+    <w:next w:val="Normalny"/>
+    <w:link w:val="PodtytuZnak"/>
     <w:uiPriority w:val="11"/>
     <w:qFormat/>
     <w:rsid w:val="00E706E4"/>
@@ -38852,10 +40030,10 @@
       <w:szCs w:val="28"/>
     </w:rPr>
   </w:style>
-  <w:style w:type="character" w:customStyle="1" w:styleId="SubtitleChar">
-    <w:name w:val="Subtitle Char"/>
-    <w:basedOn w:val="DefaultParagraphFont"/>
-    <w:link w:val="Subtitle"/>
+  <w:style w:type="character" w:customStyle="1" w:styleId="PodtytuZnak">
+    <w:name w:val="Podtytuł Znak"/>
+    <w:basedOn w:val="Domylnaczcionkaakapitu"/>
+    <w:link w:val="Podtytu"/>
     <w:uiPriority w:val="11"/>
     <w:rsid w:val="00E706E4"/>
     <w:rPr>
@@ -38866,11 +40044,11 @@
       <w:szCs w:val="28"/>
     </w:rPr>
   </w:style>
-  <w:style w:type="paragraph" w:styleId="Quote">
+  <w:style w:type="paragraph" w:styleId="Cytat">
     <w:name w:val="Quote"/>
-    <w:basedOn w:val="Normal"/>
-    <w:next w:val="Normal"/>
-    <w:link w:val="QuoteChar"/>
+    <w:basedOn w:val="Normalny"/>
+    <w:next w:val="Normalny"/>
+    <w:link w:val="CytatZnak"/>
     <w:uiPriority w:val="29"/>
     <w:qFormat/>
     <w:rsid w:val="00E706E4"/>
@@ -38884,10 +40062,10 @@
       <w:color w:val="404040" w:themeColor="text1" w:themeTint="BF"/>
     </w:rPr>
   </w:style>
-  <w:style w:type="character" w:customStyle="1" w:styleId="QuoteChar">
-    <w:name w:val="Quote Char"/>
-    <w:basedOn w:val="DefaultParagraphFont"/>
-    <w:link w:val="Quote"/>
+  <w:style w:type="character" w:customStyle="1" w:styleId="CytatZnak">
+    <w:name w:val="Cytat Znak"/>
+    <w:basedOn w:val="Domylnaczcionkaakapitu"/>
+    <w:link w:val="Cytat"/>
     <w:uiPriority w:val="29"/>
     <w:rsid w:val="00E706E4"/>
     <w:rPr>
@@ -38896,9 +40074,9 @@
       <w:color w:val="404040" w:themeColor="text1" w:themeTint="BF"/>
     </w:rPr>
   </w:style>
-  <w:style w:type="paragraph" w:styleId="ListParagraph">
+  <w:style w:type="paragraph" w:styleId="Akapitzlist">
     <w:name w:val="List Paragraph"/>
-    <w:basedOn w:val="Normal"/>
+    <w:basedOn w:val="Normalny"/>
     <w:uiPriority w:val="34"/>
     <w:qFormat/>
     <w:rsid w:val="00E706E4"/>
@@ -38907,9 +40085,9 @@
       <w:contextualSpacing/>
     </w:pPr>
   </w:style>
-  <w:style w:type="character" w:styleId="IntenseEmphasis">
+  <w:style w:type="character" w:styleId="Wyrnienieintensywne">
     <w:name w:val="Intense Emphasis"/>
-    <w:basedOn w:val="DefaultParagraphFont"/>
+    <w:basedOn w:val="Domylnaczcionkaakapitu"/>
     <w:uiPriority w:val="21"/>
     <w:qFormat/>
     <w:rsid w:val="00E706E4"/>
@@ -38919,11 +40097,11 @@
       <w:color w:val="0F4761" w:themeColor="accent1" w:themeShade="BF"/>
     </w:rPr>
   </w:style>
-  <w:style w:type="paragraph" w:styleId="IntenseQuote">
+  <w:style w:type="paragraph" w:styleId="Cytatintensywny">
     <w:name w:val="Intense Quote"/>
-    <w:basedOn w:val="Normal"/>
-    <w:next w:val="Normal"/>
-    <w:link w:val="IntenseQuoteChar"/>
+    <w:basedOn w:val="Normalny"/>
+    <w:next w:val="Normalny"/>
+    <w:link w:val="CytatintensywnyZnak"/>
     <w:uiPriority w:val="30"/>
     <w:qFormat/>
     <w:rsid w:val="00E706E4"/>
@@ -38942,10 +40120,10 @@
       <w:color w:val="0F4761" w:themeColor="accent1" w:themeShade="BF"/>
     </w:rPr>
   </w:style>
-  <w:style w:type="character" w:customStyle="1" w:styleId="IntenseQuoteChar">
-    <w:name w:val="Intense Quote Char"/>
-    <w:basedOn w:val="DefaultParagraphFont"/>
-    <w:link w:val="IntenseQuote"/>
+  <w:style w:type="character" w:customStyle="1" w:styleId="CytatintensywnyZnak">
+    <w:name w:val="Cytat intensywny Znak"/>
+    <w:basedOn w:val="Domylnaczcionkaakapitu"/>
+    <w:link w:val="Cytatintensywny"/>
     <w:uiPriority w:val="30"/>
     <w:rsid w:val="00E706E4"/>
     <w:rPr>
@@ -38954,9 +40132,9 @@
       <w:color w:val="0F4761" w:themeColor="accent1" w:themeShade="BF"/>
     </w:rPr>
   </w:style>
-  <w:style w:type="character" w:styleId="IntenseReference">
+  <w:style w:type="character" w:styleId="Odwoanieintensywne">
     <w:name w:val="Intense Reference"/>
-    <w:basedOn w:val="DefaultParagraphFont"/>
+    <w:basedOn w:val="Domylnaczcionkaakapitu"/>
     <w:uiPriority w:val="32"/>
     <w:qFormat/>
     <w:rsid w:val="00E706E4"/>
@@ -38968,10 +40146,10 @@
       <w:spacing w:val="5"/>
     </w:rPr>
   </w:style>
-  <w:style w:type="paragraph" w:styleId="HTMLPreformatted">
+  <w:style w:type="paragraph" w:styleId="HTML-wstpniesformatowany">
     <w:name w:val="HTML Preformatted"/>
-    <w:basedOn w:val="Normal"/>
-    <w:link w:val="HTMLPreformattedChar"/>
+    <w:basedOn w:val="Normalny"/>
+    <w:link w:val="HTML-wstpniesformatowanyZnak"/>
     <w:uiPriority w:val="99"/>
     <w:semiHidden/>
     <w:unhideWhenUsed/>
@@ -38985,10 +40163,10 @@
       <w:szCs w:val="20"/>
     </w:rPr>
   </w:style>
-  <w:style w:type="character" w:customStyle="1" w:styleId="HTMLPreformattedChar">
-    <w:name w:val="HTML Preformatted Char"/>
-    <w:basedOn w:val="DefaultParagraphFont"/>
-    <w:link w:val="HTMLPreformatted"/>
+  <w:style w:type="character" w:customStyle="1" w:styleId="HTML-wstpniesformatowanyZnak">
+    <w:name w:val="HTML - wstępnie sformatowany Znak"/>
+    <w:basedOn w:val="Domylnaczcionkaakapitu"/>
+    <w:link w:val="HTML-wstpniesformatowany"/>
     <w:uiPriority w:val="99"/>
     <w:semiHidden/>
     <w:rsid w:val="00AF5EF4"/>
@@ -38998,9 +40176,9 @@
       <w:szCs w:val="20"/>
     </w:rPr>
   </w:style>
-  <w:style w:type="paragraph" w:styleId="NormalWeb">
+  <w:style w:type="paragraph" w:styleId="NormalnyWeb">
     <w:name w:val="Normal (Web)"/>
-    <w:basedOn w:val="Normal"/>
+    <w:basedOn w:val="Normalny"/>
     <w:uiPriority w:val="99"/>
     <w:unhideWhenUsed/>
     <w:rsid w:val="003A5DB6"/>
@@ -39016,12 +40194,12 @@
   </w:style>
   <w:style w:type="character" w:customStyle="1" w:styleId="apple-converted-space">
     <w:name w:val="apple-converted-space"/>
-    <w:basedOn w:val="DefaultParagraphFont"/>
+    <w:basedOn w:val="Domylnaczcionkaakapitu"/>
     <w:rsid w:val="003A5DB6"/>
   </w:style>
-  <w:style w:type="character" w:styleId="HTMLCode">
+  <w:style w:type="character" w:styleId="HTML-kod">
     <w:name w:val="HTML Code"/>
-    <w:basedOn w:val="DefaultParagraphFont"/>
+    <w:basedOn w:val="Domylnaczcionkaakapitu"/>
     <w:uiPriority w:val="99"/>
     <w:semiHidden/>
     <w:unhideWhenUsed/>
@@ -39034,7 +40212,7 @@
   </w:style>
   <w:style w:type="paragraph" w:customStyle="1" w:styleId="p2">
     <w:name w:val="p2"/>
-    <w:basedOn w:val="Normal"/>
+    <w:basedOn w:val="Normalny"/>
     <w:rsid w:val="00D94668"/>
     <w:pPr>
       <w:spacing w:before="100" w:beforeAutospacing="1" w:after="100" w:afterAutospacing="1" w:line="240" w:lineRule="auto"/>
@@ -39048,7 +40226,7 @@
   </w:style>
   <w:style w:type="paragraph" w:customStyle="1" w:styleId="p3">
     <w:name w:val="p3"/>
-    <w:basedOn w:val="Normal"/>
+    <w:basedOn w:val="Normalny"/>
     <w:rsid w:val="00D94668"/>
     <w:pPr>
       <w:spacing w:before="100" w:beforeAutospacing="1" w:after="100" w:afterAutospacing="1" w:line="240" w:lineRule="auto"/>
@@ -39062,7 +40240,7 @@
   </w:style>
   <w:style w:type="paragraph" w:customStyle="1" w:styleId="p4">
     <w:name w:val="p4"/>
-    <w:basedOn w:val="Normal"/>
+    <w:basedOn w:val="Normalny"/>
     <w:rsid w:val="00D94668"/>
     <w:pPr>
       <w:spacing w:before="100" w:beforeAutospacing="1" w:after="100" w:afterAutospacing="1" w:line="240" w:lineRule="auto"/>
@@ -39076,12 +40254,12 @@
   </w:style>
   <w:style w:type="character" w:customStyle="1" w:styleId="s2">
     <w:name w:val="s2"/>
-    <w:basedOn w:val="DefaultParagraphFont"/>
+    <w:basedOn w:val="Domylnaczcionkaakapitu"/>
     <w:rsid w:val="00D94668"/>
   </w:style>
   <w:style w:type="paragraph" w:customStyle="1" w:styleId="p1">
     <w:name w:val="p1"/>
-    <w:basedOn w:val="Normal"/>
+    <w:basedOn w:val="Normalny"/>
     <w:rsid w:val="00D94668"/>
     <w:pPr>
       <w:spacing w:before="100" w:beforeAutospacing="1" w:after="100" w:afterAutospacing="1" w:line="240" w:lineRule="auto"/>
